--- a/downloads/teacher/ai-7-week-10.docx
+++ b/downloads/teacher/ai-7-week-10.docx
@@ -1974,6 +1974,396 @@
         <w:t>For the Reproducible AI Research Study, retain an annotated worked trace and the changed-case reasoning. Connect the claim to its records, units and assumptions so another investigator can challenge or reproduce it.</w:t>
       </w:r>
     </w:p>
+    <w:p>
+      <w:pPr>
+        <w:pStyle w:val="Heading1"/>
+      </w:pPr>
+      <w:r>
+        <w:t>07. Prepare, teach and assess</w:t>
+      </w:r>
+    </w:p>
+    <w:p>
+      <w:r>
+        <w:t>Teaching target: Explain the mechanism and terminology of confounders and controls</w:t>
+      </w:r>
+    </w:p>
+    <w:p>
+      <w:r>
+        <w:t>Prepare the labelled worked-case picture, the matching workbook, fictional input cards and a place for individual responses. Check a local Python 3 environment before class; have a paper-trace version ready.</w:t>
+      </w:r>
+    </w:p>
+    <w:tbl>
+      <w:tblPr>
+        <w:tblStyle w:val="LightShading-Accent1"/>
+        <w:tblW w:type="auto" w:w="0"/>
+        <w:tblLook w:firstColumn="1" w:firstRow="1" w:lastColumn="0" w:lastRow="0" w:noHBand="0" w:noVBand="1" w:val="04A0"/>
+      </w:tblPr>
+      <w:tblGrid>
+        <w:gridCol w:w="3408"/>
+        <w:gridCol w:w="3408"/>
+        <w:gridCol w:w="3408"/>
+      </w:tblGrid>
+      <w:tr>
+        <w:trPr>
+          <w:tblHeader/>
+        </w:trPr>
+        <w:tc>
+          <w:tcPr>
+            <w:tcW w:type="dxa" w:w="3408"/>
+          </w:tcPr>
+          <w:p>
+            <w:r>
+              <w:t>Session</w:t>
+            </w:r>
+          </w:p>
+        </w:tc>
+        <w:tc>
+          <w:tcPr>
+            <w:tcW w:type="dxa" w:w="3408"/>
+          </w:tcPr>
+          <w:p>
+            <w:r>
+              <w:t>Plan</w:t>
+            </w:r>
+          </w:p>
+        </w:tc>
+        <w:tc>
+          <w:tcPr>
+            <w:tcW w:type="dxa" w:w="3408"/>
+          </w:tcPr>
+          <w:p>
+            <w:r>
+              <w:t>Resources</w:t>
+            </w:r>
+          </w:p>
+        </w:tc>
+      </w:tr>
+      <w:tr>
+        <w:tc>
+          <w:tcPr>
+            <w:tcW w:type="dxa" w:w="3408"/>
+          </w:tcPr>
+          <w:p>
+            <w:r>
+              <w:t>Session 1 · Understand · 45 min</w:t>
+            </w:r>
+          </w:p>
+        </w:tc>
+        <w:tc>
+          <w:tcPr>
+            <w:tcW w:type="dxa" w:w="3408"/>
+          </w:tcPr>
+          <w:p>
+            <w:r>
+              <w:t>0–7: recall and prerequisite; 7–15: inspect the concrete case and predict; 15–30: teacher models the worked trace; 30–40: learners explain a step using the text and visual; 40–45: check the core idea.</w:t>
+            </w:r>
+          </w:p>
+        </w:tc>
+        <w:tc>
+          <w:tcPr>
+            <w:tcW w:type="dxa" w:w="3408"/>
+          </w:tcPr>
+          <w:p>
+            <w:r>
+              <w:t>Sections 1–6; record the brief recall in the workbook.</w:t>
+            </w:r>
+          </w:p>
+        </w:tc>
+      </w:tr>
+      <w:tr>
+        <w:tc>
+          <w:tcPr>
+            <w:tcW w:type="dxa" w:w="3408"/>
+          </w:tcPr>
+          <w:p>
+            <w:r>
+              <w:t>Session 2 · Practise · 45 min</w:t>
+            </w:r>
+          </w:p>
+        </w:tc>
+        <w:tc>
+          <w:tcPr>
+            <w:tcW w:type="dxa" w:w="3408"/>
+          </w:tcPr>
+          <w:p>
+            <w:r>
+              <w:t>0–5: retrieve the procedure; 5–15: W2 completion practice; 15–23: explain and check with a partner; 23–30: each learner answers the misconception check; 30–40: targeted reteaching or a harder variation; 40–45: prepare the investigation.</w:t>
+            </w:r>
+          </w:p>
+        </w:tc>
+        <w:tc>
+          <w:tcPr>
+            <w:tcW w:type="dxa" w:w="3408"/>
+          </w:tcPr>
+          <w:p>
+            <w:r>
+              <w:t>Sections 7–10; use the matching workbook W2 and misconception check.</w:t>
+            </w:r>
+          </w:p>
+        </w:tc>
+      </w:tr>
+      <w:tr>
+        <w:tc>
+          <w:tcPr>
+            <w:tcW w:type="dxa" w:w="3408"/>
+          </w:tcPr>
+          <w:p>
+            <w:r>
+              <w:t>Session 3 · Investigate and transfer · 45 min</w:t>
+            </w:r>
+          </w:p>
+        </w:tc>
+        <w:tc>
+          <w:tcPr>
+            <w:tcW w:type="dxa" w:w="3408"/>
+          </w:tcPr>
+          <w:p>
+            <w:r>
+              <w:t>0–5: retrieve the decision rule; 5–20: investigate or trace; 20–30: start the independent case; 30–38: connect the project; 38–43: act on feedback; 43–45: plan the return check.</w:t>
+            </w:r>
+          </w:p>
+        </w:tc>
+        <w:tc>
+          <w:tcPr>
+            <w:tcW w:type="dxa" w:w="3408"/>
+          </w:tcPr>
+          <w:p>
+            <w:r>
+              <w:t>Sections 9 and 11–14. Give extra time to finish the full task set; use Section 15 when the week includes a coding lab.</w:t>
+            </w:r>
+          </w:p>
+        </w:tc>
+      </w:tr>
+    </w:tbl>
+    <w:p>
+      <w:r>
+        <w:t>Before class, solve the supported practice: New method uses better corpus and different queries while old method uses the original set. Show the intermediate steps and give the conclusion with its scope.</w:t>
+      </w:r>
+    </w:p>
+    <w:p>
+      <w:r>
+        <w:t>Reasoned practice answer: Teacher explanation: Corpus and case differences confound the method effect. Rerun matched inputs or report a whole-system comparison without isolation.</w:t>
+      </w:r>
+    </w:p>
+    <w:p>
+      <w:r>
+        <w:t>Check every learner before discussion: Use the worked case for Confounders and controls. Proposed explanation: “The worked result establishes every future case”. Decide whether this explanation is supported. Point to the step or supplied fact that decides; explain your repair if needed.</w:t>
+      </w:r>
+    </w:p>
+    <w:p>
+      <w:r>
+        <w:t>Misconception repair: Controls address specified alternatives, not every possible unknown confounder.</w:t>
+      </w:r>
+    </w:p>
+    <w:p>
+      <w:r>
+        <w:t>Support: read the exact case aloud, enlarge the labelled picture, supply input cards and model only the first deciding step. Accept a spoken explanation or drawing; retain the reasoning goal.</w:t>
+      </w:r>
+    </w:p>
+    <w:p>
+      <w:r>
+        <w:t>Extension: New cases still use only healthy-white and spotted-blue. Require a prediction and a reason before comparing. Expected result: The collection does not resolve the background confounding. Reason: The same two variables remain coupled instead of being varied separately.</w:t>
+      </w:r>
+    </w:p>
+    <w:p>
+      <w:r>
+        <w:t>Independent assessment: withhold the reserved answer until the learner has attempted the new case. Record support separately from correctness.</w:t>
+      </w:r>
+    </w:p>
+    <w:tbl>
+      <w:tblPr>
+        <w:tblStyle w:val="LightShading-Accent1"/>
+        <w:tblW w:type="auto" w:w="0"/>
+        <w:tblLook w:firstColumn="1" w:firstRow="1" w:lastColumn="0" w:lastRow="0" w:noHBand="0" w:noVBand="1" w:val="04A0"/>
+      </w:tblPr>
+      <w:tblGrid>
+        <w:gridCol w:w="2556"/>
+        <w:gridCol w:w="2556"/>
+        <w:gridCol w:w="2556"/>
+        <w:gridCol w:w="2556"/>
+      </w:tblGrid>
+      <w:tr>
+        <w:trPr>
+          <w:tblHeader/>
+        </w:trPr>
+        <w:tc>
+          <w:tcPr>
+            <w:tcW w:type="dxa" w:w="2556"/>
+          </w:tcPr>
+          <w:p>
+            <w:r>
+              <w:t>Criterion</w:t>
+            </w:r>
+          </w:p>
+        </w:tc>
+        <w:tc>
+          <w:tcPr>
+            <w:tcW w:type="dxa" w:w="2556"/>
+          </w:tcPr>
+          <w:p>
+            <w:r>
+              <w:t>Not yet</w:t>
+            </w:r>
+          </w:p>
+        </w:tc>
+        <w:tc>
+          <w:tcPr>
+            <w:tcW w:type="dxa" w:w="2556"/>
+          </w:tcPr>
+          <w:p>
+            <w:r>
+              <w:t>With support</w:t>
+            </w:r>
+          </w:p>
+        </w:tc>
+        <w:tc>
+          <w:tcPr>
+            <w:tcW w:type="dxa" w:w="2556"/>
+          </w:tcPr>
+          <w:p>
+            <w:r>
+              <w:t>Independent</w:t>
+            </w:r>
+          </w:p>
+        </w:tc>
+      </w:tr>
+      <w:tr>
+        <w:tc>
+          <w:tcPr>
+            <w:tcW w:type="dxa" w:w="2556"/>
+          </w:tcPr>
+          <w:p>
+            <w:r>
+              <w:t>Explanation</w:t>
+            </w:r>
+          </w:p>
+        </w:tc>
+        <w:tc>
+          <w:tcPr>
+            <w:tcW w:type="dxa" w:w="2556"/>
+          </w:tcPr>
+          <w:p>
+            <w:r>
+              <w:t>Names an answer without a deciding fact</w:t>
+            </w:r>
+          </w:p>
+        </w:tc>
+        <w:tc>
+          <w:tcPr>
+            <w:tcW w:type="dxa" w:w="2556"/>
+          </w:tcPr>
+          <w:p>
+            <w:r>
+              <w:t>Uses a hint to link fact and decision</w:t>
+            </w:r>
+          </w:p>
+        </w:tc>
+        <w:tc>
+          <w:tcPr>
+            <w:tcW w:type="dxa" w:w="2556"/>
+          </w:tcPr>
+          <w:p>
+            <w:r>
+              <w:t>Explains the deciding fact in own words</w:t>
+            </w:r>
+          </w:p>
+        </w:tc>
+      </w:tr>
+      <w:tr>
+        <w:tc>
+          <w:tcPr>
+            <w:tcW w:type="dxa" w:w="2556"/>
+          </w:tcPr>
+          <w:p>
+            <w:r>
+              <w:t>Trace or test</w:t>
+            </w:r>
+          </w:p>
+        </w:tc>
+        <w:tc>
+          <w:tcPr>
+            <w:tcW w:type="dxa" w:w="2556"/>
+          </w:tcPr>
+          <w:p>
+            <w:r>
+              <w:t>Cannot connect input and result</w:t>
+            </w:r>
+          </w:p>
+        </w:tc>
+        <w:tc>
+          <w:tcPr>
+            <w:tcW w:type="dxa" w:w="2556"/>
+          </w:tcPr>
+          <w:p>
+            <w:r>
+              <w:t>Completes steps with prompts</w:t>
+            </w:r>
+          </w:p>
+        </w:tc>
+        <w:tc>
+          <w:tcPr>
+            <w:tcW w:type="dxa" w:w="2556"/>
+          </w:tcPr>
+          <w:p>
+            <w:r>
+              <w:t>Traces or tests a changed case accurately</w:t>
+            </w:r>
+          </w:p>
+        </w:tc>
+      </w:tr>
+      <w:tr>
+        <w:tc>
+          <w:tcPr>
+            <w:tcW w:type="dxa" w:w="2556"/>
+          </w:tcPr>
+          <w:p>
+            <w:r>
+              <w:t>Limits and revision</w:t>
+            </w:r>
+          </w:p>
+        </w:tc>
+        <w:tc>
+          <w:tcPr>
+            <w:tcW w:type="dxa" w:w="2556"/>
+          </w:tcPr>
+          <w:p>
+            <w:r>
+              <w:t>Claims more than evidence supports</w:t>
+            </w:r>
+          </w:p>
+        </w:tc>
+        <w:tc>
+          <w:tcPr>
+            <w:tcW w:type="dxa" w:w="2556"/>
+          </w:tcPr>
+          <w:p>
+            <w:r>
+              <w:t>Names a limit after a prompt</w:t>
+            </w:r>
+          </w:p>
+        </w:tc>
+        <w:tc>
+          <w:tcPr>
+            <w:tcW w:type="dxa" w:w="2556"/>
+          </w:tcPr>
+          <w:p>
+            <w:r>
+              <w:t>States a defensible limit and useful next test</w:t>
+            </w:r>
+          </w:p>
+        </w:tc>
+      </w:tr>
+    </w:tbl>
+    <w:p>
+      <w:r>
+        <w:t>Project checkpoint: Make a transparent first version. Keep a trace of how one input becomes an output; explain the rule or learned component.</w:t>
+      </w:r>
+    </w:p>
+    <w:p>
+      <w:r>
+        <w:t>Use the weekly teacher answer for topic-specific reasoning. A saved progress tick is an activity record; judge mastery from the learner’s explanation and evidence.</w:t>
+      </w:r>
+    </w:p>
     <w:sectPr>
       <w:pgSz w:w="12240" w:h="15840"/>
       <w:pgMar w:top="936" w:right="1008" w:bottom="936" w:left="1008" w:header="720" w:footer="720" w:gutter="0"/>

--- a/downloads/teacher/ai-7-week-10.docx
+++ b/downloads/teacher/ai-7-week-10.docx
@@ -2364,6 +2364,39 @@
         <w:t>Use the weekly teacher answer for topic-specific reasoning. A saved progress tick is an activity record; judge mastery from the learner’s explanation and evidence.</w:t>
       </w:r>
     </w:p>
+    <w:p>
+      <w:pPr>
+        <w:pStyle w:val="Heading1"/>
+      </w:pPr>
+      <w:r>
+        <w:t>08. Use feedback, labs and repair paths</w:t>
+      </w:r>
+    </w:p>
+    <w:p>
+      <w:r>
+        <w:t>Use the two formative questions as supported practice, not as independent mastery scores. Discuss the deciding evidence rather than accepting a guessed selection.</w:t>
+      </w:r>
+    </w:p>
+    <w:p>
+      <w:r>
+        <w:t>The feedback comes from the reviewed public worked case. Do not reveal the separately reserved independent teacher answer until the learner has attempted that case.</w:t>
+      </w:r>
+    </w:p>
+    <w:p>
+      <w:r>
+        <w:t>Ask students to predict before running code. Preserve errors and actual outputs; collect a changed test and an explanation. The branch-boundary and indexing lessons deliberately include failure cases.</w:t>
+      </w:r>
+    </w:p>
+    <w:p>
+      <w:r>
+        <w:t>Use the earlier worked-explanation links to address a specific missing building block, then return to the current question. Adapt this suggestion after observing the learner; it is not an automatic diagnosis.</w:t>
+      </w:r>
+    </w:p>
+    <w:p>
+      <w:r>
+        <w:t>Collect the completed-work portfolio as evidence. Record support separately from correctness, and assess explanation, trace/test and limitations. Progress ticks and quiz selections alone do not establish mastery.</w:t>
+      </w:r>
+    </w:p>
     <w:sectPr>
       <w:pgSz w:w="12240" w:h="15840"/>
       <w:pgMar w:top="936" w:right="1008" w:bottom="936" w:left="1008" w:header="720" w:footer="720" w:gutter="0"/>

--- a/downloads/teacher/ai-7-week-10.docx
+++ b/downloads/teacher/ai-7-week-10.docx
@@ -29,16 +29,63 @@
       </w:r>
     </w:p>
     <w:p>
-      <w:pPr>
-        <w:pStyle w:val="Heading3"/>
-      </w:pPr>
-      <w:r>
-        <w:t>Teach the learning cycle</w:t>
+      <w:r>
+        <w:t>Prepare Confounders and controls: check the target, prerequisites, resources and adaptable teaching schedule.</w:t>
       </w:r>
     </w:p>
     <w:p>
-      <w:r>
-        <w:t>Primary target: Explain the mechanism and terminology of confounders and controls</w:t>
+      <w:pPr>
+        <w:pStyle w:val="Heading3"/>
+      </w:pPr>
+      <w:r>
+        <w:t>Teach the learning cycle</w:t>
+      </w:r>
+    </w:p>
+    <w:p>
+      <w:pPr>
+        <w:spacing w:line="336" w:lineRule="auto" w:after="180"/>
+      </w:pPr>
+      <w:r>
+        <w:rPr>
+          <w:b w:val="0"/>
+        </w:rPr>
+        <w:t xml:space="preserve">Primary target: Explain the </w:t>
+      </w:r>
+      <w:r>
+        <w:rPr>
+          <w:b/>
+        </w:rPr>
+        <w:t>mechanism</w:t>
+      </w:r>
+      <w:r>
+        <w:rPr>
+          <w:b w:val="0"/>
+        </w:rPr>
+        <w:t xml:space="preserve"> and terminology of </w:t>
+      </w:r>
+      <w:r>
+        <w:rPr>
+          <w:b/>
+        </w:rPr>
+        <w:t>confounder</w:t>
+      </w:r>
+      <w:r>
+        <w:rPr>
+          <w:b w:val="0"/>
+        </w:rPr>
+        <w:t xml:space="preserve">s and </w:t>
+      </w:r>
+      <w:r>
+        <w:rPr>
+          <w:b/>
+        </w:rPr>
+        <w:t>control</w:t>
+      </w:r>
+      <w:r>
+        <w:rPr>
+          <w:b w:val="0"/>
+        </w:rPr>
+        <w:t>s</w:t>
       </w:r>
     </w:p>
     <w:tbl>
@@ -185,16 +232,37 @@
       </w:tr>
     </w:tbl>
     <w:p>
-      <w:r>
-        <w:t>This is a starting allocation of 135 minutes, not a validated duration. Preserve all named topics. Schedule extra time for connected examples, the full investigation, independent cases and project building. Repeated copies of a case share one recorded attempt; they are not new evidence.</w:t>
+      <w:pPr>
+        <w:spacing w:line="336" w:lineRule="auto" w:after="180"/>
+      </w:pPr>
+      <w:r>
+        <w:rPr>
+          <w:b w:val="0"/>
+        </w:rPr>
+        <w:t>This is a starting allocation of 135 minutes, not a validated duration. Preserve all named topics. Schedule extra time for connected examples, the full investigation, independent cases and project building.</w:t>
       </w:r>
     </w:p>
     <w:p>
       <w:pPr>
-        <w:pStyle w:val="Heading3"/>
-      </w:pPr>
-      <w:r>
-        <w:t>Retrieval answer guidance</w:t>
+        <w:spacing w:line="336" w:lineRule="auto" w:after="180"/>
+      </w:pPr>
+      <w:r>
+        <w:rPr>
+          <w:b w:val="0"/>
+        </w:rPr>
+        <w:t xml:space="preserve">Repeated copies of a case share one recorded attempt; they are not new </w:t>
+      </w:r>
+      <w:r>
+        <w:rPr>
+          <w:b/>
+        </w:rPr>
+        <w:t>evidence</w:t>
+      </w:r>
+      <w:r>
+        <w:rPr>
+          <w:b w:val="0"/>
+        </w:rPr>
+        <w:t>.</w:t>
       </w:r>
     </w:p>
     <w:p>
@@ -202,132 +270,405 @@
         <w:pStyle w:val="Heading3"/>
       </w:pPr>
       <w:r>
-        <w:t>Experimental units and independence</w:t>
+        <w:t>Retrieval answer guidance</w:t>
       </w:r>
     </w:p>
     <w:p>
-      <w:r>
-        <w:t>Without opening the old lesson, explain one key idea from Experimental units and independence. Give an example and a mistake that the idea helps you avoid.</w:t>
+      <w:pPr>
+        <w:pStyle w:val="Heading3"/>
+      </w:pPr>
+      <w:r>
+        <w:t>Experimental units and independence</w:t>
       </w:r>
     </w:p>
     <w:p>
-      <w:r>
-        <w:t>Look for: Explain the mechanism and terminology of experimental units and independence</w:t>
+      <w:pPr>
+        <w:spacing w:line="336" w:lineRule="auto" w:after="180"/>
+      </w:pPr>
+      <w:r>
+        <w:rPr>
+          <w:b w:val="0"/>
+        </w:rPr>
+        <w:t>Without opening the old lesson, explain one key idea from Experimental units and independence. Give an example and a mistake that the idea helps you avoid.</w:t>
       </w:r>
     </w:p>
     <w:p>
-      <w:r>
-        <w:t>Reference example, not the only acceptable wording: Teacher explanation: The experimental unit is the independently assigned or sampled entity. Multiple measurements from one unit are often related. If methods are compared within each query, queries are paired units. Repeated runs within a query estimate run variation but do not increase the number of independent query contexts.</w:t>
+      <w:pPr>
+        <w:spacing w:line="336" w:lineRule="auto" w:after="180"/>
+      </w:pPr>
+      <w:r>
+        <w:rPr>
+          <w:b w:val="0"/>
+        </w:rPr>
+        <w:t xml:space="preserve">Look for: Explain the </w:t>
+      </w:r>
+      <w:r>
+        <w:rPr>
+          <w:b/>
+        </w:rPr>
+        <w:t>mechanism</w:t>
+      </w:r>
+      <w:r>
+        <w:rPr>
+          <w:b w:val="0"/>
+        </w:rPr>
+        <w:t xml:space="preserve"> and terminology of experimental units and independence</w:t>
       </w:r>
     </w:p>
     <w:p>
       <w:pPr>
-        <w:pStyle w:val="Heading3"/>
-      </w:pPr>
-      <w:r>
-        <w:t>Hypotheses and measurable outcomes</w:t>
+        <w:spacing w:line="336" w:lineRule="auto" w:after="180"/>
+      </w:pPr>
+      <w:r>
+        <w:rPr>
+          <w:b w:val="0"/>
+        </w:rPr>
+        <w:t>Reference example, not the only acceptable wording: Teacher explanation: The experimental unit is the independently assigned or sampled entity. Multiple measurements from one unit are often related.</w:t>
       </w:r>
     </w:p>
     <w:p>
-      <w:r>
-        <w:t>Without opening the old lesson, explain one key idea from Hypotheses and measurable outcomes. Give an example and a mistake that the idea helps you avoid.</w:t>
+      <w:pPr>
+        <w:spacing w:line="336" w:lineRule="auto" w:after="180"/>
+      </w:pPr>
+      <w:r>
+        <w:rPr>
+          <w:b w:val="0"/>
+        </w:rPr>
+        <w:t>If methods are compared within each query, queries are paired units. Repeated runs within a query estimate run variation but do not increase the number of independent query contexts.</w:t>
       </w:r>
     </w:p>
     <w:p>
-      <w:r>
-        <w:t>Look for: Explain the mechanism and terminology of hypotheses and measurable outcomes</w:t>
+      <w:pPr>
+        <w:pStyle w:val="Heading3"/>
+      </w:pPr>
+      <w:r>
+        <w:t>Hypotheses and measurable outcomes</w:t>
       </w:r>
     </w:p>
     <w:p>
-      <w:r>
-        <w:t>Reference example, not the only acceptable wording: Teacher explanation: A hypothesis predicts a measurable comparison under stated conditions. Declare primary outcome and direction before inspecting results. Toy hypothesis:method B improves supported-answer rate over baseline A on a reserved paired set. Define support rubric and failure treatment; record secondary outcomes separately.</w:t>
+      <w:pPr>
+        <w:spacing w:line="336" w:lineRule="auto" w:after="180"/>
+      </w:pPr>
+      <w:r>
+        <w:rPr>
+          <w:b w:val="0"/>
+        </w:rPr>
+        <w:t>Without opening the old lesson, explain one key idea from Hypotheses and measurable outcomes. Give an example and a mistake that the idea helps you avoid.</w:t>
       </w:r>
     </w:p>
     <w:p>
       <w:pPr>
-        <w:pStyle w:val="Heading3"/>
-      </w:pPr>
-      <w:r>
-        <w:t>Methods results and limitations</w:t>
+        <w:spacing w:line="336" w:lineRule="auto" w:after="180"/>
+      </w:pPr>
+      <w:r>
+        <w:rPr>
+          <w:b w:val="0"/>
+        </w:rPr>
+        <w:t xml:space="preserve">Look for: Explain the </w:t>
+      </w:r>
+      <w:r>
+        <w:rPr>
+          <w:b/>
+        </w:rPr>
+        <w:t>mechanism</w:t>
+      </w:r>
+      <w:r>
+        <w:rPr>
+          <w:b w:val="0"/>
+        </w:rPr>
+        <w:t xml:space="preserve"> and terminology of hypotheses and measurable outcomes</w:t>
       </w:r>
     </w:p>
     <w:p>
-      <w:r>
-        <w:t>Without opening the old lesson, explain one key idea from Methods results and limitations. Give an example and a mistake that the idea helps you avoid.</w:t>
+      <w:pPr>
+        <w:spacing w:line="336" w:lineRule="auto" w:after="180"/>
+      </w:pPr>
+      <w:r>
+        <w:rPr>
+          <w:b w:val="0"/>
+        </w:rPr>
+        <w:t>Reference example, not the only acceptable wording: Teacher explanation: A hypothesis predicts a measurable comparison under stated conditions. Declare primary outcome and direction before inspecting results.</w:t>
       </w:r>
     </w:p>
     <w:p>
-      <w:r>
-        <w:t>Look for: Explain the mechanism and terminology of methods results and limitations</w:t>
+      <w:pPr>
+        <w:spacing w:line="336" w:lineRule="auto" w:after="180"/>
+      </w:pPr>
+      <w:r>
+        <w:rPr>
+          <w:b w:val="0"/>
+        </w:rPr>
+        <w:t>Toy hypothesis:method B improves supported-answer rate over baseline A on a reserved paired set. Define support rubric and failure treatment; record secondary outcomes separately.</w:t>
       </w:r>
     </w:p>
     <w:p>
-      <w:r>
-        <w:t>Reference example, not the only acceptable wording: Teacher explanation: Methods state what was done; results state observed outcomes; limitations state restrictions on interpretation. Mixing them hides missing evidence. Classify each statement by role and link results to the procedure and denominator. A proposed mechanism is an explanation to test, not an extra observation.</w:t>
+      <w:pPr>
+        <w:pStyle w:val="Heading3"/>
+      </w:pPr>
+      <w:r>
+        <w:t>Methods results and limitations</w:t>
       </w:r>
     </w:p>
     <w:p>
-      <w:r>
-        <w:t>Two 45-minute sessions. A confounder changes alongside the intended factor and can offer another explanation. Controls aim to isolate the proposed mechanism. Use the supplied constructed scenarios to make the mechanism inspectable. Collect W4 before sharing solutions. Students should name intermediate evidence and limitations; classroom pacing and learning effectiveness remain unvalidated.</w:t>
+      <w:pPr>
+        <w:spacing w:line="336" w:lineRule="auto" w:after="180"/>
+      </w:pPr>
+      <w:r>
+        <w:rPr>
+          <w:b w:val="0"/>
+        </w:rPr>
+        <w:t>Without opening the old lesson, explain one key idea from Methods results and limitations. Give an example and a mistake that the idea helps you avoid.</w:t>
       </w:r>
     </w:p>
     <w:p>
       <w:pPr>
-        <w:pStyle w:val="Heading3"/>
-      </w:pPr>
-      <w:r>
-        <w:t>Outcomes</w:t>
+        <w:spacing w:line="336" w:lineRule="auto" w:after="180"/>
+      </w:pPr>
+      <w:r>
+        <w:rPr>
+          <w:b w:val="0"/>
+        </w:rPr>
+        <w:t xml:space="preserve">Look for: Explain the </w:t>
+      </w:r>
+      <w:r>
+        <w:rPr>
+          <w:b/>
+        </w:rPr>
+        <w:t>mechanism</w:t>
+      </w:r>
+      <w:r>
+        <w:rPr>
+          <w:b w:val="0"/>
+        </w:rPr>
+        <w:t xml:space="preserve"> and terminology of methods results and limitations</w:t>
       </w:r>
     </w:p>
     <w:p>
-      <w:r>
-        <w:t>Explain the mechanism and terminology of confounders and controls</w:t>
+      <w:pPr>
+        <w:spacing w:line="336" w:lineRule="auto" w:after="180"/>
+      </w:pPr>
+      <w:r>
+        <w:rPr>
+          <w:b w:val="0"/>
+        </w:rPr>
+        <w:t xml:space="preserve">Reference example, not the only acceptable wording: Teacher explanation: Methods state what was done; results state observed outcomes; limitations state restrictions on interpretation. Mixing them hides missing </w:t>
+      </w:r>
+      <w:r>
+        <w:rPr>
+          <w:b/>
+        </w:rPr>
+        <w:t>evidence</w:t>
+      </w:r>
+      <w:r>
+        <w:rPr>
+          <w:b w:val="0"/>
+        </w:rPr>
+        <w:t>.</w:t>
       </w:r>
     </w:p>
     <w:p>
-      <w:r>
-        <w:t>Apply the stated procedure to a new case with a traceable result</w:t>
+      <w:pPr>
+        <w:spacing w:line="336" w:lineRule="auto" w:after="180"/>
+      </w:pPr>
+      <w:r>
+        <w:rPr>
+          <w:b w:val="0"/>
+        </w:rPr>
+        <w:t xml:space="preserve">Classify each statement by role and link results to the procedure and denominator. A proposed </w:t>
+      </w:r>
+      <w:r>
+        <w:rPr>
+          <w:b/>
+        </w:rPr>
+        <w:t>mechanism</w:t>
+      </w:r>
+      <w:r>
+        <w:rPr>
+          <w:b w:val="0"/>
+        </w:rPr>
+        <w:t xml:space="preserve"> is an explanation to test, not an extra </w:t>
+      </w:r>
+      <w:r>
+        <w:rPr>
+          <w:b/>
+        </w:rPr>
+        <w:t>observation</w:t>
+      </w:r>
+      <w:r>
+        <w:rPr>
+          <w:b w:val="0"/>
+        </w:rPr>
+        <w:t>.</w:t>
       </w:r>
     </w:p>
     <w:p>
-      <w:r>
-        <w:t>Identify an assumption or limitation and design a revealing follow-up</w:t>
+      <w:pPr>
+        <w:spacing w:line="336" w:lineRule="auto" w:after="180"/>
+      </w:pPr>
+      <w:r>
+        <w:rPr>
+          <w:b w:val="0"/>
+        </w:rPr>
+        <w:t xml:space="preserve">Two 45-minute sessions. A </w:t>
+      </w:r>
+      <w:r>
+        <w:rPr>
+          <w:b/>
+        </w:rPr>
+        <w:t>confounder</w:t>
+      </w:r>
+      <w:r>
+        <w:rPr>
+          <w:b w:val="0"/>
+        </w:rPr>
+        <w:t xml:space="preserve"> changes alongside the intended factor and can offer another explanation. </w:t>
+      </w:r>
+      <w:r>
+        <w:rPr>
+          <w:b/>
+        </w:rPr>
+        <w:t>Control</w:t>
+      </w:r>
+      <w:r>
+        <w:rPr>
+          <w:b w:val="0"/>
+        </w:rPr>
+        <w:t xml:space="preserve">s aim to isolate the proposed </w:t>
+      </w:r>
+      <w:r>
+        <w:rPr>
+          <w:b/>
+        </w:rPr>
+        <w:t>mechanism</w:t>
+      </w:r>
+      <w:r>
+        <w:rPr>
+          <w:b w:val="0"/>
+        </w:rPr>
+        <w:t>.</w:t>
       </w:r>
     </w:p>
     <w:p>
       <w:pPr>
-        <w:pStyle w:val="Heading3"/>
-      </w:pPr>
-      <w:r>
-        <w:t>Preparation</w:t>
+        <w:spacing w:line="336" w:lineRule="auto" w:after="180"/>
+      </w:pPr>
+      <w:r>
+        <w:rPr>
+          <w:b w:val="0"/>
+        </w:rPr>
+        <w:t xml:space="preserve">Use the supplied constructed scenarios to make the </w:t>
+      </w:r>
+      <w:r>
+        <w:rPr>
+          <w:b/>
+        </w:rPr>
+        <w:t>mechanism</w:t>
+      </w:r>
+      <w:r>
+        <w:rPr>
+          <w:b w:val="0"/>
+        </w:rPr>
+        <w:t xml:space="preserve"> inspectable. Collect W4 before sharing solutions.</w:t>
       </w:r>
     </w:p>
     <w:p>
-      <w:r>
-        <w:t>Lesson and workbook; paper and pencil</w:t>
+      <w:pPr>
+        <w:spacing w:line="336" w:lineRule="auto" w:after="180"/>
+      </w:pPr>
+      <w:r>
+        <w:rPr>
+          <w:b w:val="0"/>
+        </w:rPr>
+        <w:t xml:space="preserve">Students should name intermediate </w:t>
+      </w:r>
+      <w:r>
+        <w:rPr>
+          <w:b/>
+        </w:rPr>
+        <w:t>evidence</w:t>
+      </w:r>
+      <w:r>
+        <w:rPr>
+          <w:b w:val="0"/>
+        </w:rPr>
+        <w:t xml:space="preserve"> and limitations; classroom pacing and learning effectiveness remain unvalidated.</w:t>
       </w:r>
     </w:p>
     <w:p>
-      <w:r>
-        <w:t>Calculator and optional local Python 3 for arithmetic; no live API or private data</w:t>
+      <w:pPr>
+        <w:pStyle w:val="Heading3"/>
+      </w:pPr>
+      <w:r>
+        <w:t>Outcomes</w:t>
       </w:r>
     </w:p>
     <w:p>
-      <w:r>
-        <w:t>Prepare the fresh retry separately and withhold its solution until after collection</w:t>
+      <w:pPr>
+        <w:spacing w:line="336" w:lineRule="auto" w:after="180"/>
+      </w:pPr>
+      <w:r>
+        <w:rPr>
+          <w:b w:val="0"/>
+        </w:rPr>
+        <w:t xml:space="preserve">Explain the </w:t>
+      </w:r>
+      <w:r>
+        <w:rPr>
+          <w:b/>
+        </w:rPr>
+        <w:t>mechanism</w:t>
+      </w:r>
+      <w:r>
+        <w:rPr>
+          <w:b w:val="0"/>
+        </w:rPr>
+        <w:t xml:space="preserve"> and terminology of </w:t>
+      </w:r>
+      <w:r>
+        <w:rPr>
+          <w:b/>
+        </w:rPr>
+        <w:t>confounder</w:t>
+      </w:r>
+      <w:r>
+        <w:rPr>
+          <w:b w:val="0"/>
+        </w:rPr>
+        <w:t xml:space="preserve">s and </w:t>
+      </w:r>
+      <w:r>
+        <w:rPr>
+          <w:b/>
+        </w:rPr>
+        <w:t>control</w:t>
+      </w:r>
+      <w:r>
+        <w:rPr>
+          <w:b w:val="0"/>
+        </w:rPr>
+        <w:t>s</w:t>
       </w:r>
     </w:p>
     <w:p>
       <w:pPr>
-        <w:pStyle w:val="Heading3"/>
-      </w:pPr>
-      <w:r>
-        <w:t>Prerequisite answer</w:t>
+        <w:spacing w:line="336" w:lineRule="auto" w:after="180"/>
+      </w:pPr>
+      <w:r>
+        <w:rPr>
+          <w:b w:val="0"/>
+        </w:rPr>
+        <w:t>Apply the stated procedure to a new case with a traceable result</w:t>
       </w:r>
     </w:p>
     <w:p>
-      <w:r>
-        <w:t>A result depends on the inputs, procedure and conditions that produced it. Preserve data roles and distinguish observed outcomes from predictions or unmeasured conditions. If the prior concept cannot be explained, use a short retrieval activity before this chapter.</w:t>
+      <w:pPr>
+        <w:spacing w:line="336" w:lineRule="auto" w:after="180"/>
+      </w:pPr>
+      <w:r>
+        <w:rPr>
+          <w:b w:val="0"/>
+        </w:rPr>
+        <w:t>Identify an assumption or limitation and design a revealing follow-up</w:t>
       </w:r>
     </w:p>
     <w:p>
@@ -335,45 +676,303 @@
         <w:pStyle w:val="Heading3"/>
       </w:pPr>
       <w:r>
-        <w:t>End goal for the pictorial case</w:t>
+        <w:t>Preparation</w:t>
       </w:r>
     </w:p>
     <w:p>
-      <w:r>
-        <w:t>Explain confounders and controls using the records and boundaries of this fictional investigation.</w:t>
+      <w:pPr>
+        <w:spacing w:line="336" w:lineRule="auto" w:after="180"/>
+      </w:pPr>
+      <w:r>
+        <w:rPr>
+          <w:b w:val="0"/>
+        </w:rPr>
+        <w:t>Lesson and workbook; paper and pencil</w:t>
       </w:r>
     </w:p>
     <w:p>
-      <w:r>
-        <w:t>This added worked case illustrates the week’s main idea. Retain all original and connected topics; schedule its practice within the teaching cycle.</w:t>
+      <w:pPr>
+        <w:spacing w:line="336" w:lineRule="auto" w:after="180"/>
+      </w:pPr>
+      <w:r>
+        <w:rPr>
+          <w:b w:val="0"/>
+        </w:rPr>
+        <w:t>Calculator and optional local Python 3 for arithmetic; no live API or private data</w:t>
       </w:r>
     </w:p>
     <w:p>
       <w:pPr>
-        <w:pStyle w:val="Heading1"/>
-      </w:pPr>
-      <w:r>
-        <w:t>02. Explain and model the mechanism</w:t>
+        <w:spacing w:line="336" w:lineRule="auto" w:after="180"/>
+      </w:pPr>
+      <w:r>
+        <w:rPr>
+          <w:b w:val="0"/>
+        </w:rPr>
+        <w:t>Prepare the fresh retry separately and withhold its solution until after collection</w:t>
       </w:r>
     </w:p>
     <w:p>
-      <w:r>
-        <w:t>A confounder changes alongside the intended factor and can offer another explanation. Controls aim to isolate the proposed mechanism.</w:t>
+      <w:pPr>
+        <w:pStyle w:val="Heading3"/>
+      </w:pPr>
+      <w:r>
+        <w:t>Prerequisite answer</w:t>
       </w:r>
     </w:p>
     <w:p>
-      <w:r>
-        <w:t>Begin by writing the question the procedure is intended to answer. Identify the information already supplied, the information it will produce and the information still missing. These are constructed classroom examples; they do not require live accounts, private records or an external service. Do not treat a plausible explanation as a measured outcome.</w:t>
+      <w:pPr>
+        <w:spacing w:line="336" w:lineRule="auto" w:after="180"/>
+      </w:pPr>
+      <w:r>
+        <w:rPr>
+          <w:b w:val="0"/>
+        </w:rPr>
+        <w:t xml:space="preserve">A result depends on the </w:t>
+      </w:r>
+      <w:r>
+        <w:rPr>
+          <w:b/>
+        </w:rPr>
+        <w:t>input</w:t>
+      </w:r>
+      <w:r>
+        <w:rPr>
+          <w:b w:val="0"/>
+        </w:rPr>
+        <w:t xml:space="preserve">s, procedure and conditions that produced it. Preserve data roles and distinguish observed outcomes from </w:t>
+      </w:r>
+      <w:r>
+        <w:rPr>
+          <w:b/>
+        </w:rPr>
+        <w:t>prediction</w:t>
+      </w:r>
+      <w:r>
+        <w:rPr>
+          <w:b w:val="0"/>
+        </w:rPr>
+        <w:t>s or unmeasured conditions.</w:t>
       </w:r>
     </w:p>
     <w:p>
-      <w:r>
-        <w:t>For a toy comparison vary only retrieval method while holding corpus, queries, cutoff and relevance rubric fixed. Randomise or counterbalance order when order effects matter.</w:t>
+      <w:pPr>
+        <w:spacing w:line="336" w:lineRule="auto" w:after="180"/>
+      </w:pPr>
+      <w:r>
+        <w:rPr>
+          <w:b w:val="0"/>
+        </w:rPr>
+        <w:t>If the prior concept cannot be explained, use a short retrieval activity before this chapter.</w:t>
       </w:r>
     </w:p>
     <w:p>
-      <w:r>
-        <w:t>Before applying the procedure, write its units, denominator or decision boundary where relevant. A partner should be able to repeat each step using the same inputs. If a required input is absent or violates the stated contract, record that condition explicitly instead of quietly replacing it with a convenient value.</w:t>
+      <w:pPr>
+        <w:pStyle w:val="Heading3"/>
+      </w:pPr>
+      <w:r>
+        <w:t>End goal for the pictorial case</w:t>
+      </w:r>
+    </w:p>
+    <w:p>
+      <w:pPr>
+        <w:spacing w:line="336" w:lineRule="auto" w:after="180"/>
+      </w:pPr>
+      <w:r>
+        <w:rPr>
+          <w:b w:val="0"/>
+        </w:rPr>
+        <w:t xml:space="preserve">Explain </w:t>
+      </w:r>
+      <w:r>
+        <w:rPr>
+          <w:b/>
+        </w:rPr>
+        <w:t>confounder</w:t>
+      </w:r>
+      <w:r>
+        <w:rPr>
+          <w:b w:val="0"/>
+        </w:rPr>
+        <w:t xml:space="preserve">s and </w:t>
+      </w:r>
+      <w:r>
+        <w:rPr>
+          <w:b/>
+        </w:rPr>
+        <w:t>control</w:t>
+      </w:r>
+      <w:r>
+        <w:rPr>
+          <w:b w:val="0"/>
+        </w:rPr>
+        <w:t>s using the records and boundaries of this fictional investigation.</w:t>
+      </w:r>
+    </w:p>
+    <w:p>
+      <w:pPr>
+        <w:spacing w:line="336" w:lineRule="auto" w:after="180"/>
+      </w:pPr>
+      <w:r>
+        <w:rPr>
+          <w:b w:val="0"/>
+        </w:rPr>
+        <w:t>This added worked case illustrates the week’s main idea. Retain all original and connected topics; schedule its practice within the teaching cycle.</w:t>
+      </w:r>
+    </w:p>
+    <w:p>
+      <w:pPr>
+        <w:pStyle w:val="Heading1"/>
+      </w:pPr>
+      <w:r>
+        <w:t>02. Explain and model the mechanism</w:t>
+      </w:r>
+    </w:p>
+    <w:p>
+      <w:r>
+        <w:t>Model Confounders and controls using the supplied case, labelled mechanism and reasoning. Make the scope of each conclusion explicit.</w:t>
+      </w:r>
+    </w:p>
+    <w:p>
+      <w:pPr>
+        <w:spacing w:line="336" w:lineRule="auto" w:after="180"/>
+      </w:pPr>
+      <w:r>
+        <w:rPr>
+          <w:b w:val="0"/>
+        </w:rPr>
+        <w:t xml:space="preserve">A </w:t>
+      </w:r>
+      <w:r>
+        <w:rPr>
+          <w:b/>
+        </w:rPr>
+        <w:t>confounder</w:t>
+      </w:r>
+      <w:r>
+        <w:rPr>
+          <w:b w:val="0"/>
+        </w:rPr>
+        <w:t xml:space="preserve"> changes alongside the intended factor and can offer another explanation. </w:t>
+      </w:r>
+      <w:r>
+        <w:rPr>
+          <w:b/>
+        </w:rPr>
+        <w:t>Control</w:t>
+      </w:r>
+      <w:r>
+        <w:rPr>
+          <w:b w:val="0"/>
+        </w:rPr>
+        <w:t xml:space="preserve">s aim to isolate the proposed </w:t>
+      </w:r>
+      <w:r>
+        <w:rPr>
+          <w:b/>
+        </w:rPr>
+        <w:t>mechanism</w:t>
+      </w:r>
+      <w:r>
+        <w:rPr>
+          <w:b w:val="0"/>
+        </w:rPr>
+        <w:t>.</w:t>
+      </w:r>
+    </w:p>
+    <w:p>
+      <w:pPr>
+        <w:pStyle w:val="Heading3"/>
+      </w:pPr>
+      <w:r>
+        <w:t>Explain Confounders and controls · 1</w:t>
+      </w:r>
+    </w:p>
+    <w:p>
+      <w:pPr>
+        <w:spacing w:line="336" w:lineRule="auto" w:after="180"/>
+      </w:pPr>
+      <w:r>
+        <w:rPr>
+          <w:b w:val="0"/>
+        </w:rPr>
+        <w:t>Begin by writing the question the procedure is intended to answer. Identify the information already supplied, the information it will produce and the information still missing.</w:t>
+      </w:r>
+    </w:p>
+    <w:p>
+      <w:pPr>
+        <w:spacing w:line="336" w:lineRule="auto" w:after="180"/>
+      </w:pPr>
+      <w:r>
+        <w:rPr>
+          <w:b w:val="0"/>
+        </w:rPr>
+        <w:t>These are constructed classroom examples; they do not require live accounts, private records or an external service. Do not treat a plausible explanation as a measured outcome.</w:t>
+      </w:r>
+    </w:p>
+    <w:p>
+      <w:pPr>
+        <w:spacing w:line="336" w:lineRule="auto" w:after="180"/>
+      </w:pPr>
+      <w:r>
+        <w:rPr>
+          <w:b w:val="0"/>
+        </w:rPr>
+        <w:t>For a toy comparison vary only retrieval method while holding corpus, queries, cutoff and relevance rubric fixed. Randomise or counterbalance order when order effects matter.</w:t>
+      </w:r>
+    </w:p>
+    <w:p>
+      <w:pPr>
+        <w:pStyle w:val="Heading3"/>
+      </w:pPr>
+      <w:r>
+        <w:t>Explain Confounders and controls · 2</w:t>
+      </w:r>
+    </w:p>
+    <w:p>
+      <w:pPr>
+        <w:spacing w:line="336" w:lineRule="auto" w:after="180"/>
+      </w:pPr>
+      <w:r>
+        <w:rPr>
+          <w:b w:val="0"/>
+        </w:rPr>
+        <w:t xml:space="preserve">Before applying the procedure, write its units, denominator or decision boundary where relevant. A partner should be able to repeat each step using the same </w:t>
+      </w:r>
+      <w:r>
+        <w:rPr>
+          <w:b/>
+        </w:rPr>
+        <w:t>input</w:t>
+      </w:r>
+      <w:r>
+        <w:rPr>
+          <w:b w:val="0"/>
+        </w:rPr>
+        <w:t>s.</w:t>
+      </w:r>
+    </w:p>
+    <w:p>
+      <w:pPr>
+        <w:spacing w:line="336" w:lineRule="auto" w:after="180"/>
+      </w:pPr>
+      <w:r>
+        <w:rPr>
+          <w:b w:val="0"/>
+        </w:rPr>
+        <w:t xml:space="preserve">If a required </w:t>
+      </w:r>
+      <w:r>
+        <w:rPr>
+          <w:b/>
+        </w:rPr>
+        <w:t>input</w:t>
+      </w:r>
+      <w:r>
+        <w:rPr>
+          <w:b w:val="0"/>
+        </w:rPr>
+        <w:t xml:space="preserve"> is absent or violates the stated contract, record that condition explicitly instead of quietly replacing it with a convenient value.</w:t>
       </w:r>
     </w:p>
     <w:tbl>
@@ -571,36 +1170,246 @@
       </w:r>
     </w:p>
     <w:p>
-      <w:r>
-        <w:t>Guided: Corpus and case differences confound the method effect. Rerun matched inputs or report a whole-system comparison without isolation. Qualification: Controls address specified alternatives, not every possible unknown confounder. Exit: accept a concrete variation with its predicted outcome and a stated condition that would challenge the mechanism; reject a claim resting on unmeasured evidence.</w:t>
+      <w:pPr>
+        <w:pStyle w:val="Heading3"/>
+      </w:pPr>
+      <w:r>
+        <w:t>Explain Confounders and controls · 3</w:t>
       </w:r>
     </w:p>
     <w:p>
       <w:pPr>
-        <w:pStyle w:val="Heading3"/>
-      </w:pPr>
-      <w:r>
-        <w:t>Model the reasoning aloud</w:t>
+        <w:spacing w:line="336" w:lineRule="auto" w:after="180"/>
+      </w:pPr>
+      <w:r>
+        <w:rPr>
+          <w:b w:val="0"/>
+        </w:rPr>
+        <w:t xml:space="preserve">Guided: Corpus and case differences confound the method effect. Rerun matched </w:t>
+      </w:r>
+      <w:r>
+        <w:rPr>
+          <w:b/>
+        </w:rPr>
+        <w:t>input</w:t>
+      </w:r>
+      <w:r>
+        <w:rPr>
+          <w:b w:val="0"/>
+        </w:rPr>
+        <w:t>s or report a whole-system comparison without isolation.</w:t>
       </w:r>
     </w:p>
     <w:p>
-      <w:r>
-        <w:t>Use the complete worked example below before asking learners to complete W2. Reveal a small part, invite a prediction, then explain the deciding step. These teacher notes contain solutions; do not reveal the independent case answer during modelling.</w:t>
+      <w:pPr>
+        <w:spacing w:line="336" w:lineRule="auto" w:after="180"/>
+      </w:pPr>
+      <w:r>
+        <w:rPr>
+          <w:b w:val="0"/>
+        </w:rPr>
+        <w:t xml:space="preserve">Qualification: </w:t>
+      </w:r>
+      <w:r>
+        <w:rPr>
+          <w:b/>
+        </w:rPr>
+        <w:t>Control</w:t>
+      </w:r>
+      <w:r>
+        <w:rPr>
+          <w:b w:val="0"/>
+        </w:rPr>
+        <w:t xml:space="preserve">s address specified alternatives, not every possible unknown </w:t>
+      </w:r>
+      <w:r>
+        <w:rPr>
+          <w:b/>
+        </w:rPr>
+        <w:t>confounder</w:t>
+      </w:r>
+      <w:r>
+        <w:rPr>
+          <w:b w:val="0"/>
+        </w:rPr>
+        <w:t>.</w:t>
       </w:r>
     </w:p>
     <w:p>
-      <w:r>
-        <w:t>New method uses better corpus and different queries while old method uses the original set.</w:t>
+      <w:pPr>
+        <w:spacing w:line="336" w:lineRule="auto" w:after="180"/>
+      </w:pPr>
+      <w:r>
+        <w:rPr>
+          <w:b w:val="0"/>
+        </w:rPr>
+        <w:t xml:space="preserve">Exit: accept a concrete variation with its predicted outcome and a stated condition that would challenge the </w:t>
+      </w:r>
+      <w:r>
+        <w:rPr>
+          <w:b/>
+        </w:rPr>
+        <w:t>mechanism</w:t>
+      </w:r>
+      <w:r>
+        <w:rPr>
+          <w:b w:val="0"/>
+        </w:rPr>
+        <w:t xml:space="preserve">; reject a claim resting on unmeasured </w:t>
+      </w:r>
+      <w:r>
+        <w:rPr>
+          <w:b/>
+        </w:rPr>
+        <w:t>evidence</w:t>
+      </w:r>
+      <w:r>
+        <w:rPr>
+          <w:b w:val="0"/>
+        </w:rPr>
+        <w:t>.</w:t>
       </w:r>
     </w:p>
     <w:p>
-      <w:r>
-        <w:t>Corpus and case differences confound the method effect. Rerun matched inputs or report a whole-system comparison without isolation.</w:t>
+      <w:pPr>
+        <w:pStyle w:val="Heading3"/>
+      </w:pPr>
+      <w:r>
+        <w:t>Model the reasoning aloud</w:t>
       </w:r>
     </w:p>
     <w:p>
-      <w:r>
-        <w:t>Compare the intermediate evidence with the final statement. Explain why each number or decision follows from the stated inputs. The conclusion belongs to this scenario and procedure; changing the inputs, evaluation population or authority can change what it establishes. Retain the raw record so a later revision can be compared honestly.</w:t>
+      <w:pPr>
+        <w:spacing w:line="336" w:lineRule="auto" w:after="180"/>
+      </w:pPr>
+      <w:r>
+        <w:rPr>
+          <w:b w:val="0"/>
+        </w:rPr>
+        <w:t xml:space="preserve">Use the complete worked example below before asking learners to complete W2. Reveal a small part, invite a </w:t>
+      </w:r>
+      <w:r>
+        <w:rPr>
+          <w:b/>
+        </w:rPr>
+        <w:t>prediction</w:t>
+      </w:r>
+      <w:r>
+        <w:rPr>
+          <w:b w:val="0"/>
+        </w:rPr>
+        <w:t>, then explain the deciding step.</w:t>
+      </w:r>
+    </w:p>
+    <w:p>
+      <w:pPr>
+        <w:spacing w:line="336" w:lineRule="auto" w:after="180"/>
+      </w:pPr>
+      <w:r>
+        <w:rPr>
+          <w:b w:val="0"/>
+        </w:rPr>
+        <w:t>These teacher notes contain solutions; do not reveal the independent case answer during modelling.</w:t>
+      </w:r>
+    </w:p>
+    <w:p>
+      <w:pPr>
+        <w:spacing w:line="336" w:lineRule="auto" w:after="180"/>
+      </w:pPr>
+      <w:r>
+        <w:rPr>
+          <w:b w:val="0"/>
+        </w:rPr>
+        <w:t>New method uses better corpus and different queries while old method uses the original set.</w:t>
+      </w:r>
+    </w:p>
+    <w:p>
+      <w:pPr>
+        <w:spacing w:line="336" w:lineRule="auto" w:after="180"/>
+      </w:pPr>
+      <w:r>
+        <w:rPr>
+          <w:b w:val="0"/>
+        </w:rPr>
+        <w:t xml:space="preserve">Corpus and case differences confound the method effect. Rerun matched </w:t>
+      </w:r>
+      <w:r>
+        <w:rPr>
+          <w:b/>
+        </w:rPr>
+        <w:t>input</w:t>
+      </w:r>
+      <w:r>
+        <w:rPr>
+          <w:b w:val="0"/>
+        </w:rPr>
+        <w:t>s or report a whole-system comparison without isolation.</w:t>
+      </w:r>
+    </w:p>
+    <w:p>
+      <w:pPr>
+        <w:pStyle w:val="Heading3"/>
+      </w:pPr>
+      <w:r>
+        <w:t>Model the reasoning aloud · 4</w:t>
+      </w:r>
+    </w:p>
+    <w:p>
+      <w:pPr>
+        <w:spacing w:line="336" w:lineRule="auto" w:after="180"/>
+      </w:pPr>
+      <w:r>
+        <w:rPr>
+          <w:b w:val="0"/>
+        </w:rPr>
+        <w:t xml:space="preserve">Compare the intermediate </w:t>
+      </w:r>
+      <w:r>
+        <w:rPr>
+          <w:b/>
+        </w:rPr>
+        <w:t>evidence</w:t>
+      </w:r>
+      <w:r>
+        <w:rPr>
+          <w:b w:val="0"/>
+        </w:rPr>
+        <w:t xml:space="preserve"> with the final statement. Explain why each number or decision follows from the stated </w:t>
+      </w:r>
+      <w:r>
+        <w:rPr>
+          <w:b/>
+        </w:rPr>
+        <w:t>input</w:t>
+      </w:r>
+      <w:r>
+        <w:rPr>
+          <w:b w:val="0"/>
+        </w:rPr>
+        <w:t>s.</w:t>
+      </w:r>
+    </w:p>
+    <w:p>
+      <w:pPr>
+        <w:spacing w:line="336" w:lineRule="auto" w:after="180"/>
+      </w:pPr>
+      <w:r>
+        <w:rPr>
+          <w:b w:val="0"/>
+        </w:rPr>
+        <w:t xml:space="preserve">The conclusion belongs to this scenario and procedure; changing the </w:t>
+      </w:r>
+      <w:r>
+        <w:rPr>
+          <w:b/>
+        </w:rPr>
+        <w:t>input</w:t>
+      </w:r>
+      <w:r>
+        <w:rPr>
+          <w:b w:val="0"/>
+        </w:rPr>
+        <w:t>s, evaluation population or authority can change what it establishes. Retain the raw record so a later revision can be compared honestly.</w:t>
       </w:r>
     </w:p>
     <w:tbl>
@@ -706,7 +1515,13 @@
       </w:tr>
     </w:tbl>
     <w:p>
-      <w:r>
+      <w:pPr>
+        <w:spacing w:line="336" w:lineRule="auto" w:after="180"/>
+      </w:pPr>
+      <w:r>
+        <w:rPr>
+          <w:b w:val="0"/>
+        </w:rPr>
         <w:t>Use the diagram and verbal explanation together. Ask learners to match a sentence to a specific visual step; do not assign learners fixed visual or auditory learning styles.</w:t>
       </w:r>
     </w:p>
@@ -719,8 +1534,26 @@
       </w:r>
     </w:p>
     <w:p>
-      <w:r>
-        <w:t>Separate background from class. Training data show every healthy leaf on white paper and every spotted leaf on blue paper.</w:t>
+      <w:pPr>
+        <w:spacing w:line="336" w:lineRule="auto" w:after="180"/>
+      </w:pPr>
+      <w:r>
+        <w:rPr>
+          <w:b w:val="0"/>
+        </w:rPr>
+        <w:t xml:space="preserve">Separate background from class. </w:t>
+      </w:r>
+      <w:r>
+        <w:rPr>
+          <w:b/>
+        </w:rPr>
+        <w:t>Training</w:t>
+      </w:r>
+      <w:r>
+        <w:rPr>
+          <w:b w:val="0"/>
+        </w:rPr>
+        <w:t xml:space="preserve"> data show every healthy leaf on white paper and every spotted leaf on blue paper.</w:t>
       </w:r>
     </w:p>
     <w:p>
@@ -732,7 +1565,22 @@
       </w:r>
     </w:p>
     <w:p>
-      <w:r>
+      <w:pPr>
+        <w:pStyle w:val="Heading3"/>
+      </w:pPr>
+      <w:r>
+        <w:t>Supplied facts</w:t>
+      </w:r>
+    </w:p>
+    <w:p>
+      <w:pPr>
+        <w:spacing w:line="336" w:lineRule="auto" w:after="180"/>
+        <w:shd w:fill="F1F6FC"/>
+      </w:pPr>
+      <w:r>
+        <w:rPr>
+          <w:b w:val="0"/>
+        </w:rPr>
         <w:t>Goal is leaf condition, not paper colour. A proposed check uses both paper colours for each condition.</w:t>
       </w:r>
     </w:p>
@@ -932,21 +1780,43 @@
       </w:r>
     </w:p>
     <w:p>
-      <w:r>
-        <w:t>A confounder can provide an alternative explanation for a result. Crossing conditions makes the intended feature and the nuisance feature less entangled.</w:t>
+      <w:pPr>
+        <w:pStyle w:val="Heading3"/>
+      </w:pPr>
+      <w:r>
+        <w:t>Why the result follows</w:t>
       </w:r>
     </w:p>
     <w:p>
       <w:pPr>
-        <w:pStyle w:val="Heading3"/>
-      </w:pPr>
-      <w:r>
-        <w:t>What this example does not establish</w:t>
+        <w:spacing w:line="336" w:lineRule="auto" w:after="180"/>
+        <w:shd w:fill="F1F6FC"/>
+      </w:pPr>
+      <w:r>
+        <w:rPr>
+          <w:b w:val="0"/>
+        </w:rPr>
+        <w:t xml:space="preserve">A </w:t>
+      </w:r>
+      <w:r>
+        <w:rPr>
+          <w:b/>
+        </w:rPr>
+        <w:t>confounder</w:t>
+      </w:r>
+      <w:r>
+        <w:rPr>
+          <w:b w:val="0"/>
+        </w:rPr>
+        <w:t xml:space="preserve"> can provide an alternative explanation for a result. Crossing conditions makes the intended feature and the nuisance feature less entangled.</w:t>
       </w:r>
     </w:p>
     <w:p>
-      <w:r>
-        <w:t>A changed-background test can diagnose sensitivity; it does not prove the model’s complete internal reasoning.</w:t>
+      <w:pPr>
+        <w:pStyle w:val="Heading3"/>
+      </w:pPr>
+      <w:r>
+        <w:t>What this example does not establish</w:t>
       </w:r>
     </w:p>
     <w:p>
@@ -954,43 +1824,168 @@
         <w:pStyle w:val="Heading3"/>
       </w:pPr>
       <w:r>
-        <w:t>Change one thing in the pictured case</w:t>
+        <w:t>Keep the stated limit</w:t>
       </w:r>
     </w:p>
     <w:p>
-      <w:r>
-        <w:t>Change: New cases still use only healthy-white and spotted-blue.</w:t>
+      <w:pPr>
+        <w:spacing w:line="336" w:lineRule="auto" w:after="180"/>
+        <w:shd w:fill="FFF5E6"/>
+      </w:pPr>
+      <w:r>
+        <w:rPr>
+          <w:b w:val="0"/>
+        </w:rPr>
+        <w:t>A changed-background test can diagnose sensitivity; it does not prove the model’s complete internal reasoning.</w:t>
       </w:r>
     </w:p>
     <w:p>
-      <w:r>
-        <w:t>Prediction: The collection does not resolve the background confounding.</w:t>
+      <w:pPr>
+        <w:pStyle w:val="Heading3"/>
+      </w:pPr>
+      <w:r>
+        <w:t>Change one thing in the pictured case</w:t>
       </w:r>
     </w:p>
     <w:p>
-      <w:r>
-        <w:t>Reason: The same two variables remain coupled instead of being varied separately.</w:t>
+      <w:pPr>
+        <w:pStyle w:val="Heading3"/>
+      </w:pPr>
+      <w:r>
+        <w:t>Change one thing</w:t>
       </w:r>
     </w:p>
     <w:p>
       <w:pPr>
-        <w:pStyle w:val="Heading3"/>
-      </w:pPr>
-      <w:r>
-        <w:t>Ask while showing the picture</w:t>
+        <w:spacing w:line="336" w:lineRule="auto" w:after="180"/>
+        <w:shd w:fill="F5F1FB"/>
+      </w:pPr>
+      <w:r>
+        <w:rPr>
+          <w:b w:val="0"/>
+        </w:rPr>
+        <w:t>Change: New cases still use only healthy-white and spotted-blue.</w:t>
       </w:r>
     </w:p>
     <w:p>
-      <w:r>
-        <w:t>Cover the result. Ask learners to name the inputs and predict the next step. Uncover one step, connect the icon to the actual procedure, and explain its evidence. Then change the supplied condition and compare. The picture is a representation; it does not document execution of a real AI model.</w:t>
+      <w:pPr>
+        <w:pStyle w:val="Heading3"/>
+      </w:pPr>
+      <w:r>
+        <w:t>Predicted result</w:t>
       </w:r>
     </w:p>
     <w:p>
       <w:pPr>
+        <w:spacing w:line="336" w:lineRule="auto" w:after="180"/>
+        <w:shd w:fill="F1F6FC"/>
+      </w:pPr>
+      <w:r>
+        <w:rPr>
+          <w:b/>
+        </w:rPr>
+        <w:t>Prediction</w:t>
+      </w:r>
+      <w:r>
+        <w:rPr>
+          <w:b w:val="0"/>
+        </w:rPr>
+        <w:t>: The collection does not resolve the background confounding.</w:t>
+      </w:r>
+    </w:p>
+    <w:p>
+      <w:pPr>
+        <w:pStyle w:val="Heading3"/>
+      </w:pPr>
+      <w:r>
+        <w:t>Why the result follows</w:t>
+      </w:r>
+    </w:p>
+    <w:p>
+      <w:pPr>
+        <w:spacing w:line="336" w:lineRule="auto" w:after="180"/>
+        <w:shd w:fill="F1F6FC"/>
+      </w:pPr>
+      <w:r>
+        <w:rPr>
+          <w:b w:val="0"/>
+        </w:rPr>
+        <w:t>Reason: The same two variables remain coupled instead of being varied separately.</w:t>
+      </w:r>
+    </w:p>
+    <w:p>
+      <w:pPr>
+        <w:pStyle w:val="Heading3"/>
+      </w:pPr>
+      <w:r>
+        <w:t>Ask while showing the picture</w:t>
+      </w:r>
+    </w:p>
+    <w:p>
+      <w:pPr>
+        <w:pStyle w:val="Heading3"/>
+      </w:pPr>
+      <w:r>
+        <w:t>Ask while showing the picture · 5</w:t>
+      </w:r>
+    </w:p>
+    <w:p>
+      <w:pPr>
+        <w:spacing w:line="336" w:lineRule="auto" w:after="180"/>
+      </w:pPr>
+      <w:r>
+        <w:rPr>
+          <w:b w:val="0"/>
+        </w:rPr>
+        <w:t xml:space="preserve">Cover the result. Ask learners to name the </w:t>
+      </w:r>
+      <w:r>
+        <w:rPr>
+          <w:b/>
+        </w:rPr>
+        <w:t>input</w:t>
+      </w:r>
+      <w:r>
+        <w:rPr>
+          <w:b w:val="0"/>
+        </w:rPr>
+        <w:t xml:space="preserve">s and predict the next step. Uncover one step, connect the icon to the actual procedure, and explain its </w:t>
+      </w:r>
+      <w:r>
+        <w:rPr>
+          <w:b/>
+        </w:rPr>
+        <w:t>evidence</w:t>
+      </w:r>
+      <w:r>
+        <w:rPr>
+          <w:b w:val="0"/>
+        </w:rPr>
+        <w:t>. Then change the supplied condition and compare.</w:t>
+      </w:r>
+    </w:p>
+    <w:p>
+      <w:pPr>
+        <w:spacing w:line="336" w:lineRule="auto" w:after="180"/>
+      </w:pPr>
+      <w:r>
+        <w:rPr>
+          <w:b w:val="0"/>
+        </w:rPr>
+        <w:t>The picture is a representation; it does not document execution of a real AI model.</w:t>
+      </w:r>
+    </w:p>
+    <w:p>
+      <w:pPr>
         <w:pStyle w:val="Heading1"/>
       </w:pPr>
       <w:r>
         <w:t>03. Demonstrate and guide practice</w:t>
+      </w:r>
+    </w:p>
+    <w:p>
+      <w:r>
+        <w:t>Demonstrate Confounders and controls, reduce support deliberately and check individual reasoning before discussing answers.</w:t>
       </w:r>
     </w:p>
     <w:tbl>
@@ -1206,36 +2201,100 @@
       </w:tr>
     </w:tbl>
     <w:p>
-      <w:r>
-        <w:t>Use the worked example in Sections 3 and 6. Collect a prediction before revealing its result; ask the learner to point to each intermediate fact.</w:t>
+      <w:pPr>
+        <w:spacing w:line="336" w:lineRule="auto" w:after="180"/>
+      </w:pPr>
+      <w:r>
+        <w:rPr>
+          <w:b w:val="0"/>
+        </w:rPr>
+        <w:t xml:space="preserve">Use the worked example in Sections 3 and 6. Collect a </w:t>
+      </w:r>
+      <w:r>
+        <w:rPr>
+          <w:b/>
+        </w:rPr>
+        <w:t>prediction</w:t>
+      </w:r>
+      <w:r>
+        <w:rPr>
+          <w:b w:val="0"/>
+        </w:rPr>
+        <w:t xml:space="preserve"> before revealing its result; ask the learner to point to each intermediate fact.</w:t>
       </w:r>
     </w:p>
     <w:p>
-      <w:r>
-        <w:t>Provide an input/procedure/result/limit frame and a calculator when needed. Ask students to identify the first step before completing the whole trace. Extension: compare two concrete variants of this mechanism while holding unrelated conditions fixed; report both successful and unsuccessful outcomes.</w:t>
+      <w:pPr>
+        <w:spacing w:line="336" w:lineRule="auto" w:after="180"/>
+      </w:pPr>
+      <w:r>
+        <w:rPr>
+          <w:b w:val="0"/>
+        </w:rPr>
+        <w:t xml:space="preserve">Provide an </w:t>
+      </w:r>
+      <w:r>
+        <w:rPr>
+          <w:b/>
+        </w:rPr>
+        <w:t>input</w:t>
+      </w:r>
+      <w:r>
+        <w:rPr>
+          <w:b w:val="0"/>
+        </w:rPr>
+        <w:t>/procedure/result/limit frame and a calculator when needed. Ask students to identify the first step before completing the whole trace.</w:t>
       </w:r>
     </w:p>
     <w:p>
       <w:pPr>
-        <w:pStyle w:val="Heading3"/>
-      </w:pPr>
-      <w:r>
-        <w:t>Reduce help deliberately</w:t>
+        <w:spacing w:line="336" w:lineRule="auto" w:after="180"/>
+      </w:pPr>
+      <w:r>
+        <w:rPr>
+          <w:b w:val="0"/>
+        </w:rPr>
+        <w:t xml:space="preserve">Extension: compare two concrete variants of this </w:t>
+      </w:r>
+      <w:r>
+        <w:rPr>
+          <w:b/>
+        </w:rPr>
+        <w:t>mechanism</w:t>
+      </w:r>
+      <w:r>
+        <w:rPr>
+          <w:b w:val="0"/>
+        </w:rPr>
+        <w:t xml:space="preserve"> while holding unrelated conditions fixed; report both successful and unsuccessful outcomes.</w:t>
       </w:r>
     </w:p>
     <w:p>
-      <w:r>
-        <w:t>Completion task: New method uses better corpus and different queries while old method uses the original set. Show the intermediate steps and give the conclusion with its scope.</w:t>
+      <w:pPr>
+        <w:pStyle w:val="Heading3"/>
+      </w:pPr>
+      <w:r>
+        <w:t>Reduce help deliberately</w:t>
       </w:r>
     </w:p>
     <w:p>
-      <w:r>
-        <w:t>Teacher check: Teacher explanation: Corpus and case differences confound the method effect. Rerun matched inputs or report a whole-system comparison without isolation.</w:t>
+      <w:pPr>
+        <w:pStyle w:val="Heading3"/>
+      </w:pPr>
+      <w:r>
+        <w:t>Completion practice</w:t>
       </w:r>
     </w:p>
     <w:p>
-      <w:r>
-        <w:t>Start by identifying the given inputs together. Leave the intermediate steps blank. If needed, model one step, then withdraw that help on the next step. Move to a full trace only when the partial trace is understood. For partners, alternate explainer and checker; collect a response from every learner before discussion.</w:t>
+      <w:pPr>
+        <w:spacing w:line="336" w:lineRule="auto" w:after="180"/>
+        <w:shd w:fill="F5F1FB"/>
+      </w:pPr>
+      <w:r>
+        <w:rPr>
+          <w:b w:val="0"/>
+        </w:rPr>
+        <w:t>Completion task: New method uses better corpus and different queries while old method uses the original set. Show the intermediate steps and give the conclusion with its scope.</w:t>
       </w:r>
     </w:p>
     <w:p>
@@ -1243,22 +2302,65 @@
         <w:pStyle w:val="Heading3"/>
       </w:pPr>
       <w:r>
-        <w:t>Individual reasoning check</w:t>
+        <w:t>Reasoning to listen for</w:t>
       </w:r>
     </w:p>
     <w:p>
-      <w:r>
-        <w:t>Use the worked case for Confounders and controls. Proposed explanation: “The worked result establishes every future case”. Decide whether this explanation is supported. Point to the step or supplied fact that decides; explain your repair if needed.</w:t>
+      <w:pPr>
+        <w:spacing w:line="336" w:lineRule="auto" w:after="180"/>
+        <w:shd w:fill="F1F6FC"/>
+      </w:pPr>
+      <w:r>
+        <w:rPr>
+          <w:b w:val="0"/>
+        </w:rPr>
+        <w:t xml:space="preserve">Teacher check: Teacher explanation: Corpus and case differences confound the method effect. Rerun matched </w:t>
+      </w:r>
+      <w:r>
+        <w:rPr>
+          <w:b/>
+        </w:rPr>
+        <w:t>input</w:t>
+      </w:r>
+      <w:r>
+        <w:rPr>
+          <w:b w:val="0"/>
+        </w:rPr>
+        <w:t>s or report a whole-system comparison without isolation.</w:t>
       </w:r>
     </w:p>
     <w:p>
-      <w:r>
-        <w:t>Expected correction: Controls address specified alternatives, not every possible unknown confounder.</w:t>
+      <w:pPr>
+        <w:spacing w:line="336" w:lineRule="auto" w:after="180"/>
+      </w:pPr>
+      <w:r>
+        <w:rPr>
+          <w:b w:val="0"/>
+        </w:rPr>
+        <w:t xml:space="preserve">Start by identifying the given </w:t>
+      </w:r>
+      <w:r>
+        <w:rPr>
+          <w:b/>
+        </w:rPr>
+        <w:t>input</w:t>
+      </w:r>
+      <w:r>
+        <w:rPr>
+          <w:b w:val="0"/>
+        </w:rPr>
+        <w:t>s together. Leave the intermediate steps blank. If needed, model one step, then withdraw that help on the next step. Move to a full trace only when the partial trace is understood.</w:t>
       </w:r>
     </w:p>
     <w:p>
-      <w:r>
-        <w:t>Collect explanations, not only yes/no votes. If a misunderstanding is common, re-model the relevant step for the class. If it affects a few learners, give a short targeted group explanation while others solve a more demanding variation.</w:t>
+      <w:pPr>
+        <w:spacing w:line="336" w:lineRule="auto" w:after="180"/>
+      </w:pPr>
+      <w:r>
+        <w:rPr>
+          <w:b w:val="0"/>
+        </w:rPr>
+        <w:t>For partners, alternate explainer and checker; collect a response from every learner before discussion.</w:t>
       </w:r>
     </w:p>
     <w:p>
@@ -1266,63 +2368,391 @@
         <w:pStyle w:val="Heading3"/>
       </w:pPr>
       <w:r>
-        <w:t>Pictorial practice question</w:t>
+        <w:t>Individual reasoning check</w:t>
       </w:r>
     </w:p>
     <w:p>
-      <w:r>
-        <w:t>Draw the four condition/background combinations. Which variables were coupled before, and why would collecting only healthy-white and spotted-blue again leave the confounding unresolved?</w:t>
+      <w:pPr>
+        <w:spacing w:line="336" w:lineRule="auto" w:after="180"/>
+      </w:pPr>
+      <w:r>
+        <w:rPr>
+          <w:b w:val="0"/>
+        </w:rPr>
+        <w:t xml:space="preserve">Use the worked case for </w:t>
+      </w:r>
+      <w:r>
+        <w:rPr>
+          <w:b/>
+        </w:rPr>
+        <w:t>Confounder</w:t>
+      </w:r>
+      <w:r>
+        <w:rPr>
+          <w:b w:val="0"/>
+        </w:rPr>
+        <w:t xml:space="preserve">s and </w:t>
+      </w:r>
+      <w:r>
+        <w:rPr>
+          <w:b/>
+        </w:rPr>
+        <w:t>control</w:t>
+      </w:r>
+      <w:r>
+        <w:rPr>
+          <w:b w:val="0"/>
+        </w:rPr>
+        <w:t>s. Proposed explanation: “The worked result establishes every future case”. Decide whether this explanation is supported.</w:t>
       </w:r>
     </w:p>
     <w:p>
       <w:pPr>
-        <w:pStyle w:val="Heading3"/>
-      </w:pPr>
-      <w:r>
-        <w:t>Reasoned teacher answer</w:t>
+        <w:spacing w:line="336" w:lineRule="auto" w:after="180"/>
+      </w:pPr>
+      <w:r>
+        <w:rPr>
+          <w:b w:val="0"/>
+        </w:rPr>
+        <w:t>Point to the step or supplied fact that decides; explain your repair if needed.</w:t>
       </w:r>
     </w:p>
     <w:p>
-      <w:r>
-        <w:t>Condition and background change together in the original collection. Collect healthy-white, healthy-blue, spotted-white and spotted-blue cases. Compare predictions when the same leaf’s background changes under a controlled test. Changed case: The collection does not resolve the background confounding. The same two variables remain coupled instead of being varied separately.</w:t>
+      <w:pPr>
+        <w:pStyle w:val="Heading3"/>
+      </w:pPr>
+      <w:r>
+        <w:t>Expected repair</w:t>
       </w:r>
     </w:p>
     <w:p>
-      <w:r>
-        <w:t>Changed-case reasoning: The collection does not resolve the background confounding. The same two variables remain coupled instead of being varied separately.</w:t>
+      <w:pPr>
+        <w:spacing w:line="336" w:lineRule="auto" w:after="180"/>
+        <w:shd w:fill="F1F6FC"/>
+      </w:pPr>
+      <w:r>
+        <w:rPr>
+          <w:b w:val="0"/>
+        </w:rPr>
+        <w:t xml:space="preserve">Expected correction: </w:t>
+      </w:r>
+      <w:r>
+        <w:rPr>
+          <w:b/>
+        </w:rPr>
+        <w:t>Control</w:t>
+      </w:r>
+      <w:r>
+        <w:rPr>
+          <w:b w:val="0"/>
+        </w:rPr>
+        <w:t xml:space="preserve">s address specified alternatives, not every possible unknown </w:t>
+      </w:r>
+      <w:r>
+        <w:rPr>
+          <w:b/>
+        </w:rPr>
+        <w:t>confounder</w:t>
+      </w:r>
+      <w:r>
+        <w:rPr>
+          <w:b w:val="0"/>
+        </w:rPr>
+        <w:t>.</w:t>
       </w:r>
     </w:p>
     <w:p>
-      <w:r>
-        <w:t>Collect each learner’s explanation before discussion. Use the first missing connection between input, deciding step and result to choose support. This question is worked-case practice, not fresh mastery evidence.</w:t>
+      <w:pPr>
+        <w:spacing w:line="336" w:lineRule="auto" w:after="180"/>
+      </w:pPr>
+      <w:r>
+        <w:rPr>
+          <w:b w:val="0"/>
+        </w:rPr>
+        <w:t>Collect explanations, not only yes/no votes. If a misunderstanding is common, re-model the relevant step for the class.</w:t>
       </w:r>
     </w:p>
     <w:p>
       <w:pPr>
-        <w:pStyle w:val="Heading1"/>
-      </w:pPr>
-      <w:r>
-        <w:t>04. Run the investigation and diagnose misconceptions</w:t>
+        <w:spacing w:line="336" w:lineRule="auto" w:after="180"/>
+      </w:pPr>
+      <w:r>
+        <w:rPr>
+          <w:b w:val="0"/>
+        </w:rPr>
+        <w:t>If it affects a few learners, give a short targeted group explanation while others solve a more demanding variation.</w:t>
       </w:r>
     </w:p>
     <w:p>
-      <w:r>
-        <w:t>The worked result establishes every future case: Controls address specified alternatives, not every possible unknown confounder.</w:t>
+      <w:pPr>
+        <w:pStyle w:val="Heading3"/>
+      </w:pPr>
+      <w:r>
+        <w:t>Pictorial practice question</w:t>
       </w:r>
     </w:p>
     <w:p>
-      <w:r>
-        <w:t>A missing input may be replaced without recording the change: A replacement changes the evidence or contract. Record the change and its justification; do not silently turn unknown into a measured value.</w:t>
+      <w:pPr>
+        <w:spacing w:line="336" w:lineRule="auto" w:after="180"/>
+        <w:shd w:fill="F5F1FB"/>
+      </w:pPr>
+      <w:r>
+        <w:rPr>
+          <w:b w:val="0"/>
+        </w:rPr>
+        <w:t>Draw the four condition/background combinations. Which variables were coupled before, and why would collecting only healthy-white and spotted-blue again leave the confounding unresolved?</w:t>
       </w:r>
     </w:p>
     <w:p>
-      <w:r>
-        <w:t>Repeating an assessed case is new independent evidence: A replay checks consistency. An example used for feedback or revision cannot later be described as untouched final evaluation.</w:t>
+      <w:pPr>
+        <w:pStyle w:val="Heading3"/>
+      </w:pPr>
+      <w:r>
+        <w:t>Reasoned teacher answer</w:t>
       </w:r>
     </w:p>
     <w:p>
-      <w:r>
-        <w:t>Use Section 9 for the evidence ledger. Add a boundary or missing-input case and record the expected response before checking. More successful repeats of one case do not establish wider coverage.</w:t>
+      <w:pPr>
+        <w:spacing w:line="336" w:lineRule="auto" w:after="180"/>
+      </w:pPr>
+      <w:r>
+        <w:rPr>
+          <w:b w:val="0"/>
+        </w:rPr>
+        <w:t>Condition and background change together in the original collection. Collect healthy-white, healthy-blue, spotted-white and spotted-blue cases.</w:t>
+      </w:r>
+    </w:p>
+    <w:p>
+      <w:pPr>
+        <w:spacing w:line="336" w:lineRule="auto" w:after="180"/>
+      </w:pPr>
+      <w:r>
+        <w:rPr>
+          <w:b w:val="0"/>
+        </w:rPr>
+        <w:t xml:space="preserve">Compare </w:t>
+      </w:r>
+      <w:r>
+        <w:rPr>
+          <w:b/>
+        </w:rPr>
+        <w:t>prediction</w:t>
+      </w:r>
+      <w:r>
+        <w:rPr>
+          <w:b w:val="0"/>
+        </w:rPr>
+        <w:t xml:space="preserve">s when the same leaf’s background changes under a </w:t>
+      </w:r>
+      <w:r>
+        <w:rPr>
+          <w:b/>
+        </w:rPr>
+        <w:t>control</w:t>
+      </w:r>
+      <w:r>
+        <w:rPr>
+          <w:b w:val="0"/>
+        </w:rPr>
+        <w:t>led test. Changed case: The collection does not resolve the background confounding.</w:t>
+      </w:r>
+    </w:p>
+    <w:p>
+      <w:pPr>
+        <w:spacing w:line="336" w:lineRule="auto" w:after="180"/>
+      </w:pPr>
+      <w:r>
+        <w:rPr>
+          <w:b w:val="0"/>
+        </w:rPr>
+        <w:t>The same two variables remain coupled instead of being varied separately.</w:t>
+      </w:r>
+    </w:p>
+    <w:p>
+      <w:pPr>
+        <w:spacing w:line="336" w:lineRule="auto" w:after="180"/>
+      </w:pPr>
+      <w:r>
+        <w:rPr>
+          <w:b w:val="0"/>
+        </w:rPr>
+        <w:t>Changed-case reasoning: The collection does not resolve the background confounding. The same two variables remain coupled instead of being varied separately.</w:t>
+      </w:r>
+    </w:p>
+    <w:p>
+      <w:pPr>
+        <w:spacing w:line="336" w:lineRule="auto" w:after="180"/>
+      </w:pPr>
+      <w:r>
+        <w:rPr>
+          <w:b w:val="0"/>
+        </w:rPr>
+        <w:t xml:space="preserve">Collect each learner’s explanation before discussion. Use the first missing connection between </w:t>
+      </w:r>
+      <w:r>
+        <w:rPr>
+          <w:b/>
+        </w:rPr>
+        <w:t>input</w:t>
+      </w:r>
+      <w:r>
+        <w:rPr>
+          <w:b w:val="0"/>
+        </w:rPr>
+        <w:t xml:space="preserve">, deciding step and result to choose support. This question is worked-case practice, not fresh mastery </w:t>
+      </w:r>
+      <w:r>
+        <w:rPr>
+          <w:b/>
+        </w:rPr>
+        <w:t>evidence</w:t>
+      </w:r>
+      <w:r>
+        <w:rPr>
+          <w:b w:val="0"/>
+        </w:rPr>
+        <w:t>.</w:t>
+      </w:r>
+    </w:p>
+    <w:p>
+      <w:pPr>
+        <w:pStyle w:val="Heading1"/>
+      </w:pPr>
+      <w:r>
+        <w:t>04. Run the investigation and diagnose misconceptions</w:t>
+      </w:r>
+    </w:p>
+    <w:p>
+      <w:r>
+        <w:t>Run the Confounders and controls investigation and use the first unsupported step to choose a teaching response.</w:t>
+      </w:r>
+    </w:p>
+    <w:p>
+      <w:pPr>
+        <w:spacing w:line="336" w:lineRule="auto" w:after="180"/>
+      </w:pPr>
+      <w:r>
+        <w:rPr>
+          <w:b w:val="0"/>
+        </w:rPr>
+        <w:t xml:space="preserve">The worked result establishes every future case: </w:t>
+      </w:r>
+      <w:r>
+        <w:rPr>
+          <w:b/>
+        </w:rPr>
+        <w:t>Control</w:t>
+      </w:r>
+      <w:r>
+        <w:rPr>
+          <w:b w:val="0"/>
+        </w:rPr>
+        <w:t xml:space="preserve">s address specified alternatives, not every possible unknown </w:t>
+      </w:r>
+      <w:r>
+        <w:rPr>
+          <w:b/>
+        </w:rPr>
+        <w:t>confounder</w:t>
+      </w:r>
+      <w:r>
+        <w:rPr>
+          <w:b w:val="0"/>
+        </w:rPr>
+        <w:t>.</w:t>
+      </w:r>
+    </w:p>
+    <w:p>
+      <w:pPr>
+        <w:spacing w:line="336" w:lineRule="auto" w:after="180"/>
+      </w:pPr>
+      <w:r>
+        <w:rPr>
+          <w:b w:val="0"/>
+        </w:rPr>
+        <w:t xml:space="preserve">A missing </w:t>
+      </w:r>
+      <w:r>
+        <w:rPr>
+          <w:b/>
+        </w:rPr>
+        <w:t>input</w:t>
+      </w:r>
+      <w:r>
+        <w:rPr>
+          <w:b w:val="0"/>
+        </w:rPr>
+        <w:t xml:space="preserve"> may be replaced without recording the change: A replacement changes the </w:t>
+      </w:r>
+      <w:r>
+        <w:rPr>
+          <w:b/>
+        </w:rPr>
+        <w:t>evidence</w:t>
+      </w:r>
+      <w:r>
+        <w:rPr>
+          <w:b w:val="0"/>
+        </w:rPr>
+        <w:t xml:space="preserve"> or contract. Record the change and its justification; do not silently turn unknown into a measured value.</w:t>
+      </w:r>
+    </w:p>
+    <w:p>
+      <w:pPr>
+        <w:spacing w:line="336" w:lineRule="auto" w:after="180"/>
+      </w:pPr>
+      <w:r>
+        <w:rPr>
+          <w:b w:val="0"/>
+        </w:rPr>
+        <w:t xml:space="preserve">Repeating an assessed case is new independent </w:t>
+      </w:r>
+      <w:r>
+        <w:rPr>
+          <w:b/>
+        </w:rPr>
+        <w:t>evidence</w:t>
+      </w:r>
+      <w:r>
+        <w:rPr>
+          <w:b w:val="0"/>
+        </w:rPr>
+        <w:t>: A replay checks consistency. An example used for feedback or revision cannot later be described as untouched final evaluation.</w:t>
+      </w:r>
+    </w:p>
+    <w:p>
+      <w:pPr>
+        <w:spacing w:line="336" w:lineRule="auto" w:after="180"/>
+      </w:pPr>
+      <w:r>
+        <w:rPr>
+          <w:b w:val="0"/>
+        </w:rPr>
+        <w:t xml:space="preserve">Use Section 9 for the </w:t>
+      </w:r>
+      <w:r>
+        <w:rPr>
+          <w:b/>
+        </w:rPr>
+        <w:t>evidence</w:t>
+      </w:r>
+      <w:r>
+        <w:rPr>
+          <w:b w:val="0"/>
+        </w:rPr>
+        <w:t xml:space="preserve"> ledger. Add a boundary or missing-</w:t>
+      </w:r>
+      <w:r>
+        <w:rPr>
+          <w:b/>
+        </w:rPr>
+        <w:t>input</w:t>
+      </w:r>
+      <w:r>
+        <w:rPr>
+          <w:b w:val="0"/>
+        </w:rPr>
+        <w:t xml:space="preserve"> case and record the expected response before checking. More successful repeats of one case do not establish wider coverage.</w:t>
       </w:r>
     </w:p>
     <w:p>
@@ -1480,29 +2910,38 @@
       </w:tr>
     </w:tbl>
     <w:p>
-      <w:r>
-        <w:t>Offer an oral explanation, drawing, enlarged visual or fewer examples when that removes a reading/writing barrier. Keep the same reasoning goal. Stretch secure learners by changing a boundary or assumption and asking them to defend the effect, not simply by assigning more of the same questions.</w:t>
+      <w:pPr>
+        <w:spacing w:line="336" w:lineRule="auto" w:after="180"/>
+      </w:pPr>
+      <w:r>
+        <w:rPr>
+          <w:b w:val="0"/>
+        </w:rPr>
+        <w:t>Offer an oral explanation, drawing, enlarged visual or fewer examples when that removes a reading/writing barrier. Keep the same reasoning goal.</w:t>
       </w:r>
     </w:p>
     <w:p>
       <w:pPr>
-        <w:pStyle w:val="Heading1"/>
-      </w:pPr>
-      <w:r>
-        <w:t>05. Assess and explain the answers</w:t>
+        <w:spacing w:line="336" w:lineRule="auto" w:after="180"/>
+      </w:pPr>
+      <w:r>
+        <w:rPr>
+          <w:b w:val="0"/>
+        </w:rPr>
+        <w:t>Stretch secure learners by changing a boundary or assumption and asking them to defend the effect, not simply by assigning more of the same questions.</w:t>
       </w:r>
     </w:p>
     <w:p>
       <w:pPr>
-        <w:pStyle w:val="Heading3"/>
-      </w:pPr>
-      <w:r>
-        <w:t>Guided and exit questions</w:t>
+        <w:pStyle w:val="Heading1"/>
+      </w:pPr>
+      <w:r>
+        <w:t>05. Assess and explain the answers</w:t>
       </w:r>
     </w:p>
     <w:p>
       <w:r>
-        <w:t>Guided: Corpus and case differences confound the method effect. Rerun matched inputs or report a whole-system comparison without isolation. Qualification: Controls address specified alternatives, not every possible unknown confounder. Exit: accept a concrete variation with its predicted outcome and a stated condition that would challenge the mechanism; reject a claim resting on unmeasured evidence.</w:t>
+        <w:t>Use the Confounders and controls questions, teacher keys and criteria after the relevant attempts. Previously discussed cases are practice; protect the separately selected independent task.</w:t>
       </w:r>
     </w:p>
     <w:p>
@@ -1510,89 +2949,292 @@
         <w:pStyle w:val="Heading3"/>
       </w:pPr>
       <w:r>
-        <w:t>W1 Explain the mechanism</w:t>
+        <w:t>Guided and exit questions</w:t>
       </w:r>
     </w:p>
     <w:p>
-      <w:r>
-        <w:t>Explain the weekly mechanism in your own words. Use the worked scenario to name its input, decision rule and output.</w:t>
+      <w:pPr>
+        <w:spacing w:line="336" w:lineRule="auto" w:after="180"/>
+      </w:pPr>
+      <w:r>
+        <w:rPr>
+          <w:b w:val="0"/>
+        </w:rPr>
+        <w:t xml:space="preserve">Guided: Corpus and case differences confound the method effect. Rerun matched </w:t>
+      </w:r>
+      <w:r>
+        <w:rPr>
+          <w:b/>
+        </w:rPr>
+        <w:t>input</w:t>
+      </w:r>
+      <w:r>
+        <w:rPr>
+          <w:b w:val="0"/>
+        </w:rPr>
+        <w:t>s or report a whole-system comparison without isolation.</w:t>
       </w:r>
     </w:p>
     <w:p>
-      <w:r>
-        <w:t>Teacher explanation: A confounder changes alongside the intended factor and can offer another explanation. Controls aim to isolate the proposed mechanism. For a toy comparison vary only retrieval method while holding corpus, queries, cutoff and relevance rubric fixed. Randomise or counterbalance order when order effects matter.</w:t>
+      <w:pPr>
+        <w:spacing w:line="336" w:lineRule="auto" w:after="180"/>
+      </w:pPr>
+      <w:r>
+        <w:rPr>
+          <w:b w:val="0"/>
+        </w:rPr>
+        <w:t xml:space="preserve">Qualification: </w:t>
+      </w:r>
+      <w:r>
+        <w:rPr>
+          <w:b/>
+        </w:rPr>
+        <w:t>Control</w:t>
+      </w:r>
+      <w:r>
+        <w:rPr>
+          <w:b w:val="0"/>
+        </w:rPr>
+        <w:t xml:space="preserve">s address specified alternatives, not every possible unknown </w:t>
+      </w:r>
+      <w:r>
+        <w:rPr>
+          <w:b/>
+        </w:rPr>
+        <w:t>confounder</w:t>
+      </w:r>
+      <w:r>
+        <w:rPr>
+          <w:b w:val="0"/>
+        </w:rPr>
+        <w:t>.</w:t>
       </w:r>
     </w:p>
     <w:p>
       <w:pPr>
-        <w:pStyle w:val="Heading3"/>
-      </w:pPr>
-      <w:r>
-        <w:t>W2 Trace the worked case</w:t>
+        <w:spacing w:line="336" w:lineRule="auto" w:after="180"/>
+      </w:pPr>
+      <w:r>
+        <w:rPr>
+          <w:b w:val="0"/>
+        </w:rPr>
+        <w:t xml:space="preserve">Exit: accept a concrete variation with its predicted outcome and a stated condition that would challenge the </w:t>
+      </w:r>
+      <w:r>
+        <w:rPr>
+          <w:b/>
+        </w:rPr>
+        <w:t>mechanism</w:t>
+      </w:r>
+      <w:r>
+        <w:rPr>
+          <w:b w:val="0"/>
+        </w:rPr>
+        <w:t xml:space="preserve">; reject a claim resting on unmeasured </w:t>
+      </w:r>
+      <w:r>
+        <w:rPr>
+          <w:b/>
+        </w:rPr>
+        <w:t>evidence</w:t>
+      </w:r>
+      <w:r>
+        <w:rPr>
+          <w:b w:val="0"/>
+        </w:rPr>
+        <w:t>.</w:t>
       </w:r>
     </w:p>
     <w:p>
-      <w:r>
-        <w:t>New method uses better corpus and different queries while old method uses the original set. Show the intermediate steps and give the conclusion with its scope.</w:t>
+      <w:pPr>
+        <w:pStyle w:val="Heading3"/>
+      </w:pPr>
+      <w:r>
+        <w:t>W1 Explain the mechanism</w:t>
       </w:r>
     </w:p>
     <w:p>
-      <w:r>
-        <w:t>Teacher explanation: Corpus and case differences confound the method effect. Rerun matched inputs or report a whole-system comparison without isolation.</w:t>
+      <w:pPr>
+        <w:pStyle w:val="Heading3"/>
+      </w:pPr>
+      <w:r>
+        <w:t>Workbook question · W1</w:t>
       </w:r>
     </w:p>
     <w:p>
       <w:pPr>
-        <w:pStyle w:val="Heading3"/>
-      </w:pPr>
-      <w:r>
-        <w:t>W3 Audit the limit</w:t>
+        <w:spacing w:line="336" w:lineRule="auto" w:after="180"/>
+        <w:shd w:fill="F5F1FB"/>
+      </w:pPr>
+      <w:r>
+        <w:rPr>
+          <w:b w:val="0"/>
+        </w:rPr>
+        <w:t xml:space="preserve">Explain the weekly </w:t>
+      </w:r>
+      <w:r>
+        <w:rPr>
+          <w:b/>
+        </w:rPr>
+        <w:t>mechanism</w:t>
+      </w:r>
+      <w:r>
+        <w:rPr>
+          <w:b w:val="0"/>
+        </w:rPr>
+        <w:t xml:space="preserve"> in your own words. Use the worked scenario to name its </w:t>
+      </w:r>
+      <w:r>
+        <w:rPr>
+          <w:b/>
+        </w:rPr>
+        <w:t>input</w:t>
+      </w:r>
+      <w:r>
+        <w:rPr>
+          <w:b w:val="0"/>
+        </w:rPr>
+        <w:t xml:space="preserve">, decision rule and </w:t>
+      </w:r>
+      <w:r>
+        <w:rPr>
+          <w:b/>
+        </w:rPr>
+        <w:t>output</w:t>
+      </w:r>
+      <w:r>
+        <w:rPr>
+          <w:b w:val="0"/>
+        </w:rPr>
+        <w:t>.</w:t>
       </w:r>
     </w:p>
     <w:p>
-      <w:r>
-        <w:t>A report omits this qualification: Controls address specified alternatives, not every possible unknown confounder. Explain how omitting it could change a reader's interpretation, and write an accurate replacement.</w:t>
+      <w:pPr>
+        <w:pStyle w:val="Heading3"/>
+      </w:pPr>
+      <w:r>
+        <w:t>Teacher reasoning · W1</w:t>
       </w:r>
     </w:p>
     <w:p>
-      <w:r>
-        <w:t>Teacher explanation: Controls address specified alternatives, not every possible unknown confounder. State the observed result separately from the unverified or out-of-scope claim; preserve the original evidence rather than inventing a missing fact.</w:t>
+      <w:pPr>
+        <w:spacing w:line="336" w:lineRule="auto" w:after="180"/>
+        <w:shd w:fill="F1F6FC"/>
+      </w:pPr>
+      <w:r>
+        <w:rPr>
+          <w:b w:val="0"/>
+        </w:rPr>
+        <w:t xml:space="preserve">Teacher explanation: A </w:t>
+      </w:r>
+      <w:r>
+        <w:rPr>
+          <w:b/>
+        </w:rPr>
+        <w:t>confounder</w:t>
+      </w:r>
+      <w:r>
+        <w:rPr>
+          <w:b w:val="0"/>
+        </w:rPr>
+        <w:t xml:space="preserve"> changes alongside the intended factor and can offer another explanation. </w:t>
+      </w:r>
+      <w:r>
+        <w:rPr>
+          <w:b/>
+        </w:rPr>
+        <w:t>Control</w:t>
+      </w:r>
+      <w:r>
+        <w:rPr>
+          <w:b w:val="0"/>
+        </w:rPr>
+        <w:t xml:space="preserve">s aim to isolate the proposed </w:t>
+      </w:r>
+      <w:r>
+        <w:rPr>
+          <w:b/>
+        </w:rPr>
+        <w:t>mechanism</w:t>
+      </w:r>
+      <w:r>
+        <w:rPr>
+          <w:b w:val="0"/>
+        </w:rPr>
+        <w:t>.</w:t>
       </w:r>
     </w:p>
     <w:p>
       <w:pPr>
-        <w:pStyle w:val="Heading3"/>
-      </w:pPr>
-      <w:r>
-        <w:t>W4 Apply a new case independently</w:t>
+        <w:spacing w:line="336" w:lineRule="auto" w:after="180"/>
+        <w:shd w:fill="F1F6FC"/>
+      </w:pPr>
+      <w:r>
+        <w:rPr>
+          <w:b w:val="0"/>
+        </w:rPr>
+        <w:t>For a toy comparison vary only retrieval method while holding corpus, queries, cutoff and relevance rubric fixed. Randomise or counterbalance order when order effects matter.</w:t>
       </w:r>
     </w:p>
     <w:p>
-      <w:r>
-        <w:t>Every method A run is morning and B run afternoon; network speed varies by time. Propose a repair.</w:t>
+      <w:pPr>
+        <w:pStyle w:val="Heading3"/>
+      </w:pPr>
+      <w:r>
+        <w:t>W2 Trace the worked case</w:t>
       </w:r>
     </w:p>
     <w:p>
-      <w:r>
-        <w:t>Teacher explanation: Counterbalance/randomise method order under matched conditions and record time; otherwise timing remains an alternative explanation.</w:t>
+      <w:pPr>
+        <w:pStyle w:val="Heading3"/>
+      </w:pPr>
+      <w:r>
+        <w:t>Workbook question · W2</w:t>
       </w:r>
     </w:p>
     <w:p>
       <w:pPr>
-        <w:pStyle w:val="Heading3"/>
-      </w:pPr>
-      <w:r>
-        <w:t>W5 Design a revealing follow-up</w:t>
+        <w:spacing w:line="336" w:lineRule="auto" w:after="180"/>
+        <w:shd w:fill="F5F1FB"/>
+      </w:pPr>
+      <w:r>
+        <w:rPr>
+          <w:b w:val="0"/>
+        </w:rPr>
+        <w:t>New method uses better corpus and different queries while old method uses the original set. Show the intermediate steps and give the conclusion with its scope.</w:t>
       </w:r>
     </w:p>
     <w:p>
-      <w:r>
-        <w:t>For the worked scenario, propose one additional case that could reveal a failure, describe its expected outcome before running it, and explain what would need to remain fixed for a fair comparison. Do not reuse W4 as a new final test after receiving feedback.</w:t>
+      <w:pPr>
+        <w:pStyle w:val="Heading3"/>
+      </w:pPr>
+      <w:r>
+        <w:t>Teacher reasoning · W2</w:t>
       </w:r>
     </w:p>
     <w:p>
-      <w:r>
-        <w:t>Teacher explanation: Accept a concrete variant of the worked input or a missing/conflicting/boundary condition, with an expectation derived from the declared procedure. Require preserved settings, original outputs and data roles. Controls address specified alternatives, not every possible unknown confounder. The new case should test this particular mechanism rather than merely restate the original result.</w:t>
+      <w:pPr>
+        <w:spacing w:line="336" w:lineRule="auto" w:after="180"/>
+        <w:shd w:fill="F1F6FC"/>
+      </w:pPr>
+      <w:r>
+        <w:rPr>
+          <w:b w:val="0"/>
+        </w:rPr>
+        <w:t xml:space="preserve">Teacher explanation: Corpus and case differences confound the method effect. Rerun matched </w:t>
+      </w:r>
+      <w:r>
+        <w:rPr>
+          <w:b/>
+        </w:rPr>
+        <w:t>input</w:t>
+      </w:r>
+      <w:r>
+        <w:rPr>
+          <w:b w:val="0"/>
+        </w:rPr>
+        <w:t>s or report a whole-system comparison without isolation.</w:t>
       </w:r>
     </w:p>
     <w:p>
@@ -1600,37 +3242,418 @@
         <w:pStyle w:val="Heading3"/>
       </w:pPr>
       <w:r>
-        <w:t>Independent assessment and fresh retry</w:t>
+        <w:t>W3 Audit the limit</w:t>
       </w:r>
     </w:p>
     <w:p>
-      <w:r>
-        <w:t>W4: Counterbalance/randomise method order under matched conditions and record time; otherwise timing remains an alternative explanation. Require intermediate reasoning and the stated scope. Fresh retry: A uses unedited labels, B corrected labels. Expected reasoning: Label quality differs; use a shared declared label set to isolate procedure. If students need support, record it and reassess with another new case rather than awarding independence to a copied answer.</w:t>
+      <w:pPr>
+        <w:pStyle w:val="Heading3"/>
+      </w:pPr>
+      <w:r>
+        <w:t>Workbook question · W3</w:t>
       </w:r>
     </w:p>
     <w:p>
       <w:pPr>
-        <w:pStyle w:val="Heading3"/>
-      </w:pPr>
-      <w:r>
-        <w:t>Assess independent transfer</w:t>
+        <w:spacing w:line="336" w:lineRule="auto" w:after="180"/>
+        <w:shd w:fill="F5F1FB"/>
+      </w:pPr>
+      <w:r>
+        <w:rPr>
+          <w:b w:val="0"/>
+        </w:rPr>
+        <w:t xml:space="preserve">A report omits this qualification: </w:t>
+      </w:r>
+      <w:r>
+        <w:rPr>
+          <w:b/>
+        </w:rPr>
+        <w:t>Control</w:t>
+      </w:r>
+      <w:r>
+        <w:rPr>
+          <w:b w:val="0"/>
+        </w:rPr>
+        <w:t xml:space="preserve">s address specified alternatives, not every possible unknown </w:t>
+      </w:r>
+      <w:r>
+        <w:rPr>
+          <w:b/>
+        </w:rPr>
+        <w:t>confounder</w:t>
+      </w:r>
+      <w:r>
+        <w:rPr>
+          <w:b w:val="0"/>
+        </w:rPr>
+        <w:t>. Explain how omitting it could change a reader's interpretation, and write an accurate replacement.</w:t>
       </w:r>
     </w:p>
     <w:p>
-      <w:r>
-        <w:t>Selected case: Every method A run is morning and B run afternoon; network speed varies by time. Propose a repair.</w:t>
+      <w:pPr>
+        <w:pStyle w:val="Heading3"/>
+      </w:pPr>
+      <w:r>
+        <w:t>Teacher reasoning · W3</w:t>
       </w:r>
     </w:p>
     <w:p>
       <w:pPr>
-        <w:pStyle w:val="Heading3"/>
-      </w:pPr>
-      <w:r>
-        <w:t>Selected case answer</w:t>
+        <w:spacing w:line="336" w:lineRule="auto" w:after="180"/>
+        <w:shd w:fill="F1F6FC"/>
+      </w:pPr>
+      <w:r>
+        <w:rPr>
+          <w:b w:val="0"/>
+        </w:rPr>
+        <w:t xml:space="preserve">Teacher explanation: </w:t>
+      </w:r>
+      <w:r>
+        <w:rPr>
+          <w:b/>
+        </w:rPr>
+        <w:t>Control</w:t>
+      </w:r>
+      <w:r>
+        <w:rPr>
+          <w:b w:val="0"/>
+        </w:rPr>
+        <w:t xml:space="preserve">s address specified alternatives, not every possible unknown </w:t>
+      </w:r>
+      <w:r>
+        <w:rPr>
+          <w:b/>
+        </w:rPr>
+        <w:t>confounder</w:t>
+      </w:r>
+      <w:r>
+        <w:rPr>
+          <w:b w:val="0"/>
+        </w:rPr>
+        <w:t>.</w:t>
       </w:r>
     </w:p>
     <w:p>
-      <w:r>
+      <w:pPr>
+        <w:spacing w:line="336" w:lineRule="auto" w:after="180"/>
+        <w:shd w:fill="F1F6FC"/>
+      </w:pPr>
+      <w:r>
+        <w:rPr>
+          <w:b w:val="0"/>
+        </w:rPr>
+        <w:t xml:space="preserve">State the observed result separately from the unverified or out-of-scope claim; preserve the original </w:t>
+      </w:r>
+      <w:r>
+        <w:rPr>
+          <w:b/>
+        </w:rPr>
+        <w:t>evidence</w:t>
+      </w:r>
+      <w:r>
+        <w:rPr>
+          <w:b w:val="0"/>
+        </w:rPr>
+        <w:t xml:space="preserve"> rather than inventing a missing fact.</w:t>
+      </w:r>
+    </w:p>
+    <w:p>
+      <w:pPr>
+        <w:pStyle w:val="Heading3"/>
+      </w:pPr>
+      <w:r>
+        <w:t>W4 Apply a new case independently</w:t>
+      </w:r>
+    </w:p>
+    <w:p>
+      <w:pPr>
+        <w:pStyle w:val="Heading3"/>
+      </w:pPr>
+      <w:r>
+        <w:t>Workbook question · W4</w:t>
+      </w:r>
+    </w:p>
+    <w:p>
+      <w:pPr>
+        <w:spacing w:line="336" w:lineRule="auto" w:after="180"/>
+        <w:shd w:fill="F5F1FB"/>
+      </w:pPr>
+      <w:r>
+        <w:rPr>
+          <w:b w:val="0"/>
+        </w:rPr>
+        <w:t>Every method A run is morning and B run afternoon; network speed varies by time. Propose a repair.</w:t>
+      </w:r>
+    </w:p>
+    <w:p>
+      <w:pPr>
+        <w:pStyle w:val="Heading3"/>
+      </w:pPr>
+      <w:r>
+        <w:t>Teacher reasoning · W4</w:t>
+      </w:r>
+    </w:p>
+    <w:p>
+      <w:pPr>
+        <w:spacing w:line="336" w:lineRule="auto" w:after="180"/>
+        <w:shd w:fill="F1F6FC"/>
+      </w:pPr>
+      <w:r>
+        <w:rPr>
+          <w:b w:val="0"/>
+        </w:rPr>
+        <w:t>Teacher explanation: Counterbalance/randomise method order under matched conditions and record time; otherwise timing remains an alternative explanation.</w:t>
+      </w:r>
+    </w:p>
+    <w:p>
+      <w:pPr>
+        <w:pStyle w:val="Heading3"/>
+      </w:pPr>
+      <w:r>
+        <w:t>W5 Design a revealing follow-up</w:t>
+      </w:r>
+    </w:p>
+    <w:p>
+      <w:pPr>
+        <w:pStyle w:val="Heading3"/>
+      </w:pPr>
+      <w:r>
+        <w:t>Workbook question · W5</w:t>
+      </w:r>
+    </w:p>
+    <w:p>
+      <w:pPr>
+        <w:spacing w:line="336" w:lineRule="auto" w:after="180"/>
+        <w:shd w:fill="F5F1FB"/>
+      </w:pPr>
+      <w:r>
+        <w:rPr>
+          <w:b w:val="0"/>
+        </w:rPr>
+        <w:t>For the worked scenario, propose one additional case that could reveal a failure, describe its expected outcome before running it, and explain what would need to remain fixed for a fair comparison.</w:t>
+      </w:r>
+    </w:p>
+    <w:p>
+      <w:pPr>
+        <w:spacing w:line="336" w:lineRule="auto" w:after="180"/>
+        <w:shd w:fill="F5F1FB"/>
+      </w:pPr>
+      <w:r>
+        <w:rPr>
+          <w:b w:val="0"/>
+        </w:rPr>
+        <w:t>Do not reuse W4 as a new final test after receiving feedback.</w:t>
+      </w:r>
+    </w:p>
+    <w:p>
+      <w:pPr>
+        <w:pStyle w:val="Heading3"/>
+      </w:pPr>
+      <w:r>
+        <w:t>Teacher reasoning · W5</w:t>
+      </w:r>
+    </w:p>
+    <w:p>
+      <w:pPr>
+        <w:spacing w:line="336" w:lineRule="auto" w:after="180"/>
+        <w:shd w:fill="F1F6FC"/>
+      </w:pPr>
+      <w:r>
+        <w:rPr>
+          <w:b w:val="0"/>
+        </w:rPr>
+        <w:t xml:space="preserve">Teacher explanation: Accept a concrete variant of the worked </w:t>
+      </w:r>
+      <w:r>
+        <w:rPr>
+          <w:b/>
+        </w:rPr>
+        <w:t>input</w:t>
+      </w:r>
+      <w:r>
+        <w:rPr>
+          <w:b w:val="0"/>
+        </w:rPr>
+        <w:t xml:space="preserve"> or a missing/conflicting/boundary condition, with an expectation derived from the declared procedure.</w:t>
+      </w:r>
+    </w:p>
+    <w:p>
+      <w:pPr>
+        <w:spacing w:line="336" w:lineRule="auto" w:after="180"/>
+        <w:shd w:fill="F1F6FC"/>
+      </w:pPr>
+      <w:r>
+        <w:rPr>
+          <w:b w:val="0"/>
+        </w:rPr>
+        <w:t xml:space="preserve">Require preserved settings, original </w:t>
+      </w:r>
+      <w:r>
+        <w:rPr>
+          <w:b/>
+        </w:rPr>
+        <w:t>output</w:t>
+      </w:r>
+      <w:r>
+        <w:rPr>
+          <w:b w:val="0"/>
+        </w:rPr>
+        <w:t xml:space="preserve">s and data roles. </w:t>
+      </w:r>
+      <w:r>
+        <w:rPr>
+          <w:b/>
+        </w:rPr>
+        <w:t>Control</w:t>
+      </w:r>
+      <w:r>
+        <w:rPr>
+          <w:b w:val="0"/>
+        </w:rPr>
+        <w:t xml:space="preserve">s address specified alternatives, not every possible unknown </w:t>
+      </w:r>
+      <w:r>
+        <w:rPr>
+          <w:b/>
+        </w:rPr>
+        <w:t>confounder</w:t>
+      </w:r>
+      <w:r>
+        <w:rPr>
+          <w:b w:val="0"/>
+        </w:rPr>
+        <w:t>.</w:t>
+      </w:r>
+    </w:p>
+    <w:p>
+      <w:pPr>
+        <w:spacing w:line="336" w:lineRule="auto" w:after="180"/>
+        <w:shd w:fill="F1F6FC"/>
+      </w:pPr>
+      <w:r>
+        <w:rPr>
+          <w:b w:val="0"/>
+        </w:rPr>
+        <w:t xml:space="preserve">The new case should test this particular </w:t>
+      </w:r>
+      <w:r>
+        <w:rPr>
+          <w:b/>
+        </w:rPr>
+        <w:t>mechanism</w:t>
+      </w:r>
+      <w:r>
+        <w:rPr>
+          <w:b w:val="0"/>
+        </w:rPr>
+        <w:t xml:space="preserve"> rather than merely restate the original result.</w:t>
+      </w:r>
+    </w:p>
+    <w:p>
+      <w:pPr>
+        <w:pStyle w:val="Heading3"/>
+      </w:pPr>
+      <w:r>
+        <w:t>Independent assessment and fresh retry</w:t>
+      </w:r>
+    </w:p>
+    <w:p>
+      <w:pPr>
+        <w:pStyle w:val="Heading3"/>
+      </w:pPr>
+      <w:r>
+        <w:t>Teacher key · Independent assessment and fresh retry</w:t>
+      </w:r>
+    </w:p>
+    <w:p>
+      <w:pPr>
+        <w:spacing w:line="336" w:lineRule="auto" w:after="180"/>
+        <w:shd w:fill="F1F6FC"/>
+      </w:pPr>
+      <w:r>
+        <w:rPr>
+          <w:b w:val="0"/>
+        </w:rPr>
+        <w:t>W4: Counterbalance/randomise method order under matched conditions and record time; otherwise timing remains an alternative explanation. Require intermediate reasoning and the stated scope.</w:t>
+      </w:r>
+    </w:p>
+    <w:p>
+      <w:pPr>
+        <w:spacing w:line="336" w:lineRule="auto" w:after="180"/>
+        <w:shd w:fill="F1F6FC"/>
+      </w:pPr>
+      <w:r>
+        <w:rPr>
+          <w:b w:val="0"/>
+        </w:rPr>
+        <w:t>Fresh retry: A uses unedited labels, B corrected labels. Expected reasoning: Label quality differs; use a shared declared label set to isolate procedure.</w:t>
+      </w:r>
+    </w:p>
+    <w:p>
+      <w:pPr>
+        <w:spacing w:line="336" w:lineRule="auto" w:after="180"/>
+        <w:shd w:fill="F1F6FC"/>
+      </w:pPr>
+      <w:r>
+        <w:rPr>
+          <w:b w:val="0"/>
+        </w:rPr>
+        <w:t>If students need support, record it and reassess with another new case rather than awarding independence to a copied answer.</w:t>
+      </w:r>
+    </w:p>
+    <w:p>
+      <w:pPr>
+        <w:pStyle w:val="Heading3"/>
+      </w:pPr>
+      <w:r>
+        <w:t>Assess independent transfer</w:t>
+      </w:r>
+    </w:p>
+    <w:p>
+      <w:pPr>
+        <w:pStyle w:val="Heading3"/>
+      </w:pPr>
+      <w:r>
+        <w:t>Independent question · withhold the key</w:t>
+      </w:r>
+    </w:p>
+    <w:p>
+      <w:pPr>
+        <w:spacing w:line="336" w:lineRule="auto" w:after="180"/>
+        <w:shd w:fill="F5F1FB"/>
+      </w:pPr>
+      <w:r>
+        <w:rPr>
+          <w:b w:val="0"/>
+        </w:rPr>
+        <w:t>Selected case: Every method A run is morning and B run afternoon; network speed varies by time. Propose a repair.</w:t>
+      </w:r>
+    </w:p>
+    <w:p>
+      <w:pPr>
+        <w:pStyle w:val="Heading3"/>
+      </w:pPr>
+      <w:r>
+        <w:t>Selected case answer</w:t>
+      </w:r>
+    </w:p>
+    <w:p>
+      <w:pPr>
+        <w:pStyle w:val="Heading3"/>
+      </w:pPr>
+      <w:r>
+        <w:t>Teacher key · Selected case answer</w:t>
+      </w:r>
+    </w:p>
+    <w:p>
+      <w:pPr>
+        <w:spacing w:line="336" w:lineRule="auto" w:after="180"/>
+        <w:shd w:fill="F1F6FC"/>
+      </w:pPr>
+      <w:r>
+        <w:rPr>
+          <w:b w:val="0"/>
+        </w:rPr>
         <w:t>Teacher explanation: Counterbalance/randomise method order under matched conditions and record time; otherwise timing remains an alternative explanation.</w:t>
       </w:r>
     </w:p>
@@ -1737,67 +3760,329 @@
       </w:tr>
     </w:tbl>
     <w:p>
-      <w:r>
-        <w:t>Record each dimension as not yet, with support, or independent. Accept a valid alternative procedure with a defensible trace. Do not penalise an honestly recorded model failure if the learner correctly explains its evidence and limits.</w:t>
+      <w:pPr>
+        <w:pStyle w:val="Heading3"/>
+      </w:pPr>
+      <w:r>
+        <w:t>Teacher key · Selected case answer</w:t>
       </w:r>
     </w:p>
     <w:p>
       <w:pPr>
-        <w:pStyle w:val="Heading3"/>
-      </w:pPr>
-      <w:r>
-        <w:t>Feedback that the learner uses</w:t>
+        <w:spacing w:line="336" w:lineRule="auto" w:after="180"/>
+        <w:shd w:fill="F1F6FC"/>
+      </w:pPr>
+      <w:r>
+        <w:rPr>
+          <w:b w:val="0"/>
+        </w:rPr>
+        <w:t>Record each dimension as not yet, with support, or independent. Accept a valid alternative procedure with a defensible trace.</w:t>
       </w:r>
     </w:p>
     <w:p>
-      <w:r>
-        <w:t>Name the earliest unsupported step and give one action to repair it. Have the learner make that repair now and explain why. Then assess the relevant skill on a fresh, fully specified case. Confirm it was not previously practised with feedback; solve and check the new case before assigning it. A follow-up design prompt is a starting brief, not automatically an equivalent test.</w:t>
+      <w:pPr>
+        <w:spacing w:line="336" w:lineRule="auto" w:after="180"/>
+        <w:shd w:fill="F1F6FC"/>
+      </w:pPr>
+      <w:r>
+        <w:rPr>
+          <w:b w:val="0"/>
+        </w:rPr>
+        <w:t xml:space="preserve">Do not penalise an honestly recorded model failure if the learner correctly explains its </w:t>
+      </w:r>
+      <w:r>
+        <w:rPr>
+          <w:b/>
+        </w:rPr>
+        <w:t>evidence</w:t>
+      </w:r>
+      <w:r>
+        <w:rPr>
+          <w:b w:val="0"/>
+        </w:rPr>
+        <w:t xml:space="preserve"> and limits.</w:t>
       </w:r>
     </w:p>
     <w:p>
       <w:pPr>
-        <w:pStyle w:val="Heading1"/>
-      </w:pPr>
-      <w:r>
-        <w:t>06. Connect the project, support and next lesson</w:t>
+        <w:pStyle w:val="Heading3"/>
+      </w:pPr>
+      <w:r>
+        <w:t>Feedback that the learner uses</w:t>
       </w:r>
     </w:p>
     <w:p>
-      <w:r>
-        <w:t>Add a labelled confounders and controls evidence sheet to Reproducible AI Research Study. Show how you can explain the mechanism and terminology of confounders and controls. Use the supplied fictional case and keep its inputs, intermediate steps, calculation or prediction, and limitation. Connect this record to last week’s record; a matching answer without a trace is insufficient.</w:t>
+      <w:pPr>
+        <w:spacing w:line="336" w:lineRule="auto" w:after="180"/>
+      </w:pPr>
+      <w:r>
+        <w:rPr>
+          <w:b w:val="0"/>
+        </w:rPr>
+        <w:t>Name the earliest unsupported step and give one action to repair it. Have the learner make that repair now and explain why. Then assess the relevant skill on a fresh, fully specified case.</w:t>
       </w:r>
     </w:p>
     <w:p>
-      <w:r>
-        <w:t>Provide an input/procedure/result/limit frame and a calculator when needed. Ask students to identify the first step before completing the whole trace. Extension: compare two concrete variants of this mechanism while holding unrelated conditions fixed; report both successful and unsuccessful outcomes.</w:t>
+      <w:pPr>
+        <w:spacing w:line="336" w:lineRule="auto" w:after="180"/>
+      </w:pPr>
+      <w:r>
+        <w:rPr>
+          <w:b w:val="0"/>
+        </w:rPr>
+        <w:t>Confirm it was not previously practised with feedback; solve and check the new case before assigning it. A follow-up design prompt is a starting brief, not automatically an equivalent test.</w:t>
       </w:r>
     </w:p>
     <w:p>
-      <w:r>
-        <w:t>Next connection: Sampling variability. Preserve the current case record and retrieve its evidence boundary before moving on.</w:t>
+      <w:pPr>
+        <w:pStyle w:val="Heading1"/>
+      </w:pPr>
+      <w:r>
+        <w:t>06. Connect the project, support and next lesson</w:t>
       </w:r>
     </w:p>
     <w:p>
       <w:r>
-        <w:t>Retain the project ledger and assess a changed case after support. Check the relevant prerequisite before carrying this component forward.</w:t>
+        <w:t>Connect Confounders and controls to Reproducible AI Research Study, adapt support and plan a later changed-case check.</w:t>
       </w:r>
     </w:p>
     <w:p>
       <w:pPr>
-        <w:pStyle w:val="Heading3"/>
-      </w:pPr>
-      <w:r>
-        <w:t>Plan the delayed return</w:t>
+        <w:spacing w:line="336" w:lineRule="auto" w:after="180"/>
+      </w:pPr>
+      <w:r>
+        <w:rPr>
+          <w:b w:val="0"/>
+        </w:rPr>
+        <w:t xml:space="preserve">Add a labelled </w:t>
+      </w:r>
+      <w:r>
+        <w:rPr>
+          <w:b/>
+        </w:rPr>
+        <w:t>confounder</w:t>
+      </w:r>
+      <w:r>
+        <w:rPr>
+          <w:b w:val="0"/>
+        </w:rPr>
+        <w:t xml:space="preserve">s and </w:t>
+      </w:r>
+      <w:r>
+        <w:rPr>
+          <w:b/>
+        </w:rPr>
+        <w:t>control</w:t>
+      </w:r>
+      <w:r>
+        <w:rPr>
+          <w:b w:val="0"/>
+        </w:rPr>
+        <w:t xml:space="preserve">s </w:t>
+      </w:r>
+      <w:r>
+        <w:rPr>
+          <w:b/>
+        </w:rPr>
+        <w:t>evidence</w:t>
+      </w:r>
+      <w:r>
+        <w:rPr>
+          <w:b w:val="0"/>
+        </w:rPr>
+        <w:t xml:space="preserve"> sheet to Reproducible AI Research Study. Show how you can explain the </w:t>
+      </w:r>
+      <w:r>
+        <w:rPr>
+          <w:b/>
+        </w:rPr>
+        <w:t>mechanism</w:t>
+      </w:r>
+      <w:r>
+        <w:rPr>
+          <w:b w:val="0"/>
+        </w:rPr>
+        <w:t xml:space="preserve"> and terminology of </w:t>
+      </w:r>
+      <w:r>
+        <w:rPr>
+          <w:b/>
+        </w:rPr>
+        <w:t>confounder</w:t>
+      </w:r>
+      <w:r>
+        <w:rPr>
+          <w:b w:val="0"/>
+        </w:rPr>
+        <w:t xml:space="preserve">s and </w:t>
+      </w:r>
+      <w:r>
+        <w:rPr>
+          <w:b/>
+        </w:rPr>
+        <w:t>control</w:t>
+      </w:r>
+      <w:r>
+        <w:rPr>
+          <w:b w:val="0"/>
+        </w:rPr>
+        <w:t>s.</w:t>
       </w:r>
     </w:p>
     <w:p>
-      <w:r>
-        <w:t>Suggested return points in this level: ai-7/11, ai-7/13, ai-7/16. Use actual classroom dates, adjusting for holidays and gaps. One, three and six teaching weeks are scheduling choices, not a claimed optimal spacing.</w:t>
+      <w:pPr>
+        <w:spacing w:line="336" w:lineRule="auto" w:after="180"/>
+      </w:pPr>
+      <w:r>
+        <w:rPr>
+          <w:b w:val="0"/>
+        </w:rPr>
+        <w:t xml:space="preserve">Use the supplied fictional case and keep its </w:t>
+      </w:r>
+      <w:r>
+        <w:rPr>
+          <w:b/>
+        </w:rPr>
+        <w:t>input</w:t>
+      </w:r>
+      <w:r>
+        <w:rPr>
+          <w:b w:val="0"/>
+        </w:rPr>
+        <w:t xml:space="preserve">s, intermediate steps, calculation or </w:t>
+      </w:r>
+      <w:r>
+        <w:rPr>
+          <w:b/>
+        </w:rPr>
+        <w:t>prediction</w:t>
+      </w:r>
+      <w:r>
+        <w:rPr>
+          <w:b w:val="0"/>
+        </w:rPr>
+        <w:t>, and limitation. Connect this record to last week’s record; a matching answer without a trace is insufficient.</w:t>
       </w:r>
     </w:p>
     <w:p>
-      <w:r>
-        <w:t>At a delayed check, ask for the idea from memory and a changed application. Compare with the earlier independent response and record support used. For a new level, revisit the previous capstone before checking the new prerequisites.</w:t>
+      <w:pPr>
+        <w:spacing w:line="336" w:lineRule="auto" w:after="180"/>
+      </w:pPr>
+      <w:r>
+        <w:rPr>
+          <w:b w:val="0"/>
+        </w:rPr>
+        <w:t xml:space="preserve">Provide an </w:t>
+      </w:r>
+      <w:r>
+        <w:rPr>
+          <w:b/>
+        </w:rPr>
+        <w:t>input</w:t>
+      </w:r>
+      <w:r>
+        <w:rPr>
+          <w:b w:val="0"/>
+        </w:rPr>
+        <w:t>/procedure/result/limit frame and a calculator when needed. Ask students to identify the first step before completing the whole trace.</w:t>
+      </w:r>
+    </w:p>
+    <w:p>
+      <w:pPr>
+        <w:spacing w:line="336" w:lineRule="auto" w:after="180"/>
+      </w:pPr>
+      <w:r>
+        <w:rPr>
+          <w:b w:val="0"/>
+        </w:rPr>
+        <w:t xml:space="preserve">Extension: compare two concrete variants of this </w:t>
+      </w:r>
+      <w:r>
+        <w:rPr>
+          <w:b/>
+        </w:rPr>
+        <w:t>mechanism</w:t>
+      </w:r>
+      <w:r>
+        <w:rPr>
+          <w:b w:val="0"/>
+        </w:rPr>
+        <w:t xml:space="preserve"> while holding unrelated conditions fixed; report both successful and unsuccessful outcomes.</w:t>
+      </w:r>
+    </w:p>
+    <w:p>
+      <w:pPr>
+        <w:spacing w:line="336" w:lineRule="auto" w:after="180"/>
+      </w:pPr>
+      <w:r>
+        <w:rPr>
+          <w:b w:val="0"/>
+        </w:rPr>
+        <w:t xml:space="preserve">Next connection: Sampling variability. Preserve the current case record and retrieve its </w:t>
+      </w:r>
+      <w:r>
+        <w:rPr>
+          <w:b/>
+        </w:rPr>
+        <w:t>evidence</w:t>
+      </w:r>
+      <w:r>
+        <w:rPr>
+          <w:b w:val="0"/>
+        </w:rPr>
+        <w:t xml:space="preserve"> boundary before moving on.</w:t>
+      </w:r>
+    </w:p>
+    <w:p>
+      <w:pPr>
+        <w:spacing w:line="336" w:lineRule="auto" w:after="180"/>
+      </w:pPr>
+      <w:r>
+        <w:rPr>
+          <w:b w:val="0"/>
+        </w:rPr>
+        <w:t>Retain the project ledger and assess a changed case after support. Check the relevant prerequisite before carrying this component forward.</w:t>
+      </w:r>
+    </w:p>
+    <w:p>
+      <w:pPr>
+        <w:pStyle w:val="Heading3"/>
+      </w:pPr>
+      <w:r>
+        <w:t>Plan the delayed return</w:t>
+      </w:r>
+    </w:p>
+    <w:p>
+      <w:pPr>
+        <w:spacing w:line="336" w:lineRule="auto" w:after="180"/>
+      </w:pPr>
+      <w:r>
+        <w:rPr>
+          <w:b w:val="0"/>
+        </w:rPr>
+        <w:t>Suggested return points in this level: ai-7/11, ai-7/13, ai-7/16. Use actual classroom dates, adjusting for holidays and gaps. One, three and six teaching weeks are scheduling choices, not a claimed optimal spacing.</w:t>
+      </w:r>
+    </w:p>
+    <w:p>
+      <w:pPr>
+        <w:spacing w:line="336" w:lineRule="auto" w:after="180"/>
+      </w:pPr>
+      <w:r>
+        <w:rPr>
+          <w:b w:val="0"/>
+        </w:rPr>
+        <w:t>At a delayed check, ask for the idea from memory and a changed application. Compare with the earlier independent response and record support used.</w:t>
+      </w:r>
+    </w:p>
+    <w:p>
+      <w:pPr>
+        <w:spacing w:line="336" w:lineRule="auto" w:after="180"/>
+      </w:pPr>
+      <w:r>
+        <w:rPr>
+          <w:b w:val="0"/>
+        </w:rPr>
+        <w:t>For a new level, revisit the previous capstone before checking the new prerequisites.</w:t>
       </w:r>
     </w:p>
     <w:tbl>
@@ -1957,8 +4242,26 @@
       </w:tr>
     </w:tbl>
     <w:p>
-      <w:r>
-        <w:t>Use the evidence to choose reteaching or the next step. A completed page, confidence rating or attractive project does not by itself demonstrate understanding.</w:t>
+      <w:pPr>
+        <w:spacing w:line="336" w:lineRule="auto" w:after="180"/>
+      </w:pPr>
+      <w:r>
+        <w:rPr>
+          <w:b w:val="0"/>
+        </w:rPr>
+        <w:t xml:space="preserve">Use the </w:t>
+      </w:r>
+      <w:r>
+        <w:rPr>
+          <w:b/>
+        </w:rPr>
+        <w:t>evidence</w:t>
+      </w:r>
+      <w:r>
+        <w:rPr>
+          <w:b w:val="0"/>
+        </w:rPr>
+        <w:t xml:space="preserve"> to choose reteaching or the next step. A completed page, confidence rating or attractive project does not by itself demonstrate understanding.</w:t>
       </w:r>
     </w:p>
     <w:p>
@@ -1970,7 +4273,13 @@
       </w:r>
     </w:p>
     <w:p>
-      <w:r>
+      <w:pPr>
+        <w:spacing w:line="336" w:lineRule="auto" w:after="180"/>
+      </w:pPr>
+      <w:r>
+        <w:rPr>
+          <w:b w:val="0"/>
+        </w:rPr>
         <w:t>For the Reproducible AI Research Study, retain an annotated worked trace and the changed-case reasoning. Connect the claim to its records, units and assumptions so another investigator can challenge or reproduce it.</w:t>
       </w:r>
     </w:p>
@@ -1984,12 +4293,86 @@
     </w:p>
     <w:p>
       <w:r>
-        <w:t>Teaching target: Explain the mechanism and terminology of confounders and controls</w:t>
+        <w:t>Use this preparation summary alongside the detailed Confounders and controls lesson; it is a checklist rather than a replacement for the full sequence.</w:t>
       </w:r>
     </w:p>
     <w:p>
-      <w:r>
-        <w:t>Prepare the labelled worked-case picture, the matching workbook, fictional input cards and a place for individual responses. Check a local Python 3 environment before class; have a paper-trace version ready.</w:t>
+      <w:pPr>
+        <w:pStyle w:val="Heading3"/>
+      </w:pPr>
+      <w:r>
+        <w:t>Teaching target</w:t>
+      </w:r>
+    </w:p>
+    <w:p>
+      <w:pPr>
+        <w:spacing w:line="336" w:lineRule="auto" w:after="180"/>
+        <w:shd w:fill="EDF7F3"/>
+      </w:pPr>
+      <w:r>
+        <w:rPr>
+          <w:b w:val="0"/>
+        </w:rPr>
+        <w:t xml:space="preserve">Teaching target: Explain the </w:t>
+      </w:r>
+      <w:r>
+        <w:rPr>
+          <w:b/>
+        </w:rPr>
+        <w:t>mechanism</w:t>
+      </w:r>
+      <w:r>
+        <w:rPr>
+          <w:b w:val="0"/>
+        </w:rPr>
+        <w:t xml:space="preserve"> and terminology of </w:t>
+      </w:r>
+      <w:r>
+        <w:rPr>
+          <w:b/>
+        </w:rPr>
+        <w:t>confounder</w:t>
+      </w:r>
+      <w:r>
+        <w:rPr>
+          <w:b w:val="0"/>
+        </w:rPr>
+        <w:t xml:space="preserve">s and </w:t>
+      </w:r>
+      <w:r>
+        <w:rPr>
+          <w:b/>
+        </w:rPr>
+        <w:t>control</w:t>
+      </w:r>
+      <w:r>
+        <w:rPr>
+          <w:b w:val="0"/>
+        </w:rPr>
+        <w:t>s</w:t>
+      </w:r>
+    </w:p>
+    <w:p>
+      <w:pPr>
+        <w:spacing w:line="336" w:lineRule="auto" w:after="180"/>
+      </w:pPr>
+      <w:r>
+        <w:rPr>
+          <w:b w:val="0"/>
+        </w:rPr>
+        <w:t xml:space="preserve">Prepare the labelled worked-case picture, the matching workbook, fictional </w:t>
+      </w:r>
+      <w:r>
+        <w:rPr>
+          <w:b/>
+        </w:rPr>
+        <w:t>input</w:t>
+      </w:r>
+      <w:r>
+        <w:rPr>
+          <w:b w:val="0"/>
+        </w:rPr>
+        <w:t xml:space="preserve"> cards and a place for individual responses. Check a local Python 3 environment before class; have a paper-trace version ready.</w:t>
       </w:r>
     </w:p>
     <w:tbl>
@@ -2136,37 +4519,231 @@
       </w:tr>
     </w:tbl>
     <w:p>
-      <w:r>
+      <w:pPr>
+        <w:spacing w:line="336" w:lineRule="auto" w:after="180"/>
+      </w:pPr>
+      <w:r>
+        <w:rPr>
+          <w:b w:val="0"/>
+        </w:rPr>
         <w:t>Before class, solve the supported practice: New method uses better corpus and different queries while old method uses the original set. Show the intermediate steps and give the conclusion with its scope.</w:t>
       </w:r>
     </w:p>
     <w:p>
-      <w:r>
-        <w:t>Reasoned practice answer: Teacher explanation: Corpus and case differences confound the method effect. Rerun matched inputs or report a whole-system comparison without isolation.</w:t>
+      <w:pPr>
+        <w:pStyle w:val="Heading3"/>
+      </w:pPr>
+      <w:r>
+        <w:t>Supported practice answer</w:t>
       </w:r>
     </w:p>
     <w:p>
-      <w:r>
-        <w:t>Check every learner before discussion: Use the worked case for Confounders and controls. Proposed explanation: “The worked result establishes every future case”. Decide whether this explanation is supported. Point to the step or supplied fact that decides; explain your repair if needed.</w:t>
+      <w:pPr>
+        <w:spacing w:line="336" w:lineRule="auto" w:after="180"/>
+        <w:shd w:fill="F1F6FC"/>
+      </w:pPr>
+      <w:r>
+        <w:rPr>
+          <w:b w:val="0"/>
+        </w:rPr>
+        <w:t xml:space="preserve">Reasoned practice answer: Teacher explanation: Corpus and case differences confound the method effect. Rerun matched </w:t>
+      </w:r>
+      <w:r>
+        <w:rPr>
+          <w:b/>
+        </w:rPr>
+        <w:t>input</w:t>
+      </w:r>
+      <w:r>
+        <w:rPr>
+          <w:b w:val="0"/>
+        </w:rPr>
+        <w:t>s or report a whole-system comparison without isolation.</w:t>
       </w:r>
     </w:p>
     <w:p>
-      <w:r>
-        <w:t>Misconception repair: Controls address specified alternatives, not every possible unknown confounder.</w:t>
+      <w:pPr>
+        <w:spacing w:line="336" w:lineRule="auto" w:after="180"/>
+      </w:pPr>
+      <w:r>
+        <w:rPr>
+          <w:b w:val="0"/>
+        </w:rPr>
+        <w:t xml:space="preserve">Check every learner before discussion: Use the worked case for </w:t>
+      </w:r>
+      <w:r>
+        <w:rPr>
+          <w:b/>
+        </w:rPr>
+        <w:t>Confounder</w:t>
+      </w:r>
+      <w:r>
+        <w:rPr>
+          <w:b w:val="0"/>
+        </w:rPr>
+        <w:t xml:space="preserve">s and </w:t>
+      </w:r>
+      <w:r>
+        <w:rPr>
+          <w:b/>
+        </w:rPr>
+        <w:t>control</w:t>
+      </w:r>
+      <w:r>
+        <w:rPr>
+          <w:b w:val="0"/>
+        </w:rPr>
+        <w:t>s. Proposed explanation: “The worked result establishes every future case”. Decide whether this explanation is supported.</w:t>
       </w:r>
     </w:p>
     <w:p>
-      <w:r>
-        <w:t>Support: read the exact case aloud, enlarge the labelled picture, supply input cards and model only the first deciding step. Accept a spoken explanation or drawing; retain the reasoning goal.</w:t>
+      <w:pPr>
+        <w:spacing w:line="336" w:lineRule="auto" w:after="180"/>
+      </w:pPr>
+      <w:r>
+        <w:rPr>
+          <w:b w:val="0"/>
+        </w:rPr>
+        <w:t>Point to the step or supplied fact that decides; explain your repair if needed.</w:t>
       </w:r>
     </w:p>
     <w:p>
-      <w:r>
-        <w:t>Extension: New cases still use only healthy-white and spotted-blue. Require a prediction and a reason before comparing. Expected result: The collection does not resolve the background confounding. Reason: The same two variables remain coupled instead of being varied separately.</w:t>
+      <w:pPr>
+        <w:pStyle w:val="Heading3"/>
+      </w:pPr>
+      <w:r>
+        <w:t>Repair the misconception</w:t>
       </w:r>
     </w:p>
     <w:p>
-      <w:r>
+      <w:pPr>
+        <w:spacing w:line="336" w:lineRule="auto" w:after="180"/>
+        <w:shd w:fill="FFF5E6"/>
+      </w:pPr>
+      <w:r>
+        <w:rPr>
+          <w:b w:val="0"/>
+        </w:rPr>
+        <w:t xml:space="preserve">Misconception repair: </w:t>
+      </w:r>
+      <w:r>
+        <w:rPr>
+          <w:b/>
+        </w:rPr>
+        <w:t>Control</w:t>
+      </w:r>
+      <w:r>
+        <w:rPr>
+          <w:b w:val="0"/>
+        </w:rPr>
+        <w:t xml:space="preserve">s address specified alternatives, not every possible unknown </w:t>
+      </w:r>
+      <w:r>
+        <w:rPr>
+          <w:b/>
+        </w:rPr>
+        <w:t>confounder</w:t>
+      </w:r>
+      <w:r>
+        <w:rPr>
+          <w:b w:val="0"/>
+        </w:rPr>
+        <w:t>.</w:t>
+      </w:r>
+    </w:p>
+    <w:p>
+      <w:pPr>
+        <w:pStyle w:val="Heading3"/>
+      </w:pPr>
+      <w:r>
+        <w:t>Support without giving away the answer</w:t>
+      </w:r>
+    </w:p>
+    <w:p>
+      <w:pPr>
+        <w:spacing w:line="336" w:lineRule="auto" w:after="180"/>
+        <w:shd w:fill="F1F6F8"/>
+      </w:pPr>
+      <w:r>
+        <w:rPr>
+          <w:b w:val="0"/>
+        </w:rPr>
+        <w:t xml:space="preserve">Support: read the exact case aloud, enlarge the labelled picture, supply </w:t>
+      </w:r>
+      <w:r>
+        <w:rPr>
+          <w:b/>
+        </w:rPr>
+        <w:t>input</w:t>
+      </w:r>
+      <w:r>
+        <w:rPr>
+          <w:b w:val="0"/>
+        </w:rPr>
+        <w:t xml:space="preserve"> cards and model only the first deciding step. Accept a spoken explanation or drawing; retain the reasoning goal.</w:t>
+      </w:r>
+    </w:p>
+    <w:p>
+      <w:pPr>
+        <w:pStyle w:val="Heading3"/>
+      </w:pPr>
+      <w:r>
+        <w:t>Extend the reasoning</w:t>
+      </w:r>
+    </w:p>
+    <w:p>
+      <w:pPr>
+        <w:spacing w:line="336" w:lineRule="auto" w:after="180"/>
+        <w:shd w:fill="F5F1FB"/>
+      </w:pPr>
+      <w:r>
+        <w:rPr>
+          <w:b w:val="0"/>
+        </w:rPr>
+        <w:t xml:space="preserve">Extension: New cases still use only healthy-white and spotted-blue. Require a </w:t>
+      </w:r>
+      <w:r>
+        <w:rPr>
+          <w:b/>
+        </w:rPr>
+        <w:t>prediction</w:t>
+      </w:r>
+      <w:r>
+        <w:rPr>
+          <w:b w:val="0"/>
+        </w:rPr>
+        <w:t xml:space="preserve"> and a reason before comparing. Expected result: The collection does not resolve the background confounding.</w:t>
+      </w:r>
+    </w:p>
+    <w:p>
+      <w:pPr>
+        <w:spacing w:line="336" w:lineRule="auto" w:after="180"/>
+        <w:shd w:fill="F5F1FB"/>
+      </w:pPr>
+      <w:r>
+        <w:rPr>
+          <w:b w:val="0"/>
+        </w:rPr>
+        <w:t>Reason: The same two variables remain coupled instead of being varied separately.</w:t>
+      </w:r>
+    </w:p>
+    <w:p>
+      <w:pPr>
+        <w:pStyle w:val="Heading3"/>
+      </w:pPr>
+      <w:r>
+        <w:t>Protect the independent attempt</w:t>
+      </w:r>
+    </w:p>
+    <w:p>
+      <w:pPr>
+        <w:spacing w:line="336" w:lineRule="auto" w:after="180"/>
+        <w:shd w:fill="FFF5E6"/>
+      </w:pPr>
+      <w:r>
+        <w:rPr>
+          <w:b w:val="0"/>
+        </w:rPr>
         <w:t>Independent assessment: withhold the reserved answer until the learner has attempted the new case. Record support separately from correctness.</w:t>
       </w:r>
     </w:p>
@@ -2355,46 +4932,1029 @@
       </w:tr>
     </w:tbl>
     <w:p>
-      <w:r>
-        <w:t>Project checkpoint: Make a transparent first version. Keep a trace of how one input becomes an output; explain the rule or learned component.</w:t>
+      <w:pPr>
+        <w:pStyle w:val="Heading3"/>
+      </w:pPr>
+      <w:r>
+        <w:t>Project checkpoint</w:t>
       </w:r>
     </w:p>
     <w:p>
-      <w:r>
-        <w:t>Use the weekly teacher answer for topic-specific reasoning. A saved progress tick is an activity record; judge mastery from the learner’s explanation and evidence.</w:t>
+      <w:pPr>
+        <w:spacing w:line="336" w:lineRule="auto" w:after="180"/>
+        <w:shd w:fill="EDF7F3"/>
+      </w:pPr>
+      <w:r>
+        <w:rPr>
+          <w:b w:val="0"/>
+        </w:rPr>
+        <w:t xml:space="preserve">Project checkpoint: Make a transparent first version. Keep a trace of how one </w:t>
+      </w:r>
+      <w:r>
+        <w:rPr>
+          <w:b/>
+        </w:rPr>
+        <w:t>input</w:t>
+      </w:r>
+      <w:r>
+        <w:rPr>
+          <w:b w:val="0"/>
+        </w:rPr>
+        <w:t xml:space="preserve"> becomes an </w:t>
+      </w:r>
+      <w:r>
+        <w:rPr>
+          <w:b/>
+        </w:rPr>
+        <w:t>output</w:t>
+      </w:r>
+      <w:r>
+        <w:rPr>
+          <w:b w:val="0"/>
+        </w:rPr>
+        <w:t>; explain the rule or learned component.</w:t>
       </w:r>
     </w:p>
     <w:p>
       <w:pPr>
-        <w:pStyle w:val="Heading1"/>
-      </w:pPr>
-      <w:r>
-        <w:t>08. Use feedback, labs and repair paths</w:t>
+        <w:spacing w:line="336" w:lineRule="auto" w:after="180"/>
+      </w:pPr>
+      <w:r>
+        <w:rPr>
+          <w:b w:val="0"/>
+        </w:rPr>
+        <w:t xml:space="preserve">Use the weekly teacher answer for topic-specific reasoning. A saved progress tick is an activity record; judge mastery from the learner’s explanation and </w:t>
+      </w:r>
+      <w:r>
+        <w:rPr>
+          <w:b/>
+        </w:rPr>
+        <w:t>evidence</w:t>
+      </w:r>
+      <w:r>
+        <w:rPr>
+          <w:b w:val="0"/>
+        </w:rPr>
+        <w:t>.</w:t>
       </w:r>
     </w:p>
     <w:p>
-      <w:r>
-        <w:t>Use the two formative questions as supported practice, not as independent mastery scores. Discuss the deciding evidence rather than accepting a guessed selection.</w:t>
+      <w:pPr>
+        <w:pStyle w:val="Heading1"/>
+      </w:pPr>
+      <w:r>
+        <w:t>08. Use feedback, labs and repair paths</w:t>
       </w:r>
     </w:p>
     <w:p>
       <w:r>
-        <w:t>The feedback comes from the reviewed public worked case. Do not reveal the separately reserved independent teacher answer until the learner has attempted that case.</w:t>
+        <w:t>Use feedback, earlier review and portfolios purposefully. Apply the coding routine only when this lesson has an executable lab.</w:t>
       </w:r>
     </w:p>
     <w:p>
-      <w:r>
-        <w:t>Ask students to predict before running code. Preserve errors and actual outputs; collect a changed test and an explanation. The branch-boundary and indexing lessons deliberately include failure cases.</w:t>
+      <w:pPr>
+        <w:spacing w:line="336" w:lineRule="auto" w:after="180"/>
+      </w:pPr>
+      <w:r>
+        <w:rPr>
+          <w:b w:val="0"/>
+        </w:rPr>
+        <w:t xml:space="preserve">Use the two formative questions as supported practice, not as independent mastery scores. Discuss the deciding </w:t>
+      </w:r>
+      <w:r>
+        <w:rPr>
+          <w:b/>
+        </w:rPr>
+        <w:t>evidence</w:t>
+      </w:r>
+      <w:r>
+        <w:rPr>
+          <w:b w:val="0"/>
+        </w:rPr>
+        <w:t xml:space="preserve"> rather than accepting a guessed selection.</w:t>
       </w:r>
     </w:p>
     <w:p>
-      <w:r>
-        <w:t>Use the earlier worked-explanation links to address a specific missing building block, then return to the current question. Adapt this suggestion after observing the learner; it is not an automatic diagnosis.</w:t>
+      <w:pPr>
+        <w:spacing w:line="336" w:lineRule="auto" w:after="180"/>
+      </w:pPr>
+      <w:r>
+        <w:rPr>
+          <w:b w:val="0"/>
+        </w:rPr>
+        <w:t>The feedback comes from the reviewed public worked case. Do not reveal the separately reserved independent teacher answer until the learner has attempted that case.</w:t>
       </w:r>
     </w:p>
     <w:p>
-      <w:r>
-        <w:t>Collect the completed-work portfolio as evidence. Record support separately from correctness, and assess explanation, trace/test and limitations. Progress ticks and quiz selections alone do not establish mastery.</w:t>
+      <w:pPr>
+        <w:pStyle w:val="Heading3"/>
+      </w:pPr>
+      <w:r>
+        <w:t>For later coding lessons</w:t>
+      </w:r>
+    </w:p>
+    <w:p>
+      <w:r>
+        <w:t>This week has no code block. Use this routine when a later lesson includes an executable lab.</w:t>
+      </w:r>
+    </w:p>
+    <w:p>
+      <w:pPr>
+        <w:spacing w:line="336" w:lineRule="auto" w:after="180"/>
+        <w:shd w:fill="F1F6F8"/>
+      </w:pPr>
+      <w:r>
+        <w:rPr>
+          <w:b w:val="0"/>
+        </w:rPr>
+        <w:t xml:space="preserve">Ask students to predict before running code. Preserve errors and actual </w:t>
+      </w:r>
+      <w:r>
+        <w:rPr>
+          <w:b/>
+        </w:rPr>
+        <w:t>output</w:t>
+      </w:r>
+      <w:r>
+        <w:rPr>
+          <w:b w:val="0"/>
+        </w:rPr>
+        <w:t>s; collect a changed test and an explanation. The branch-boundary and indexing lessons deliberately include failure cases.</w:t>
+      </w:r>
+    </w:p>
+    <w:p>
+      <w:pPr>
+        <w:spacing w:line="336" w:lineRule="auto" w:after="180"/>
+      </w:pPr>
+      <w:r>
+        <w:rPr>
+          <w:b w:val="0"/>
+        </w:rPr>
+        <w:t>Use the earlier worked-explanation links to address a specific missing building block, then return to the current question. Adapt this suggestion after observing the learner; it is not an automatic diagnosis.</w:t>
+      </w:r>
+    </w:p>
+    <w:p>
+      <w:pPr>
+        <w:spacing w:line="336" w:lineRule="auto" w:after="180"/>
+      </w:pPr>
+      <w:r>
+        <w:rPr>
+          <w:b w:val="0"/>
+        </w:rPr>
+        <w:t xml:space="preserve">Collect the completed-work portfolio as </w:t>
+      </w:r>
+      <w:r>
+        <w:rPr>
+          <w:b/>
+        </w:rPr>
+        <w:t>evidence</w:t>
+      </w:r>
+      <w:r>
+        <w:rPr>
+          <w:b w:val="0"/>
+        </w:rPr>
+        <w:t>. Record support separately from correctness, and assess explanation, trace/test and limitations. Progress ticks and quiz selections alone do not establish mastery.</w:t>
+      </w:r>
+    </w:p>
+    <w:p>
+      <w:pPr>
+        <w:pStyle w:val="Heading1"/>
+      </w:pPr>
+      <w:r>
+        <w:t>09. Visual concept journey</w:t>
+      </w:r>
+    </w:p>
+    <w:p>
+      <w:r>
+        <w:t>Show one Confounders and controls graphic at a time, request a prediction and discuss its trace before the independent assessment.</w:t>
+      </w:r>
+    </w:p>
+    <w:p>
+      <w:pPr>
+        <w:spacing w:line="336" w:lineRule="auto" w:after="180"/>
+      </w:pPr>
+      <w:r>
+        <w:rPr>
+          <w:b w:val="0"/>
+        </w:rPr>
+        <w:t xml:space="preserve">Use one picture at a time. Hide a worked result before asking for a </w:t>
+      </w:r>
+      <w:r>
+        <w:rPr>
+          <w:b/>
+        </w:rPr>
+        <w:t>prediction</w:t>
+      </w:r>
+      <w:r>
+        <w:rPr>
+          <w:b w:val="0"/>
+        </w:rPr>
+        <w:t>, then reveal it for feedback. These are supported teaching cases; retain the separate independent assessment for a fresh first attempt.</w:t>
+      </w:r>
+    </w:p>
+    <w:p>
+      <w:pPr>
+        <w:pStyle w:val="Heading3"/>
+      </w:pPr>
+      <w:r>
+        <w:t>01. Confounders and controls: the case</w:t>
+      </w:r>
+    </w:p>
+    <w:p>
+      <w:r>
+        <w:drawing>
+          <wp:inline xmlns:a="http://schemas.openxmlformats.org/drawingml/2006/main" xmlns:pic="http://schemas.openxmlformats.org/drawingml/2006/picture">
+            <wp:extent cx="5486400" cy="2834640"/>
+            <wp:docPr id="3" name="Picture 3" descr="Separate background from class. Training data show every healthy leaf on white paper and every spotted leaf on blue paper. Supplied facts: Goal is leaf condition, not paper colour. A proposed check uses both paper colours for each condition."/>
+            <wp:cNvGraphicFramePr>
+              <a:graphicFrameLocks noChangeAspect="1"/>
+            </wp:cNvGraphicFramePr>
+            <a:graphic>
+              <a:graphicData uri="http://schemas.openxmlformats.org/drawingml/2006/picture">
+                <pic:pic>
+                  <pic:nvPicPr>
+                    <pic:cNvPr id="0" name="academy-story-ai-7-10-01.png"/>
+                    <pic:cNvPicPr/>
+                  </pic:nvPicPr>
+                  <pic:blipFill>
+                    <a:blip r:embed="rId11"/>
+                    <a:stretch>
+                      <a:fillRect/>
+                    </a:stretch>
+                  </pic:blipFill>
+                  <pic:spPr>
+                    <a:xfrm>
+                      <a:off x="0" y="0"/>
+                      <a:ext cx="5486400" cy="2834640"/>
+                    </a:xfrm>
+                    <a:prstGeom prst="rect"/>
+                  </pic:spPr>
+                </pic:pic>
+              </a:graphicData>
+            </a:graphic>
+          </wp:inline>
+        </w:drawing>
+      </w:r>
+    </w:p>
+    <w:p>
+      <w:pPr>
+        <w:spacing w:line="336" w:lineRule="auto" w:after="180"/>
+      </w:pPr>
+      <w:r>
+        <w:rPr>
+          <w:b w:val="0"/>
+        </w:rPr>
+        <w:t xml:space="preserve">Separate background from class. </w:t>
+      </w:r>
+      <w:r>
+        <w:rPr>
+          <w:b/>
+        </w:rPr>
+        <w:t>Training</w:t>
+      </w:r>
+      <w:r>
+        <w:rPr>
+          <w:b w:val="0"/>
+        </w:rPr>
+        <w:t xml:space="preserve"> data show every healthy leaf on white paper and every spotted leaf on blue paper. Supplied facts: Goal is leaf condition, not paper colour.</w:t>
+      </w:r>
+    </w:p>
+    <w:p>
+      <w:pPr>
+        <w:spacing w:line="336" w:lineRule="auto" w:after="180"/>
+      </w:pPr>
+      <w:r>
+        <w:rPr>
+          <w:b w:val="0"/>
+        </w:rPr>
+        <w:t>A proposed check uses both paper colours for each condition.</w:t>
+      </w:r>
+    </w:p>
+    <w:p>
+      <w:pPr>
+        <w:spacing w:line="336" w:lineRule="auto" w:after="180"/>
+        <w:shd w:fill="F5F1FB"/>
+      </w:pPr>
+      <w:r>
+        <w:rPr>
+          <w:b w:val="0"/>
+        </w:rPr>
+        <w:t>Point to the given fact that matters most. Explain why it matters.</w:t>
+      </w:r>
+    </w:p>
+    <w:p>
+      <w:pPr>
+        <w:pStyle w:val="Heading3"/>
+      </w:pPr>
+      <w:r>
+        <w:t>Discuss while showing the picture</w:t>
+      </w:r>
+    </w:p>
+    <w:p>
+      <w:pPr>
+        <w:spacing w:line="336" w:lineRule="auto" w:after="180"/>
+        <w:shd w:fill="F1F6F8"/>
+      </w:pPr>
+      <w:r>
+        <w:rPr>
+          <w:b w:val="0"/>
+        </w:rPr>
+        <w:t>Teacher prompt: Point to the given fact that matters most. Explain why it matters. Ask learners to describe one label or arrow in ordinary words. Use the adjacent transcript if the image is difficult to see.</w:t>
+      </w:r>
+    </w:p>
+    <w:p>
+      <w:pPr>
+        <w:pStyle w:val="Heading3"/>
+      </w:pPr>
+      <w:r>
+        <w:t>02. Follow the deciding steps</w:t>
+      </w:r>
+    </w:p>
+    <w:p>
+      <w:r>
+        <w:drawing>
+          <wp:inline xmlns:a="http://schemas.openxmlformats.org/drawingml/2006/main" xmlns:pic="http://schemas.openxmlformats.org/drawingml/2006/picture">
+            <wp:extent cx="5486400" cy="3337560"/>
+            <wp:docPr id="4" name="Picture 4" descr="Identify coupled variables: Condition and background change together in the original collection. → Cross the conditions: Collect healthy-white, healthy-blue, spotted-white and spotted-blue cases. → Inspect the shortcut: Compare predictions when the same leaf’s background changes under a controlled test."/>
+            <wp:cNvGraphicFramePr>
+              <a:graphicFrameLocks noChangeAspect="1"/>
+            </wp:cNvGraphicFramePr>
+            <a:graphic>
+              <a:graphicData uri="http://schemas.openxmlformats.org/drawingml/2006/picture">
+                <pic:pic>
+                  <pic:nvPicPr>
+                    <pic:cNvPr id="0" name="academy-story-ai-7-10-02.png"/>
+                    <pic:cNvPicPr/>
+                  </pic:nvPicPr>
+                  <pic:blipFill>
+                    <a:blip r:embed="rId12"/>
+                    <a:stretch>
+                      <a:fillRect/>
+                    </a:stretch>
+                  </pic:blipFill>
+                  <pic:spPr>
+                    <a:xfrm>
+                      <a:off x="0" y="0"/>
+                      <a:ext cx="5486400" cy="3337560"/>
+                    </a:xfrm>
+                    <a:prstGeom prst="rect"/>
+                  </pic:spPr>
+                </pic:pic>
+              </a:graphicData>
+            </a:graphic>
+          </wp:inline>
+        </w:drawing>
+      </w:r>
+    </w:p>
+    <w:p>
+      <w:pPr>
+        <w:spacing w:line="336" w:lineRule="auto" w:after="180"/>
+      </w:pPr>
+      <w:r>
+        <w:rPr>
+          <w:b w:val="0"/>
+        </w:rPr>
+        <w:t xml:space="preserve">Identify coupled variables: Condition and background change together in the original collection. → Cross the conditions: Collect healthy-white, healthy-blue, spotted-white and spotted-blue cases. → Inspect the shortcut: Compare </w:t>
+      </w:r>
+      <w:r>
+        <w:rPr>
+          <w:b/>
+        </w:rPr>
+        <w:t>prediction</w:t>
+      </w:r>
+      <w:r>
+        <w:rPr>
+          <w:b w:val="0"/>
+        </w:rPr>
+        <w:t xml:space="preserve">s when the same leaf’s background changes under a </w:t>
+      </w:r>
+      <w:r>
+        <w:rPr>
+          <w:b/>
+        </w:rPr>
+        <w:t>control</w:t>
+      </w:r>
+      <w:r>
+        <w:rPr>
+          <w:b w:val="0"/>
+        </w:rPr>
+        <w:t>led test.</w:t>
+      </w:r>
+    </w:p>
+    <w:p>
+      <w:pPr>
+        <w:spacing w:line="336" w:lineRule="auto" w:after="180"/>
+        <w:shd w:fill="F5F1FB"/>
+      </w:pPr>
+      <w:r>
+        <w:rPr>
+          <w:b w:val="0"/>
+        </w:rPr>
+        <w:t xml:space="preserve">Point to each numbered stage and explain which recorded </w:t>
+      </w:r>
+      <w:r>
+        <w:rPr>
+          <w:b/>
+        </w:rPr>
+        <w:t>input</w:t>
+      </w:r>
+      <w:r>
+        <w:rPr>
+          <w:b w:val="0"/>
+        </w:rPr>
+        <w:t xml:space="preserve"> it uses.</w:t>
+      </w:r>
+    </w:p>
+    <w:p>
+      <w:pPr>
+        <w:pStyle w:val="Heading3"/>
+      </w:pPr>
+      <w:r>
+        <w:t>Discuss while showing the picture</w:t>
+      </w:r>
+    </w:p>
+    <w:p>
+      <w:pPr>
+        <w:spacing w:line="336" w:lineRule="auto" w:after="180"/>
+        <w:shd w:fill="F1F6F8"/>
+      </w:pPr>
+      <w:r>
+        <w:rPr>
+          <w:b w:val="0"/>
+        </w:rPr>
+        <w:t xml:space="preserve">Teacher prompt: Point to each numbered stage and explain which recorded </w:t>
+      </w:r>
+      <w:r>
+        <w:rPr>
+          <w:b/>
+        </w:rPr>
+        <w:t>input</w:t>
+      </w:r>
+      <w:r>
+        <w:rPr>
+          <w:b w:val="0"/>
+        </w:rPr>
+        <w:t xml:space="preserve"> it uses. Ask learners to describe one label or arrow in ordinary words. Use the adjacent transcript if the image is difficult to see.</w:t>
+      </w:r>
+    </w:p>
+    <w:p>
+      <w:pPr>
+        <w:pStyle w:val="Heading3"/>
+      </w:pPr>
+      <w:r>
+        <w:t>03. Cross class with paper background</w:t>
+      </w:r>
+    </w:p>
+    <w:p>
+      <w:r>
+        <w:drawing>
+          <wp:inline xmlns:a="http://schemas.openxmlformats.org/drawingml/2006/main" xmlns:pic="http://schemas.openxmlformats.org/drawingml/2006/picture">
+            <wp:extent cx="5486400" cy="3096768"/>
+            <wp:docPr id="5" name="Picture 5" descr="Cross class with paper background. Healthy: White paper = Collect, Blue paper = Collect. Spotted: White paper = Collect, Blue paper = Collect."/>
+            <wp:cNvGraphicFramePr>
+              <a:graphicFrameLocks noChangeAspect="1"/>
+            </wp:cNvGraphicFramePr>
+            <a:graphic>
+              <a:graphicData uri="http://schemas.openxmlformats.org/drawingml/2006/picture">
+                <pic:pic>
+                  <pic:nvPicPr>
+                    <pic:cNvPr id="0" name="academy-story-ai-7-10-03.png"/>
+                    <pic:cNvPicPr/>
+                  </pic:nvPicPr>
+                  <pic:blipFill>
+                    <a:blip r:embed="rId13"/>
+                    <a:stretch>
+                      <a:fillRect/>
+                    </a:stretch>
+                  </pic:blipFill>
+                  <pic:spPr>
+                    <a:xfrm>
+                      <a:off x="0" y="0"/>
+                      <a:ext cx="5486400" cy="3096768"/>
+                    </a:xfrm>
+                    <a:prstGeom prst="rect"/>
+                  </pic:spPr>
+                </pic:pic>
+              </a:graphicData>
+            </a:graphic>
+          </wp:inline>
+        </w:drawing>
+      </w:r>
+    </w:p>
+    <w:p>
+      <w:pPr>
+        <w:spacing w:line="336" w:lineRule="auto" w:after="180"/>
+      </w:pPr>
+      <w:r>
+        <w:rPr>
+          <w:b w:val="0"/>
+        </w:rPr>
+        <w:t>Cross class with paper background. Healthy: White paper = Collect, Blue paper = Collect. Spotted: White paper = Collect, Blue paper = Collect.</w:t>
+      </w:r>
+    </w:p>
+    <w:p>
+      <w:pPr>
+        <w:spacing w:line="336" w:lineRule="auto" w:after="180"/>
+        <w:shd w:fill="F5F1FB"/>
+      </w:pPr>
+      <w:r>
+        <w:rPr>
+          <w:b w:val="0"/>
+        </w:rPr>
+        <w:t>Read the labels and values. Explain the relationship the model shows.</w:t>
+      </w:r>
+    </w:p>
+    <w:p>
+      <w:pPr>
+        <w:pStyle w:val="Heading3"/>
+      </w:pPr>
+      <w:r>
+        <w:t>Discuss while showing the picture</w:t>
+      </w:r>
+    </w:p>
+    <w:p>
+      <w:pPr>
+        <w:spacing w:line="336" w:lineRule="auto" w:after="180"/>
+        <w:shd w:fill="F1F6F8"/>
+      </w:pPr>
+      <w:r>
+        <w:rPr>
+          <w:b w:val="0"/>
+        </w:rPr>
+        <w:t>Teacher prompt: Read the labels and values. Explain the relationship the model shows. Ask learners to describe one label or arrow in ordinary words. Use the adjacent transcript if the image is difficult to see.</w:t>
+      </w:r>
+    </w:p>
+    <w:p>
+      <w:pPr>
+        <w:spacing w:line="336" w:lineRule="auto" w:after="180"/>
+        <w:shd w:fill="F1F6F8"/>
+      </w:pPr>
+      <w:r>
+        <w:rPr>
+          <w:b w:val="0"/>
+        </w:rPr>
+        <w:t>Check row/column meanings, units and denominators before discussing a difference. Supplied toy values are not real class or model results.</w:t>
+      </w:r>
+    </w:p>
+    <w:p>
+      <w:pPr>
+        <w:pStyle w:val="Heading3"/>
+      </w:pPr>
+      <w:r>
+        <w:t>04. Change one thing. Trace what follows.</w:t>
+      </w:r>
+    </w:p>
+    <w:p>
+      <w:r>
+        <w:drawing>
+          <wp:inline xmlns:a="http://schemas.openxmlformats.org/drawingml/2006/main" xmlns:pic="http://schemas.openxmlformats.org/drawingml/2006/picture">
+            <wp:extent cx="5486400" cy="3041904"/>
+            <wp:docPr id="6" name="Picture 6" descr="Original case: Compare predictions when the same leaf’s background changes under a controlled test. Changed condition: New cases still use only healthy-white and spotted-blue. Expected result: The collection does not resolve the background confounding. Reason: The same two variables remain coupled instead of being varied separately."/>
+            <wp:cNvGraphicFramePr>
+              <a:graphicFrameLocks noChangeAspect="1"/>
+            </wp:cNvGraphicFramePr>
+            <a:graphic>
+              <a:graphicData uri="http://schemas.openxmlformats.org/drawingml/2006/picture">
+                <pic:pic>
+                  <pic:nvPicPr>
+                    <pic:cNvPr id="0" name="academy-story-ai-7-10-04.png"/>
+                    <pic:cNvPicPr/>
+                  </pic:nvPicPr>
+                  <pic:blipFill>
+                    <a:blip r:embed="rId14"/>
+                    <a:stretch>
+                      <a:fillRect/>
+                    </a:stretch>
+                  </pic:blipFill>
+                  <pic:spPr>
+                    <a:xfrm>
+                      <a:off x="0" y="0"/>
+                      <a:ext cx="5486400" cy="3041904"/>
+                    </a:xfrm>
+                    <a:prstGeom prst="rect"/>
+                  </pic:spPr>
+                </pic:pic>
+              </a:graphicData>
+            </a:graphic>
+          </wp:inline>
+        </w:drawing>
+      </w:r>
+    </w:p>
+    <w:p>
+      <w:pPr>
+        <w:spacing w:line="336" w:lineRule="auto" w:after="180"/>
+      </w:pPr>
+      <w:r>
+        <w:rPr>
+          <w:b w:val="0"/>
+        </w:rPr>
+        <w:t xml:space="preserve">Original case: Compare </w:t>
+      </w:r>
+      <w:r>
+        <w:rPr>
+          <w:b/>
+        </w:rPr>
+        <w:t>prediction</w:t>
+      </w:r>
+      <w:r>
+        <w:rPr>
+          <w:b w:val="0"/>
+        </w:rPr>
+        <w:t xml:space="preserve">s when the same leaf’s background changes under a </w:t>
+      </w:r>
+      <w:r>
+        <w:rPr>
+          <w:b/>
+        </w:rPr>
+        <w:t>control</w:t>
+      </w:r>
+      <w:r>
+        <w:rPr>
+          <w:b w:val="0"/>
+        </w:rPr>
+        <w:t>led test. Changed condition: New cases still use only healthy-white and spotted-blue.</w:t>
+      </w:r>
+    </w:p>
+    <w:p>
+      <w:pPr>
+        <w:spacing w:line="336" w:lineRule="auto" w:after="180"/>
+      </w:pPr>
+      <w:r>
+        <w:rPr>
+          <w:b w:val="0"/>
+        </w:rPr>
+        <w:t>Expected result: The collection does not resolve the background confounding. Reason: The same two variables remain coupled instead of being varied separately.</w:t>
+      </w:r>
+    </w:p>
+    <w:p>
+      <w:pPr>
+        <w:spacing w:line="336" w:lineRule="auto" w:after="180"/>
+        <w:shd w:fill="F5F1FB"/>
+      </w:pPr>
+      <w:r>
+        <w:rPr>
+          <w:b w:val="0"/>
+        </w:rPr>
+        <w:t>Predict before checking the worked changed-case result. Name what changed and what the supplied facts allow you to conclude.</w:t>
+      </w:r>
+    </w:p>
+    <w:p>
+      <w:pPr>
+        <w:pStyle w:val="Heading3"/>
+      </w:pPr>
+      <w:r>
+        <w:t>Discuss while showing the picture</w:t>
+      </w:r>
+    </w:p>
+    <w:p>
+      <w:pPr>
+        <w:spacing w:line="336" w:lineRule="auto" w:after="180"/>
+        <w:shd w:fill="F1F6F8"/>
+      </w:pPr>
+      <w:r>
+        <w:rPr>
+          <w:b w:val="0"/>
+        </w:rPr>
+        <w:t>Teacher prompt: Predict before checking the worked changed-case result. Name what changed and what the supplied facts allow you to conclude. Ask learners to describe one label or arrow in ordinary words.</w:t>
+      </w:r>
+    </w:p>
+    <w:p>
+      <w:pPr>
+        <w:spacing w:line="336" w:lineRule="auto" w:after="180"/>
+        <w:shd w:fill="F1F6F8"/>
+      </w:pPr>
+      <w:r>
+        <w:rPr>
+          <w:b w:val="0"/>
+        </w:rPr>
+        <w:t>Use the adjacent transcript if the image is difficult to see. Changed-case reasoning: The same two variables remain coupled instead of being varied separately.</w:t>
+      </w:r>
+    </w:p>
+    <w:p>
+      <w:pPr>
+        <w:pStyle w:val="Heading3"/>
+      </w:pPr>
+      <w:r>
+        <w:t>05. Connect the explanation to its limit</w:t>
+      </w:r>
+    </w:p>
+    <w:p>
+      <w:r>
+        <w:drawing>
+          <wp:inline xmlns:a="http://schemas.openxmlformats.org/drawingml/2006/main" xmlns:pic="http://schemas.openxmlformats.org/drawingml/2006/picture">
+            <wp:extent cx="5486400" cy="2834640"/>
+            <wp:docPr id="7" name="Picture 7" descr="A confounder can provide an alternative explanation for a result. Crossing conditions makes the intended feature and the nuisance feature less entangled. Limit: A changed-background test can diagnose sensitivity; it does not prove the model’s complete internal reasoning."/>
+            <wp:cNvGraphicFramePr>
+              <a:graphicFrameLocks noChangeAspect="1"/>
+            </wp:cNvGraphicFramePr>
+            <a:graphic>
+              <a:graphicData uri="http://schemas.openxmlformats.org/drawingml/2006/picture">
+                <pic:pic>
+                  <pic:nvPicPr>
+                    <pic:cNvPr id="0" name="academy-story-ai-7-10-05.png"/>
+                    <pic:cNvPicPr/>
+                  </pic:nvPicPr>
+                  <pic:blipFill>
+                    <a:blip r:embed="rId15"/>
+                    <a:stretch>
+                      <a:fillRect/>
+                    </a:stretch>
+                  </pic:blipFill>
+                  <pic:spPr>
+                    <a:xfrm>
+                      <a:off x="0" y="0"/>
+                      <a:ext cx="5486400" cy="2834640"/>
+                    </a:xfrm>
+                    <a:prstGeom prst="rect"/>
+                  </pic:spPr>
+                </pic:pic>
+              </a:graphicData>
+            </a:graphic>
+          </wp:inline>
+        </w:drawing>
+      </w:r>
+    </w:p>
+    <w:p>
+      <w:pPr>
+        <w:spacing w:line="336" w:lineRule="auto" w:after="180"/>
+      </w:pPr>
+      <w:r>
+        <w:rPr>
+          <w:b w:val="0"/>
+        </w:rPr>
+        <w:t xml:space="preserve">A </w:t>
+      </w:r>
+      <w:r>
+        <w:rPr>
+          <w:b/>
+        </w:rPr>
+        <w:t>confounder</w:t>
+      </w:r>
+      <w:r>
+        <w:rPr>
+          <w:b w:val="0"/>
+        </w:rPr>
+        <w:t xml:space="preserve"> can provide an alternative explanation for a result. Crossing conditions makes the intended feature and the nuisance feature less entangled.</w:t>
+      </w:r>
+    </w:p>
+    <w:p>
+      <w:pPr>
+        <w:spacing w:line="336" w:lineRule="auto" w:after="180"/>
+      </w:pPr>
+      <w:r>
+        <w:rPr>
+          <w:b w:val="0"/>
+        </w:rPr>
+        <w:t>Limit: A changed-background test can diagnose sensitivity; it does not prove the model’s complete internal reasoning.</w:t>
+      </w:r>
+    </w:p>
+    <w:p>
+      <w:pPr>
+        <w:spacing w:line="336" w:lineRule="auto" w:after="180"/>
+        <w:shd w:fill="F5F1FB"/>
+      </w:pPr>
+      <w:r>
+        <w:rPr>
+          <w:b w:val="0"/>
+        </w:rPr>
+        <w:t>Explain the case, then point to a limit on the claim.</w:t>
+      </w:r>
+    </w:p>
+    <w:p>
+      <w:pPr>
+        <w:pStyle w:val="Heading3"/>
+      </w:pPr>
+      <w:r>
+        <w:t>Discuss while showing the picture</w:t>
+      </w:r>
+    </w:p>
+    <w:p>
+      <w:pPr>
+        <w:spacing w:line="336" w:lineRule="auto" w:after="180"/>
+        <w:shd w:fill="F1F6F8"/>
+      </w:pPr>
+      <w:r>
+        <w:rPr>
+          <w:b w:val="0"/>
+        </w:rPr>
+        <w:t>Teacher prompt: Explain the case, then point to a limit on the claim. Ask learners to describe one label or arrow in ordinary words. Use the adjacent transcript if the image is difficult to see.</w:t>
+      </w:r>
+    </w:p>
+    <w:p>
+      <w:pPr>
+        <w:spacing w:line="336" w:lineRule="auto" w:after="180"/>
+        <w:shd w:fill="F1F6F8"/>
+      </w:pPr>
+      <w:r>
+        <w:rPr>
+          <w:b w:val="0"/>
+        </w:rPr>
+        <w:t>Keep the stated scope: A changed-background test can diagnose sensitivity; it does not prove the model’s complete internal reasoning.</w:t>
+      </w:r>
+    </w:p>
+    <w:p>
+      <w:pPr>
+        <w:pStyle w:val="Heading3"/>
+      </w:pPr>
+      <w:r>
+        <w:t>06. Make the idea visible in your project</w:t>
+      </w:r>
+    </w:p>
+    <w:p>
+      <w:r>
+        <w:drawing>
+          <wp:inline xmlns:a="http://schemas.openxmlformats.org/drawingml/2006/main" xmlns:pic="http://schemas.openxmlformats.org/drawingml/2006/picture">
+            <wp:extent cx="5486400" cy="3681984"/>
+            <wp:docPr id="8" name="Picture 8" descr="For the Reproducible AI Research Study, retain an annotated worked trace and the changed-case reasoning. Connect the claim to its records, units and assumptions so another investigator can challenge or reproduce it. Draw your input, deciding step, result and limit. Supported question: Draw the four condition/background combinations. Which variables were coupled before, and why would collecting only healthy-white and spotted-blue again leave the confounding unresolved?"/>
+            <wp:cNvGraphicFramePr>
+              <a:graphicFrameLocks noChangeAspect="1"/>
+            </wp:cNvGraphicFramePr>
+            <a:graphic>
+              <a:graphicData uri="http://schemas.openxmlformats.org/drawingml/2006/picture">
+                <pic:pic>
+                  <pic:nvPicPr>
+                    <pic:cNvPr id="0" name="academy-story-ai-7-10-06.png"/>
+                    <pic:cNvPicPr/>
+                  </pic:nvPicPr>
+                  <pic:blipFill>
+                    <a:blip r:embed="rId16"/>
+                    <a:stretch>
+                      <a:fillRect/>
+                    </a:stretch>
+                  </pic:blipFill>
+                  <pic:spPr>
+                    <a:xfrm>
+                      <a:off x="0" y="0"/>
+                      <a:ext cx="5486400" cy="3681984"/>
+                    </a:xfrm>
+                    <a:prstGeom prst="rect"/>
+                  </pic:spPr>
+                </pic:pic>
+              </a:graphicData>
+            </a:graphic>
+          </wp:inline>
+        </w:drawing>
+      </w:r>
+    </w:p>
+    <w:p>
+      <w:pPr>
+        <w:spacing w:line="336" w:lineRule="auto" w:after="180"/>
+      </w:pPr>
+      <w:r>
+        <w:rPr>
+          <w:b w:val="0"/>
+        </w:rPr>
+        <w:t>For the Reproducible AI Research Study, retain an annotated worked trace and the changed-case reasoning. Connect the claim to its records, units and assumptions so another investigator can challenge or reproduce it.</w:t>
+      </w:r>
+    </w:p>
+    <w:p>
+      <w:pPr>
+        <w:spacing w:line="336" w:lineRule="auto" w:after="180"/>
+      </w:pPr>
+      <w:r>
+        <w:rPr>
+          <w:b w:val="0"/>
+        </w:rPr>
+        <w:t xml:space="preserve">Draw your </w:t>
+      </w:r>
+      <w:r>
+        <w:rPr>
+          <w:b/>
+        </w:rPr>
+        <w:t>input</w:t>
+      </w:r>
+      <w:r>
+        <w:rPr>
+          <w:b w:val="0"/>
+        </w:rPr>
+        <w:t>, deciding step, result and limit. Supported question: Draw the four condition/background combinations.</w:t>
+      </w:r>
+    </w:p>
+    <w:p>
+      <w:pPr>
+        <w:spacing w:line="336" w:lineRule="auto" w:after="180"/>
+      </w:pPr>
+      <w:r>
+        <w:rPr>
+          <w:b w:val="0"/>
+        </w:rPr>
+        <w:t>Which variables were coupled before, and why would collecting only healthy-white and spotted-blue again leave the confounding unresolved?</w:t>
+      </w:r>
+    </w:p>
+    <w:p>
+      <w:pPr>
+        <w:spacing w:line="336" w:lineRule="auto" w:after="180"/>
+        <w:shd w:fill="F5F1FB"/>
+      </w:pPr>
+      <w:r>
+        <w:rPr>
+          <w:b w:val="0"/>
+        </w:rPr>
+        <w:t xml:space="preserve">Draw your project trace and justify the deciding step using </w:t>
+      </w:r>
+      <w:r>
+        <w:rPr>
+          <w:b/>
+        </w:rPr>
+        <w:t>evidence</w:t>
+      </w:r>
+      <w:r>
+        <w:rPr>
+          <w:b w:val="0"/>
+        </w:rPr>
+        <w:t>.</w:t>
+      </w:r>
+    </w:p>
+    <w:p>
+      <w:pPr>
+        <w:pStyle w:val="Heading3"/>
+      </w:pPr>
+      <w:r>
+        <w:t>Discuss while showing the picture</w:t>
+      </w:r>
+    </w:p>
+    <w:p>
+      <w:pPr>
+        <w:spacing w:line="336" w:lineRule="auto" w:after="180"/>
+        <w:shd w:fill="F1F6F8"/>
+      </w:pPr>
+      <w:r>
+        <w:rPr>
+          <w:b w:val="0"/>
+        </w:rPr>
+        <w:t xml:space="preserve">Teacher prompt: Draw your project trace and justify the deciding step using </w:t>
+      </w:r>
+      <w:r>
+        <w:rPr>
+          <w:b/>
+        </w:rPr>
+        <w:t>evidence</w:t>
+      </w:r>
+      <w:r>
+        <w:rPr>
+          <w:b w:val="0"/>
+        </w:rPr>
+        <w:t>. Ask learners to describe one label or arrow in ordinary words. Use the adjacent transcript if the image is difficult to see.</w:t>
+      </w:r>
+    </w:p>
+    <w:p>
+      <w:pPr>
+        <w:spacing w:line="336" w:lineRule="auto" w:after="180"/>
+        <w:shd w:fill="F1F6F8"/>
+      </w:pPr>
+      <w:r>
+        <w:rPr>
+          <w:b w:val="0"/>
+        </w:rPr>
+        <w:t>Supported practice key: Condition and background change together in the original collection. Collect healthy-white, healthy-blue, spotted-white and spotted-blue cases.</w:t>
+      </w:r>
+    </w:p>
+    <w:p>
+      <w:pPr>
+        <w:spacing w:line="336" w:lineRule="auto" w:after="180"/>
+        <w:shd w:fill="F1F6F8"/>
+      </w:pPr>
+      <w:r>
+        <w:rPr>
+          <w:b w:val="0"/>
+        </w:rPr>
+        <w:t xml:space="preserve">Compare </w:t>
+      </w:r>
+      <w:r>
+        <w:rPr>
+          <w:b/>
+        </w:rPr>
+        <w:t>prediction</w:t>
+      </w:r>
+      <w:r>
+        <w:rPr>
+          <w:b w:val="0"/>
+        </w:rPr>
+        <w:t xml:space="preserve">s when the same leaf’s background changes under a </w:t>
+      </w:r>
+      <w:r>
+        <w:rPr>
+          <w:b/>
+        </w:rPr>
+        <w:t>control</w:t>
+      </w:r>
+      <w:r>
+        <w:rPr>
+          <w:b w:val="0"/>
+        </w:rPr>
+        <w:t>led test. Changed case: The collection does not resolve the background confounding.</w:t>
+      </w:r>
+    </w:p>
+    <w:p>
+      <w:pPr>
+        <w:spacing w:line="336" w:lineRule="auto" w:after="180"/>
+        <w:shd w:fill="F1F6F8"/>
+      </w:pPr>
+      <w:r>
+        <w:rPr>
+          <w:b w:val="0"/>
+        </w:rPr>
+        <w:t>The same two variables remain coupled instead of being varied separately.</w:t>
       </w:r>
     </w:p>
     <w:sectPr>

--- a/downloads/teacher/ai-7-week-10.docx
+++ b/downloads/teacher/ai-7-week-10.docx
@@ -161,7 +161,7 @@
           </w:tcPr>
           <w:p>
             <w:r>
-              <w:t>Sections 1–6; record the brief recall in the workbook.</w:t>
+              <w:t>Use Your mission, Notice the evidence, See how it works, Words that unlock the idea and Follow a worked example; record the brief recall in the workbook.</w:t>
             </w:r>
           </w:p>
         </w:tc>
@@ -193,7 +193,7 @@
           </w:tcPr>
           <w:p>
             <w:r>
-              <w:t>Sections 7–10; use the matching workbook W2 and misconception check.</w:t>
+              <w:t>Use Find and repair a mistake, Practise together and Run the investigation, with workbook W2 and Individual reasoning check.</w:t>
             </w:r>
           </w:p>
         </w:tc>
@@ -225,7 +225,7 @@
           </w:tcPr>
           <w:p>
             <w:r>
-              <w:t>Sections 9 and 11–14. Give extra time to finish the full task set; use Section 15 when the week includes a coding lab.</w:t>
+              <w:t>Use Run the investigation, Build your understanding, Connect your project and Show what you know. Reserve further time for the full task set. Use a code example only where one is actually supplied.</w:t>
             </w:r>
           </w:p>
         </w:tc>
@@ -509,7 +509,7 @@
         <w:rPr>
           <w:b w:val="0"/>
         </w:rPr>
-        <w:t xml:space="preserve">Two 45-minute sessions. A </w:t>
+        <w:t xml:space="preserve">Compact alternative: two 45-minute sessions for the core explanation and W1–W5 only. The main plan uses three sessions; schedule further time for the complete investigation, project, visual journey and any code examples. A </w:t>
       </w:r>
       <w:r>
         <w:rPr>
@@ -2062,7 +2062,7 @@
           </w:tcPr>
           <w:p>
             <w:r>
-              <w:t>Explain section 1 and vocabulary. Complete W1 with a mechanism-based explanation.</w:t>
+              <w:t>Explain See how it works and Words that unlock the idea. Complete W1 with a mechanism-based explanation.</w:t>
             </w:r>
           </w:p>
         </w:tc>
@@ -4448,7 +4448,7 @@
           </w:tcPr>
           <w:p>
             <w:r>
-              <w:t>Sections 1–6; record the brief recall in the workbook.</w:t>
+              <w:t>Use Your mission, Notice the evidence, See how it works, Words that unlock the idea and Follow a worked example; record the brief recall in the workbook.</w:t>
             </w:r>
           </w:p>
         </w:tc>
@@ -4480,7 +4480,7 @@
           </w:tcPr>
           <w:p>
             <w:r>
-              <w:t>Sections 7–10; use the matching workbook W2 and misconception check.</w:t>
+              <w:t>Use Find and repair a mistake, Practise together and Run the investigation, with workbook W2 and Individual reasoning check.</w:t>
             </w:r>
           </w:p>
         </w:tc>
@@ -4512,7 +4512,7 @@
           </w:tcPr>
           <w:p>
             <w:r>
-              <w:t>Sections 9 and 11–14. Give extra time to finish the full task set; use Section 15 when the week includes a coding lab.</w:t>
+              <w:t>Use Run the investigation, Build your understanding, Connect your project and Show what you know. Reserve further time for the full task set. Use a code example only where one is actually supplied.</w:t>
             </w:r>
           </w:p>
         </w:tc>

--- a/downloads/teacher/ai-7-week-10.docx
+++ b/downloads/teacher/ai-7-week-10.docx
@@ -25,20 +25,38 @@
         <w:pStyle w:val="Heading1"/>
       </w:pPr>
       <w:r>
-        <w:t>01. Prepare the purpose, prerequisites and materials</w:t>
+        <w:t>Ask which other variable moves with the intended factor and what comparison could separate it.</w:t>
       </w:r>
     </w:p>
     <w:p>
       <w:r>
-        <w:t>Prepare Confounders and controls: check the target, prerequisites, resources and adaptable teaching schedule.</w:t>
+        <w:t>Teach explicit controls, repeated-view identity and bounded diagnostic claims.</w:t>
       </w:r>
     </w:p>
     <w:p>
-      <w:pPr>
-        <w:pStyle w:val="Heading3"/>
-      </w:pPr>
-      <w:r>
-        <w:t>Teach the learning cycle</w:t>
+      <w:r>
+        <w:t>Model multi-change comparison → cross leaf/background cells → inspect nuisance-only rule → assess timing counterbalance → retain unrecorded-condition limits.</w:t>
+      </w:r>
+    </w:p>
+    <w:p>
+      <w:pPr>
+        <w:pStyle w:val="Heading1"/>
+      </w:pPr>
+      <w:r>
+        <w:t>01. Prepare the connected research investigation</w:t>
+      </w:r>
+    </w:p>
+    <w:p>
+      <w:r>
+        <w:t>Keep modelling, shared practice and independent evidence distinct.</w:t>
+      </w:r>
+    </w:p>
+    <w:p>
+      <w:pPr>
+        <w:pStyle w:val="Heading2"/>
+      </w:pPr>
+      <w:r>
+        <w:t>Target and main teaching plan</w:t>
       </w:r>
     </w:p>
     <w:p>
@@ -267,18 +285,21 @@
     </w:p>
     <w:p>
       <w:pPr>
-        <w:pStyle w:val="Heading3"/>
-      </w:pPr>
-      <w:r>
-        <w:t>Retrieval answer guidance</w:t>
+        <w:pStyle w:val="Heading2"/>
+      </w:pPr>
+      <w:r>
+        <w:t>Preparation and prerequisite</w:t>
       </w:r>
     </w:p>
     <w:p>
       <w:pPr>
-        <w:pStyle w:val="Heading3"/>
-      </w:pPr>
-      <w:r>
-        <w:t>Experimental units and independence</w:t>
+        <w:spacing w:line="336" w:lineRule="auto" w:after="180"/>
+      </w:pPr>
+      <w:r>
+        <w:rPr>
+          <w:b w:val="0"/>
+        </w:rPr>
+        <w:t>Lesson and workbook; paper and pencil</w:t>
       </w:r>
     </w:p>
     <w:p>
@@ -289,7 +310,7 @@
         <w:rPr>
           <w:b w:val="0"/>
         </w:rPr>
-        <w:t>Without opening the old lesson, explain one key idea from Experimental units and independence. Give an example and a mistake that the idea helps you avoid.</w:t>
+        <w:t>Calculator and optional local Python 3 for arithmetic; no live API or private data</w:t>
       </w:r>
     </w:p>
     <w:p>
@@ -300,19 +321,7 @@
         <w:rPr>
           <w:b w:val="0"/>
         </w:rPr>
-        <w:t xml:space="preserve">Look for: Explain the </w:t>
-      </w:r>
-      <w:r>
-        <w:rPr>
-          <w:b/>
-        </w:rPr>
-        <w:t>mechanism</w:t>
-      </w:r>
-      <w:r>
-        <w:rPr>
-          <w:b w:val="0"/>
-        </w:rPr>
-        <w:t xml:space="preserve"> and terminology of experimental units and independence</w:t>
+        <w:t>Prepare the fresh retry separately and withhold its solution until after collection</w:t>
       </w:r>
     </w:p>
     <w:p>
@@ -323,7 +332,31 @@
         <w:rPr>
           <w:b w:val="0"/>
         </w:rPr>
-        <w:t>Reference example, not the only acceptable wording: Teacher explanation: The experimental unit is the independently assigned or sampled entity. Multiple measurements from one unit are often related.</w:t>
+        <w:t xml:space="preserve">A result depends on the </w:t>
+      </w:r>
+      <w:r>
+        <w:rPr>
+          <w:b/>
+        </w:rPr>
+        <w:t>input</w:t>
+      </w:r>
+      <w:r>
+        <w:rPr>
+          <w:b w:val="0"/>
+        </w:rPr>
+        <w:t xml:space="preserve">s, procedure and conditions that produced it. Preserve data roles and distinguish observed outcomes from </w:t>
+      </w:r>
+      <w:r>
+        <w:rPr>
+          <w:b/>
+        </w:rPr>
+        <w:t>prediction</w:t>
+      </w:r>
+      <w:r>
+        <w:rPr>
+          <w:b w:val="0"/>
+        </w:rPr>
+        <w:t>s or unmeasured conditions.</w:t>
       </w:r>
     </w:p>
     <w:p>
@@ -334,15 +367,15 @@
         <w:rPr>
           <w:b w:val="0"/>
         </w:rPr>
-        <w:t>If methods are compared within each query, queries are paired units. Repeated runs within a query estimate run variation but do not increase the number of independent query contexts.</w:t>
+        <w:t>If the prior concept cannot be explained, use a short retrieval activity before this chapter.</w:t>
       </w:r>
     </w:p>
     <w:p>
       <w:pPr>
-        <w:pStyle w:val="Heading3"/>
-      </w:pPr>
-      <w:r>
-        <w:t>Hypotheses and measurable outcomes</w:t>
+        <w:pStyle w:val="Heading2"/>
+      </w:pPr>
+      <w:r>
+        <w:t>Opening retrieval</w:t>
       </w:r>
     </w:p>
     <w:p>
@@ -353,7 +386,7 @@
         <w:rPr>
           <w:b w:val="0"/>
         </w:rPr>
-        <w:t>Without opening the old lesson, explain one key idea from Hypotheses and measurable outcomes. Give an example and a mistake that the idea helps you avoid.</w:t>
+        <w:t>Without opening the old lesson, explain one key idea from Experimental units and independence. Give an example and a mistake that the idea helps you avoid.</w:t>
       </w:r>
     </w:p>
     <w:p>
@@ -376,7 +409,7 @@
         <w:rPr>
           <w:b w:val="0"/>
         </w:rPr>
-        <w:t xml:space="preserve"> and terminology of hypotheses and measurable outcomes</w:t>
+        <w:t xml:space="preserve"> and terminology of experimental units and independence</w:t>
       </w:r>
     </w:p>
     <w:p>
@@ -387,7 +420,7 @@
         <w:rPr>
           <w:b w:val="0"/>
         </w:rPr>
-        <w:t>Reference example, not the only acceptable wording: Teacher explanation: A hypothesis predicts a measurable comparison under stated conditions. Declare primary outcome and direction before inspecting results.</w:t>
+        <w:t>Reference example, not the only acceptable wording: Teacher explanation: The experimental unit is the independently assigned or sampled entity. Multiple measurements from one unit are often related.</w:t>
       </w:r>
     </w:p>
     <w:p>
@@ -398,15 +431,18 @@
         <w:rPr>
           <w:b w:val="0"/>
         </w:rPr>
-        <w:t>Toy hypothesis:method B improves supported-answer rate over baseline A on a reserved paired set. Define support rubric and failure treatment; record secondary outcomes separately.</w:t>
+        <w:t>If methods are compared within each query, queries are paired units. Repeated runs within a query estimate run variation but do not increase the number of independent query contexts.</w:t>
       </w:r>
     </w:p>
     <w:p>
       <w:pPr>
-        <w:pStyle w:val="Heading3"/>
-      </w:pPr>
-      <w:r>
-        <w:t>Methods results and limitations</w:t>
+        <w:spacing w:line="336" w:lineRule="auto" w:after="180"/>
+      </w:pPr>
+      <w:r>
+        <w:rPr>
+          <w:b w:val="0"/>
+        </w:rPr>
+        <w:t>Without opening the old lesson, explain one key idea from Hypotheses and measurable outcomes. Give an example and a mistake that the idea helps you avoid.</w:t>
       </w:r>
     </w:p>
     <w:p>
@@ -417,7 +453,19 @@
         <w:rPr>
           <w:b w:val="0"/>
         </w:rPr>
-        <w:t>Without opening the old lesson, explain one key idea from Methods results and limitations. Give an example and a mistake that the idea helps you avoid.</w:t>
+        <w:t xml:space="preserve">Look for: Explain the </w:t>
+      </w:r>
+      <w:r>
+        <w:rPr>
+          <w:b/>
+        </w:rPr>
+        <w:t>mechanism</w:t>
+      </w:r>
+      <w:r>
+        <w:rPr>
+          <w:b w:val="0"/>
+        </w:rPr>
+        <w:t xml:space="preserve"> and terminology of hypotheses and measurable outcomes</w:t>
       </w:r>
     </w:p>
     <w:p>
@@ -428,19 +476,7 @@
         <w:rPr>
           <w:b w:val="0"/>
         </w:rPr>
-        <w:t xml:space="preserve">Look for: Explain the </w:t>
-      </w:r>
-      <w:r>
-        <w:rPr>
-          <w:b/>
-        </w:rPr>
-        <w:t>mechanism</w:t>
-      </w:r>
-      <w:r>
-        <w:rPr>
-          <w:b w:val="0"/>
-        </w:rPr>
-        <w:t xml:space="preserve"> and terminology of methods results and limitations</w:t>
+        <w:t>Reference example, not the only acceptable wording: Teacher explanation: A hypothesis predicts a measurable comparison under stated conditions. Declare primary outcome and direction before inspecting results.</w:t>
       </w:r>
     </w:p>
     <w:p>
@@ -451,19 +487,7 @@
         <w:rPr>
           <w:b w:val="0"/>
         </w:rPr>
-        <w:t xml:space="preserve">Reference example, not the only acceptable wording: Teacher explanation: Methods state what was done; results state observed outcomes; limitations state restrictions on interpretation. Mixing them hides missing </w:t>
-      </w:r>
-      <w:r>
-        <w:rPr>
-          <w:b/>
-        </w:rPr>
-        <w:t>evidence</w:t>
-      </w:r>
-      <w:r>
-        <w:rPr>
-          <w:b w:val="0"/>
-        </w:rPr>
-        <w:t>.</w:t>
+        <w:t>Toy hypothesis:method B improves supported-answer rate over baseline A on a reserved paired set. Define support rubric and failure treatment; record secondary outcomes separately.</w:t>
       </w:r>
     </w:p>
     <w:p>
@@ -474,31 +498,7 @@
         <w:rPr>
           <w:b w:val="0"/>
         </w:rPr>
-        <w:t xml:space="preserve">Classify each statement by role and link results to the procedure and denominator. A proposed </w:t>
-      </w:r>
-      <w:r>
-        <w:rPr>
-          <w:b/>
-        </w:rPr>
-        <w:t>mechanism</w:t>
-      </w:r>
-      <w:r>
-        <w:rPr>
-          <w:b w:val="0"/>
-        </w:rPr>
-        <w:t xml:space="preserve"> is an explanation to test, not an extra </w:t>
-      </w:r>
-      <w:r>
-        <w:rPr>
-          <w:b/>
-        </w:rPr>
-        <w:t>observation</w:t>
-      </w:r>
-      <w:r>
-        <w:rPr>
-          <w:b w:val="0"/>
-        </w:rPr>
-        <w:t>.</w:t>
+        <w:t>Without opening the old lesson, explain one key idea from Methods results and limitations. Give an example and a mistake that the idea helps you avoid.</w:t>
       </w:r>
     </w:p>
     <w:p>
@@ -509,43 +509,19 @@
         <w:rPr>
           <w:b w:val="0"/>
         </w:rPr>
-        <w:t xml:space="preserve">Compact alternative: two 45-minute sessions for the core explanation and W1–W5 only. The main plan uses three sessions; schedule further time for the complete investigation, project, visual journey and any code examples. A </w:t>
+        <w:t xml:space="preserve">Look for: Explain the </w:t>
       </w:r>
       <w:r>
         <w:rPr>
           <w:b/>
         </w:rPr>
-        <w:t>confounder</w:t>
+        <w:t>mechanism</w:t>
       </w:r>
       <w:r>
         <w:rPr>
           <w:b w:val="0"/>
         </w:rPr>
-        <w:t xml:space="preserve"> changes alongside the intended factor and can offer another explanation. </w:t>
-      </w:r>
-      <w:r>
-        <w:rPr>
-          <w:b/>
-        </w:rPr>
-        <w:t>Control</w:t>
-      </w:r>
-      <w:r>
-        <w:rPr>
-          <w:b w:val="0"/>
-        </w:rPr>
-        <w:t xml:space="preserve">s aim to isolate the proposed </w:t>
-      </w:r>
-      <w:r>
-        <w:rPr>
-          <w:b/>
-        </w:rPr>
-        <w:t>mechanism</w:t>
-      </w:r>
-      <w:r>
-        <w:rPr>
-          <w:b w:val="0"/>
-        </w:rPr>
-        <w:t>.</w:t>
+        <w:t xml:space="preserve"> and terminology of methods results and limitations</w:t>
       </w:r>
     </w:p>
     <w:p>
@@ -556,19 +532,19 @@
         <w:rPr>
           <w:b w:val="0"/>
         </w:rPr>
-        <w:t xml:space="preserve">Use the supplied constructed scenarios to make the </w:t>
+        <w:t xml:space="preserve">Reference example, not the only acceptable wording: Teacher explanation: Methods state what was done; results state observed outcomes; limitations state restrictions on interpretation. Mixing them hides missing </w:t>
       </w:r>
       <w:r>
         <w:rPr>
           <w:b/>
         </w:rPr>
-        <w:t>mechanism</w:t>
+        <w:t>evidence</w:t>
       </w:r>
       <w:r>
         <w:rPr>
           <w:b w:val="0"/>
         </w:rPr>
-        <w:t xml:space="preserve"> inspectable. Collect W4 before sharing solutions.</w:t>
+        <w:t>.</w:t>
       </w:r>
     </w:p>
     <w:p>
@@ -579,27 +555,39 @@
         <w:rPr>
           <w:b w:val="0"/>
         </w:rPr>
-        <w:t xml:space="preserve">Students should name intermediate </w:t>
+        <w:t xml:space="preserve">Classify each statement by role and link results to the procedure and denominator. A proposed </w:t>
       </w:r>
       <w:r>
         <w:rPr>
           <w:b/>
         </w:rPr>
-        <w:t>evidence</w:t>
+        <w:t>mechanism</w:t>
       </w:r>
       <w:r>
         <w:rPr>
           <w:b w:val="0"/>
         </w:rPr>
-        <w:t xml:space="preserve"> and limitations; classroom pacing and learning effectiveness remain unvalidated.</w:t>
+        <w:t xml:space="preserve"> is an explanation to test, not an extra </w:t>
+      </w:r>
+      <w:r>
+        <w:rPr>
+          <w:b/>
+        </w:rPr>
+        <w:t>observation</w:t>
+      </w:r>
+      <w:r>
+        <w:rPr>
+          <w:b w:val="0"/>
+        </w:rPr>
+        <w:t>.</w:t>
       </w:r>
     </w:p>
     <w:p>
       <w:pPr>
-        <w:pStyle w:val="Heading3"/>
-      </w:pPr>
-      <w:r>
-        <w:t>Outcomes</w:t>
+        <w:pStyle w:val="Heading2"/>
+      </w:pPr>
+      <w:r>
+        <w:t>Pictured end goal</w:t>
       </w:r>
     </w:p>
     <w:p>
@@ -610,65 +598,47 @@
         <w:rPr>
           <w:b w:val="0"/>
         </w:rPr>
-        <w:t xml:space="preserve">Explain the </w:t>
+        <w:t xml:space="preserve">Explain </w:t>
       </w:r>
       <w:r>
         <w:rPr>
           <w:b/>
         </w:rPr>
-        <w:t>mechanism</w:t>
+        <w:t>confounder</w:t>
       </w:r>
       <w:r>
         <w:rPr>
           <w:b w:val="0"/>
         </w:rPr>
-        <w:t xml:space="preserve"> and terminology of </w:t>
+        <w:t xml:space="preserve">s and </w:t>
       </w:r>
       <w:r>
         <w:rPr>
           <w:b/>
         </w:rPr>
-        <w:t>confounder</w:t>
+        <w:t>control</w:t>
       </w:r>
       <w:r>
         <w:rPr>
           <w:b w:val="0"/>
         </w:rPr>
-        <w:t xml:space="preserve">s and </w:t>
-      </w:r>
-      <w:r>
-        <w:rPr>
-          <w:b/>
-        </w:rPr>
-        <w:t>control</w:t>
-      </w:r>
-      <w:r>
-        <w:rPr>
-          <w:b w:val="0"/>
-        </w:rPr>
-        <w:t>s</w:t>
+        <w:t>s using the records and boundaries of this fictional investigation.</w:t>
       </w:r>
     </w:p>
     <w:p>
       <w:pPr>
-        <w:spacing w:line="336" w:lineRule="auto" w:after="180"/>
-      </w:pPr>
-      <w:r>
-        <w:rPr>
-          <w:b w:val="0"/>
-        </w:rPr>
-        <w:t>Apply the stated procedure to a new case with a traceable result</w:t>
+        <w:pStyle w:val="Heading2"/>
+      </w:pPr>
+      <w:r>
+        <w:t>Earlier wording, alternatives and picture transcripts · reference / check after trying</w:t>
       </w:r>
     </w:p>
     <w:p>
       <w:pPr>
-        <w:spacing w:line="336" w:lineRule="auto" w:after="180"/>
-      </w:pPr>
-      <w:r>
-        <w:rPr>
-          <w:b w:val="0"/>
-        </w:rPr>
-        <w:t>Identify an assumption or limitation and design a revealing follow-up</w:t>
+        <w:pStyle w:val="Heading3"/>
+      </w:pPr>
+      <w:r>
+        <w:t>Teach the learning cycle</w:t>
       </w:r>
     </w:p>
     <w:p>
@@ -676,48 +646,78 @@
         <w:pStyle w:val="Heading3"/>
       </w:pPr>
       <w:r>
-        <w:t>Preparation</w:t>
+        <w:t>Retrieval answer guidance</w:t>
       </w:r>
     </w:p>
     <w:p>
       <w:pPr>
-        <w:spacing w:line="336" w:lineRule="auto" w:after="180"/>
-      </w:pPr>
-      <w:r>
-        <w:rPr>
-          <w:b w:val="0"/>
-        </w:rPr>
-        <w:t>Lesson and workbook; paper and pencil</w:t>
+        <w:pStyle w:val="Heading3"/>
+      </w:pPr>
+      <w:r>
+        <w:t>Experimental units and independence</w:t>
       </w:r>
     </w:p>
     <w:p>
       <w:pPr>
-        <w:spacing w:line="336" w:lineRule="auto" w:after="180"/>
-      </w:pPr>
-      <w:r>
-        <w:rPr>
-          <w:b w:val="0"/>
-        </w:rPr>
-        <w:t>Calculator and optional local Python 3 for arithmetic; no live API or private data</w:t>
+        <w:pStyle w:val="Heading3"/>
+      </w:pPr>
+      <w:r>
+        <w:t>Hypotheses and measurable outcomes</w:t>
       </w:r>
     </w:p>
     <w:p>
       <w:pPr>
-        <w:spacing w:line="336" w:lineRule="auto" w:after="180"/>
-      </w:pPr>
-      <w:r>
-        <w:rPr>
-          <w:b w:val="0"/>
-        </w:rPr>
-        <w:t>Prepare the fresh retry separately and withhold its solution until after collection</w:t>
+        <w:pStyle w:val="Heading3"/>
+      </w:pPr>
+      <w:r>
+        <w:t>Methods results and limitations</w:t>
       </w:r>
     </w:p>
     <w:p>
       <w:pPr>
-        <w:pStyle w:val="Heading3"/>
-      </w:pPr>
-      <w:r>
-        <w:t>Prerequisite answer</w:t>
+        <w:spacing w:line="336" w:lineRule="auto" w:after="180"/>
+      </w:pPr>
+      <w:r>
+        <w:rPr>
+          <w:b w:val="0"/>
+        </w:rPr>
+        <w:t xml:space="preserve">Compact alternative: two 45-minute sessions for the core explanation and W1–W5 only. The main plan uses three sessions; schedule further time for the complete investigation, project, visual journey and any code examples. A </w:t>
+      </w:r>
+      <w:r>
+        <w:rPr>
+          <w:b/>
+        </w:rPr>
+        <w:t>confounder</w:t>
+      </w:r>
+      <w:r>
+        <w:rPr>
+          <w:b w:val="0"/>
+        </w:rPr>
+        <w:t xml:space="preserve"> changes alongside the intended factor and can offer another explanation. </w:t>
+      </w:r>
+      <w:r>
+        <w:rPr>
+          <w:b/>
+        </w:rPr>
+        <w:t>Control</w:t>
+      </w:r>
+      <w:r>
+        <w:rPr>
+          <w:b w:val="0"/>
+        </w:rPr>
+        <w:t xml:space="preserve">s aim to isolate the proposed </w:t>
+      </w:r>
+      <w:r>
+        <w:rPr>
+          <w:b/>
+        </w:rPr>
+        <w:t>mechanism</w:t>
+      </w:r>
+      <w:r>
+        <w:rPr>
+          <w:b w:val="0"/>
+        </w:rPr>
+        <w:t>.</w:t>
       </w:r>
     </w:p>
     <w:p>
@@ -728,31 +728,19 @@
         <w:rPr>
           <w:b w:val="0"/>
         </w:rPr>
-        <w:t xml:space="preserve">A result depends on the </w:t>
+        <w:t xml:space="preserve">Use the supplied constructed scenarios to make the </w:t>
       </w:r>
       <w:r>
         <w:rPr>
           <w:b/>
         </w:rPr>
-        <w:t>input</w:t>
+        <w:t>mechanism</w:t>
       </w:r>
       <w:r>
         <w:rPr>
           <w:b w:val="0"/>
         </w:rPr>
-        <w:t xml:space="preserve">s, procedure and conditions that produced it. Preserve data roles and distinguish observed outcomes from </w:t>
-      </w:r>
-      <w:r>
-        <w:rPr>
-          <w:b/>
-        </w:rPr>
-        <w:t>prediction</w:t>
-      </w:r>
-      <w:r>
-        <w:rPr>
-          <w:b w:val="0"/>
-        </w:rPr>
-        <w:t>s or unmeasured conditions.</w:t>
+        <w:t xml:space="preserve"> inspectable. Collect W4 before sharing solutions.</w:t>
       </w:r>
     </w:p>
     <w:p>
@@ -763,7 +751,19 @@
         <w:rPr>
           <w:b w:val="0"/>
         </w:rPr>
-        <w:t>If the prior concept cannot be explained, use a short retrieval activity before this chapter.</w:t>
+        <w:t xml:space="preserve">Students should name intermediate </w:t>
+      </w:r>
+      <w:r>
+        <w:rPr>
+          <w:b/>
+        </w:rPr>
+        <w:t>evidence</w:t>
+      </w:r>
+      <w:r>
+        <w:rPr>
+          <w:b w:val="0"/>
+        </w:rPr>
+        <w:t xml:space="preserve"> and limitations; classroom pacing and learning effectiveness remain unvalidated.</w:t>
       </w:r>
     </w:p>
     <w:p>
@@ -771,7 +771,7 @@
         <w:pStyle w:val="Heading3"/>
       </w:pPr>
       <w:r>
-        <w:t>End goal for the pictorial case</w:t>
+        <w:t>Outcomes</w:t>
       </w:r>
     </w:p>
     <w:p>
@@ -782,12 +782,24 @@
         <w:rPr>
           <w:b w:val="0"/>
         </w:rPr>
-        <w:t xml:space="preserve">Explain </w:t>
+        <w:t xml:space="preserve">Explain the </w:t>
       </w:r>
       <w:r>
         <w:rPr>
           <w:b/>
         </w:rPr>
+        <w:t>mechanism</w:t>
+      </w:r>
+      <w:r>
+        <w:rPr>
+          <w:b w:val="0"/>
+        </w:rPr>
+        <w:t xml:space="preserve"> and terminology of </w:t>
+      </w:r>
+      <w:r>
+        <w:rPr>
+          <w:b/>
+        </w:rPr>
         <w:t>confounder</w:t>
       </w:r>
       <w:r>
@@ -806,7 +818,7 @@
         <w:rPr>
           <w:b w:val="0"/>
         </w:rPr>
-        <w:t>s using the records and boundaries of this fictional investigation.</w:t>
+        <w:t>s</w:t>
       </w:r>
     </w:p>
     <w:p>
@@ -817,67 +829,34 @@
         <w:rPr>
           <w:b w:val="0"/>
         </w:rPr>
-        <w:t>This added worked case illustrates the week’s main idea. Retain all original and connected topics; schedule its practice within the teaching cycle.</w:t>
+        <w:t>Apply the stated procedure to a new case with a traceable result</w:t>
       </w:r>
     </w:p>
     <w:p>
       <w:pPr>
-        <w:pStyle w:val="Heading1"/>
-      </w:pPr>
-      <w:r>
-        <w:t>02. Explain and model the mechanism</w:t>
+        <w:spacing w:line="336" w:lineRule="auto" w:after="180"/>
+      </w:pPr>
+      <w:r>
+        <w:rPr>
+          <w:b w:val="0"/>
+        </w:rPr>
+        <w:t>Identify an assumption or limitation and design a revealing follow-up</w:t>
       </w:r>
     </w:p>
     <w:p>
-      <w:r>
-        <w:t>Model Confounders and controls using the supplied case, labelled mechanism and reasoning. Make the scope of each conclusion explicit.</w:t>
+      <w:pPr>
+        <w:pStyle w:val="Heading3"/>
+      </w:pPr>
+      <w:r>
+        <w:t>Preparation</w:t>
       </w:r>
     </w:p>
     <w:p>
       <w:pPr>
-        <w:spacing w:line="336" w:lineRule="auto" w:after="180"/>
-      </w:pPr>
-      <w:r>
-        <w:rPr>
-          <w:b w:val="0"/>
-        </w:rPr>
-        <w:t xml:space="preserve">A </w:t>
-      </w:r>
-      <w:r>
-        <w:rPr>
-          <w:b/>
-        </w:rPr>
-        <w:t>confounder</w:t>
-      </w:r>
-      <w:r>
-        <w:rPr>
-          <w:b w:val="0"/>
-        </w:rPr>
-        <w:t xml:space="preserve"> changes alongside the intended factor and can offer another explanation. </w:t>
-      </w:r>
-      <w:r>
-        <w:rPr>
-          <w:b/>
-        </w:rPr>
-        <w:t>Control</w:t>
-      </w:r>
-      <w:r>
-        <w:rPr>
-          <w:b w:val="0"/>
-        </w:rPr>
-        <w:t xml:space="preserve">s aim to isolate the proposed </w:t>
-      </w:r>
-      <w:r>
-        <w:rPr>
-          <w:b/>
-        </w:rPr>
-        <w:t>mechanism</w:t>
-      </w:r>
-      <w:r>
-        <w:rPr>
-          <w:b w:val="0"/>
-        </w:rPr>
-        <w:t>.</w:t>
+        <w:pStyle w:val="Heading3"/>
+      </w:pPr>
+      <w:r>
+        <w:t>Prerequisite answer</w:t>
       </w:r>
     </w:p>
     <w:p>
@@ -885,7 +864,7 @@
         <w:pStyle w:val="Heading3"/>
       </w:pPr>
       <w:r>
-        <w:t>Explain Confounders and controls · 1</w:t>
+        <w:t>End goal for the pictorial case</w:t>
       </w:r>
     </w:p>
     <w:p>
@@ -896,37 +875,1862 @@
         <w:rPr>
           <w:b w:val="0"/>
         </w:rPr>
-        <w:t>Begin by writing the question the procedure is intended to answer. Identify the information already supplied, the information it will produce and the information still missing.</w:t>
+        <w:t>This added worked case illustrates the week’s main idea. Retain all original and connected topics; schedule its practice within the teaching cycle.</w:t>
       </w:r>
     </w:p>
     <w:p>
       <w:pPr>
-        <w:spacing w:line="336" w:lineRule="auto" w:after="180"/>
-      </w:pPr>
-      <w:r>
-        <w:rPr>
-          <w:b w:val="0"/>
-        </w:rPr>
-        <w:t>These are constructed classroom examples; they do not require live accounts, private records or an external service. Do not treat a plausible explanation as a measured outcome.</w:t>
+        <w:pStyle w:val="Heading1"/>
+      </w:pPr>
+      <w:r>
+        <w:t>02. Teach controls as explicit comparisons that challenge alternatives</w:t>
       </w:r>
     </w:p>
     <w:p>
-      <w:pPr>
-        <w:spacing w:line="336" w:lineRule="auto" w:after="180"/>
-      </w:pPr>
-      <w:r>
-        <w:rPr>
-          <w:b w:val="0"/>
-        </w:rPr>
-        <w:t>For a toy comparison vary only retrieval method while holding corpus, queries, cutoff and relevance rubric fixed. Randomise or counterbalance order when order effects matter.</w:t>
+      <w:r>
+        <w:t>Keep metadata checks, diagnostic test designs and actual causal evidence distinct.</w:t>
       </w:r>
     </w:p>
     <w:p>
       <w:pPr>
+        <w:pStyle w:val="Heading2"/>
+      </w:pPr>
+      <w:r>
+        <w:t>Definitions and complete fictional control contract</w:t>
+      </w:r>
+    </w:p>
+    <w:p>
+      <w:pPr>
+        <w:spacing w:line="336" w:lineRule="auto" w:after="180"/>
+      </w:pPr>
+      <w:r>
+        <w:rPr>
+          <w:b w:val="0"/>
+        </w:rPr>
+        <w:t xml:space="preserve">A </w:t>
+      </w:r>
+      <w:r>
+        <w:rPr>
+          <w:b/>
+        </w:rPr>
+        <w:t>confounder</w:t>
+      </w:r>
+      <w:r>
+        <w:rPr>
+          <w:b w:val="0"/>
+        </w:rPr>
+        <w:t xml:space="preserve"> changes alongside the intended factor and can offer another explanation. </w:t>
+      </w:r>
+      <w:r>
+        <w:rPr>
+          <w:b/>
+        </w:rPr>
+        <w:t>Control</w:t>
+      </w:r>
+      <w:r>
+        <w:rPr>
+          <w:b w:val="0"/>
+        </w:rPr>
+        <w:t xml:space="preserve">s aim to isolate the proposed </w:t>
+      </w:r>
+      <w:r>
+        <w:rPr>
+          <w:b/>
+        </w:rPr>
+        <w:t>mechanism</w:t>
+      </w:r>
+      <w:r>
+        <w:rPr>
+          <w:b w:val="0"/>
+        </w:rPr>
+        <w:t>.</w:t>
+      </w:r>
+    </w:p>
+    <w:p>
+      <w:pPr>
+        <w:spacing w:line="336" w:lineRule="auto" w:after="180"/>
+      </w:pPr>
+      <w:r>
+        <w:rPr>
+          <w:b w:val="0"/>
+        </w:rPr>
+        <w:t>For a toy comparison vary only retrieval method while holding corpus, queries, cutoff and relevance rubric fixed. Randomise or counterbalance order when order effects matter.</w:t>
+      </w:r>
+    </w:p>
+    <w:tbl>
+      <w:tblPr>
+        <w:tblStyle w:val="LightShading-Accent1"/>
+        <w:tblW w:type="auto" w:w="0"/>
+        <w:tblLook w:firstColumn="1" w:firstRow="1" w:lastColumn="0" w:lastRow="0" w:noHBand="0" w:noVBand="1" w:val="04A0"/>
+      </w:tblPr>
+      <w:tblGrid>
+        <w:gridCol w:w="5112"/>
+        <w:gridCol w:w="5112"/>
+      </w:tblGrid>
+      <w:tr>
+        <w:trPr>
+          <w:tblHeader/>
+        </w:trPr>
+        <w:tc>
+          <w:tcPr>
+            <w:tcW w:type="dxa" w:w="5112"/>
+          </w:tcPr>
+          <w:p>
+            <w:r>
+              <w:t>Control-plan item</w:t>
+            </w:r>
+          </w:p>
+        </w:tc>
+        <w:tc>
+          <w:tcPr>
+            <w:tcW w:type="dxa" w:w="5112"/>
+          </w:tcPr>
+          <w:p>
+            <w:r>
+              <w:t>Complete fictional classroom contract</w:t>
+            </w:r>
+          </w:p>
+        </w:tc>
+      </w:tr>
+      <w:tr>
+        <w:tc>
+          <w:tcPr>
+            <w:tcW w:type="dxa" w:w="5112"/>
+          </w:tcPr>
+          <w:p>
+            <w:r>
+              <w:t>Intended main factor</w:t>
+            </w:r>
+          </w:p>
+        </w:tc>
+        <w:tc>
+          <w:tcPr>
+            <w:tcW w:type="dxa" w:w="5112"/>
+          </w:tcPr>
+          <w:p>
+            <w:r>
+              <w:t>Retrieval method A versus B</w:t>
+            </w:r>
+          </w:p>
+        </w:tc>
+      </w:tr>
+      <w:tr>
+        <w:tc>
+          <w:tcPr>
+            <w:tcW w:type="dxa" w:w="5112"/>
+          </w:tcPr>
+          <w:p>
+            <w:r>
+              <w:t>Main unwanted changes</w:t>
+            </w:r>
+          </w:p>
+        </w:tc>
+        <w:tc>
+          <w:tcPr>
+            <w:tcW w:type="dxa" w:w="5112"/>
+          </w:tcPr>
+          <w:p>
+            <w:r>
+              <w:t>A uses corpus c1 and Q1–Q3; B uses c2 and Q4–Q6</w:t>
+            </w:r>
+          </w:p>
+        </w:tc>
+      </w:tr>
+      <w:tr>
+        <w:tc>
+          <w:tcPr>
+            <w:tcW w:type="dxa" w:w="5112"/>
+          </w:tcPr>
+          <w:p>
+            <w:r>
+              <w:t>Fixed declared fields</w:t>
+            </w:r>
+          </w:p>
+        </w:tc>
+        <w:tc>
+          <w:tcPr>
+            <w:tcW w:type="dxa" w:w="5112"/>
+          </w:tcPr>
+          <w:p>
+            <w:r>
+              <w:t>Cutoff 3, rubric r1 and toy-local environment</w:t>
+            </w:r>
+          </w:p>
+        </w:tc>
+      </w:tr>
+      <w:tr>
+        <w:tc>
+          <w:tcPr>
+            <w:tcW w:type="dxa" w:w="5112"/>
+          </w:tcPr>
+          <w:p>
+            <w:r>
+              <w:t>Proposed matched comparison</w:t>
+            </w:r>
+          </w:p>
+        </w:tc>
+        <w:tc>
+          <w:tcPr>
+            <w:tcW w:type="dxa" w:w="5112"/>
+          </w:tcPr>
+          <w:p>
+            <w:r>
+              <w:t>B uses c1 and Q1–Q3 as A does, with method B retained</w:t>
+            </w:r>
+          </w:p>
+        </w:tc>
+      </w:tr>
+      <w:tr>
+        <w:tc>
+          <w:tcPr>
+            <w:tcW w:type="dxa" w:w="5112"/>
+          </w:tcPr>
+          <w:p>
+            <w:r>
+              <w:t>Evidence gap</w:t>
+            </w:r>
+          </w:p>
+        </w:tc>
+        <w:tc>
+          <w:tcPr>
+            <w:tcW w:type="dxa" w:w="5112"/>
+          </w:tcPr>
+          <w:p>
+            <w:r>
+              <w:t>No retrieval outcomes or real rerun are supplied; matching metadata is a plan/check, not a performance result</w:t>
+            </w:r>
+          </w:p>
+        </w:tc>
+      </w:tr>
+      <w:tr>
+        <w:tc>
+          <w:tcPr>
+            <w:tcW w:type="dxa" w:w="5112"/>
+          </w:tcPr>
+          <w:p>
+            <w:r>
+              <w:t>Separate picture factor</w:t>
+            </w:r>
+          </w:p>
+        </w:tc>
+        <w:tc>
+          <w:tcPr>
+            <w:tcW w:type="dxa" w:w="5112"/>
+          </w:tcPr>
+          <w:p>
+            <w:r>
+              <w:t>Leaf condition healthy/spotted; nuisance background white/blue</w:t>
+            </w:r>
+          </w:p>
+        </w:tc>
+      </w:tr>
+      <w:tr>
+        <w:tc>
+          <w:tcPr>
+            <w:tcW w:type="dxa" w:w="5112"/>
+          </w:tcPr>
+          <w:p>
+            <w:r>
+              <w:t>Original coupled cells</w:t>
+            </w:r>
+          </w:p>
+        </w:tc>
+        <w:tc>
+          <w:tcPr>
+            <w:tcW w:type="dxa" w:w="5112"/>
+          </w:tcPr>
+          <w:p>
+            <w:r>
+              <w:t>Healthy on white; spotted on blue only</w:t>
+            </w:r>
+          </w:p>
+        </w:tc>
+      </w:tr>
+      <w:tr>
+        <w:tc>
+          <w:tcPr>
+            <w:tcW w:type="dxa" w:w="5112"/>
+          </w:tcPr>
+          <w:p>
+            <w:r>
+              <w:t>Crossed design</w:t>
+            </w:r>
+          </w:p>
+        </w:tc>
+        <w:tc>
+          <w:tcPr>
+            <w:tcW w:type="dxa" w:w="5112"/>
+          </w:tcPr>
+          <w:p>
+            <w:r>
+              <w:t>Healthy-white, healthy-blue, spotted-white, spotted-blue</w:t>
+            </w:r>
+          </w:p>
+        </w:tc>
+      </w:tr>
+      <w:tr>
+        <w:tc>
+          <w:tcPr>
+            <w:tcW w:type="dxa" w:w="5112"/>
+          </w:tcPr>
+          <w:p>
+            <w:r>
+              <w:t>Scope</w:t>
+            </w:r>
+          </w:p>
+        </w:tc>
+        <w:tc>
+          <w:tcPr>
+            <w:tcW w:type="dxa" w:w="5112"/>
+          </w:tcPr>
+          <w:p>
+            <w:r>
+              <w:t>Fictional design metadata and an explicit toy paper-only rule; no actual images, collection, classifier training or causal experiment</w:t>
+            </w:r>
+          </w:p>
+        </w:tc>
+      </w:tr>
+    </w:tbl>
+    <w:p>
+      <w:pPr>
+        <w:pStyle w:val="Heading2"/>
+      </w:pPr>
+      <w:r>
+        <w:t>Main intended-change ledger and checked reasoning</w:t>
+      </w:r>
+    </w:p>
+    <w:tbl>
+      <w:tblPr>
+        <w:tblStyle w:val="LightShading-Accent1"/>
+        <w:tblW w:type="auto" w:w="0"/>
+        <w:tblLook w:firstColumn="1" w:firstRow="1" w:lastColumn="0" w:lastRow="0" w:noHBand="0" w:noVBand="1" w:val="04A0"/>
+      </w:tblPr>
+      <w:tblGrid>
+        <w:gridCol w:w="2556"/>
+        <w:gridCol w:w="2556"/>
+        <w:gridCol w:w="2556"/>
+        <w:gridCol w:w="2556"/>
+      </w:tblGrid>
+      <w:tr>
+        <w:trPr>
+          <w:tblHeader/>
+        </w:trPr>
+        <w:tc>
+          <w:tcPr>
+            <w:tcW w:type="dxa" w:w="2556"/>
+          </w:tcPr>
+          <w:p>
+            <w:r>
+              <w:t>Added main metadata field</w:t>
+            </w:r>
+          </w:p>
+        </w:tc>
+        <w:tc>
+          <w:tcPr>
+            <w:tcW w:type="dxa" w:w="2556"/>
+          </w:tcPr>
+          <w:p>
+            <w:r>
+              <w:t>A original condition</w:t>
+            </w:r>
+          </w:p>
+        </w:tc>
+        <w:tc>
+          <w:tcPr>
+            <w:tcW w:type="dxa" w:w="2556"/>
+          </w:tcPr>
+          <w:p>
+            <w:r>
+              <w:t>B original condition</w:t>
+            </w:r>
+          </w:p>
+        </w:tc>
+        <w:tc>
+          <w:tcPr>
+            <w:tcW w:type="dxa" w:w="2556"/>
+          </w:tcPr>
+          <w:p>
+            <w:r>
+              <w:t>Comparison interpretation</w:t>
+            </w:r>
+          </w:p>
+        </w:tc>
+      </w:tr>
+      <w:tr>
+        <w:tc>
+          <w:tcPr>
+            <w:tcW w:type="dxa" w:w="2556"/>
+          </w:tcPr>
+          <w:p>
+            <w:r>
+              <w:t>Method</w:t>
+            </w:r>
+          </w:p>
+        </w:tc>
+        <w:tc>
+          <w:tcPr>
+            <w:tcW w:type="dxa" w:w="2556"/>
+          </w:tcPr>
+          <w:p>
+            <w:r>
+              <w:t>A</w:t>
+            </w:r>
+          </w:p>
+        </w:tc>
+        <w:tc>
+          <w:tcPr>
+            <w:tcW w:type="dxa" w:w="2556"/>
+          </w:tcPr>
+          <w:p>
+            <w:r>
+              <w:t>B</w:t>
+            </w:r>
+          </w:p>
+        </w:tc>
+        <w:tc>
+          <w:tcPr>
+            <w:tcW w:type="dxa" w:w="2556"/>
+          </w:tcPr>
+          <w:p>
+            <w:r>
+              <w:t>Intended difference</w:t>
+            </w:r>
+          </w:p>
+        </w:tc>
+      </w:tr>
+      <w:tr>
+        <w:tc>
+          <w:tcPr>
+            <w:tcW w:type="dxa" w:w="2556"/>
+          </w:tcPr>
+          <w:p>
+            <w:r>
+              <w:t>Corpus</w:t>
+            </w:r>
+          </w:p>
+        </w:tc>
+        <w:tc>
+          <w:tcPr>
+            <w:tcW w:type="dxa" w:w="2556"/>
+          </w:tcPr>
+          <w:p>
+            <w:r>
+              <w:t>c1</w:t>
+            </w:r>
+          </w:p>
+        </w:tc>
+        <w:tc>
+          <w:tcPr>
+            <w:tcW w:type="dxa" w:w="2556"/>
+          </w:tcPr>
+          <w:p>
+            <w:r>
+              <w:t>c2</w:t>
+            </w:r>
+          </w:p>
+        </w:tc>
+        <w:tc>
+          <w:tcPr>
+            <w:tcW w:type="dxa" w:w="2556"/>
+          </w:tcPr>
+          <w:p>
+            <w:r>
+              <w:t>Unwanted difference for isolated method question</w:t>
+            </w:r>
+          </w:p>
+        </w:tc>
+      </w:tr>
+      <w:tr>
+        <w:tc>
+          <w:tcPr>
+            <w:tcW w:type="dxa" w:w="2556"/>
+          </w:tcPr>
+          <w:p>
+            <w:r>
+              <w:t>Queries</w:t>
+            </w:r>
+          </w:p>
+        </w:tc>
+        <w:tc>
+          <w:tcPr>
+            <w:tcW w:type="dxa" w:w="2556"/>
+          </w:tcPr>
+          <w:p>
+            <w:r>
+              <w:t>Q1, Q2, Q3</w:t>
+            </w:r>
+          </w:p>
+        </w:tc>
+        <w:tc>
+          <w:tcPr>
+            <w:tcW w:type="dxa" w:w="2556"/>
+          </w:tcPr>
+          <w:p>
+            <w:r>
+              <w:t>Q4, Q5, Q6</w:t>
+            </w:r>
+          </w:p>
+        </w:tc>
+        <w:tc>
+          <w:tcPr>
+            <w:tcW w:type="dxa" w:w="2556"/>
+          </w:tcPr>
+          <w:p>
+            <w:r>
+              <w:t>Unwanted case difference</w:t>
+            </w:r>
+          </w:p>
+        </w:tc>
+      </w:tr>
+      <w:tr>
+        <w:tc>
+          <w:tcPr>
+            <w:tcW w:type="dxa" w:w="2556"/>
+          </w:tcPr>
+          <w:p>
+            <w:r>
+              <w:t>Cutoff/rubric/environment</w:t>
+            </w:r>
+          </w:p>
+        </w:tc>
+        <w:tc>
+          <w:tcPr>
+            <w:tcW w:type="dxa" w:w="2556"/>
+          </w:tcPr>
+          <w:p>
+            <w:r>
+              <w:t>3 / r1 / toy-local</w:t>
+            </w:r>
+          </w:p>
+        </w:tc>
+        <w:tc>
+          <w:tcPr>
+            <w:tcW w:type="dxa" w:w="2556"/>
+          </w:tcPr>
+          <w:p>
+            <w:r>
+              <w:t>3 / r1 / toy-local</w:t>
+            </w:r>
+          </w:p>
+        </w:tc>
+        <w:tc>
+          <w:tcPr>
+            <w:tcW w:type="dxa" w:w="2556"/>
+          </w:tcPr>
+          <w:p>
+            <w:r>
+              <w:t>Declared matches, not independent execution verification</w:t>
+            </w:r>
+          </w:p>
+        </w:tc>
+      </w:tr>
+      <w:tr>
+        <w:tc>
+          <w:tcPr>
+            <w:tcW w:type="dxa" w:w="2556"/>
+          </w:tcPr>
+          <w:p>
+            <w:r>
+              <w:t>Proposed repair</w:t>
+            </w:r>
+          </w:p>
+        </w:tc>
+        <w:tc>
+          <w:tcPr>
+            <w:tcW w:type="dxa" w:w="2556"/>
+          </w:tcPr>
+          <w:p>
+            <w:r>
+              <w:t>Keep A as stated</w:t>
+            </w:r>
+          </w:p>
+        </w:tc>
+        <w:tc>
+          <w:tcPr>
+            <w:tcW w:type="dxa" w:w="2556"/>
+          </w:tcPr>
+          <w:p>
+            <w:r>
+              <w:t>Method B with c1/Q1–Q3/3/r1/toy-local</w:t>
+            </w:r>
+          </w:p>
+        </w:tc>
+        <w:tc>
+          <w:tcPr>
+            <w:tcW w:type="dxa" w:w="2556"/>
+          </w:tcPr>
+          <w:p>
+            <w:r>
+              <w:t>Matched-plan proposal; no new score supplied</w:t>
+            </w:r>
+          </w:p>
+        </w:tc>
+      </w:tr>
+      <w:tr>
+        <w:tc>
+          <w:tcPr>
+            <w:tcW w:type="dxa" w:w="2556"/>
+          </w:tcPr>
+          <w:p>
+            <w:r>
+              <w:t>Remaining evidence</w:t>
+            </w:r>
+          </w:p>
+        </w:tc>
+        <w:tc>
+          <w:tcPr>
+            <w:tcW w:type="dxa" w:w="2556"/>
+          </w:tcPr>
+          <w:p>
+            <w:r>
+              <w:t>Actual outcomes, order and further conditions</w:t>
+            </w:r>
+          </w:p>
+        </w:tc>
+        <w:tc>
+          <w:tcPr>
+            <w:tcW w:type="dxa" w:w="2556"/>
+          </w:tcPr>
+          <w:p>
+            <w:r>
+              <w:t>Still need to be collected/recorded</w:t>
+            </w:r>
+          </w:p>
+        </w:tc>
+        <w:tc>
+          <w:tcPr>
+            <w:tcW w:type="dxa" w:w="2556"/>
+          </w:tcPr>
+          <w:p>
+            <w:r>
+              <w:t>Do not claim all confounding solved</w:t>
+            </w:r>
+          </w:p>
+        </w:tc>
+      </w:tr>
+    </w:tbl>
+    <w:p>
+      <w:pPr>
+        <w:spacing w:line="336" w:lineRule="auto" w:after="180"/>
+      </w:pPr>
+      <w:r>
+        <w:rPr>
+          <w:b w:val="0"/>
+        </w:rPr>
+        <w:t>Main A/B changes corpus and queries as well as method, so an isolated method claim is unsupported. Match corpus, queries, cutoff, rubric and environment; handle order effects and record actual conditions. The local checker only inspects supplied fields. Picture crosses healthy/spotted with white/blue.</w:t>
+      </w:r>
+    </w:p>
+    <w:p>
+      <w:pPr>
+        <w:spacing w:line="336" w:lineRule="auto" w:after="180"/>
+      </w:pPr>
+      <w:r>
+        <w:rPr>
+          <w:b w:val="0"/>
+        </w:rPr>
+        <w:t>Explicit paper-only rule fits original 2/2 but crossed 2/4; this demonstrates a possible nuisance explanation, not actual trained-model reasoning. Same H1/S1 across backgrounds are repeated views, and all views must remain held out for a new-object test. More healthy-white/spotted-blue alone preserves confounding.</w:t>
+      </w:r>
+    </w:p>
+    <w:p>
+      <w:pPr>
+        <w:spacing w:line="336" w:lineRule="auto" w:after="180"/>
+      </w:pPr>
+      <w:r>
+        <w:rPr>
+          <w:b w:val="0"/>
+        </w:rPr>
+        <w:t>Selected A morning/B afternoon with varying network speed: randomize or counterbalance method order within comparable conditions and record time. Timing remains an alternative explanation if left coupled.</w:t>
+      </w:r>
+    </w:p>
+    <w:p>
+      <w:pPr>
         <w:pStyle w:val="Heading3"/>
       </w:pPr>
       <w:r>
-        <w:t>Explain Confounders and controls · 2</w:t>
+        <w:t>Confounders and controls — evidence trace</w:t>
+      </w:r>
+    </w:p>
+    <w:tbl>
+      <w:tblPr>
+        <w:tblStyle w:val="LightShading-Accent1"/>
+        <w:tblW w:type="auto" w:w="0"/>
+        <w:tblLook w:firstColumn="1" w:firstRow="1" w:lastColumn="0" w:lastRow="0" w:noHBand="0" w:noVBand="1" w:val="04A0"/>
+      </w:tblPr>
+      <w:tblGrid>
+        <w:gridCol w:w="3408"/>
+        <w:gridCol w:w="3408"/>
+        <w:gridCol w:w="3408"/>
+      </w:tblGrid>
+      <w:tr>
+        <w:trPr>
+          <w:tblHeader/>
+        </w:trPr>
+        <w:tc>
+          <w:tcPr>
+            <w:tcW w:type="dxa" w:w="3408"/>
+          </w:tcPr>
+          <w:p>
+            <w:r>
+              <w:t>Input and scope</w:t>
+            </w:r>
+          </w:p>
+        </w:tc>
+        <w:tc>
+          <w:tcPr>
+            <w:tcW w:type="dxa" w:w="3408"/>
+          </w:tcPr>
+          <w:p>
+            <w:r>
+              <w:t>Check or calculation</w:t>
+            </w:r>
+          </w:p>
+        </w:tc>
+        <w:tc>
+          <w:tcPr>
+            <w:tcW w:type="dxa" w:w="3408"/>
+          </w:tcPr>
+          <w:p>
+            <w:r>
+              <w:t>Conclusion and limit</w:t>
+            </w:r>
+          </w:p>
+        </w:tc>
+      </w:tr>
+      <w:tr>
+        <w:tc>
+          <w:tcPr>
+            <w:tcW w:type="dxa" w:w="3408"/>
+          </w:tcPr>
+          <w:p>
+            <w:r>
+              <w:t>New method uses better corpus and different queries while old method uses the original set.</w:t>
+            </w:r>
+          </w:p>
+        </w:tc>
+        <w:tc>
+          <w:tcPr>
+            <w:tcW w:type="dxa" w:w="3408"/>
+          </w:tcPr>
+          <w:p>
+            <w:r>
+              <w:t>For a toy comparison vary only retrieval method while holding corpus, queries, cutoff and relevance rubric fixed. Randomise or counterbalance order when order effects matter.</w:t>
+            </w:r>
+          </w:p>
+        </w:tc>
+        <w:tc>
+          <w:tcPr>
+            <w:tcW w:type="dxa" w:w="3408"/>
+          </w:tcPr>
+          <w:p>
+            <w:r>
+              <w:t>Corpus and case differences confound the method effect. Rerun matched inputs or report a whole-system comparison without isolation.</w:t>
+            </w:r>
+          </w:p>
+        </w:tc>
+      </w:tr>
+    </w:tbl>
+    <w:p>
+      <w:r>
+        <w:t>The figure connects this chapter's worked input, declared procedure and result. Read the complete worked reasoning for qualifiers and intermediate steps; the abbreviated labels do not replace that reasoning.</w:t>
+      </w:r>
+    </w:p>
+    <w:p>
+      <w:pPr>
+        <w:spacing w:line="336" w:lineRule="auto" w:after="180"/>
+      </w:pPr>
+      <w:r>
+        <w:rPr>
+          <w:b w:val="0"/>
+        </w:rPr>
+        <w:t xml:space="preserve">Guided: Corpus and case differences confound the method effect. Rerun matched </w:t>
+      </w:r>
+      <w:r>
+        <w:rPr>
+          <w:b/>
+        </w:rPr>
+        <w:t>input</w:t>
+      </w:r>
+      <w:r>
+        <w:rPr>
+          <w:b w:val="0"/>
+        </w:rPr>
+        <w:t>s or report a whole-system comparison without isolation.</w:t>
+      </w:r>
+    </w:p>
+    <w:p>
+      <w:pPr>
+        <w:spacing w:line="336" w:lineRule="auto" w:after="180"/>
+      </w:pPr>
+      <w:r>
+        <w:rPr>
+          <w:b w:val="0"/>
+        </w:rPr>
+        <w:t xml:space="preserve">Qualification: </w:t>
+      </w:r>
+      <w:r>
+        <w:rPr>
+          <w:b/>
+        </w:rPr>
+        <w:t>Control</w:t>
+      </w:r>
+      <w:r>
+        <w:rPr>
+          <w:b w:val="0"/>
+        </w:rPr>
+        <w:t xml:space="preserve">s address specified alternatives, not every possible unknown </w:t>
+      </w:r>
+      <w:r>
+        <w:rPr>
+          <w:b/>
+        </w:rPr>
+        <w:t>confounder</w:t>
+      </w:r>
+      <w:r>
+        <w:rPr>
+          <w:b w:val="0"/>
+        </w:rPr>
+        <w:t>.</w:t>
+      </w:r>
+    </w:p>
+    <w:p>
+      <w:pPr>
+        <w:spacing w:line="336" w:lineRule="auto" w:after="180"/>
+      </w:pPr>
+      <w:r>
+        <w:rPr>
+          <w:b w:val="0"/>
+        </w:rPr>
+        <w:t xml:space="preserve">Exit: accept a concrete variation with its predicted outcome and a stated condition that would challenge the </w:t>
+      </w:r>
+      <w:r>
+        <w:rPr>
+          <w:b/>
+        </w:rPr>
+        <w:t>mechanism</w:t>
+      </w:r>
+      <w:r>
+        <w:rPr>
+          <w:b w:val="0"/>
+        </w:rPr>
+        <w:t xml:space="preserve">; reject a claim resting on unmeasured </w:t>
+      </w:r>
+      <w:r>
+        <w:rPr>
+          <w:b/>
+        </w:rPr>
+        <w:t>evidence</w:t>
+      </w:r>
+      <w:r>
+        <w:rPr>
+          <w:b w:val="0"/>
+        </w:rPr>
+        <w:t>.</w:t>
+      </w:r>
+    </w:p>
+    <w:p>
+      <w:pPr>
+        <w:spacing w:line="336" w:lineRule="auto" w:after="180"/>
+      </w:pPr>
+      <w:r>
+        <w:rPr>
+          <w:b w:val="0"/>
+        </w:rPr>
+        <w:t>New method uses better corpus and different queries while old method uses the original set.</w:t>
+      </w:r>
+    </w:p>
+    <w:p>
+      <w:pPr>
+        <w:spacing w:line="336" w:lineRule="auto" w:after="180"/>
+      </w:pPr>
+      <w:r>
+        <w:rPr>
+          <w:b w:val="0"/>
+        </w:rPr>
+        <w:t xml:space="preserve">Corpus and case differences confound the method effect. Rerun matched </w:t>
+      </w:r>
+      <w:r>
+        <w:rPr>
+          <w:b/>
+        </w:rPr>
+        <w:t>input</w:t>
+      </w:r>
+      <w:r>
+        <w:rPr>
+          <w:b w:val="0"/>
+        </w:rPr>
+        <w:t>s or report a whole-system comparison without isolation.</w:t>
+      </w:r>
+    </w:p>
+    <w:p>
+      <w:pPr>
+        <w:spacing w:line="336" w:lineRule="auto" w:after="180"/>
+      </w:pPr>
+      <w:r>
+        <w:rPr>
+          <w:b w:val="0"/>
+        </w:rPr>
+        <w:t xml:space="preserve">Compare the intermediate </w:t>
+      </w:r>
+      <w:r>
+        <w:rPr>
+          <w:b/>
+        </w:rPr>
+        <w:t>evidence</w:t>
+      </w:r>
+      <w:r>
+        <w:rPr>
+          <w:b w:val="0"/>
+        </w:rPr>
+        <w:t xml:space="preserve"> with the final statement. Explain why each number or decision follows from the stated </w:t>
+      </w:r>
+      <w:r>
+        <w:rPr>
+          <w:b/>
+        </w:rPr>
+        <w:t>input</w:t>
+      </w:r>
+      <w:r>
+        <w:rPr>
+          <w:b w:val="0"/>
+        </w:rPr>
+        <w:t>s.</w:t>
+      </w:r>
+    </w:p>
+    <w:p>
+      <w:pPr>
+        <w:spacing w:line="336" w:lineRule="auto" w:after="180"/>
+      </w:pPr>
+      <w:r>
+        <w:rPr>
+          <w:b w:val="0"/>
+        </w:rPr>
+        <w:t xml:space="preserve">The conclusion belongs to this scenario and procedure; changing the </w:t>
+      </w:r>
+      <w:r>
+        <w:rPr>
+          <w:b/>
+        </w:rPr>
+        <w:t>input</w:t>
+      </w:r>
+      <w:r>
+        <w:rPr>
+          <w:b w:val="0"/>
+        </w:rPr>
+        <w:t>s, evaluation population or authority can change what it establishes. Retain the raw record so a later revision can be compared honestly.</w:t>
+      </w:r>
+    </w:p>
+    <w:p>
+      <w:pPr>
+        <w:pStyle w:val="Heading2"/>
+      </w:pPr>
+      <w:r>
+        <w:t>Crossing, grouping and order-control probes</w:t>
+      </w:r>
+    </w:p>
+    <w:tbl>
+      <w:tblPr>
+        <w:tblStyle w:val="LightShading-Accent1"/>
+        <w:tblW w:type="auto" w:w="0"/>
+        <w:tblLook w:firstColumn="1" w:firstRow="1" w:lastColumn="0" w:lastRow="0" w:noHBand="0" w:noVBand="1" w:val="04A0"/>
+      </w:tblPr>
+      <w:tblGrid>
+        <w:gridCol w:w="5112"/>
+        <w:gridCol w:w="5112"/>
+      </w:tblGrid>
+      <w:tr>
+        <w:trPr>
+          <w:tblHeader/>
+        </w:trPr>
+        <w:tc>
+          <w:tcPr>
+            <w:tcW w:type="dxa" w:w="5112"/>
+          </w:tcPr>
+          <w:p>
+            <w:r>
+              <w:t>Confounding/control probe</w:t>
+            </w:r>
+          </w:p>
+        </w:tc>
+        <w:tc>
+          <w:tcPr>
+            <w:tcW w:type="dxa" w:w="5112"/>
+          </w:tcPr>
+          <w:p>
+            <w:r>
+              <w:t>Expected interpretation</w:t>
+            </w:r>
+          </w:p>
+        </w:tc>
+      </w:tr>
+      <w:tr>
+        <w:tc>
+          <w:tcPr>
+            <w:tcW w:type="dxa" w:w="5112"/>
+          </w:tcPr>
+          <w:p>
+            <w:r>
+              <w:t>Method, corpus and query set all change</w:t>
+            </w:r>
+          </w:p>
+        </w:tc>
+        <w:tc>
+          <w:tcPr>
+            <w:tcW w:type="dxa" w:w="5112"/>
+          </w:tcPr>
+          <w:p>
+            <w:r>
+              <w:t>Cannot isolate the method effect from this comparison</w:t>
+            </w:r>
+          </w:p>
+        </w:tc>
+      </w:tr>
+      <w:tr>
+        <w:tc>
+          <w:tcPr>
+            <w:tcW w:type="dxa" w:w="5112"/>
+          </w:tcPr>
+          <w:p>
+            <w:r>
+              <w:t>Only listed metadata match</w:t>
+            </w:r>
+          </w:p>
+        </w:tc>
+        <w:tc>
+          <w:tcPr>
+            <w:tcW w:type="dxa" w:w="5112"/>
+          </w:tcPr>
+          <w:p>
+            <w:r>
+              <w:t>Useful check; actual execution and unrecorded conditions may still differ</w:t>
+            </w:r>
+          </w:p>
+        </w:tc>
+      </w:tr>
+      <w:tr>
+        <w:tc>
+          <w:tcPr>
+            <w:tcW w:type="dxa" w:w="5112"/>
+          </w:tcPr>
+          <w:p>
+            <w:r>
+              <w:t>Healthy-white and spotted-blue only</w:t>
+            </w:r>
+          </w:p>
+        </w:tc>
+        <w:tc>
+          <w:tcPr>
+            <w:tcW w:type="dxa" w:w="5112"/>
+          </w:tcPr>
+          <w:p>
+            <w:r>
+              <w:t>Condition and background remain coupled</w:t>
+            </w:r>
+          </w:p>
+        </w:tc>
+      </w:tr>
+      <w:tr>
+        <w:tc>
+          <w:tcPr>
+            <w:tcW w:type="dxa" w:w="5112"/>
+          </w:tcPr>
+          <w:p>
+            <w:r>
+              <w:t>More of the same two cells</w:t>
+            </w:r>
+          </w:p>
+        </w:tc>
+        <w:tc>
+          <w:tcPr>
+            <w:tcW w:type="dxa" w:w="5112"/>
+          </w:tcPr>
+          <w:p>
+            <w:r>
+              <w:t>Missing cross-combinations remain missing</w:t>
+            </w:r>
+          </w:p>
+        </w:tc>
+      </w:tr>
+      <w:tr>
+        <w:tc>
+          <w:tcPr>
+            <w:tcW w:type="dxa" w:w="5112"/>
+          </w:tcPr>
+          <w:p>
+            <w:r>
+              <w:t>All four cells included</w:t>
+            </w:r>
+          </w:p>
+        </w:tc>
+        <w:tc>
+          <w:tcPr>
+            <w:tcW w:type="dxa" w:w="5112"/>
+          </w:tcPr>
+          <w:p>
+            <w:r>
+              <w:t>Improves this design; still inspect object grouping, sampling and other differences</w:t>
+            </w:r>
+          </w:p>
+        </w:tc>
+      </w:tr>
+      <w:tr>
+        <w:tc>
+          <w:tcPr>
+            <w:tcW w:type="dxa" w:w="5112"/>
+          </w:tcPr>
+          <w:p>
+            <w:r>
+              <w:t>Paper-only rule fits original records</w:t>
+            </w:r>
+          </w:p>
+        </w:tc>
+        <w:tc>
+          <w:tcPr>
+            <w:tcW w:type="dxa" w:w="5112"/>
+          </w:tcPr>
+          <w:p>
+            <w:r>
+              <w:t>Alternative explanation is possible; not proof a real model uses it</w:t>
+            </w:r>
+          </w:p>
+        </w:tc>
+      </w:tr>
+      <w:tr>
+        <w:tc>
+          <w:tcPr>
+            <w:tcW w:type="dxa" w:w="5112"/>
+          </w:tcPr>
+          <w:p>
+            <w:r>
+              <w:t>Same held-out leaf changes prediction with background</w:t>
+            </w:r>
+          </w:p>
+        </w:tc>
+        <w:tc>
+          <w:tcPr>
+            <w:tcW w:type="dxa" w:w="5112"/>
+          </w:tcPr>
+          <w:p>
+            <w:r>
+              <w:t>Shows sensitivity under that test, not complete reasoning</w:t>
+            </w:r>
+          </w:p>
+        </w:tc>
+      </w:tr>
+      <w:tr>
+        <w:tc>
+          <w:tcPr>
+            <w:tcW w:type="dxa" w:w="5112"/>
+          </w:tcPr>
+          <w:p>
+            <w:r>
+              <w:t>Repeated views counted as independent plants</w:t>
+            </w:r>
+          </w:p>
+        </w:tc>
+        <w:tc>
+          <w:tcPr>
+            <w:tcW w:type="dxa" w:w="5112"/>
+          </w:tcPr>
+          <w:p>
+            <w:r>
+              <w:t>Wrong unit count; retain object identity</w:t>
+            </w:r>
+          </w:p>
+        </w:tc>
+      </w:tr>
+      <w:tr>
+        <w:tc>
+          <w:tcPr>
+            <w:tcW w:type="dxa" w:w="5112"/>
+          </w:tcPr>
+          <w:p>
+            <w:r>
+              <w:t>Order/time changes with method</w:t>
+            </w:r>
+          </w:p>
+        </w:tc>
+        <w:tc>
+          <w:tcPr>
+            <w:tcW w:type="dxa" w:w="5112"/>
+          </w:tcPr>
+          <w:p>
+            <w:r>
+              <w:t>Randomize or counterbalance relevant order/time conditions and record them</w:t>
+            </w:r>
+          </w:p>
+        </w:tc>
+      </w:tr>
+    </w:tbl>
+    <w:p>
+      <w:pPr>
+        <w:pStyle w:val="Heading2"/>
+      </w:pPr>
+      <w:r>
+        <w:t>Separate leaf matrix, native illustration and toy-rule evidence</w:t>
+      </w:r>
+    </w:p>
+    <w:p>
+      <w:pPr>
+        <w:spacing w:line="336" w:lineRule="auto" w:after="180"/>
+      </w:pPr>
+      <w:r>
+        <w:rPr>
+          <w:b w:val="0"/>
+        </w:rPr>
+        <w:t xml:space="preserve">Separate background from class. </w:t>
+      </w:r>
+      <w:r>
+        <w:rPr>
+          <w:b/>
+        </w:rPr>
+        <w:t>Training</w:t>
+      </w:r>
+      <w:r>
+        <w:rPr>
+          <w:b w:val="0"/>
+        </w:rPr>
+        <w:t xml:space="preserve"> data show every healthy leaf on white paper and every spotted leaf on blue paper.</w:t>
+      </w:r>
+    </w:p>
+    <w:p>
+      <w:pPr>
+        <w:spacing w:line="336" w:lineRule="auto" w:after="180"/>
+      </w:pPr>
+      <w:r>
+        <w:rPr>
+          <w:b w:val="0"/>
+        </w:rPr>
+        <w:t>Goal is leaf condition, not paper colour. A proposed check uses both paper colours for each condition.</w:t>
+      </w:r>
+    </w:p>
+    <w:p>
+      <w:pPr>
+        <w:spacing w:line="336" w:lineRule="auto" w:after="180"/>
+      </w:pPr>
+      <w:r>
+        <w:rPr>
+          <w:b w:val="0"/>
+        </w:rPr>
+        <w:t>The picture is a separate leaf-background problem. If every healthy leaf is on white paper and every spotted leaf on blue, a rule using paper colour alone can fit those observed pairs. That possibility does not establish what a real model actually uses. Cross the two conditions and backgrounds, and inspect a paired test where the same held-out leaf changes background while its condition stays fixed.</w:t>
+      </w:r>
+    </w:p>
+    <w:p>
+      <w:pPr>
+        <w:spacing w:line="336" w:lineRule="auto" w:after="180"/>
+      </w:pPr>
+      <w:r>
+        <w:rPr>
+          <w:b w:val="0"/>
+        </w:rPr>
+        <w:t>The native illustration shows healthy H1 and spotted S1 in both colours; these are repeated views of two objects. For a new-plant evaluation, keep all views of those objects out of training. A changed-background response can show sensitivity, not the model’s complete internal reasoning or universal behavior.</w:t>
+      </w:r>
+    </w:p>
+    <w:p>
+      <w:r>
+        <w:drawing>
+          <wp:inline xmlns:a="http://schemas.openxmlformats.org/drawingml/2006/main" xmlns:pic="http://schemas.openxmlformats.org/drawingml/2006/picture">
+            <wp:extent cx="4572000" cy="3200400"/>
+            <wp:docPr id="1" name="Picture 1" descr="A two by two crossed design. The healthy leaf H1 appears on white and blue backgrounds. The spotted leaf S1 also appears on white and blue backgrounds. Leaf condition stays the same across each row while background changes. This is an illustration, not collected photographs or model predictions."/>
+            <wp:cNvGraphicFramePr>
+              <a:graphicFrameLocks noChangeAspect="1"/>
+            </wp:cNvGraphicFramePr>
+            <a:graphic>
+              <a:graphicData uri="http://schemas.openxmlformats.org/drawingml/2006/picture">
+                <pic:pic>
+                  <pic:nvPicPr>
+                    <pic:cNvPr id="0" name="ai-7-10-crossed-leaf-background.png"/>
+                    <pic:cNvPicPr/>
+                  </pic:nvPicPr>
+                  <pic:blipFill>
+                    <a:blip r:embed="rId9"/>
+                    <a:stretch>
+                      <a:fillRect/>
+                    </a:stretch>
+                  </pic:blipFill>
+                  <pic:spPr>
+                    <a:xfrm>
+                      <a:off x="0" y="0"/>
+                      <a:ext cx="4572000" cy="3200400"/>
+                    </a:xfrm>
+                    <a:prstGeom prst="rect"/>
+                  </pic:spPr>
+                </pic:pic>
+              </a:graphicData>
+            </a:graphic>
+          </wp:inline>
+        </w:drawing>
+      </w:r>
+    </w:p>
+    <w:tbl>
+      <w:tblPr>
+        <w:tblStyle w:val="LightShading-Accent1"/>
+        <w:tblW w:type="auto" w:w="0"/>
+        <w:tblLook w:firstColumn="1" w:firstRow="1" w:lastColumn="0" w:lastRow="0" w:noHBand="0" w:noVBand="1" w:val="04A0"/>
+      </w:tblPr>
+      <w:tblGrid>
+        <w:gridCol w:w="2556"/>
+        <w:gridCol w:w="2556"/>
+        <w:gridCol w:w="2556"/>
+        <w:gridCol w:w="2556"/>
+      </w:tblGrid>
+      <w:tr>
+        <w:trPr>
+          <w:tblHeader/>
+        </w:trPr>
+        <w:tc>
+          <w:tcPr>
+            <w:tcW w:type="dxa" w:w="2556"/>
+          </w:tcPr>
+          <w:p>
+            <w:r>
+              <w:t>Separate condition/background cell</w:t>
+            </w:r>
+          </w:p>
+        </w:tc>
+        <w:tc>
+          <w:tcPr>
+            <w:tcW w:type="dxa" w:w="2556"/>
+          </w:tcPr>
+          <w:p>
+            <w:r>
+              <w:t>Original collection</w:t>
+            </w:r>
+          </w:p>
+        </w:tc>
+        <w:tc>
+          <w:tcPr>
+            <w:tcW w:type="dxa" w:w="2556"/>
+          </w:tcPr>
+          <w:p>
+            <w:r>
+              <w:t>Crossed check</w:t>
+            </w:r>
+          </w:p>
+        </w:tc>
+        <w:tc>
+          <w:tcPr>
+            <w:tcW w:type="dxa" w:w="2556"/>
+          </w:tcPr>
+          <w:p>
+            <w:r>
+              <w:t>Explicit paper-only prediction</w:t>
+            </w:r>
+          </w:p>
+        </w:tc>
+      </w:tr>
+      <w:tr>
+        <w:tc>
+          <w:tcPr>
+            <w:tcW w:type="dxa" w:w="2556"/>
+          </w:tcPr>
+          <w:p>
+            <w:r>
+              <w:t>Healthy / white</w:t>
+            </w:r>
+          </w:p>
+        </w:tc>
+        <w:tc>
+          <w:tcPr>
+            <w:tcW w:type="dxa" w:w="2556"/>
+          </w:tcPr>
+          <w:p>
+            <w:r>
+              <w:t>Present</w:t>
+            </w:r>
+          </w:p>
+        </w:tc>
+        <w:tc>
+          <w:tcPr>
+            <w:tcW w:type="dxa" w:w="2556"/>
+          </w:tcPr>
+          <w:p>
+            <w:r>
+              <w:t>Included</w:t>
+            </w:r>
+          </w:p>
+        </w:tc>
+        <w:tc>
+          <w:tcPr>
+            <w:tcW w:type="dxa" w:w="2556"/>
+          </w:tcPr>
+          <w:p>
+            <w:r>
+              <w:t>Healthy: correct</w:t>
+            </w:r>
+          </w:p>
+        </w:tc>
+      </w:tr>
+      <w:tr>
+        <w:tc>
+          <w:tcPr>
+            <w:tcW w:type="dxa" w:w="2556"/>
+          </w:tcPr>
+          <w:p>
+            <w:r>
+              <w:t>Healthy / blue</w:t>
+            </w:r>
+          </w:p>
+        </w:tc>
+        <w:tc>
+          <w:tcPr>
+            <w:tcW w:type="dxa" w:w="2556"/>
+          </w:tcPr>
+          <w:p>
+            <w:r>
+              <w:t>Missing</w:t>
+            </w:r>
+          </w:p>
+        </w:tc>
+        <w:tc>
+          <w:tcPr>
+            <w:tcW w:type="dxa" w:w="2556"/>
+          </w:tcPr>
+          <w:p>
+            <w:r>
+              <w:t>Added</w:t>
+            </w:r>
+          </w:p>
+        </w:tc>
+        <w:tc>
+          <w:tcPr>
+            <w:tcW w:type="dxa" w:w="2556"/>
+          </w:tcPr>
+          <w:p>
+            <w:r>
+              <w:t>Spotted: incorrect</w:t>
+            </w:r>
+          </w:p>
+        </w:tc>
+      </w:tr>
+      <w:tr>
+        <w:tc>
+          <w:tcPr>
+            <w:tcW w:type="dxa" w:w="2556"/>
+          </w:tcPr>
+          <w:p>
+            <w:r>
+              <w:t>Spotted / white</w:t>
+            </w:r>
+          </w:p>
+        </w:tc>
+        <w:tc>
+          <w:tcPr>
+            <w:tcW w:type="dxa" w:w="2556"/>
+          </w:tcPr>
+          <w:p>
+            <w:r>
+              <w:t>Missing</w:t>
+            </w:r>
+          </w:p>
+        </w:tc>
+        <w:tc>
+          <w:tcPr>
+            <w:tcW w:type="dxa" w:w="2556"/>
+          </w:tcPr>
+          <w:p>
+            <w:r>
+              <w:t>Added</w:t>
+            </w:r>
+          </w:p>
+        </w:tc>
+        <w:tc>
+          <w:tcPr>
+            <w:tcW w:type="dxa" w:w="2556"/>
+          </w:tcPr>
+          <w:p>
+            <w:r>
+              <w:t>Healthy: incorrect</w:t>
+            </w:r>
+          </w:p>
+        </w:tc>
+      </w:tr>
+      <w:tr>
+        <w:tc>
+          <w:tcPr>
+            <w:tcW w:type="dxa" w:w="2556"/>
+          </w:tcPr>
+          <w:p>
+            <w:r>
+              <w:t>Spotted / blue</w:t>
+            </w:r>
+          </w:p>
+        </w:tc>
+        <w:tc>
+          <w:tcPr>
+            <w:tcW w:type="dxa" w:w="2556"/>
+          </w:tcPr>
+          <w:p>
+            <w:r>
+              <w:t>Present</w:t>
+            </w:r>
+          </w:p>
+        </w:tc>
+        <w:tc>
+          <w:tcPr>
+            <w:tcW w:type="dxa" w:w="2556"/>
+          </w:tcPr>
+          <w:p>
+            <w:r>
+              <w:t>Included</w:t>
+            </w:r>
+          </w:p>
+        </w:tc>
+        <w:tc>
+          <w:tcPr>
+            <w:tcW w:type="dxa" w:w="2556"/>
+          </w:tcPr>
+          <w:p>
+            <w:r>
+              <w:t>Spotted: correct</w:t>
+            </w:r>
+          </w:p>
+        </w:tc>
+      </w:tr>
+      <w:tr>
+        <w:tc>
+          <w:tcPr>
+            <w:tcW w:type="dxa" w:w="2556"/>
+          </w:tcPr>
+          <w:p>
+            <w:r>
+              <w:t>Toy-rule total</w:t>
+            </w:r>
+          </w:p>
+        </w:tc>
+        <w:tc>
+          <w:tcPr>
+            <w:tcW w:type="dxa" w:w="2556"/>
+          </w:tcPr>
+          <w:p>
+            <w:r>
+              <w:t>2/2 correct on coupled records</w:t>
+            </w:r>
+          </w:p>
+        </w:tc>
+        <w:tc>
+          <w:tcPr>
+            <w:tcW w:type="dxa" w:w="2556"/>
+          </w:tcPr>
+          <w:p>
+            <w:r>
+              <w:t>2/4 correct on crossed records</w:t>
+            </w:r>
+          </w:p>
+        </w:tc>
+        <w:tc>
+          <w:tcPr>
+            <w:tcW w:type="dxa" w:w="2556"/>
+          </w:tcPr>
+          <w:p>
+            <w:r>
+              <w:t>Constructed alternative explanation, not actual model behavior</w:t>
+            </w:r>
+          </w:p>
+        </w:tc>
+      </w:tr>
+      <w:tr>
+        <w:tc>
+          <w:tcPr>
+            <w:tcW w:type="dxa" w:w="2556"/>
+          </w:tcPr>
+          <w:p>
+            <w:r>
+              <w:t>Object count</w:t>
+            </w:r>
+          </w:p>
+        </w:tc>
+        <w:tc>
+          <w:tcPr>
+            <w:tcW w:type="dxa" w:w="2556"/>
+          </w:tcPr>
+          <w:p>
+            <w:r>
+              <w:t>H1 and S1</w:t>
+            </w:r>
+          </w:p>
+        </w:tc>
+        <w:tc>
+          <w:tcPr>
+            <w:tcW w:type="dxa" w:w="2556"/>
+          </w:tcPr>
+          <w:p>
+            <w:r>
+              <w:t>Same H1/S1 in both backgrounds</w:t>
+            </w:r>
+          </w:p>
+        </w:tc>
+        <w:tc>
+          <w:tcPr>
+            <w:tcW w:type="dxa" w:w="2556"/>
+          </w:tcPr>
+          <w:p>
+            <w:r>
+              <w:t>Four records from two leaf objects</w:t>
+            </w:r>
+          </w:p>
+        </w:tc>
+      </w:tr>
+    </w:tbl>
+    <w:p>
+      <w:pPr>
+        <w:pStyle w:val="Heading2"/>
+      </w:pPr>
+      <w:r>
+        <w:t>Picture trace and still-coupled-new-cases key</w:t>
+      </w:r>
+    </w:p>
+    <w:p>
+      <w:r>
+        <w:drawing>
+          <wp:inline xmlns:a="http://schemas.openxmlformats.org/drawingml/2006/main" xmlns:pic="http://schemas.openxmlformats.org/drawingml/2006/picture">
+            <wp:extent cx="5486400" cy="3337560"/>
+            <wp:docPr id="2" name="Picture 2" descr="Identify coupled variables: Condition and background change together in the original collection. → Cross the conditions: Collect healthy-white, healthy-blue, spotted-white and spotted-blue cases. → Inspect the shortcut: Compare predictions when the same leaf’s background changes under a controlled test."/>
+            <wp:cNvGraphicFramePr>
+              <a:graphicFrameLocks noChangeAspect="1"/>
+            </wp:cNvGraphicFramePr>
+            <a:graphic>
+              <a:graphicData uri="http://schemas.openxmlformats.org/drawingml/2006/picture">
+                <pic:pic>
+                  <pic:nvPicPr>
+                    <pic:cNvPr id="0" name="academy-story-ai-7-10-02.png"/>
+                    <pic:cNvPicPr/>
+                  </pic:nvPicPr>
+                  <pic:blipFill>
+                    <a:blip r:embed="rId10"/>
+                    <a:stretch>
+                      <a:fillRect/>
+                    </a:stretch>
+                  </pic:blipFill>
+                  <pic:spPr>
+                    <a:xfrm>
+                      <a:off x="0" y="0"/>
+                      <a:ext cx="5486400" cy="3337560"/>
+                    </a:xfrm>
+                    <a:prstGeom prst="rect"/>
+                  </pic:spPr>
+                </pic:pic>
+              </a:graphicData>
+            </a:graphic>
+          </wp:inline>
+        </w:drawing>
+      </w:r>
+    </w:p>
+    <w:p>
+      <w:pPr>
+        <w:pStyle w:val="Heading3"/>
+      </w:pPr>
+      <w:r>
+        <w:t>Read the picture one step at a time</w:t>
+      </w:r>
+    </w:p>
+    <w:tbl>
+      <w:tblPr>
+        <w:tblStyle w:val="LightShading-Accent1"/>
+        <w:tblW w:type="auto" w:w="0"/>
+        <w:tblLook w:firstColumn="1" w:firstRow="1" w:lastColumn="0" w:lastRow="0" w:noHBand="0" w:noVBand="1" w:val="04A0"/>
+      </w:tblPr>
+      <w:tblGrid>
+        <w:gridCol w:w="5112"/>
+        <w:gridCol w:w="5112"/>
+      </w:tblGrid>
+      <w:tr>
+        <w:trPr>
+          <w:tblHeader/>
+        </w:trPr>
+        <w:tc>
+          <w:tcPr>
+            <w:tcW w:type="dxa" w:w="5112"/>
+          </w:tcPr>
+          <w:p>
+            <w:r>
+              <w:t>Step</w:t>
+            </w:r>
+          </w:p>
+        </w:tc>
+        <w:tc>
+          <w:tcPr>
+            <w:tcW w:type="dxa" w:w="5112"/>
+          </w:tcPr>
+          <w:p>
+            <w:r>
+              <w:t>What happens and why</w:t>
+            </w:r>
+          </w:p>
+        </w:tc>
+      </w:tr>
+      <w:tr>
+        <w:tc>
+          <w:tcPr>
+            <w:tcW w:type="dxa" w:w="5112"/>
+          </w:tcPr>
+          <w:p>
+            <w:r>
+              <w:t>1. Identify coupled variables</w:t>
+            </w:r>
+          </w:p>
+        </w:tc>
+        <w:tc>
+          <w:tcPr>
+            <w:tcW w:type="dxa" w:w="5112"/>
+          </w:tcPr>
+          <w:p>
+            <w:r>
+              <w:t>Condition and background change together in the original collection.</w:t>
+            </w:r>
+          </w:p>
+        </w:tc>
+      </w:tr>
+      <w:tr>
+        <w:tc>
+          <w:tcPr>
+            <w:tcW w:type="dxa" w:w="5112"/>
+          </w:tcPr>
+          <w:p>
+            <w:r>
+              <w:t>2. Cross the conditions</w:t>
+            </w:r>
+          </w:p>
+        </w:tc>
+        <w:tc>
+          <w:tcPr>
+            <w:tcW w:type="dxa" w:w="5112"/>
+          </w:tcPr>
+          <w:p>
+            <w:r>
+              <w:t>Collect healthy-white, healthy-blue, spotted-white and spotted-blue cases.</w:t>
+            </w:r>
+          </w:p>
+        </w:tc>
+      </w:tr>
+      <w:tr>
+        <w:tc>
+          <w:tcPr>
+            <w:tcW w:type="dxa" w:w="5112"/>
+          </w:tcPr>
+          <w:p>
+            <w:r>
+              <w:t>3. Inspect the shortcut</w:t>
+            </w:r>
+          </w:p>
+        </w:tc>
+        <w:tc>
+          <w:tcPr>
+            <w:tcW w:type="dxa" w:w="5112"/>
+          </w:tcPr>
+          <w:p>
+            <w:r>
+              <w:t>Compare predictions when the same leaf’s background changes under a controlled test.</w:t>
+            </w:r>
+          </w:p>
+        </w:tc>
+      </w:tr>
+    </w:tbl>
+    <w:p>
+      <w:r>
+        <w:t>Match each pictured step to the supplied facts. This is a worked teaching case, not an independent assessment.</w:t>
+      </w:r>
+    </w:p>
+    <w:p>
+      <w:pPr>
+        <w:spacing w:line="336" w:lineRule="auto" w:after="180"/>
+      </w:pPr>
+      <w:r>
+        <w:rPr>
+          <w:b w:val="0"/>
+        </w:rPr>
+        <w:t xml:space="preserve">A </w:t>
+      </w:r>
+      <w:r>
+        <w:rPr>
+          <w:b/>
+        </w:rPr>
+        <w:t>confounder</w:t>
+      </w:r>
+      <w:r>
+        <w:rPr>
+          <w:b w:val="0"/>
+        </w:rPr>
+        <w:t xml:space="preserve"> can provide an alternative explanation for a result. Crossing conditions makes the intended feature and the nuisance feature less entangled.</w:t>
+      </w:r>
+    </w:p>
+    <w:p>
+      <w:pPr>
+        <w:spacing w:line="336" w:lineRule="auto" w:after="180"/>
+      </w:pPr>
+      <w:r>
+        <w:rPr>
+          <w:b w:val="0"/>
+        </w:rPr>
+        <w:t>A changed-background test can diagnose sensitivity; it does not prove the model’s complete internal reasoning.</w:t>
+      </w:r>
+    </w:p>
+    <w:p>
+      <w:pPr>
+        <w:spacing w:line="336" w:lineRule="auto" w:after="180"/>
+      </w:pPr>
+      <w:r>
+        <w:rPr>
+          <w:b w:val="0"/>
+        </w:rPr>
+        <w:t>Change: New cases still use only healthy-white and spotted-blue.</w:t>
+      </w:r>
+    </w:p>
+    <w:p>
+      <w:pPr>
+        <w:spacing w:line="336" w:lineRule="auto" w:after="180"/>
+      </w:pPr>
+      <w:r>
+        <w:rPr>
+          <w:b/>
+        </w:rPr>
+        <w:t>Prediction</w:t>
+      </w:r>
+      <w:r>
+        <w:rPr>
+          <w:b w:val="0"/>
+        </w:rPr>
+        <w:t>: The collection does not resolve the background confounding.</w:t>
+      </w:r>
+    </w:p>
+    <w:p>
+      <w:pPr>
+        <w:spacing w:line="336" w:lineRule="auto" w:after="180"/>
+      </w:pPr>
+      <w:r>
+        <w:rPr>
+          <w:b w:val="0"/>
+        </w:rPr>
+        <w:t>Reason: The same two variables remain coupled instead of being varied separately.</w:t>
+      </w:r>
+    </w:p>
+    <w:p>
+      <w:pPr>
+        <w:pStyle w:val="Heading2"/>
+      </w:pPr>
+      <w:r>
+        <w:t>Earlier wording, alternatives and picture transcripts · reference / check after trying</w:t>
+      </w:r>
+    </w:p>
+    <w:p>
+      <w:pPr>
+        <w:spacing w:line="336" w:lineRule="auto" w:after="180"/>
+      </w:pPr>
+      <w:r>
+        <w:rPr>
+          <w:b w:val="0"/>
+        </w:rPr>
+        <w:t>Begin by writing the question the procedure is intended to answer. Identify the information already supplied, the information it will produce and the information still missing.</w:t>
+      </w:r>
+    </w:p>
+    <w:p>
+      <w:pPr>
+        <w:spacing w:line="336" w:lineRule="auto" w:after="180"/>
+      </w:pPr>
+      <w:r>
+        <w:rPr>
+          <w:b w:val="0"/>
+        </w:rPr>
+        <w:t>These are constructed classroom examples; they do not require live accounts, private records or an external service. Do not treat a plausible explanation as a measured outcome.</w:t>
       </w:r>
     </w:p>
     <w:p>
@@ -1082,99 +2886,30 @@
         <w:pStyle w:val="Heading3"/>
       </w:pPr>
       <w:r>
-        <w:t>Confounders and controls — evidence trace</w:t>
-      </w:r>
-    </w:p>
-    <w:tbl>
-      <w:tblPr>
-        <w:tblStyle w:val="LightShading-Accent1"/>
-        <w:tblW w:type="auto" w:w="0"/>
-        <w:tblLook w:firstColumn="1" w:firstRow="1" w:lastColumn="0" w:lastRow="0" w:noHBand="0" w:noVBand="1" w:val="04A0"/>
-      </w:tblPr>
-      <w:tblGrid>
-        <w:gridCol w:w="3408"/>
-        <w:gridCol w:w="3408"/>
-        <w:gridCol w:w="3408"/>
-      </w:tblGrid>
-      <w:tr>
-        <w:trPr>
-          <w:tblHeader/>
-        </w:trPr>
-        <w:tc>
-          <w:tcPr>
-            <w:tcW w:type="dxa" w:w="3408"/>
-          </w:tcPr>
-          <w:p>
-            <w:r>
-              <w:t>Input and scope</w:t>
-            </w:r>
-          </w:p>
-        </w:tc>
-        <w:tc>
-          <w:tcPr>
-            <w:tcW w:type="dxa" w:w="3408"/>
-          </w:tcPr>
-          <w:p>
-            <w:r>
-              <w:t>Check or calculation</w:t>
-            </w:r>
-          </w:p>
-        </w:tc>
-        <w:tc>
-          <w:tcPr>
-            <w:tcW w:type="dxa" w:w="3408"/>
-          </w:tcPr>
-          <w:p>
-            <w:r>
-              <w:t>Conclusion and limit</w:t>
-            </w:r>
-          </w:p>
-        </w:tc>
-      </w:tr>
-      <w:tr>
-        <w:tc>
-          <w:tcPr>
-            <w:tcW w:type="dxa" w:w="3408"/>
-          </w:tcPr>
-          <w:p>
-            <w:r>
-              <w:t>New method uses better corpus and different queries while old method uses the original set.</w:t>
-            </w:r>
-          </w:p>
-        </w:tc>
-        <w:tc>
-          <w:tcPr>
-            <w:tcW w:type="dxa" w:w="3408"/>
-          </w:tcPr>
-          <w:p>
-            <w:r>
-              <w:t>For a toy comparison vary only retrieval method while holding corpus, queries, cutoff and relevance rubric fixed. Randomise or counterbalance order when order effects matter.</w:t>
-            </w:r>
-          </w:p>
-        </w:tc>
-        <w:tc>
-          <w:tcPr>
-            <w:tcW w:type="dxa" w:w="3408"/>
-          </w:tcPr>
-          <w:p>
-            <w:r>
-              <w:t>Corpus and case differences confound the method effect. Rerun matched inputs or report a whole-system comparison without isolation.</w:t>
-            </w:r>
-          </w:p>
-        </w:tc>
-      </w:tr>
-    </w:tbl>
-    <w:p>
-      <w:r>
-        <w:t>The figure connects this chapter's worked input, declared procedure and result. Read the complete worked reasoning for qualifiers and intermediate steps; the abbreviated labels do not replace that reasoning.</w:t>
+        <w:t>Model the reasoning aloud</w:t>
       </w:r>
     </w:p>
     <w:p>
       <w:pPr>
-        <w:pStyle w:val="Heading3"/>
-      </w:pPr>
-      <w:r>
-        <w:t>Explain Confounders and controls · 3</w:t>
+        <w:spacing w:line="336" w:lineRule="auto" w:after="180"/>
+      </w:pPr>
+      <w:r>
+        <w:rPr>
+          <w:b w:val="0"/>
+        </w:rPr>
+        <w:t xml:space="preserve">Use the complete worked example below before asking learners to complete W2. Reveal a small part, invite a </w:t>
+      </w:r>
+      <w:r>
+        <w:rPr>
+          <w:b/>
+        </w:rPr>
+        <w:t>prediction</w:t>
+      </w:r>
+      <w:r>
+        <w:rPr>
+          <w:b w:val="0"/>
+        </w:rPr>
+        <w:t>, then explain the deciding step.</w:t>
       </w:r>
     </w:p>
     <w:p>
@@ -1185,231 +2920,7 @@
         <w:rPr>
           <w:b w:val="0"/>
         </w:rPr>
-        <w:t xml:space="preserve">Guided: Corpus and case differences confound the method effect. Rerun matched </w:t>
-      </w:r>
-      <w:r>
-        <w:rPr>
-          <w:b/>
-        </w:rPr>
-        <w:t>input</w:t>
-      </w:r>
-      <w:r>
-        <w:rPr>
-          <w:b w:val="0"/>
-        </w:rPr>
-        <w:t>s or report a whole-system comparison without isolation.</w:t>
-      </w:r>
-    </w:p>
-    <w:p>
-      <w:pPr>
-        <w:spacing w:line="336" w:lineRule="auto" w:after="180"/>
-      </w:pPr>
-      <w:r>
-        <w:rPr>
-          <w:b w:val="0"/>
-        </w:rPr>
-        <w:t xml:space="preserve">Qualification: </w:t>
-      </w:r>
-      <w:r>
-        <w:rPr>
-          <w:b/>
-        </w:rPr>
-        <w:t>Control</w:t>
-      </w:r>
-      <w:r>
-        <w:rPr>
-          <w:b w:val="0"/>
-        </w:rPr>
-        <w:t xml:space="preserve">s address specified alternatives, not every possible unknown </w:t>
-      </w:r>
-      <w:r>
-        <w:rPr>
-          <w:b/>
-        </w:rPr>
-        <w:t>confounder</w:t>
-      </w:r>
-      <w:r>
-        <w:rPr>
-          <w:b w:val="0"/>
-        </w:rPr>
-        <w:t>.</w:t>
-      </w:r>
-    </w:p>
-    <w:p>
-      <w:pPr>
-        <w:spacing w:line="336" w:lineRule="auto" w:after="180"/>
-      </w:pPr>
-      <w:r>
-        <w:rPr>
-          <w:b w:val="0"/>
-        </w:rPr>
-        <w:t xml:space="preserve">Exit: accept a concrete variation with its predicted outcome and a stated condition that would challenge the </w:t>
-      </w:r>
-      <w:r>
-        <w:rPr>
-          <w:b/>
-        </w:rPr>
-        <w:t>mechanism</w:t>
-      </w:r>
-      <w:r>
-        <w:rPr>
-          <w:b w:val="0"/>
-        </w:rPr>
-        <w:t xml:space="preserve">; reject a claim resting on unmeasured </w:t>
-      </w:r>
-      <w:r>
-        <w:rPr>
-          <w:b/>
-        </w:rPr>
-        <w:t>evidence</w:t>
-      </w:r>
-      <w:r>
-        <w:rPr>
-          <w:b w:val="0"/>
-        </w:rPr>
-        <w:t>.</w:t>
-      </w:r>
-    </w:p>
-    <w:p>
-      <w:pPr>
-        <w:pStyle w:val="Heading3"/>
-      </w:pPr>
-      <w:r>
-        <w:t>Model the reasoning aloud</w:t>
-      </w:r>
-    </w:p>
-    <w:p>
-      <w:pPr>
-        <w:spacing w:line="336" w:lineRule="auto" w:after="180"/>
-      </w:pPr>
-      <w:r>
-        <w:rPr>
-          <w:b w:val="0"/>
-        </w:rPr>
-        <w:t xml:space="preserve">Use the complete worked example below before asking learners to complete W2. Reveal a small part, invite a </w:t>
-      </w:r>
-      <w:r>
-        <w:rPr>
-          <w:b/>
-        </w:rPr>
-        <w:t>prediction</w:t>
-      </w:r>
-      <w:r>
-        <w:rPr>
-          <w:b w:val="0"/>
-        </w:rPr>
-        <w:t>, then explain the deciding step.</w:t>
-      </w:r>
-    </w:p>
-    <w:p>
-      <w:pPr>
-        <w:spacing w:line="336" w:lineRule="auto" w:after="180"/>
-      </w:pPr>
-      <w:r>
-        <w:rPr>
-          <w:b w:val="0"/>
-        </w:rPr>
         <w:t>These teacher notes contain solutions; do not reveal the independent case answer during modelling.</w:t>
-      </w:r>
-    </w:p>
-    <w:p>
-      <w:pPr>
-        <w:spacing w:line="336" w:lineRule="auto" w:after="180"/>
-      </w:pPr>
-      <w:r>
-        <w:rPr>
-          <w:b w:val="0"/>
-        </w:rPr>
-        <w:t>New method uses better corpus and different queries while old method uses the original set.</w:t>
-      </w:r>
-    </w:p>
-    <w:p>
-      <w:pPr>
-        <w:spacing w:line="336" w:lineRule="auto" w:after="180"/>
-      </w:pPr>
-      <w:r>
-        <w:rPr>
-          <w:b w:val="0"/>
-        </w:rPr>
-        <w:t xml:space="preserve">Corpus and case differences confound the method effect. Rerun matched </w:t>
-      </w:r>
-      <w:r>
-        <w:rPr>
-          <w:b/>
-        </w:rPr>
-        <w:t>input</w:t>
-      </w:r>
-      <w:r>
-        <w:rPr>
-          <w:b w:val="0"/>
-        </w:rPr>
-        <w:t>s or report a whole-system comparison without isolation.</w:t>
-      </w:r>
-    </w:p>
-    <w:p>
-      <w:pPr>
-        <w:pStyle w:val="Heading3"/>
-      </w:pPr>
-      <w:r>
-        <w:t>Model the reasoning aloud · 4</w:t>
-      </w:r>
-    </w:p>
-    <w:p>
-      <w:pPr>
-        <w:spacing w:line="336" w:lineRule="auto" w:after="180"/>
-      </w:pPr>
-      <w:r>
-        <w:rPr>
-          <w:b w:val="0"/>
-        </w:rPr>
-        <w:t xml:space="preserve">Compare the intermediate </w:t>
-      </w:r>
-      <w:r>
-        <w:rPr>
-          <w:b/>
-        </w:rPr>
-        <w:t>evidence</w:t>
-      </w:r>
-      <w:r>
-        <w:rPr>
-          <w:b w:val="0"/>
-        </w:rPr>
-        <w:t xml:space="preserve"> with the final statement. Explain why each number or decision follows from the stated </w:t>
-      </w:r>
-      <w:r>
-        <w:rPr>
-          <w:b/>
-        </w:rPr>
-        <w:t>input</w:t>
-      </w:r>
-      <w:r>
-        <w:rPr>
-          <w:b w:val="0"/>
-        </w:rPr>
-        <w:t>s.</w:t>
-      </w:r>
-    </w:p>
-    <w:p>
-      <w:pPr>
-        <w:spacing w:line="336" w:lineRule="auto" w:after="180"/>
-      </w:pPr>
-      <w:r>
-        <w:rPr>
-          <w:b w:val="0"/>
-        </w:rPr>
-        <w:t xml:space="preserve">The conclusion belongs to this scenario and procedure; changing the </w:t>
-      </w:r>
-      <w:r>
-        <w:rPr>
-          <w:b/>
-        </w:rPr>
-        <w:t>input</w:t>
-      </w:r>
-      <w:r>
-        <w:rPr>
-          <w:b w:val="0"/>
-        </w:rPr>
-        <w:t>s, evaluation population or authority can change what it establishes. Retain the raw record so a later revision can be compared honestly.</w:t>
       </w:r>
     </w:p>
     <w:tbl>
@@ -1535,53 +3046,10 @@
     </w:p>
     <w:p>
       <w:pPr>
-        <w:spacing w:line="336" w:lineRule="auto" w:after="180"/>
-      </w:pPr>
-      <w:r>
-        <w:rPr>
-          <w:b w:val="0"/>
-        </w:rPr>
-        <w:t xml:space="preserve">Separate background from class. </w:t>
-      </w:r>
-      <w:r>
-        <w:rPr>
-          <w:b/>
-        </w:rPr>
-        <w:t>Training</w:t>
-      </w:r>
-      <w:r>
-        <w:rPr>
-          <w:b w:val="0"/>
-        </w:rPr>
-        <w:t xml:space="preserve"> data show every healthy leaf on white paper and every spotted leaf on blue paper.</w:t>
-      </w:r>
-    </w:p>
-    <w:p>
-      <w:pPr>
         <w:pStyle w:val="Heading3"/>
       </w:pPr>
       <w:r>
         <w:t>The facts we will use</w:t>
-      </w:r>
-    </w:p>
-    <w:p>
-      <w:pPr>
-        <w:pStyle w:val="Heading3"/>
-      </w:pPr>
-      <w:r>
-        <w:t>Supplied facts</w:t>
-      </w:r>
-    </w:p>
-    <w:p>
-      <w:pPr>
-        <w:spacing w:line="336" w:lineRule="auto" w:after="180"/>
-        <w:shd w:fill="F1F6FC"/>
-      </w:pPr>
-      <w:r>
-        <w:rPr>
-          <w:b w:val="0"/>
-        </w:rPr>
-        <w:t>Goal is leaf condition, not paper colour. A proposed check uses both paper colours for each condition.</w:t>
       </w:r>
     </w:p>
     <w:p>
@@ -1589,7 +3057,7 @@
         <w:drawing>
           <wp:inline xmlns:a="http://schemas.openxmlformats.org/drawingml/2006/main" xmlns:pic="http://schemas.openxmlformats.org/drawingml/2006/picture">
             <wp:extent cx="5486400" cy="3077029"/>
-            <wp:docPr id="1" name="Picture 1" descr="Cross class with paper background"/>
+            <wp:docPr id="3" name="Picture 3" descr="Cross class with paper background"/>
             <wp:cNvGraphicFramePr>
               <a:graphicFrameLocks noChangeAspect="1"/>
             </wp:cNvGraphicFramePr>
@@ -1601,7 +3069,7 @@
                     <pic:cNvPicPr/>
                   </pic:nvPicPr>
                   <pic:blipFill>
-                    <a:blip r:embed="rId9"/>
+                    <a:blip r:embed="rId11"/>
                     <a:stretch>
                       <a:fillRect/>
                     </a:stretch>
@@ -1625,7 +3093,7 @@
         <w:drawing>
           <wp:inline xmlns:a="http://schemas.openxmlformats.org/drawingml/2006/main" xmlns:pic="http://schemas.openxmlformats.org/drawingml/2006/picture">
             <wp:extent cx="5486400" cy="5261429"/>
-            <wp:docPr id="2" name="Picture 2" descr="Confounders and controls. Identify coupled variables: Condition and background change together in the original collection.. Cross the conditions: Collect healthy-white, healthy-blue, spotted-white and spotted-blue cases.. Inspect the shortcut: Compare predictions when the same leaf’s background changes under a controlled test."/>
+            <wp:docPr id="4" name="Picture 4" descr="Confounders and controls. Identify coupled variables: Condition and background change together in the original collection.. Cross the conditions: Collect healthy-white, healthy-blue, spotted-white and spotted-blue cases.. Inspect the shortcut: Compare predictions when the same leaf’s background changes under a controlled test."/>
             <wp:cNvGraphicFramePr>
               <a:graphicFrameLocks noChangeAspect="1"/>
             </wp:cNvGraphicFramePr>
@@ -1637,7 +3105,7 @@
                     <pic:cNvPicPr/>
                   </pic:nvPicPr>
                   <pic:blipFill>
-                    <a:blip r:embed="rId10"/>
+                    <a:blip r:embed="rId12"/>
                     <a:stretch>
                       <a:fillRect/>
                     </a:stretch>
@@ -1661,114 +3129,7 @@
         <w:pStyle w:val="Heading3"/>
       </w:pPr>
       <w:r>
-        <w:t>Read the picture one step at a time</w:t>
-      </w:r>
-    </w:p>
-    <w:tbl>
-      <w:tblPr>
-        <w:tblStyle w:val="LightShading-Accent1"/>
-        <w:tblW w:type="auto" w:w="0"/>
-        <w:tblLook w:firstColumn="1" w:firstRow="1" w:lastColumn="0" w:lastRow="0" w:noHBand="0" w:noVBand="1" w:val="04A0"/>
-      </w:tblPr>
-      <w:tblGrid>
-        <w:gridCol w:w="5112"/>
-        <w:gridCol w:w="5112"/>
-      </w:tblGrid>
-      <w:tr>
-        <w:trPr>
-          <w:tblHeader/>
-        </w:trPr>
-        <w:tc>
-          <w:tcPr>
-            <w:tcW w:type="dxa" w:w="5112"/>
-          </w:tcPr>
-          <w:p>
-            <w:r>
-              <w:t>Step</w:t>
-            </w:r>
-          </w:p>
-        </w:tc>
-        <w:tc>
-          <w:tcPr>
-            <w:tcW w:type="dxa" w:w="5112"/>
-          </w:tcPr>
-          <w:p>
-            <w:r>
-              <w:t>What happens and why</w:t>
-            </w:r>
-          </w:p>
-        </w:tc>
-      </w:tr>
-      <w:tr>
-        <w:tc>
-          <w:tcPr>
-            <w:tcW w:type="dxa" w:w="5112"/>
-          </w:tcPr>
-          <w:p>
-            <w:r>
-              <w:t>1. Identify coupled variables</w:t>
-            </w:r>
-          </w:p>
-        </w:tc>
-        <w:tc>
-          <w:tcPr>
-            <w:tcW w:type="dxa" w:w="5112"/>
-          </w:tcPr>
-          <w:p>
-            <w:r>
-              <w:t>Condition and background change together in the original collection.</w:t>
-            </w:r>
-          </w:p>
-        </w:tc>
-      </w:tr>
-      <w:tr>
-        <w:tc>
-          <w:tcPr>
-            <w:tcW w:type="dxa" w:w="5112"/>
-          </w:tcPr>
-          <w:p>
-            <w:r>
-              <w:t>2. Cross the conditions</w:t>
-            </w:r>
-          </w:p>
-        </w:tc>
-        <w:tc>
-          <w:tcPr>
-            <w:tcW w:type="dxa" w:w="5112"/>
-          </w:tcPr>
-          <w:p>
-            <w:r>
-              <w:t>Collect healthy-white, healthy-blue, spotted-white and spotted-blue cases.</w:t>
-            </w:r>
-          </w:p>
-        </w:tc>
-      </w:tr>
-      <w:tr>
-        <w:tc>
-          <w:tcPr>
-            <w:tcW w:type="dxa" w:w="5112"/>
-          </w:tcPr>
-          <w:p>
-            <w:r>
-              <w:t>3. Inspect the shortcut</w:t>
-            </w:r>
-          </w:p>
-        </w:tc>
-        <w:tc>
-          <w:tcPr>
-            <w:tcW w:type="dxa" w:w="5112"/>
-          </w:tcPr>
-          <w:p>
-            <w:r>
-              <w:t>Compare predictions when the same leaf’s background changes under a controlled test.</w:t>
-            </w:r>
-          </w:p>
-        </w:tc>
-      </w:tr>
-    </w:tbl>
-    <w:p>
-      <w:r>
-        <w:t>Match each pictured step to the supplied facts. This is a worked teaching case, not an independent assessment.</w:t>
+        <w:t>Why this result follows</w:t>
       </w:r>
     </w:p>
     <w:p>
@@ -1776,7 +3137,7 @@
         <w:pStyle w:val="Heading3"/>
       </w:pPr>
       <w:r>
-        <w:t>Why this result follows</w:t>
+        <w:t>What this example does not establish</w:t>
       </w:r>
     </w:p>
     <w:p>
@@ -1784,149 +3145,204 @@
         <w:pStyle w:val="Heading3"/>
       </w:pPr>
       <w:r>
-        <w:t>Why the result follows</w:t>
+        <w:t>Change one thing in the pictured case</w:t>
       </w:r>
     </w:p>
     <w:p>
       <w:pPr>
-        <w:spacing w:line="336" w:lineRule="auto" w:after="180"/>
-        <w:shd w:fill="F1F6FC"/>
-      </w:pPr>
-      <w:r>
-        <w:rPr>
-          <w:b w:val="0"/>
-        </w:rPr>
-        <w:t xml:space="preserve">A </w:t>
-      </w:r>
-      <w:r>
-        <w:rPr>
-          <w:b/>
-        </w:rPr>
-        <w:t>confounder</w:t>
-      </w:r>
-      <w:r>
-        <w:rPr>
-          <w:b w:val="0"/>
-        </w:rPr>
-        <w:t xml:space="preserve"> can provide an alternative explanation for a result. Crossing conditions makes the intended feature and the nuisance feature less entangled.</w:t>
+        <w:pStyle w:val="Heading3"/>
+      </w:pPr>
+      <w:r>
+        <w:t>Ask while showing the picture</w:t>
       </w:r>
     </w:p>
     <w:p>
       <w:pPr>
-        <w:pStyle w:val="Heading3"/>
-      </w:pPr>
-      <w:r>
-        <w:t>What this example does not establish</w:t>
+        <w:spacing w:line="336" w:lineRule="auto" w:after="180"/>
+      </w:pPr>
+      <w:r>
+        <w:rPr>
+          <w:b w:val="0"/>
+        </w:rPr>
+        <w:t xml:space="preserve">Cover the result. Ask learners to name the </w:t>
+      </w:r>
+      <w:r>
+        <w:rPr>
+          <w:b/>
+        </w:rPr>
+        <w:t>input</w:t>
+      </w:r>
+      <w:r>
+        <w:rPr>
+          <w:b w:val="0"/>
+        </w:rPr>
+        <w:t xml:space="preserve">s and predict the next step. Uncover one step, connect the icon to the actual procedure, and explain its </w:t>
+      </w:r>
+      <w:r>
+        <w:rPr>
+          <w:b/>
+        </w:rPr>
+        <w:t>evidence</w:t>
+      </w:r>
+      <w:r>
+        <w:rPr>
+          <w:b w:val="0"/>
+        </w:rPr>
+        <w:t>. Then change the supplied condition and compare.</w:t>
       </w:r>
     </w:p>
     <w:p>
       <w:pPr>
-        <w:pStyle w:val="Heading3"/>
-      </w:pPr>
-      <w:r>
-        <w:t>Keep the stated limit</w:t>
+        <w:spacing w:line="336" w:lineRule="auto" w:after="180"/>
+      </w:pPr>
+      <w:r>
+        <w:rPr>
+          <w:b w:val="0"/>
+        </w:rPr>
+        <w:t>The picture is a representation; it does not document execution of a real AI model.</w:t>
       </w:r>
     </w:p>
     <w:p>
       <w:pPr>
-        <w:spacing w:line="336" w:lineRule="auto" w:after="180"/>
-        <w:shd w:fill="FFF5E6"/>
-      </w:pPr>
-      <w:r>
-        <w:rPr>
-          <w:b w:val="0"/>
-        </w:rPr>
-        <w:t>A changed-background test can diagnose sensitivity; it does not prove the model’s complete internal reasoning.</w:t>
+        <w:pStyle w:val="Heading1"/>
+      </w:pPr>
+      <w:r>
+        <w:t>03. Model a step,then remove help</w:t>
       </w:r>
     </w:p>
     <w:p>
-      <w:pPr>
-        <w:pStyle w:val="Heading3"/>
-      </w:pPr>
-      <w:r>
-        <w:t>Change one thing in the pictured case</w:t>
+      <w:r>
+        <w:t>Collect each learner’s reasoning before showing a key.</w:t>
       </w:r>
     </w:p>
     <w:p>
       <w:pPr>
-        <w:pStyle w:val="Heading3"/>
-      </w:pPr>
-      <w:r>
-        <w:t>Change one thing</w:t>
+        <w:pStyle w:val="Heading2"/>
+      </w:pPr>
+      <w:r>
+        <w:t>Current completion task and checked reasoning</w:t>
       </w:r>
     </w:p>
     <w:p>
       <w:pPr>
         <w:spacing w:line="336" w:lineRule="auto" w:after="180"/>
-        <w:shd w:fill="F5F1FB"/>
       </w:pPr>
       <w:r>
         <w:rPr>
           <w:b w:val="0"/>
         </w:rPr>
-        <w:t>Change: New cases still use only healthy-white and spotted-blue.</w:t>
+        <w:t>Completion task: New method uses better corpus and different queries while old method uses the original set. Show the intermediate steps and give the conclusion with its scope.</w:t>
       </w:r>
     </w:p>
     <w:p>
       <w:pPr>
-        <w:pStyle w:val="Heading3"/>
-      </w:pPr>
-      <w:r>
-        <w:t>Predicted result</w:t>
+        <w:spacing w:line="336" w:lineRule="auto" w:after="180"/>
+      </w:pPr>
+      <w:r>
+        <w:rPr>
+          <w:b w:val="0"/>
+        </w:rPr>
+        <w:t xml:space="preserve">Teacher check: Teacher explanation: Corpus and case differences confound the method effect. Rerun matched </w:t>
+      </w:r>
+      <w:r>
+        <w:rPr>
+          <w:b/>
+        </w:rPr>
+        <w:t>input</w:t>
+      </w:r>
+      <w:r>
+        <w:rPr>
+          <w:b w:val="0"/>
+        </w:rPr>
+        <w:t>s or report a whole-system comparison without isolation.</w:t>
       </w:r>
     </w:p>
     <w:p>
       <w:pPr>
         <w:spacing w:line="336" w:lineRule="auto" w:after="180"/>
-        <w:shd w:fill="F1F6FC"/>
-      </w:pPr>
+      </w:pPr>
+      <w:r>
+        <w:rPr>
+          <w:b w:val="0"/>
+        </w:rPr>
+        <w:t xml:space="preserve">Start by identifying the given </w:t>
+      </w:r>
       <w:r>
         <w:rPr>
           <w:b/>
         </w:rPr>
-        <w:t>Prediction</w:t>
+        <w:t>input</w:t>
       </w:r>
       <w:r>
         <w:rPr>
           <w:b w:val="0"/>
         </w:rPr>
-        <w:t>: The collection does not resolve the background confounding.</w:t>
+        <w:t>s together. Leave the intermediate steps blank. If needed, model one step, then withdraw that help on the next step. Move to a full trace only when the partial trace is understood.</w:t>
       </w:r>
     </w:p>
     <w:p>
       <w:pPr>
-        <w:pStyle w:val="Heading3"/>
-      </w:pPr>
-      <w:r>
-        <w:t>Why the result follows</w:t>
+        <w:spacing w:line="336" w:lineRule="auto" w:after="180"/>
+      </w:pPr>
+      <w:r>
+        <w:rPr>
+          <w:b w:val="0"/>
+        </w:rPr>
+        <w:t>For partners, alternate explainer and checker; collect a response from every learner before discussion.</w:t>
       </w:r>
     </w:p>
     <w:p>
       <w:pPr>
-        <w:spacing w:line="336" w:lineRule="auto" w:after="180"/>
-        <w:shd w:fill="F1F6FC"/>
-      </w:pPr>
-      <w:r>
-        <w:rPr>
-          <w:b w:val="0"/>
-        </w:rPr>
-        <w:t>Reason: The same two variables remain coupled instead of being varied separately.</w:t>
+        <w:pStyle w:val="Heading2"/>
+      </w:pPr>
+      <w:r>
+        <w:t>Individual misconception check</w:t>
       </w:r>
     </w:p>
     <w:p>
       <w:pPr>
-        <w:pStyle w:val="Heading3"/>
-      </w:pPr>
-      <w:r>
-        <w:t>Ask while showing the picture</w:t>
+        <w:spacing w:line="336" w:lineRule="auto" w:after="180"/>
+      </w:pPr>
+      <w:r>
+        <w:rPr>
+          <w:b w:val="0"/>
+        </w:rPr>
+        <w:t xml:space="preserve">Use the worked case for </w:t>
+      </w:r>
+      <w:r>
+        <w:rPr>
+          <w:b/>
+        </w:rPr>
+        <w:t>Confounder</w:t>
+      </w:r>
+      <w:r>
+        <w:rPr>
+          <w:b w:val="0"/>
+        </w:rPr>
+        <w:t xml:space="preserve">s and </w:t>
+      </w:r>
+      <w:r>
+        <w:rPr>
+          <w:b/>
+        </w:rPr>
+        <w:t>control</w:t>
+      </w:r>
+      <w:r>
+        <w:rPr>
+          <w:b w:val="0"/>
+        </w:rPr>
+        <w:t>s. Proposed explanation: “The worked result establishes every future case”. Decide whether this explanation is supported.</w:t>
       </w:r>
     </w:p>
     <w:p>
       <w:pPr>
-        <w:pStyle w:val="Heading3"/>
-      </w:pPr>
-      <w:r>
-        <w:t>Ask while showing the picture · 5</w:t>
+        <w:spacing w:line="336" w:lineRule="auto" w:after="180"/>
+      </w:pPr>
+      <w:r>
+        <w:rPr>
+          <w:b w:val="0"/>
+        </w:rPr>
+        <w:t>Point to the step or supplied fact that decides; explain your repair if needed.</w:t>
       </w:r>
     </w:p>
     <w:p>
@@ -1937,31 +3353,31 @@
         <w:rPr>
           <w:b w:val="0"/>
         </w:rPr>
-        <w:t xml:space="preserve">Cover the result. Ask learners to name the </w:t>
+        <w:t xml:space="preserve">Expected correction: </w:t>
       </w:r>
       <w:r>
         <w:rPr>
           <w:b/>
         </w:rPr>
-        <w:t>input</w:t>
+        <w:t>Control</w:t>
       </w:r>
       <w:r>
         <w:rPr>
           <w:b w:val="0"/>
         </w:rPr>
-        <w:t xml:space="preserve">s and predict the next step. Uncover one step, connect the icon to the actual procedure, and explain its </w:t>
+        <w:t xml:space="preserve">s address specified alternatives, not every possible unknown </w:t>
       </w:r>
       <w:r>
         <w:rPr>
           <w:b/>
         </w:rPr>
-        <w:t>evidence</w:t>
+        <w:t>confounder</w:t>
       </w:r>
       <w:r>
         <w:rPr>
           <w:b w:val="0"/>
         </w:rPr>
-        <w:t>. Then change the supplied condition and compare.</w:t>
+        <w:t>.</w:t>
       </w:r>
     </w:p>
     <w:p>
@@ -1972,20 +3388,225 @@
         <w:rPr>
           <w:b w:val="0"/>
         </w:rPr>
-        <w:t>The picture is a representation; it does not document execution of a real AI model.</w:t>
+        <w:t>Collect explanations, not only yes/no votes. If a misunderstanding is common, re-model the relevant step for the class.</w:t>
       </w:r>
     </w:p>
     <w:p>
       <w:pPr>
-        <w:pStyle w:val="Heading1"/>
-      </w:pPr>
-      <w:r>
-        <w:t>03. Demonstrate and guide practice</w:t>
+        <w:spacing w:line="336" w:lineRule="auto" w:after="180"/>
+      </w:pPr>
+      <w:r>
+        <w:rPr>
+          <w:b w:val="0"/>
+        </w:rPr>
+        <w:t>If it affects a few learners, give a short targeted group explanation while others solve a more demanding variation.</w:t>
       </w:r>
     </w:p>
     <w:p>
-      <w:r>
-        <w:t>Demonstrate Confounders and controls, reduce support deliberately and check individual reasoning before discussing answers.</w:t>
+      <w:pPr>
+        <w:pStyle w:val="Heading2"/>
+      </w:pPr>
+      <w:r>
+        <w:t>Pictured reasoning and changed case</w:t>
+      </w:r>
+    </w:p>
+    <w:p>
+      <w:pPr>
+        <w:spacing w:line="336" w:lineRule="auto" w:after="180"/>
+      </w:pPr>
+      <w:r>
+        <w:rPr>
+          <w:b w:val="0"/>
+        </w:rPr>
+        <w:t>Draw the four condition/background combinations. Which variables were coupled before, and why would collecting only healthy-white and spotted-blue again leave the confounding unresolved?</w:t>
+      </w:r>
+    </w:p>
+    <w:p>
+      <w:pPr>
+        <w:spacing w:line="336" w:lineRule="auto" w:after="180"/>
+      </w:pPr>
+      <w:r>
+        <w:rPr>
+          <w:b w:val="0"/>
+        </w:rPr>
+        <w:t>Condition and background change together in the original collection. Collect healthy-white, healthy-blue, spotted-white and spotted-blue cases.</w:t>
+      </w:r>
+    </w:p>
+    <w:p>
+      <w:pPr>
+        <w:spacing w:line="336" w:lineRule="auto" w:after="180"/>
+      </w:pPr>
+      <w:r>
+        <w:rPr>
+          <w:b w:val="0"/>
+        </w:rPr>
+        <w:t xml:space="preserve">Compare </w:t>
+      </w:r>
+      <w:r>
+        <w:rPr>
+          <w:b/>
+        </w:rPr>
+        <w:t>prediction</w:t>
+      </w:r>
+      <w:r>
+        <w:rPr>
+          <w:b w:val="0"/>
+        </w:rPr>
+        <w:t xml:space="preserve">s when the same leaf’s background changes under a </w:t>
+      </w:r>
+      <w:r>
+        <w:rPr>
+          <w:b/>
+        </w:rPr>
+        <w:t>control</w:t>
+      </w:r>
+      <w:r>
+        <w:rPr>
+          <w:b w:val="0"/>
+        </w:rPr>
+        <w:t>led test. Changed case: The collection does not resolve the background confounding.</w:t>
+      </w:r>
+    </w:p>
+    <w:p>
+      <w:pPr>
+        <w:spacing w:line="336" w:lineRule="auto" w:after="180"/>
+      </w:pPr>
+      <w:r>
+        <w:rPr>
+          <w:b w:val="0"/>
+        </w:rPr>
+        <w:t>The same two variables remain coupled instead of being varied separately.</w:t>
+      </w:r>
+    </w:p>
+    <w:p>
+      <w:pPr>
+        <w:spacing w:line="336" w:lineRule="auto" w:after="180"/>
+      </w:pPr>
+      <w:r>
+        <w:rPr>
+          <w:b w:val="0"/>
+        </w:rPr>
+        <w:t>Changed-case reasoning: The collection does not resolve the background confounding. The same two variables remain coupled instead of being varied separately.</w:t>
+      </w:r>
+    </w:p>
+    <w:p>
+      <w:pPr>
+        <w:spacing w:line="336" w:lineRule="auto" w:after="180"/>
+      </w:pPr>
+      <w:r>
+        <w:rPr>
+          <w:b w:val="0"/>
+        </w:rPr>
+        <w:t xml:space="preserve">Collect each learner’s explanation before discussion. Use the first missing connection between </w:t>
+      </w:r>
+      <w:r>
+        <w:rPr>
+          <w:b/>
+        </w:rPr>
+        <w:t>input</w:t>
+      </w:r>
+      <w:r>
+        <w:rPr>
+          <w:b w:val="0"/>
+        </w:rPr>
+        <w:t xml:space="preserve">, deciding step and result to choose support. This question is worked-case practice, not fresh mastery </w:t>
+      </w:r>
+      <w:r>
+        <w:rPr>
+          <w:b/>
+        </w:rPr>
+        <w:t>evidence</w:t>
+      </w:r>
+      <w:r>
+        <w:rPr>
+          <w:b w:val="0"/>
+        </w:rPr>
+        <w:t>.</w:t>
+      </w:r>
+    </w:p>
+    <w:p>
+      <w:pPr>
+        <w:pStyle w:val="Heading2"/>
+      </w:pPr>
+      <w:r>
+        <w:t>Accessible support and extension</w:t>
+      </w:r>
+    </w:p>
+    <w:p>
+      <w:pPr>
+        <w:spacing w:line="336" w:lineRule="auto" w:after="180"/>
+      </w:pPr>
+      <w:r>
+        <w:rPr>
+          <w:b w:val="0"/>
+        </w:rPr>
+        <w:t xml:space="preserve">Use the worked example in Sections 3 and 6. Collect a </w:t>
+      </w:r>
+      <w:r>
+        <w:rPr>
+          <w:b/>
+        </w:rPr>
+        <w:t>prediction</w:t>
+      </w:r>
+      <w:r>
+        <w:rPr>
+          <w:b w:val="0"/>
+        </w:rPr>
+        <w:t xml:space="preserve"> before revealing its result; ask the learner to point to each intermediate fact.</w:t>
+      </w:r>
+    </w:p>
+    <w:p>
+      <w:pPr>
+        <w:spacing w:line="336" w:lineRule="auto" w:after="180"/>
+      </w:pPr>
+      <w:r>
+        <w:rPr>
+          <w:b w:val="0"/>
+        </w:rPr>
+        <w:t xml:space="preserve">Provide an </w:t>
+      </w:r>
+      <w:r>
+        <w:rPr>
+          <w:b/>
+        </w:rPr>
+        <w:t>input</w:t>
+      </w:r>
+      <w:r>
+        <w:rPr>
+          <w:b w:val="0"/>
+        </w:rPr>
+        <w:t>/procedure/result/limit frame and a calculator when needed. Ask students to identify the first step before completing the whole trace.</w:t>
+      </w:r>
+    </w:p>
+    <w:p>
+      <w:pPr>
+        <w:spacing w:line="336" w:lineRule="auto" w:after="180"/>
+      </w:pPr>
+      <w:r>
+        <w:rPr>
+          <w:b w:val="0"/>
+        </w:rPr>
+        <w:t xml:space="preserve">Extension: compare two concrete variants of this </w:t>
+      </w:r>
+      <w:r>
+        <w:rPr>
+          <w:b/>
+        </w:rPr>
+        <w:t>mechanism</w:t>
+      </w:r>
+      <w:r>
+        <w:rPr>
+          <w:b w:val="0"/>
+        </w:rPr>
+        <w:t xml:space="preserve"> while holding unrelated conditions fixed; report both successful and unsuccessful outcomes.</w:t>
+      </w:r>
+    </w:p>
+    <w:p>
+      <w:pPr>
+        <w:pStyle w:val="Heading2"/>
+      </w:pPr>
+      <w:r>
+        <w:t>Earlier wording, alternatives and picture transcripts · reference / check after trying</w:t>
       </w:r>
     </w:p>
     <w:tbl>
@@ -2202,71 +3823,26 @@
     </w:tbl>
     <w:p>
       <w:pPr>
-        <w:spacing w:line="336" w:lineRule="auto" w:after="180"/>
-      </w:pPr>
-      <w:r>
-        <w:rPr>
-          <w:b w:val="0"/>
-        </w:rPr>
-        <w:t xml:space="preserve">Use the worked example in Sections 3 and 6. Collect a </w:t>
-      </w:r>
-      <w:r>
-        <w:rPr>
-          <w:b/>
-        </w:rPr>
-        <w:t>prediction</w:t>
-      </w:r>
-      <w:r>
-        <w:rPr>
-          <w:b w:val="0"/>
-        </w:rPr>
-        <w:t xml:space="preserve"> before revealing its result; ask the learner to point to each intermediate fact.</w:t>
+        <w:pStyle w:val="Heading3"/>
+      </w:pPr>
+      <w:r>
+        <w:t>Reduce help deliberately</w:t>
       </w:r>
     </w:p>
     <w:p>
       <w:pPr>
-        <w:spacing w:line="336" w:lineRule="auto" w:after="180"/>
-      </w:pPr>
-      <w:r>
-        <w:rPr>
-          <w:b w:val="0"/>
-        </w:rPr>
-        <w:t xml:space="preserve">Provide an </w:t>
-      </w:r>
-      <w:r>
-        <w:rPr>
-          <w:b/>
-        </w:rPr>
-        <w:t>input</w:t>
-      </w:r>
-      <w:r>
-        <w:rPr>
-          <w:b w:val="0"/>
-        </w:rPr>
-        <w:t>/procedure/result/limit frame and a calculator when needed. Ask students to identify the first step before completing the whole trace.</w:t>
+        <w:pStyle w:val="Heading3"/>
+      </w:pPr>
+      <w:r>
+        <w:t>Individual reasoning check</w:t>
       </w:r>
     </w:p>
     <w:p>
       <w:pPr>
-        <w:spacing w:line="336" w:lineRule="auto" w:after="180"/>
-      </w:pPr>
-      <w:r>
-        <w:rPr>
-          <w:b w:val="0"/>
-        </w:rPr>
-        <w:t xml:space="preserve">Extension: compare two concrete variants of this </w:t>
-      </w:r>
-      <w:r>
-        <w:rPr>
-          <w:b/>
-        </w:rPr>
-        <w:t>mechanism</w:t>
-      </w:r>
-      <w:r>
-        <w:rPr>
-          <w:b w:val="0"/>
-        </w:rPr>
-        <w:t xml:space="preserve"> while holding unrelated conditions fixed; report both successful and unsuccessful outcomes.</w:t>
+        <w:pStyle w:val="Heading3"/>
+      </w:pPr>
+      <w:r>
+        <w:t>Pictorial practice question</w:t>
       </w:r>
     </w:p>
     <w:p>
@@ -2274,59 +3850,39 @@
         <w:pStyle w:val="Heading3"/>
       </w:pPr>
       <w:r>
-        <w:t>Reduce help deliberately</w:t>
+        <w:t>Reasoned teacher answer</w:t>
       </w:r>
     </w:p>
     <w:p>
       <w:pPr>
-        <w:pStyle w:val="Heading3"/>
-      </w:pPr>
-      <w:r>
-        <w:t>Completion practice</w:t>
+        <w:pStyle w:val="Heading1"/>
+      </w:pPr>
+      <w:r>
+        <w:t>04. Run the complete supplied investigation</w:t>
       </w:r>
     </w:p>
     <w:p>
-      <w:pPr>
-        <w:spacing w:line="336" w:lineRule="auto" w:after="180"/>
-        <w:shd w:fill="F5F1FB"/>
-      </w:pPr>
-      <w:r>
-        <w:rPr>
-          <w:b w:val="0"/>
-        </w:rPr>
-        <w:t>Completion task: New method uses better corpus and different queries while old method uses the original set. Show the intermediate steps and give the conclusion with its scope.</w:t>
+      <w:r>
+        <w:t>Separate predictions,actual runs and paper traces.</w:t>
       </w:r>
     </w:p>
     <w:p>
       <w:pPr>
-        <w:pStyle w:val="Heading3"/>
-      </w:pPr>
-      <w:r>
-        <w:t>Reasoning to listen for</w:t>
+        <w:pStyle w:val="Heading2"/>
+      </w:pPr>
+      <w:r>
+        <w:t>Complete inputs,expected results and limits</w:t>
       </w:r>
     </w:p>
     <w:p>
       <w:pPr>
         <w:spacing w:line="336" w:lineRule="auto" w:after="180"/>
-        <w:shd w:fill="F1F6FC"/>
       </w:pPr>
       <w:r>
         <w:rPr>
           <w:b w:val="0"/>
         </w:rPr>
-        <w:t xml:space="preserve">Teacher check: Teacher explanation: Corpus and case differences confound the method effect. Rerun matched </w:t>
-      </w:r>
-      <w:r>
-        <w:rPr>
-          <w:b/>
-        </w:rPr>
-        <w:t>input</w:t>
-      </w:r>
-      <w:r>
-        <w:rPr>
-          <w:b w:val="0"/>
-        </w:rPr>
-        <w:t>s or report a whole-system comparison without isolation.</w:t>
+        <w:t>Main corpus and cases change with method; match the intended comparison or report a whole-system result without isolation. Picture crossing all four condition/background cells challenges a paper-only alternative, while repeating only the two old cells leaves coupling intact. Toy-rule 2/2 versus 2/4 is not an actual model result.</w:t>
       </w:r>
     </w:p>
     <w:p>
@@ -2337,38 +3893,50 @@
         <w:rPr>
           <w:b w:val="0"/>
         </w:rPr>
-        <w:t xml:space="preserve">Start by identifying the given </w:t>
-      </w:r>
-      <w:r>
-        <w:rPr>
-          <w:b/>
-        </w:rPr>
-        <w:t>input</w:t>
-      </w:r>
-      <w:r>
-        <w:rPr>
-          <w:b w:val="0"/>
-        </w:rPr>
-        <w:t>s together. Leave the intermediate steps blank. If needed, model one step, then withdraw that help on the next step. Move to a full trace only when the partial trace is understood.</w:t>
+        <w:t>Selected A-always-morning/B-always-afternoon design needs randomized or counterbalanced method order under matched conditions and recorded timing. No automatic removal of every confounder or actual network measurement is implied.</w:t>
       </w:r>
     </w:p>
     <w:p>
       <w:pPr>
-        <w:spacing w:line="336" w:lineRule="auto" w:after="180"/>
-      </w:pPr>
-      <w:r>
-        <w:rPr>
-          <w:b w:val="0"/>
-        </w:rPr>
-        <w:t>For partners, alternate explainer and checker; collect a response from every learner before discussion.</w:t>
+        <w:pStyle w:val="Heading2"/>
+      </w:pPr>
+      <w:r>
+        <w:t>Diagnose the current misconceptions</w:t>
       </w:r>
     </w:p>
     <w:p>
       <w:pPr>
-        <w:pStyle w:val="Heading3"/>
-      </w:pPr>
-      <w:r>
-        <w:t>Individual reasoning check</w:t>
+        <w:spacing w:line="336" w:lineRule="auto" w:after="180"/>
+      </w:pPr>
+      <w:r>
+        <w:rPr>
+          <w:b w:val="0"/>
+        </w:rPr>
+        <w:t xml:space="preserve">The worked result establishes every future case: </w:t>
+      </w:r>
+      <w:r>
+        <w:rPr>
+          <w:b/>
+        </w:rPr>
+        <w:t>Control</w:t>
+      </w:r>
+      <w:r>
+        <w:rPr>
+          <w:b w:val="0"/>
+        </w:rPr>
+        <w:t xml:space="preserve">s address specified alternatives, not every possible unknown </w:t>
+      </w:r>
+      <w:r>
+        <w:rPr>
+          <w:b/>
+        </w:rPr>
+        <w:t>confounder</w:t>
+      </w:r>
+      <w:r>
+        <w:rPr>
+          <w:b w:val="0"/>
+        </w:rPr>
+        <w:t>.</w:t>
       </w:r>
     </w:p>
     <w:p>
@@ -2379,31 +3947,31 @@
         <w:rPr>
           <w:b w:val="0"/>
         </w:rPr>
-        <w:t xml:space="preserve">Use the worked case for </w:t>
+        <w:t xml:space="preserve">A missing </w:t>
       </w:r>
       <w:r>
         <w:rPr>
           <w:b/>
         </w:rPr>
-        <w:t>Confounder</w:t>
+        <w:t>input</w:t>
       </w:r>
       <w:r>
         <w:rPr>
           <w:b w:val="0"/>
         </w:rPr>
-        <w:t xml:space="preserve">s and </w:t>
+        <w:t xml:space="preserve"> may be replaced without recording the change: A replacement changes the </w:t>
       </w:r>
       <w:r>
         <w:rPr>
           <w:b/>
         </w:rPr>
-        <w:t>control</w:t>
+        <w:t>evidence</w:t>
       </w:r>
       <w:r>
         <w:rPr>
           <w:b w:val="0"/>
         </w:rPr>
-        <w:t>s. Proposed explanation: “The worked result establishes every future case”. Decide whether this explanation is supported.</w:t>
+        <w:t xml:space="preserve"> or contract. Record the change and its justification; do not silently turn unknown into a measured value.</w:t>
       </w:r>
     </w:p>
     <w:p>
@@ -2414,353 +3982,62 @@
         <w:rPr>
           <w:b w:val="0"/>
         </w:rPr>
-        <w:t>Point to the step or supplied fact that decides; explain your repair if needed.</w:t>
+        <w:t xml:space="preserve">Repeating an assessed case is new independent </w:t>
+      </w:r>
+      <w:r>
+        <w:rPr>
+          <w:b/>
+        </w:rPr>
+        <w:t>evidence</w:t>
+      </w:r>
+      <w:r>
+        <w:rPr>
+          <w:b w:val="0"/>
+        </w:rPr>
+        <w:t>: A replay checks consistency. An example used for feedback or revision cannot later be described as untouched final evaluation.</w:t>
       </w:r>
     </w:p>
     <w:p>
       <w:pPr>
-        <w:pStyle w:val="Heading3"/>
-      </w:pPr>
-      <w:r>
-        <w:t>Expected repair</w:t>
+        <w:spacing w:line="336" w:lineRule="auto" w:after="180"/>
+      </w:pPr>
+      <w:r>
+        <w:rPr>
+          <w:b w:val="0"/>
+        </w:rPr>
+        <w:t xml:space="preserve">Use Section 9 for the </w:t>
+      </w:r>
+      <w:r>
+        <w:rPr>
+          <w:b/>
+        </w:rPr>
+        <w:t>evidence</w:t>
+      </w:r>
+      <w:r>
+        <w:rPr>
+          <w:b w:val="0"/>
+        </w:rPr>
+        <w:t xml:space="preserve"> ledger. Add a boundary or missing-</w:t>
+      </w:r>
+      <w:r>
+        <w:rPr>
+          <w:b/>
+        </w:rPr>
+        <w:t>input</w:t>
+      </w:r>
+      <w:r>
+        <w:rPr>
+          <w:b w:val="0"/>
+        </w:rPr>
+        <w:t xml:space="preserve"> case and record the expected response before checking. More successful repeats of one case do not establish wider coverage.</w:t>
       </w:r>
     </w:p>
     <w:p>
       <w:pPr>
-        <w:spacing w:line="336" w:lineRule="auto" w:after="180"/>
-        <w:shd w:fill="F1F6FC"/>
-      </w:pPr>
-      <w:r>
-        <w:rPr>
-          <w:b w:val="0"/>
-        </w:rPr>
-        <w:t xml:space="preserve">Expected correction: </w:t>
-      </w:r>
-      <w:r>
-        <w:rPr>
-          <w:b/>
-        </w:rPr>
-        <w:t>Control</w:t>
-      </w:r>
-      <w:r>
-        <w:rPr>
-          <w:b w:val="0"/>
-        </w:rPr>
-        <w:t xml:space="preserve">s address specified alternatives, not every possible unknown </w:t>
-      </w:r>
-      <w:r>
-        <w:rPr>
-          <w:b/>
-        </w:rPr>
-        <w:t>confounder</w:t>
-      </w:r>
-      <w:r>
-        <w:rPr>
-          <w:b w:val="0"/>
-        </w:rPr>
-        <w:t>.</w:t>
-      </w:r>
-    </w:p>
-    <w:p>
-      <w:pPr>
-        <w:spacing w:line="336" w:lineRule="auto" w:after="180"/>
-      </w:pPr>
-      <w:r>
-        <w:rPr>
-          <w:b w:val="0"/>
-        </w:rPr>
-        <w:t>Collect explanations, not only yes/no votes. If a misunderstanding is common, re-model the relevant step for the class.</w:t>
-      </w:r>
-    </w:p>
-    <w:p>
-      <w:pPr>
-        <w:spacing w:line="336" w:lineRule="auto" w:after="180"/>
-      </w:pPr>
-      <w:r>
-        <w:rPr>
-          <w:b w:val="0"/>
-        </w:rPr>
-        <w:t>If it affects a few learners, give a short targeted group explanation while others solve a more demanding variation.</w:t>
-      </w:r>
-    </w:p>
-    <w:p>
-      <w:pPr>
-        <w:pStyle w:val="Heading3"/>
-      </w:pPr>
-      <w:r>
-        <w:t>Pictorial practice question</w:t>
-      </w:r>
-    </w:p>
-    <w:p>
-      <w:pPr>
-        <w:spacing w:line="336" w:lineRule="auto" w:after="180"/>
-        <w:shd w:fill="F5F1FB"/>
-      </w:pPr>
-      <w:r>
-        <w:rPr>
-          <w:b w:val="0"/>
-        </w:rPr>
-        <w:t>Draw the four condition/background combinations. Which variables were coupled before, and why would collecting only healthy-white and spotted-blue again leave the confounding unresolved?</w:t>
-      </w:r>
-    </w:p>
-    <w:p>
-      <w:pPr>
-        <w:pStyle w:val="Heading3"/>
-      </w:pPr>
-      <w:r>
-        <w:t>Reasoned teacher answer</w:t>
-      </w:r>
-    </w:p>
-    <w:p>
-      <w:pPr>
-        <w:spacing w:line="336" w:lineRule="auto" w:after="180"/>
-      </w:pPr>
-      <w:r>
-        <w:rPr>
-          <w:b w:val="0"/>
-        </w:rPr>
-        <w:t>Condition and background change together in the original collection. Collect healthy-white, healthy-blue, spotted-white and spotted-blue cases.</w:t>
-      </w:r>
-    </w:p>
-    <w:p>
-      <w:pPr>
-        <w:spacing w:line="336" w:lineRule="auto" w:after="180"/>
-      </w:pPr>
-      <w:r>
-        <w:rPr>
-          <w:b w:val="0"/>
-        </w:rPr>
-        <w:t xml:space="preserve">Compare </w:t>
-      </w:r>
-      <w:r>
-        <w:rPr>
-          <w:b/>
-        </w:rPr>
-        <w:t>prediction</w:t>
-      </w:r>
-      <w:r>
-        <w:rPr>
-          <w:b w:val="0"/>
-        </w:rPr>
-        <w:t xml:space="preserve">s when the same leaf’s background changes under a </w:t>
-      </w:r>
-      <w:r>
-        <w:rPr>
-          <w:b/>
-        </w:rPr>
-        <w:t>control</w:t>
-      </w:r>
-      <w:r>
-        <w:rPr>
-          <w:b w:val="0"/>
-        </w:rPr>
-        <w:t>led test. Changed case: The collection does not resolve the background confounding.</w:t>
-      </w:r>
-    </w:p>
-    <w:p>
-      <w:pPr>
-        <w:spacing w:line="336" w:lineRule="auto" w:after="180"/>
-      </w:pPr>
-      <w:r>
-        <w:rPr>
-          <w:b w:val="0"/>
-        </w:rPr>
-        <w:t>The same two variables remain coupled instead of being varied separately.</w:t>
-      </w:r>
-    </w:p>
-    <w:p>
-      <w:pPr>
-        <w:spacing w:line="336" w:lineRule="auto" w:after="180"/>
-      </w:pPr>
-      <w:r>
-        <w:rPr>
-          <w:b w:val="0"/>
-        </w:rPr>
-        <w:t>Changed-case reasoning: The collection does not resolve the background confounding. The same two variables remain coupled instead of being varied separately.</w:t>
-      </w:r>
-    </w:p>
-    <w:p>
-      <w:pPr>
-        <w:spacing w:line="336" w:lineRule="auto" w:after="180"/>
-      </w:pPr>
-      <w:r>
-        <w:rPr>
-          <w:b w:val="0"/>
-        </w:rPr>
-        <w:t xml:space="preserve">Collect each learner’s explanation before discussion. Use the first missing connection between </w:t>
-      </w:r>
-      <w:r>
-        <w:rPr>
-          <w:b/>
-        </w:rPr>
-        <w:t>input</w:t>
-      </w:r>
-      <w:r>
-        <w:rPr>
-          <w:b w:val="0"/>
-        </w:rPr>
-        <w:t xml:space="preserve">, deciding step and result to choose support. This question is worked-case practice, not fresh mastery </w:t>
-      </w:r>
-      <w:r>
-        <w:rPr>
-          <w:b/>
-        </w:rPr>
-        <w:t>evidence</w:t>
-      </w:r>
-      <w:r>
-        <w:rPr>
-          <w:b w:val="0"/>
-        </w:rPr>
-        <w:t>.</w:t>
-      </w:r>
-    </w:p>
-    <w:p>
-      <w:pPr>
-        <w:pStyle w:val="Heading1"/>
-      </w:pPr>
-      <w:r>
-        <w:t>04. Run the investigation and diagnose misconceptions</w:t>
-      </w:r>
-    </w:p>
-    <w:p>
-      <w:r>
-        <w:t>Run the Confounders and controls investigation and use the first unsupported step to choose a teaching response.</w:t>
-      </w:r>
-    </w:p>
-    <w:p>
-      <w:pPr>
-        <w:spacing w:line="336" w:lineRule="auto" w:after="180"/>
-      </w:pPr>
-      <w:r>
-        <w:rPr>
-          <w:b w:val="0"/>
-        </w:rPr>
-        <w:t xml:space="preserve">The worked result establishes every future case: </w:t>
-      </w:r>
-      <w:r>
-        <w:rPr>
-          <w:b/>
-        </w:rPr>
-        <w:t>Control</w:t>
-      </w:r>
-      <w:r>
-        <w:rPr>
-          <w:b w:val="0"/>
-        </w:rPr>
-        <w:t xml:space="preserve">s address specified alternatives, not every possible unknown </w:t>
-      </w:r>
-      <w:r>
-        <w:rPr>
-          <w:b/>
-        </w:rPr>
-        <w:t>confounder</w:t>
-      </w:r>
-      <w:r>
-        <w:rPr>
-          <w:b w:val="0"/>
-        </w:rPr>
-        <w:t>.</w:t>
-      </w:r>
-    </w:p>
-    <w:p>
-      <w:pPr>
-        <w:spacing w:line="336" w:lineRule="auto" w:after="180"/>
-      </w:pPr>
-      <w:r>
-        <w:rPr>
-          <w:b w:val="0"/>
-        </w:rPr>
-        <w:t xml:space="preserve">A missing </w:t>
-      </w:r>
-      <w:r>
-        <w:rPr>
-          <w:b/>
-        </w:rPr>
-        <w:t>input</w:t>
-      </w:r>
-      <w:r>
-        <w:rPr>
-          <w:b w:val="0"/>
-        </w:rPr>
-        <w:t xml:space="preserve"> may be replaced without recording the change: A replacement changes the </w:t>
-      </w:r>
-      <w:r>
-        <w:rPr>
-          <w:b/>
-        </w:rPr>
-        <w:t>evidence</w:t>
-      </w:r>
-      <w:r>
-        <w:rPr>
-          <w:b w:val="0"/>
-        </w:rPr>
-        <w:t xml:space="preserve"> or contract. Record the change and its justification; do not silently turn unknown into a measured value.</w:t>
-      </w:r>
-    </w:p>
-    <w:p>
-      <w:pPr>
-        <w:spacing w:line="336" w:lineRule="auto" w:after="180"/>
-      </w:pPr>
-      <w:r>
-        <w:rPr>
-          <w:b w:val="0"/>
-        </w:rPr>
-        <w:t xml:space="preserve">Repeating an assessed case is new independent </w:t>
-      </w:r>
-      <w:r>
-        <w:rPr>
-          <w:b/>
-        </w:rPr>
-        <w:t>evidence</w:t>
-      </w:r>
-      <w:r>
-        <w:rPr>
-          <w:b w:val="0"/>
-        </w:rPr>
-        <w:t>: A replay checks consistency. An example used for feedback or revision cannot later be described as untouched final evaluation.</w:t>
-      </w:r>
-    </w:p>
-    <w:p>
-      <w:pPr>
-        <w:spacing w:line="336" w:lineRule="auto" w:after="180"/>
-      </w:pPr>
-      <w:r>
-        <w:rPr>
-          <w:b w:val="0"/>
-        </w:rPr>
-        <w:t xml:space="preserve">Use Section 9 for the </w:t>
-      </w:r>
-      <w:r>
-        <w:rPr>
-          <w:b/>
-        </w:rPr>
-        <w:t>evidence</w:t>
-      </w:r>
-      <w:r>
-        <w:rPr>
-          <w:b w:val="0"/>
-        </w:rPr>
-        <w:t xml:space="preserve"> ledger. Add a boundary or missing-</w:t>
-      </w:r>
-      <w:r>
-        <w:rPr>
-          <w:b/>
-        </w:rPr>
-        <w:t>input</w:t>
-      </w:r>
-      <w:r>
-        <w:rPr>
-          <w:b w:val="0"/>
-        </w:rPr>
-        <w:t xml:space="preserve"> case and record the expected response before checking. More successful repeats of one case do not establish wider coverage.</w:t>
-      </w:r>
-    </w:p>
-    <w:p>
-      <w:pPr>
-        <w:pStyle w:val="Heading3"/>
-      </w:pPr>
-      <w:r>
-        <w:t>Match the support to the first error</w:t>
+        <w:pStyle w:val="Heading2"/>
+      </w:pPr>
+      <w:r>
+        <w:t>Choose accessible support</w:t>
       </w:r>
     </w:p>
     <w:tbl>
@@ -2933,81 +4210,39 @@
     </w:p>
     <w:p>
       <w:pPr>
-        <w:pStyle w:val="Heading1"/>
-      </w:pPr>
-      <w:r>
-        <w:t>05. Assess and explain the answers</w:t>
+        <w:pStyle w:val="Heading2"/>
+      </w:pPr>
+      <w:r>
+        <w:t>Earlier wording, alternatives and picture transcripts · reference / check after trying</w:t>
       </w:r>
     </w:p>
     <w:p>
-      <w:r>
-        <w:t>Use the Confounders and controls questions, teacher keys and criteria after the relevant attempts. Previously discussed cases are practice; protect the separately selected independent task.</w:t>
+      <w:pPr>
+        <w:pStyle w:val="Heading3"/>
+      </w:pPr>
+      <w:r>
+        <w:t>Match the support to the first error</w:t>
       </w:r>
     </w:p>
     <w:p>
       <w:pPr>
-        <w:pStyle w:val="Heading3"/>
-      </w:pPr>
-      <w:r>
-        <w:t>Guided and exit questions</w:t>
+        <w:pStyle w:val="Heading1"/>
+      </w:pPr>
+      <w:r>
+        <w:t>05. Assess the new research scenario</w:t>
       </w:r>
     </w:p>
     <w:p>
-      <w:pPr>
-        <w:spacing w:line="336" w:lineRule="auto" w:after="180"/>
-      </w:pPr>
-      <w:r>
-        <w:rPr>
-          <w:b w:val="0"/>
-        </w:rPr>
-        <w:t xml:space="preserve">Guided: Corpus and case differences confound the method effect. Rerun matched </w:t>
-      </w:r>
-      <w:r>
-        <w:rPr>
-          <w:b/>
-        </w:rPr>
-        <w:t>input</w:t>
-      </w:r>
-      <w:r>
-        <w:rPr>
-          <w:b w:val="0"/>
-        </w:rPr>
-        <w:t>s or report a whole-system comparison without isolation.</w:t>
+      <w:r>
+        <w:t>Keep the selected answer private until after a first attempt.</w:t>
       </w:r>
     </w:p>
     <w:p>
       <w:pPr>
-        <w:spacing w:line="336" w:lineRule="auto" w:after="180"/>
-      </w:pPr>
-      <w:r>
-        <w:rPr>
-          <w:b w:val="0"/>
-        </w:rPr>
-        <w:t xml:space="preserve">Qualification: </w:t>
-      </w:r>
-      <w:r>
-        <w:rPr>
-          <w:b/>
-        </w:rPr>
-        <w:t>Control</w:t>
-      </w:r>
-      <w:r>
-        <w:rPr>
-          <w:b w:val="0"/>
-        </w:rPr>
-        <w:t xml:space="preserve">s address specified alternatives, not every possible unknown </w:t>
-      </w:r>
-      <w:r>
-        <w:rPr>
-          <w:b/>
-        </w:rPr>
-        <w:t>confounder</w:t>
-      </w:r>
-      <w:r>
-        <w:rPr>
-          <w:b w:val="0"/>
-        </w:rPr>
-        <w:t>.</w:t>
+        <w:pStyle w:val="Heading2"/>
+      </w:pPr>
+      <w:r>
+        <w:t>Selected independent task and checked answer</w:t>
       </w:r>
     </w:p>
     <w:p>
@@ -3018,643 +4253,26 @@
         <w:rPr>
           <w:b w:val="0"/>
         </w:rPr>
-        <w:t xml:space="preserve">Exit: accept a concrete variation with its predicted outcome and a stated condition that would challenge the </w:t>
-      </w:r>
-      <w:r>
-        <w:rPr>
-          <w:b/>
-        </w:rPr>
-        <w:t>mechanism</w:t>
-      </w:r>
-      <w:r>
-        <w:rPr>
-          <w:b w:val="0"/>
-        </w:rPr>
-        <w:t xml:space="preserve">; reject a claim resting on unmeasured </w:t>
-      </w:r>
-      <w:r>
-        <w:rPr>
-          <w:b/>
-        </w:rPr>
-        <w:t>evidence</w:t>
-      </w:r>
-      <w:r>
-        <w:rPr>
-          <w:b w:val="0"/>
-        </w:rPr>
-        <w:t>.</w:t>
+        <w:t>Selected case: Every method A run is morning and B run afternoon; network speed varies by time. Propose a repair.</w:t>
       </w:r>
     </w:p>
     <w:p>
       <w:pPr>
-        <w:pStyle w:val="Heading3"/>
-      </w:pPr>
-      <w:r>
-        <w:t>W1 Explain the mechanism</w:t>
+        <w:spacing w:line="336" w:lineRule="auto" w:after="180"/>
+      </w:pPr>
+      <w:r>
+        <w:rPr>
+          <w:b w:val="0"/>
+        </w:rPr>
+        <w:t>Teacher explanation: Counterbalance/randomise method order under matched conditions and record time; otherwise timing remains an alternative explanation.</w:t>
       </w:r>
     </w:p>
     <w:p>
       <w:pPr>
-        <w:pStyle w:val="Heading3"/>
-      </w:pPr>
-      <w:r>
-        <w:t>Workbook question · W1</w:t>
-      </w:r>
-    </w:p>
-    <w:p>
-      <w:pPr>
-        <w:spacing w:line="336" w:lineRule="auto" w:after="180"/>
-        <w:shd w:fill="F5F1FB"/>
-      </w:pPr>
-      <w:r>
-        <w:rPr>
-          <w:b w:val="0"/>
-        </w:rPr>
-        <w:t xml:space="preserve">Explain the weekly </w:t>
-      </w:r>
-      <w:r>
-        <w:rPr>
-          <w:b/>
-        </w:rPr>
-        <w:t>mechanism</w:t>
-      </w:r>
-      <w:r>
-        <w:rPr>
-          <w:b w:val="0"/>
-        </w:rPr>
-        <w:t xml:space="preserve"> in your own words. Use the worked scenario to name its </w:t>
-      </w:r>
-      <w:r>
-        <w:rPr>
-          <w:b/>
-        </w:rPr>
-        <w:t>input</w:t>
-      </w:r>
-      <w:r>
-        <w:rPr>
-          <w:b w:val="0"/>
-        </w:rPr>
-        <w:t xml:space="preserve">, decision rule and </w:t>
-      </w:r>
-      <w:r>
-        <w:rPr>
-          <w:b/>
-        </w:rPr>
-        <w:t>output</w:t>
-      </w:r>
-      <w:r>
-        <w:rPr>
-          <w:b w:val="0"/>
-        </w:rPr>
-        <w:t>.</w:t>
-      </w:r>
-    </w:p>
-    <w:p>
-      <w:pPr>
-        <w:pStyle w:val="Heading3"/>
-      </w:pPr>
-      <w:r>
-        <w:t>Teacher reasoning · W1</w:t>
-      </w:r>
-    </w:p>
-    <w:p>
-      <w:pPr>
-        <w:spacing w:line="336" w:lineRule="auto" w:after="180"/>
-        <w:shd w:fill="F1F6FC"/>
-      </w:pPr>
-      <w:r>
-        <w:rPr>
-          <w:b w:val="0"/>
-        </w:rPr>
-        <w:t xml:space="preserve">Teacher explanation: A </w:t>
-      </w:r>
-      <w:r>
-        <w:rPr>
-          <w:b/>
-        </w:rPr>
-        <w:t>confounder</w:t>
-      </w:r>
-      <w:r>
-        <w:rPr>
-          <w:b w:val="0"/>
-        </w:rPr>
-        <w:t xml:space="preserve"> changes alongside the intended factor and can offer another explanation. </w:t>
-      </w:r>
-      <w:r>
-        <w:rPr>
-          <w:b/>
-        </w:rPr>
-        <w:t>Control</w:t>
-      </w:r>
-      <w:r>
-        <w:rPr>
-          <w:b w:val="0"/>
-        </w:rPr>
-        <w:t xml:space="preserve">s aim to isolate the proposed </w:t>
-      </w:r>
-      <w:r>
-        <w:rPr>
-          <w:b/>
-        </w:rPr>
-        <w:t>mechanism</w:t>
-      </w:r>
-      <w:r>
-        <w:rPr>
-          <w:b w:val="0"/>
-        </w:rPr>
-        <w:t>.</w:t>
-      </w:r>
-    </w:p>
-    <w:p>
-      <w:pPr>
-        <w:spacing w:line="336" w:lineRule="auto" w:after="180"/>
-        <w:shd w:fill="F1F6FC"/>
-      </w:pPr>
-      <w:r>
-        <w:rPr>
-          <w:b w:val="0"/>
-        </w:rPr>
-        <w:t>For a toy comparison vary only retrieval method while holding corpus, queries, cutoff and relevance rubric fixed. Randomise or counterbalance order when order effects matter.</w:t>
-      </w:r>
-    </w:p>
-    <w:p>
-      <w:pPr>
-        <w:pStyle w:val="Heading3"/>
-      </w:pPr>
-      <w:r>
-        <w:t>W2 Trace the worked case</w:t>
-      </w:r>
-    </w:p>
-    <w:p>
-      <w:pPr>
-        <w:pStyle w:val="Heading3"/>
-      </w:pPr>
-      <w:r>
-        <w:t>Workbook question · W2</w:t>
-      </w:r>
-    </w:p>
-    <w:p>
-      <w:pPr>
-        <w:spacing w:line="336" w:lineRule="auto" w:after="180"/>
-        <w:shd w:fill="F5F1FB"/>
-      </w:pPr>
-      <w:r>
-        <w:rPr>
-          <w:b w:val="0"/>
-        </w:rPr>
-        <w:t>New method uses better corpus and different queries while old method uses the original set. Show the intermediate steps and give the conclusion with its scope.</w:t>
-      </w:r>
-    </w:p>
-    <w:p>
-      <w:pPr>
-        <w:pStyle w:val="Heading3"/>
-      </w:pPr>
-      <w:r>
-        <w:t>Teacher reasoning · W2</w:t>
-      </w:r>
-    </w:p>
-    <w:p>
-      <w:pPr>
-        <w:spacing w:line="336" w:lineRule="auto" w:after="180"/>
-        <w:shd w:fill="F1F6FC"/>
-      </w:pPr>
-      <w:r>
-        <w:rPr>
-          <w:b w:val="0"/>
-        </w:rPr>
-        <w:t xml:space="preserve">Teacher explanation: Corpus and case differences confound the method effect. Rerun matched </w:t>
-      </w:r>
-      <w:r>
-        <w:rPr>
-          <w:b/>
-        </w:rPr>
-        <w:t>input</w:t>
-      </w:r>
-      <w:r>
-        <w:rPr>
-          <w:b w:val="0"/>
-        </w:rPr>
-        <w:t>s or report a whole-system comparison without isolation.</w:t>
-      </w:r>
-    </w:p>
-    <w:p>
-      <w:pPr>
-        <w:pStyle w:val="Heading3"/>
-      </w:pPr>
-      <w:r>
-        <w:t>W3 Audit the limit</w:t>
-      </w:r>
-    </w:p>
-    <w:p>
-      <w:pPr>
-        <w:pStyle w:val="Heading3"/>
-      </w:pPr>
-      <w:r>
-        <w:t>Workbook question · W3</w:t>
-      </w:r>
-    </w:p>
-    <w:p>
-      <w:pPr>
-        <w:spacing w:line="336" w:lineRule="auto" w:after="180"/>
-        <w:shd w:fill="F5F1FB"/>
-      </w:pPr>
-      <w:r>
-        <w:rPr>
-          <w:b w:val="0"/>
-        </w:rPr>
-        <w:t xml:space="preserve">A report omits this qualification: </w:t>
-      </w:r>
-      <w:r>
-        <w:rPr>
-          <w:b/>
-        </w:rPr>
-        <w:t>Control</w:t>
-      </w:r>
-      <w:r>
-        <w:rPr>
-          <w:b w:val="0"/>
-        </w:rPr>
-        <w:t xml:space="preserve">s address specified alternatives, not every possible unknown </w:t>
-      </w:r>
-      <w:r>
-        <w:rPr>
-          <w:b/>
-        </w:rPr>
-        <w:t>confounder</w:t>
-      </w:r>
-      <w:r>
-        <w:rPr>
-          <w:b w:val="0"/>
-        </w:rPr>
-        <w:t>. Explain how omitting it could change a reader's interpretation, and write an accurate replacement.</w:t>
-      </w:r>
-    </w:p>
-    <w:p>
-      <w:pPr>
-        <w:pStyle w:val="Heading3"/>
-      </w:pPr>
-      <w:r>
-        <w:t>Teacher reasoning · W3</w:t>
-      </w:r>
-    </w:p>
-    <w:p>
-      <w:pPr>
-        <w:spacing w:line="336" w:lineRule="auto" w:after="180"/>
-        <w:shd w:fill="F1F6FC"/>
-      </w:pPr>
-      <w:r>
-        <w:rPr>
-          <w:b w:val="0"/>
-        </w:rPr>
-        <w:t xml:space="preserve">Teacher explanation: </w:t>
-      </w:r>
-      <w:r>
-        <w:rPr>
-          <w:b/>
-        </w:rPr>
-        <w:t>Control</w:t>
-      </w:r>
-      <w:r>
-        <w:rPr>
-          <w:b w:val="0"/>
-        </w:rPr>
-        <w:t xml:space="preserve">s address specified alternatives, not every possible unknown </w:t>
-      </w:r>
-      <w:r>
-        <w:rPr>
-          <w:b/>
-        </w:rPr>
-        <w:t>confounder</w:t>
-      </w:r>
-      <w:r>
-        <w:rPr>
-          <w:b w:val="0"/>
-        </w:rPr>
-        <w:t>.</w:t>
-      </w:r>
-    </w:p>
-    <w:p>
-      <w:pPr>
-        <w:spacing w:line="336" w:lineRule="auto" w:after="180"/>
-        <w:shd w:fill="F1F6FC"/>
-      </w:pPr>
-      <w:r>
-        <w:rPr>
-          <w:b w:val="0"/>
-        </w:rPr>
-        <w:t xml:space="preserve">State the observed result separately from the unverified or out-of-scope claim; preserve the original </w:t>
-      </w:r>
-      <w:r>
-        <w:rPr>
-          <w:b/>
-        </w:rPr>
-        <w:t>evidence</w:t>
-      </w:r>
-      <w:r>
-        <w:rPr>
-          <w:b w:val="0"/>
-        </w:rPr>
-        <w:t xml:space="preserve"> rather than inventing a missing fact.</w:t>
-      </w:r>
-    </w:p>
-    <w:p>
-      <w:pPr>
-        <w:pStyle w:val="Heading3"/>
-      </w:pPr>
-      <w:r>
-        <w:t>W4 Apply a new case independently</w:t>
-      </w:r>
-    </w:p>
-    <w:p>
-      <w:pPr>
-        <w:pStyle w:val="Heading3"/>
-      </w:pPr>
-      <w:r>
-        <w:t>Workbook question · W4</w:t>
-      </w:r>
-    </w:p>
-    <w:p>
-      <w:pPr>
-        <w:spacing w:line="336" w:lineRule="auto" w:after="180"/>
-        <w:shd w:fill="F5F1FB"/>
-      </w:pPr>
-      <w:r>
-        <w:rPr>
-          <w:b w:val="0"/>
-        </w:rPr>
-        <w:t>Every method A run is morning and B run afternoon; network speed varies by time. Propose a repair.</w:t>
-      </w:r>
-    </w:p>
-    <w:p>
-      <w:pPr>
-        <w:pStyle w:val="Heading3"/>
-      </w:pPr>
-      <w:r>
-        <w:t>Teacher reasoning · W4</w:t>
-      </w:r>
-    </w:p>
-    <w:p>
-      <w:pPr>
-        <w:spacing w:line="336" w:lineRule="auto" w:after="180"/>
-        <w:shd w:fill="F1F6FC"/>
-      </w:pPr>
-      <w:r>
-        <w:rPr>
-          <w:b w:val="0"/>
-        </w:rPr>
-        <w:t>Teacher explanation: Counterbalance/randomise method order under matched conditions and record time; otherwise timing remains an alternative explanation.</w:t>
-      </w:r>
-    </w:p>
-    <w:p>
-      <w:pPr>
-        <w:pStyle w:val="Heading3"/>
-      </w:pPr>
-      <w:r>
-        <w:t>W5 Design a revealing follow-up</w:t>
-      </w:r>
-    </w:p>
-    <w:p>
-      <w:pPr>
-        <w:pStyle w:val="Heading3"/>
-      </w:pPr>
-      <w:r>
-        <w:t>Workbook question · W5</w:t>
-      </w:r>
-    </w:p>
-    <w:p>
-      <w:pPr>
-        <w:spacing w:line="336" w:lineRule="auto" w:after="180"/>
-        <w:shd w:fill="F5F1FB"/>
-      </w:pPr>
-      <w:r>
-        <w:rPr>
-          <w:b w:val="0"/>
-        </w:rPr>
-        <w:t>For the worked scenario, propose one additional case that could reveal a failure, describe its expected outcome before running it, and explain what would need to remain fixed for a fair comparison.</w:t>
-      </w:r>
-    </w:p>
-    <w:p>
-      <w:pPr>
-        <w:spacing w:line="336" w:lineRule="auto" w:after="180"/>
-        <w:shd w:fill="F5F1FB"/>
-      </w:pPr>
-      <w:r>
-        <w:rPr>
-          <w:b w:val="0"/>
-        </w:rPr>
-        <w:t>Do not reuse W4 as a new final test after receiving feedback.</w:t>
-      </w:r>
-    </w:p>
-    <w:p>
-      <w:pPr>
-        <w:pStyle w:val="Heading3"/>
-      </w:pPr>
-      <w:r>
-        <w:t>Teacher reasoning · W5</w:t>
-      </w:r>
-    </w:p>
-    <w:p>
-      <w:pPr>
-        <w:spacing w:line="336" w:lineRule="auto" w:after="180"/>
-        <w:shd w:fill="F1F6FC"/>
-      </w:pPr>
-      <w:r>
-        <w:rPr>
-          <w:b w:val="0"/>
-        </w:rPr>
-        <w:t xml:space="preserve">Teacher explanation: Accept a concrete variant of the worked </w:t>
-      </w:r>
-      <w:r>
-        <w:rPr>
-          <w:b/>
-        </w:rPr>
-        <w:t>input</w:t>
-      </w:r>
-      <w:r>
-        <w:rPr>
-          <w:b w:val="0"/>
-        </w:rPr>
-        <w:t xml:space="preserve"> or a missing/conflicting/boundary condition, with an expectation derived from the declared procedure.</w:t>
-      </w:r>
-    </w:p>
-    <w:p>
-      <w:pPr>
-        <w:spacing w:line="336" w:lineRule="auto" w:after="180"/>
-        <w:shd w:fill="F1F6FC"/>
-      </w:pPr>
-      <w:r>
-        <w:rPr>
-          <w:b w:val="0"/>
-        </w:rPr>
-        <w:t xml:space="preserve">Require preserved settings, original </w:t>
-      </w:r>
-      <w:r>
-        <w:rPr>
-          <w:b/>
-        </w:rPr>
-        <w:t>output</w:t>
-      </w:r>
-      <w:r>
-        <w:rPr>
-          <w:b w:val="0"/>
-        </w:rPr>
-        <w:t xml:space="preserve">s and data roles. </w:t>
-      </w:r>
-      <w:r>
-        <w:rPr>
-          <w:b/>
-        </w:rPr>
-        <w:t>Control</w:t>
-      </w:r>
-      <w:r>
-        <w:rPr>
-          <w:b w:val="0"/>
-        </w:rPr>
-        <w:t xml:space="preserve">s address specified alternatives, not every possible unknown </w:t>
-      </w:r>
-      <w:r>
-        <w:rPr>
-          <w:b/>
-        </w:rPr>
-        <w:t>confounder</w:t>
-      </w:r>
-      <w:r>
-        <w:rPr>
-          <w:b w:val="0"/>
-        </w:rPr>
-        <w:t>.</w:t>
-      </w:r>
-    </w:p>
-    <w:p>
-      <w:pPr>
-        <w:spacing w:line="336" w:lineRule="auto" w:after="180"/>
-        <w:shd w:fill="F1F6FC"/>
-      </w:pPr>
-      <w:r>
-        <w:rPr>
-          <w:b w:val="0"/>
-        </w:rPr>
-        <w:t xml:space="preserve">The new case should test this particular </w:t>
-      </w:r>
-      <w:r>
-        <w:rPr>
-          <w:b/>
-        </w:rPr>
-        <w:t>mechanism</w:t>
-      </w:r>
-      <w:r>
-        <w:rPr>
-          <w:b w:val="0"/>
-        </w:rPr>
-        <w:t xml:space="preserve"> rather than merely restate the original result.</w:t>
-      </w:r>
-    </w:p>
-    <w:p>
-      <w:pPr>
-        <w:pStyle w:val="Heading3"/>
-      </w:pPr>
-      <w:r>
-        <w:t>Independent assessment and fresh retry</w:t>
-      </w:r>
-    </w:p>
-    <w:p>
-      <w:pPr>
-        <w:pStyle w:val="Heading3"/>
-      </w:pPr>
-      <w:r>
-        <w:t>Teacher key · Independent assessment and fresh retry</w:t>
-      </w:r>
-    </w:p>
-    <w:p>
-      <w:pPr>
-        <w:spacing w:line="336" w:lineRule="auto" w:after="180"/>
-        <w:shd w:fill="F1F6FC"/>
-      </w:pPr>
-      <w:r>
-        <w:rPr>
-          <w:b w:val="0"/>
-        </w:rPr>
-        <w:t>W4: Counterbalance/randomise method order under matched conditions and record time; otherwise timing remains an alternative explanation. Require intermediate reasoning and the stated scope.</w:t>
-      </w:r>
-    </w:p>
-    <w:p>
-      <w:pPr>
-        <w:spacing w:line="336" w:lineRule="auto" w:after="180"/>
-        <w:shd w:fill="F1F6FC"/>
-      </w:pPr>
-      <w:r>
-        <w:rPr>
-          <w:b w:val="0"/>
-        </w:rPr>
-        <w:t>Fresh retry: A uses unedited labels, B corrected labels. Expected reasoning: Label quality differs; use a shared declared label set to isolate procedure.</w:t>
-      </w:r>
-    </w:p>
-    <w:p>
-      <w:pPr>
-        <w:spacing w:line="336" w:lineRule="auto" w:after="180"/>
-        <w:shd w:fill="F1F6FC"/>
-      </w:pPr>
-      <w:r>
-        <w:rPr>
-          <w:b w:val="0"/>
-        </w:rPr>
-        <w:t>If students need support, record it and reassess with another new case rather than awarding independence to a copied answer.</w:t>
-      </w:r>
-    </w:p>
-    <w:p>
-      <w:pPr>
-        <w:pStyle w:val="Heading3"/>
-      </w:pPr>
-      <w:r>
-        <w:t>Assess independent transfer</w:t>
-      </w:r>
-    </w:p>
-    <w:p>
-      <w:pPr>
-        <w:pStyle w:val="Heading3"/>
-      </w:pPr>
-      <w:r>
-        <w:t>Independent question · withhold the key</w:t>
-      </w:r>
-    </w:p>
-    <w:p>
-      <w:pPr>
-        <w:spacing w:line="336" w:lineRule="auto" w:after="180"/>
-        <w:shd w:fill="F5F1FB"/>
-      </w:pPr>
-      <w:r>
-        <w:rPr>
-          <w:b w:val="0"/>
-        </w:rPr>
-        <w:t>Selected case: Every method A run is morning and B run afternoon; network speed varies by time. Propose a repair.</w:t>
-      </w:r>
-    </w:p>
-    <w:p>
-      <w:pPr>
-        <w:pStyle w:val="Heading3"/>
-      </w:pPr>
-      <w:r>
-        <w:t>Selected case answer</w:t>
-      </w:r>
-    </w:p>
-    <w:p>
-      <w:pPr>
-        <w:pStyle w:val="Heading3"/>
-      </w:pPr>
-      <w:r>
-        <w:t>Teacher key · Selected case answer</w:t>
-      </w:r>
-    </w:p>
-    <w:p>
-      <w:pPr>
-        <w:spacing w:line="336" w:lineRule="auto" w:after="180"/>
-        <w:shd w:fill="F1F6FC"/>
-      </w:pPr>
-      <w:r>
-        <w:rPr>
-          <w:b w:val="0"/>
-        </w:rPr>
-        <w:t>Teacher explanation: Counterbalance/randomise method order under matched conditions and record time; otherwise timing remains an alternative explanation.</w:t>
+        <w:pStyle w:val="Heading2"/>
+      </w:pPr>
+      <w:r>
+        <w:t>Judge explanation,trace and limits</w:t>
       </w:r>
     </w:p>
     <w:tbl>
@@ -3761,54 +4379,55 @@
     </w:tbl>
     <w:p>
       <w:pPr>
-        <w:pStyle w:val="Heading3"/>
-      </w:pPr>
-      <w:r>
-        <w:t>Teacher key · Selected case answer</w:t>
+        <w:spacing w:line="336" w:lineRule="auto" w:after="180"/>
+      </w:pPr>
+      <w:r>
+        <w:rPr>
+          <w:b w:val="0"/>
+        </w:rPr>
+        <w:t>Record each dimension as not yet, with support, or independent. Accept a valid alternative procedure with a defensible trace.</w:t>
       </w:r>
     </w:p>
     <w:p>
       <w:pPr>
         <w:spacing w:line="336" w:lineRule="auto" w:after="180"/>
-        <w:shd w:fill="F1F6FC"/>
       </w:pPr>
       <w:r>
         <w:rPr>
           <w:b w:val="0"/>
         </w:rPr>
-        <w:t>Record each dimension as not yet, with support, or independent. Accept a valid alternative procedure with a defensible trace.</w:t>
+        <w:t xml:space="preserve">Do not penalise an honestly recorded model failure if the learner correctly explains its </w:t>
+      </w:r>
+      <w:r>
+        <w:rPr>
+          <w:b/>
+        </w:rPr>
+        <w:t>evidence</w:t>
+      </w:r>
+      <w:r>
+        <w:rPr>
+          <w:b w:val="0"/>
+        </w:rPr>
+        <w:t xml:space="preserve"> and limits.</w:t>
       </w:r>
     </w:p>
     <w:p>
       <w:pPr>
-        <w:spacing w:line="336" w:lineRule="auto" w:after="180"/>
-        <w:shd w:fill="F1F6FC"/>
-      </w:pPr>
-      <w:r>
-        <w:rPr>
-          <w:b w:val="0"/>
-        </w:rPr>
-        <w:t xml:space="preserve">Do not penalise an honestly recorded model failure if the learner correctly explains its </w:t>
-      </w:r>
-      <w:r>
-        <w:rPr>
-          <w:b/>
-        </w:rPr>
-        <w:t>evidence</w:t>
-      </w:r>
-      <w:r>
-        <w:rPr>
-          <w:b w:val="0"/>
-        </w:rPr>
-        <w:t xml:space="preserve"> and limits.</w:t>
+        <w:pStyle w:val="Heading2"/>
+      </w:pPr>
+      <w:r>
+        <w:t>Give one usable repair</w:t>
       </w:r>
     </w:p>
     <w:p>
       <w:pPr>
-        <w:pStyle w:val="Heading3"/>
-      </w:pPr>
-      <w:r>
-        <w:t>Feedback that the learner uses</w:t>
+        <w:spacing w:line="336" w:lineRule="auto" w:after="180"/>
+      </w:pPr>
+      <w:r>
+        <w:rPr>
+          <w:b w:val="0"/>
+        </w:rPr>
+        <w:t>Name the earliest unsupported step and give one action to repair it. Have the learner make that repair now and explain why. Then assess the relevant skill on a fresh, fully specified case.</w:t>
       </w:r>
     </w:p>
     <w:p>
@@ -3819,31 +4438,109 @@
         <w:rPr>
           <w:b w:val="0"/>
         </w:rPr>
-        <w:t>Name the earliest unsupported step and give one action to repair it. Have the learner make that repair now and explain why. Then assess the relevant skill on a fresh, fully specified case.</w:t>
+        <w:t>Confirm it was not previously practised with feedback; solve and check the new case before assigning it. A follow-up design prompt is a starting brief, not automatically an equivalent test.</w:t>
       </w:r>
     </w:p>
     <w:p>
       <w:pPr>
-        <w:spacing w:line="336" w:lineRule="auto" w:after="180"/>
-      </w:pPr>
-      <w:r>
-        <w:rPr>
-          <w:b w:val="0"/>
-        </w:rPr>
-        <w:t>Confirm it was not previously practised with feedback; solve and check the new case before assigning it. A follow-up design prompt is a starting brief, not automatically an equivalent test.</w:t>
+        <w:pStyle w:val="Heading2"/>
+      </w:pPr>
+      <w:r>
+        <w:t>W1 Explain the mechanism</w:t>
       </w:r>
     </w:p>
     <w:p>
       <w:pPr>
-        <w:pStyle w:val="Heading1"/>
-      </w:pPr>
-      <w:r>
-        <w:t>06. Connect the project, support and next lesson</w:t>
+        <w:spacing w:line="336" w:lineRule="auto" w:after="180"/>
+      </w:pPr>
+      <w:r>
+        <w:rPr>
+          <w:b w:val="0"/>
+        </w:rPr>
+        <w:t xml:space="preserve">Explain the weekly </w:t>
+      </w:r>
+      <w:r>
+        <w:rPr>
+          <w:b/>
+        </w:rPr>
+        <w:t>mechanism</w:t>
+      </w:r>
+      <w:r>
+        <w:rPr>
+          <w:b w:val="0"/>
+        </w:rPr>
+        <w:t xml:space="preserve"> in your own words. Use the worked scenario to name its </w:t>
+      </w:r>
+      <w:r>
+        <w:rPr>
+          <w:b/>
+        </w:rPr>
+        <w:t>input</w:t>
+      </w:r>
+      <w:r>
+        <w:rPr>
+          <w:b w:val="0"/>
+        </w:rPr>
+        <w:t xml:space="preserve">, decision rule and </w:t>
+      </w:r>
+      <w:r>
+        <w:rPr>
+          <w:b/>
+        </w:rPr>
+        <w:t>output</w:t>
+      </w:r>
+      <w:r>
+        <w:rPr>
+          <w:b w:val="0"/>
+        </w:rPr>
+        <w:t>.</w:t>
       </w:r>
     </w:p>
     <w:p>
-      <w:r>
-        <w:t>Connect Confounders and controls to Reproducible AI Research Study, adapt support and plan a later changed-case check.</w:t>
+      <w:pPr>
+        <w:spacing w:line="336" w:lineRule="auto" w:after="180"/>
+      </w:pPr>
+      <w:r>
+        <w:rPr>
+          <w:b w:val="0"/>
+        </w:rPr>
+        <w:t xml:space="preserve">Teacher explanation: A </w:t>
+      </w:r>
+      <w:r>
+        <w:rPr>
+          <w:b/>
+        </w:rPr>
+        <w:t>confounder</w:t>
+      </w:r>
+      <w:r>
+        <w:rPr>
+          <w:b w:val="0"/>
+        </w:rPr>
+        <w:t xml:space="preserve"> changes alongside the intended factor and can offer another explanation. </w:t>
+      </w:r>
+      <w:r>
+        <w:rPr>
+          <w:b/>
+        </w:rPr>
+        <w:t>Control</w:t>
+      </w:r>
+      <w:r>
+        <w:rPr>
+          <w:b w:val="0"/>
+        </w:rPr>
+        <w:t xml:space="preserve">s aim to isolate the proposed </w:t>
+      </w:r>
+      <w:r>
+        <w:rPr>
+          <w:b/>
+        </w:rPr>
+        <w:t>mechanism</w:t>
+      </w:r>
+      <w:r>
+        <w:rPr>
+          <w:b w:val="0"/>
+        </w:rPr>
+        <w:t>.</w:t>
       </w:r>
     </w:p>
     <w:p>
@@ -3854,114 +4551,15 @@
         <w:rPr>
           <w:b w:val="0"/>
         </w:rPr>
-        <w:t xml:space="preserve">Add a labelled </w:t>
-      </w:r>
-      <w:r>
-        <w:rPr>
-          <w:b/>
-        </w:rPr>
-        <w:t>confounder</w:t>
-      </w:r>
-      <w:r>
-        <w:rPr>
-          <w:b w:val="0"/>
-        </w:rPr>
-        <w:t xml:space="preserve">s and </w:t>
-      </w:r>
-      <w:r>
-        <w:rPr>
-          <w:b/>
-        </w:rPr>
-        <w:t>control</w:t>
-      </w:r>
-      <w:r>
-        <w:rPr>
-          <w:b w:val="0"/>
-        </w:rPr>
-        <w:t xml:space="preserve">s </w:t>
-      </w:r>
-      <w:r>
-        <w:rPr>
-          <w:b/>
-        </w:rPr>
-        <w:t>evidence</w:t>
-      </w:r>
-      <w:r>
-        <w:rPr>
-          <w:b w:val="0"/>
-        </w:rPr>
-        <w:t xml:space="preserve"> sheet to Reproducible AI Research Study. Show how you can explain the </w:t>
-      </w:r>
-      <w:r>
-        <w:rPr>
-          <w:b/>
-        </w:rPr>
-        <w:t>mechanism</w:t>
-      </w:r>
-      <w:r>
-        <w:rPr>
-          <w:b w:val="0"/>
-        </w:rPr>
-        <w:t xml:space="preserve"> and terminology of </w:t>
-      </w:r>
-      <w:r>
-        <w:rPr>
-          <w:b/>
-        </w:rPr>
-        <w:t>confounder</w:t>
-      </w:r>
-      <w:r>
-        <w:rPr>
-          <w:b w:val="0"/>
-        </w:rPr>
-        <w:t xml:space="preserve">s and </w:t>
-      </w:r>
-      <w:r>
-        <w:rPr>
-          <w:b/>
-        </w:rPr>
-        <w:t>control</w:t>
-      </w:r>
-      <w:r>
-        <w:rPr>
-          <w:b w:val="0"/>
-        </w:rPr>
-        <w:t>s.</w:t>
+        <w:t>For a toy comparison vary only retrieval method while holding corpus, queries, cutoff and relevance rubric fixed. Randomise or counterbalance order when order effects matter.</w:t>
       </w:r>
     </w:p>
     <w:p>
       <w:pPr>
-        <w:spacing w:line="336" w:lineRule="auto" w:after="180"/>
-      </w:pPr>
-      <w:r>
-        <w:rPr>
-          <w:b w:val="0"/>
-        </w:rPr>
-        <w:t xml:space="preserve">Use the supplied fictional case and keep its </w:t>
-      </w:r>
-      <w:r>
-        <w:rPr>
-          <w:b/>
-        </w:rPr>
-        <w:t>input</w:t>
-      </w:r>
-      <w:r>
-        <w:rPr>
-          <w:b w:val="0"/>
-        </w:rPr>
-        <w:t xml:space="preserve">s, intermediate steps, calculation or </w:t>
-      </w:r>
-      <w:r>
-        <w:rPr>
-          <w:b/>
-        </w:rPr>
-        <w:t>prediction</w:t>
-      </w:r>
-      <w:r>
-        <w:rPr>
-          <w:b w:val="0"/>
-        </w:rPr>
-        <w:t>, and limitation. Connect this record to last week’s record; a matching answer without a trace is insufficient.</w:t>
+        <w:pStyle w:val="Heading2"/>
+      </w:pPr>
+      <w:r>
+        <w:t>W2 Trace the worked case</w:t>
       </w:r>
     </w:p>
     <w:p>
@@ -3972,19 +4570,7 @@
         <w:rPr>
           <w:b w:val="0"/>
         </w:rPr>
-        <w:t xml:space="preserve">Provide an </w:t>
-      </w:r>
-      <w:r>
-        <w:rPr>
-          <w:b/>
-        </w:rPr>
-        <w:t>input</w:t>
-      </w:r>
-      <w:r>
-        <w:rPr>
-          <w:b w:val="0"/>
-        </w:rPr>
-        <w:t>/procedure/result/limit frame and a calculator when needed. Ask students to identify the first step before completing the whole trace.</w:t>
+        <w:t>New method uses better corpus and different queries while old method uses the original set. Show the intermediate steps and give the conclusion with its scope.</w:t>
       </w:r>
     </w:p>
     <w:p>
@@ -3995,42 +4581,27 @@
         <w:rPr>
           <w:b w:val="0"/>
         </w:rPr>
-        <w:t xml:space="preserve">Extension: compare two concrete variants of this </w:t>
+        <w:t xml:space="preserve">Teacher explanation: Corpus and case differences confound the method effect. Rerun matched </w:t>
       </w:r>
       <w:r>
         <w:rPr>
           <w:b/>
         </w:rPr>
-        <w:t>mechanism</w:t>
+        <w:t>input</w:t>
       </w:r>
       <w:r>
         <w:rPr>
           <w:b w:val="0"/>
         </w:rPr>
-        <w:t xml:space="preserve"> while holding unrelated conditions fixed; report both successful and unsuccessful outcomes.</w:t>
+        <w:t>s or report a whole-system comparison without isolation.</w:t>
       </w:r>
     </w:p>
     <w:p>
       <w:pPr>
-        <w:spacing w:line="336" w:lineRule="auto" w:after="180"/>
-      </w:pPr>
-      <w:r>
-        <w:rPr>
-          <w:b w:val="0"/>
-        </w:rPr>
-        <w:t xml:space="preserve">Next connection: Sampling variability. Preserve the current case record and retrieve its </w:t>
-      </w:r>
-      <w:r>
-        <w:rPr>
-          <w:b/>
-        </w:rPr>
-        <w:t>evidence</w:t>
-      </w:r>
-      <w:r>
-        <w:rPr>
-          <w:b w:val="0"/>
-        </w:rPr>
-        <w:t xml:space="preserve"> boundary before moving on.</w:t>
+        <w:pStyle w:val="Heading2"/>
+      </w:pPr>
+      <w:r>
+        <w:t>W3 Audit the limit</w:t>
       </w:r>
     </w:p>
     <w:p>
@@ -4041,15 +4612,686 @@
         <w:rPr>
           <w:b w:val="0"/>
         </w:rPr>
-        <w:t>Retain the project ledger and assess a changed case after support. Check the relevant prerequisite before carrying this component forward.</w:t>
+        <w:t xml:space="preserve">A report omits this qualification: </w:t>
+      </w:r>
+      <w:r>
+        <w:rPr>
+          <w:b/>
+        </w:rPr>
+        <w:t>Control</w:t>
+      </w:r>
+      <w:r>
+        <w:rPr>
+          <w:b w:val="0"/>
+        </w:rPr>
+        <w:t xml:space="preserve">s address specified alternatives, not every possible unknown </w:t>
+      </w:r>
+      <w:r>
+        <w:rPr>
+          <w:b/>
+        </w:rPr>
+        <w:t>confounder</w:t>
+      </w:r>
+      <w:r>
+        <w:rPr>
+          <w:b w:val="0"/>
+        </w:rPr>
+        <w:t>. Explain how omitting it could change a reader's interpretation, and write an accurate replacement.</w:t>
       </w:r>
     </w:p>
     <w:p>
       <w:pPr>
+        <w:spacing w:line="336" w:lineRule="auto" w:after="180"/>
+      </w:pPr>
+      <w:r>
+        <w:rPr>
+          <w:b w:val="0"/>
+        </w:rPr>
+        <w:t xml:space="preserve">Teacher explanation: </w:t>
+      </w:r>
+      <w:r>
+        <w:rPr>
+          <w:b/>
+        </w:rPr>
+        <w:t>Control</w:t>
+      </w:r>
+      <w:r>
+        <w:rPr>
+          <w:b w:val="0"/>
+        </w:rPr>
+        <w:t xml:space="preserve">s address specified alternatives, not every possible unknown </w:t>
+      </w:r>
+      <w:r>
+        <w:rPr>
+          <w:b/>
+        </w:rPr>
+        <w:t>confounder</w:t>
+      </w:r>
+      <w:r>
+        <w:rPr>
+          <w:b w:val="0"/>
+        </w:rPr>
+        <w:t>.</w:t>
+      </w:r>
+    </w:p>
+    <w:p>
+      <w:pPr>
+        <w:spacing w:line="336" w:lineRule="auto" w:after="180"/>
+      </w:pPr>
+      <w:r>
+        <w:rPr>
+          <w:b w:val="0"/>
+        </w:rPr>
+        <w:t xml:space="preserve">State the observed result separately from the unverified or out-of-scope claim; preserve the original </w:t>
+      </w:r>
+      <w:r>
+        <w:rPr>
+          <w:b/>
+        </w:rPr>
+        <w:t>evidence</w:t>
+      </w:r>
+      <w:r>
+        <w:rPr>
+          <w:b w:val="0"/>
+        </w:rPr>
+        <w:t xml:space="preserve"> rather than inventing a missing fact.</w:t>
+      </w:r>
+    </w:p>
+    <w:p>
+      <w:pPr>
+        <w:pStyle w:val="Heading2"/>
+      </w:pPr>
+      <w:r>
+        <w:t>W5 Design a revealing follow-up</w:t>
+      </w:r>
+    </w:p>
+    <w:p>
+      <w:pPr>
+        <w:spacing w:line="336" w:lineRule="auto" w:after="180"/>
+      </w:pPr>
+      <w:r>
+        <w:rPr>
+          <w:b w:val="0"/>
+        </w:rPr>
+        <w:t>For the worked scenario, propose one additional case that could reveal a failure, describe its expected outcome before running it, and explain what would need to remain fixed for a fair comparison.</w:t>
+      </w:r>
+    </w:p>
+    <w:p>
+      <w:pPr>
+        <w:spacing w:line="336" w:lineRule="auto" w:after="180"/>
+      </w:pPr>
+      <w:r>
+        <w:rPr>
+          <w:b w:val="0"/>
+        </w:rPr>
+        <w:t>Do not reuse W4 as a new final test after receiving feedback.</w:t>
+      </w:r>
+    </w:p>
+    <w:p>
+      <w:pPr>
+        <w:spacing w:line="336" w:lineRule="auto" w:after="180"/>
+      </w:pPr>
+      <w:r>
+        <w:rPr>
+          <w:b w:val="0"/>
+        </w:rPr>
+        <w:t xml:space="preserve">Teacher explanation: Accept a concrete variant of the worked </w:t>
+      </w:r>
+      <w:r>
+        <w:rPr>
+          <w:b/>
+        </w:rPr>
+        <w:t>input</w:t>
+      </w:r>
+      <w:r>
+        <w:rPr>
+          <w:b w:val="0"/>
+        </w:rPr>
+        <w:t xml:space="preserve"> or a missing/conflicting/boundary condition, with an expectation derived from the declared procedure.</w:t>
+      </w:r>
+    </w:p>
+    <w:p>
+      <w:pPr>
+        <w:spacing w:line="336" w:lineRule="auto" w:after="180"/>
+      </w:pPr>
+      <w:r>
+        <w:rPr>
+          <w:b w:val="0"/>
+        </w:rPr>
+        <w:t xml:space="preserve">Require preserved settings, original </w:t>
+      </w:r>
+      <w:r>
+        <w:rPr>
+          <w:b/>
+        </w:rPr>
+        <w:t>output</w:t>
+      </w:r>
+      <w:r>
+        <w:rPr>
+          <w:b w:val="0"/>
+        </w:rPr>
+        <w:t xml:space="preserve">s and data roles. </w:t>
+      </w:r>
+      <w:r>
+        <w:rPr>
+          <w:b/>
+        </w:rPr>
+        <w:t>Control</w:t>
+      </w:r>
+      <w:r>
+        <w:rPr>
+          <w:b w:val="0"/>
+        </w:rPr>
+        <w:t xml:space="preserve">s address specified alternatives, not every possible unknown </w:t>
+      </w:r>
+      <w:r>
+        <w:rPr>
+          <w:b/>
+        </w:rPr>
+        <w:t>confounder</w:t>
+      </w:r>
+      <w:r>
+        <w:rPr>
+          <w:b w:val="0"/>
+        </w:rPr>
+        <w:t>.</w:t>
+      </w:r>
+    </w:p>
+    <w:p>
+      <w:pPr>
+        <w:spacing w:line="336" w:lineRule="auto" w:after="180"/>
+      </w:pPr>
+      <w:r>
+        <w:rPr>
+          <w:b w:val="0"/>
+        </w:rPr>
+        <w:t xml:space="preserve">The new case should test this particular </w:t>
+      </w:r>
+      <w:r>
+        <w:rPr>
+          <w:b/>
+        </w:rPr>
+        <w:t>mechanism</w:t>
+      </w:r>
+      <w:r>
+        <w:rPr>
+          <w:b w:val="0"/>
+        </w:rPr>
+        <w:t xml:space="preserve"> rather than merely restate the original result.</w:t>
+      </w:r>
+    </w:p>
+    <w:p>
+      <w:pPr>
+        <w:pStyle w:val="Heading2"/>
+      </w:pPr>
+      <w:r>
+        <w:t>Earlier wording, alternatives and picture transcripts · reference / check after trying</w:t>
+      </w:r>
+    </w:p>
+    <w:p>
+      <w:pPr>
         <w:pStyle w:val="Heading3"/>
       </w:pPr>
       <w:r>
-        <w:t>Plan the delayed return</w:t>
+        <w:t>Guided and exit questions</w:t>
+      </w:r>
+    </w:p>
+    <w:p>
+      <w:pPr>
+        <w:spacing w:line="336" w:lineRule="auto" w:after="180"/>
+      </w:pPr>
+      <w:r>
+        <w:rPr>
+          <w:b w:val="0"/>
+        </w:rPr>
+        <w:t xml:space="preserve">Guided: Corpus and case differences confound the method effect. Rerun matched </w:t>
+      </w:r>
+      <w:r>
+        <w:rPr>
+          <w:b/>
+        </w:rPr>
+        <w:t>input</w:t>
+      </w:r>
+      <w:r>
+        <w:rPr>
+          <w:b w:val="0"/>
+        </w:rPr>
+        <w:t>s or report a whole-system comparison without isolation.</w:t>
+      </w:r>
+    </w:p>
+    <w:p>
+      <w:pPr>
+        <w:spacing w:line="336" w:lineRule="auto" w:after="180"/>
+      </w:pPr>
+      <w:r>
+        <w:rPr>
+          <w:b w:val="0"/>
+        </w:rPr>
+        <w:t xml:space="preserve">Qualification: </w:t>
+      </w:r>
+      <w:r>
+        <w:rPr>
+          <w:b/>
+        </w:rPr>
+        <w:t>Control</w:t>
+      </w:r>
+      <w:r>
+        <w:rPr>
+          <w:b w:val="0"/>
+        </w:rPr>
+        <w:t xml:space="preserve">s address specified alternatives, not every possible unknown </w:t>
+      </w:r>
+      <w:r>
+        <w:rPr>
+          <w:b/>
+        </w:rPr>
+        <w:t>confounder</w:t>
+      </w:r>
+      <w:r>
+        <w:rPr>
+          <w:b w:val="0"/>
+        </w:rPr>
+        <w:t>.</w:t>
+      </w:r>
+    </w:p>
+    <w:p>
+      <w:pPr>
+        <w:spacing w:line="336" w:lineRule="auto" w:after="180"/>
+      </w:pPr>
+      <w:r>
+        <w:rPr>
+          <w:b w:val="0"/>
+        </w:rPr>
+        <w:t xml:space="preserve">Exit: accept a concrete variation with its predicted outcome and a stated condition that would challenge the </w:t>
+      </w:r>
+      <w:r>
+        <w:rPr>
+          <w:b/>
+        </w:rPr>
+        <w:t>mechanism</w:t>
+      </w:r>
+      <w:r>
+        <w:rPr>
+          <w:b w:val="0"/>
+        </w:rPr>
+        <w:t xml:space="preserve">; reject a claim resting on unmeasured </w:t>
+      </w:r>
+      <w:r>
+        <w:rPr>
+          <w:b/>
+        </w:rPr>
+        <w:t>evidence</w:t>
+      </w:r>
+      <w:r>
+        <w:rPr>
+          <w:b w:val="0"/>
+        </w:rPr>
+        <w:t>.</w:t>
+      </w:r>
+    </w:p>
+    <w:p>
+      <w:pPr>
+        <w:pStyle w:val="Heading3"/>
+      </w:pPr>
+      <w:r>
+        <w:t>W1 Explain the mechanism</w:t>
+      </w:r>
+    </w:p>
+    <w:p>
+      <w:pPr>
+        <w:pStyle w:val="Heading3"/>
+      </w:pPr>
+      <w:r>
+        <w:t>W2 Trace the worked case</w:t>
+      </w:r>
+    </w:p>
+    <w:p>
+      <w:pPr>
+        <w:pStyle w:val="Heading3"/>
+      </w:pPr>
+      <w:r>
+        <w:t>W3 Audit the limit</w:t>
+      </w:r>
+    </w:p>
+    <w:p>
+      <w:pPr>
+        <w:pStyle w:val="Heading3"/>
+      </w:pPr>
+      <w:r>
+        <w:t>W4 Apply a new case independently</w:t>
+      </w:r>
+    </w:p>
+    <w:p>
+      <w:pPr>
+        <w:spacing w:line="336" w:lineRule="auto" w:after="180"/>
+      </w:pPr>
+      <w:r>
+        <w:rPr>
+          <w:b w:val="0"/>
+        </w:rPr>
+        <w:t>Every method A run is morning and B run afternoon; network speed varies by time. Propose a repair.</w:t>
+      </w:r>
+    </w:p>
+    <w:p>
+      <w:pPr>
+        <w:spacing w:line="336" w:lineRule="auto" w:after="180"/>
+      </w:pPr>
+      <w:r>
+        <w:rPr>
+          <w:b w:val="0"/>
+        </w:rPr>
+        <w:t>Teacher explanation: Counterbalance/randomise method order under matched conditions and record time; otherwise timing remains an alternative explanation.</w:t>
+      </w:r>
+    </w:p>
+    <w:p>
+      <w:pPr>
+        <w:pStyle w:val="Heading3"/>
+      </w:pPr>
+      <w:r>
+        <w:t>W5 Design a revealing follow-up</w:t>
+      </w:r>
+    </w:p>
+    <w:p>
+      <w:pPr>
+        <w:pStyle w:val="Heading3"/>
+      </w:pPr>
+      <w:r>
+        <w:t>Independent assessment and fresh retry</w:t>
+      </w:r>
+    </w:p>
+    <w:p>
+      <w:pPr>
+        <w:spacing w:line="336" w:lineRule="auto" w:after="180"/>
+      </w:pPr>
+      <w:r>
+        <w:rPr>
+          <w:b w:val="0"/>
+        </w:rPr>
+        <w:t>W4: Counterbalance/randomise method order under matched conditions and record time; otherwise timing remains an alternative explanation. Require intermediate reasoning and the stated scope.</w:t>
+      </w:r>
+    </w:p>
+    <w:p>
+      <w:pPr>
+        <w:spacing w:line="336" w:lineRule="auto" w:after="180"/>
+      </w:pPr>
+      <w:r>
+        <w:rPr>
+          <w:b w:val="0"/>
+        </w:rPr>
+        <w:t>Fresh retry: A uses unedited labels, B corrected labels. Expected reasoning: Label quality differs; use a shared declared label set to isolate procedure.</w:t>
+      </w:r>
+    </w:p>
+    <w:p>
+      <w:pPr>
+        <w:spacing w:line="336" w:lineRule="auto" w:after="180"/>
+      </w:pPr>
+      <w:r>
+        <w:rPr>
+          <w:b w:val="0"/>
+        </w:rPr>
+        <w:t>If students need support, record it and reassess with another new case rather than awarding independence to a copied answer.</w:t>
+      </w:r>
+    </w:p>
+    <w:p>
+      <w:pPr>
+        <w:pStyle w:val="Heading3"/>
+      </w:pPr>
+      <w:r>
+        <w:t>Assess independent transfer</w:t>
+      </w:r>
+    </w:p>
+    <w:p>
+      <w:pPr>
+        <w:pStyle w:val="Heading3"/>
+      </w:pPr>
+      <w:r>
+        <w:t>Selected case answer</w:t>
+      </w:r>
+    </w:p>
+    <w:p>
+      <w:pPr>
+        <w:pStyle w:val="Heading3"/>
+      </w:pPr>
+      <w:r>
+        <w:t>Feedback that the learner uses</w:t>
+      </w:r>
+    </w:p>
+    <w:p>
+      <w:pPr>
+        <w:pStyle w:val="Heading1"/>
+      </w:pPr>
+      <w:r>
+        <w:t>06. Connect, support and revisit research reasoning</w:t>
+      </w:r>
+    </w:p>
+    <w:p>
+      <w:r>
+        <w:t>Use saved evidence and assumptions to choose the next question.</w:t>
+      </w:r>
+    </w:p>
+    <w:p>
+      <w:pPr>
+        <w:pStyle w:val="Heading2"/>
+      </w:pPr>
+      <w:r>
+        <w:t>Project and next-week bridge</w:t>
+      </w:r>
+    </w:p>
+    <w:p>
+      <w:pPr>
+        <w:spacing w:line="336" w:lineRule="auto" w:after="180"/>
+      </w:pPr>
+      <w:r>
+        <w:rPr>
+          <w:b w:val="0"/>
+        </w:rPr>
+        <w:t xml:space="preserve">Add a labelled </w:t>
+      </w:r>
+      <w:r>
+        <w:rPr>
+          <w:b/>
+        </w:rPr>
+        <w:t>confounder</w:t>
+      </w:r>
+      <w:r>
+        <w:rPr>
+          <w:b w:val="0"/>
+        </w:rPr>
+        <w:t xml:space="preserve">s and </w:t>
+      </w:r>
+      <w:r>
+        <w:rPr>
+          <w:b/>
+        </w:rPr>
+        <w:t>control</w:t>
+      </w:r>
+      <w:r>
+        <w:rPr>
+          <w:b w:val="0"/>
+        </w:rPr>
+        <w:t xml:space="preserve">s </w:t>
+      </w:r>
+      <w:r>
+        <w:rPr>
+          <w:b/>
+        </w:rPr>
+        <w:t>evidence</w:t>
+      </w:r>
+      <w:r>
+        <w:rPr>
+          <w:b w:val="0"/>
+        </w:rPr>
+        <w:t xml:space="preserve"> sheet to Reproducible AI Research Study. Show how you can explain the </w:t>
+      </w:r>
+      <w:r>
+        <w:rPr>
+          <w:b/>
+        </w:rPr>
+        <w:t>mechanism</w:t>
+      </w:r>
+      <w:r>
+        <w:rPr>
+          <w:b w:val="0"/>
+        </w:rPr>
+        <w:t xml:space="preserve"> and terminology of </w:t>
+      </w:r>
+      <w:r>
+        <w:rPr>
+          <w:b/>
+        </w:rPr>
+        <w:t>confounder</w:t>
+      </w:r>
+      <w:r>
+        <w:rPr>
+          <w:b w:val="0"/>
+        </w:rPr>
+        <w:t xml:space="preserve">s and </w:t>
+      </w:r>
+      <w:r>
+        <w:rPr>
+          <w:b/>
+        </w:rPr>
+        <w:t>control</w:t>
+      </w:r>
+      <w:r>
+        <w:rPr>
+          <w:b w:val="0"/>
+        </w:rPr>
+        <w:t>s.</w:t>
+      </w:r>
+    </w:p>
+    <w:p>
+      <w:pPr>
+        <w:spacing w:line="336" w:lineRule="auto" w:after="180"/>
+      </w:pPr>
+      <w:r>
+        <w:rPr>
+          <w:b w:val="0"/>
+        </w:rPr>
+        <w:t xml:space="preserve">Use the supplied fictional case and keep its </w:t>
+      </w:r>
+      <w:r>
+        <w:rPr>
+          <w:b/>
+        </w:rPr>
+        <w:t>input</w:t>
+      </w:r>
+      <w:r>
+        <w:rPr>
+          <w:b w:val="0"/>
+        </w:rPr>
+        <w:t xml:space="preserve">s, intermediate steps, calculation or </w:t>
+      </w:r>
+      <w:r>
+        <w:rPr>
+          <w:b/>
+        </w:rPr>
+        <w:t>prediction</w:t>
+      </w:r>
+      <w:r>
+        <w:rPr>
+          <w:b w:val="0"/>
+        </w:rPr>
+        <w:t>, and limitation. Connect this record to last week’s record; a matching answer without a trace is insufficient.</w:t>
+      </w:r>
+    </w:p>
+    <w:p>
+      <w:pPr>
+        <w:spacing w:line="336" w:lineRule="auto" w:after="180"/>
+      </w:pPr>
+      <w:r>
+        <w:rPr>
+          <w:b w:val="0"/>
+        </w:rPr>
+        <w:t xml:space="preserve">Provide an </w:t>
+      </w:r>
+      <w:r>
+        <w:rPr>
+          <w:b/>
+        </w:rPr>
+        <w:t>input</w:t>
+      </w:r>
+      <w:r>
+        <w:rPr>
+          <w:b w:val="0"/>
+        </w:rPr>
+        <w:t>/procedure/result/limit frame and a calculator when needed. Ask students to identify the first step before completing the whole trace.</w:t>
+      </w:r>
+    </w:p>
+    <w:p>
+      <w:pPr>
+        <w:spacing w:line="336" w:lineRule="auto" w:after="180"/>
+      </w:pPr>
+      <w:r>
+        <w:rPr>
+          <w:b w:val="0"/>
+        </w:rPr>
+        <w:t xml:space="preserve">Extension: compare two concrete variants of this </w:t>
+      </w:r>
+      <w:r>
+        <w:rPr>
+          <w:b/>
+        </w:rPr>
+        <w:t>mechanism</w:t>
+      </w:r>
+      <w:r>
+        <w:rPr>
+          <w:b w:val="0"/>
+        </w:rPr>
+        <w:t xml:space="preserve"> while holding unrelated conditions fixed; report both successful and unsuccessful outcomes.</w:t>
+      </w:r>
+    </w:p>
+    <w:p>
+      <w:pPr>
+        <w:spacing w:line="336" w:lineRule="auto" w:after="180"/>
+      </w:pPr>
+      <w:r>
+        <w:rPr>
+          <w:b w:val="0"/>
+        </w:rPr>
+        <w:t xml:space="preserve">Next connection: Sampling variability. Preserve the current case record and retrieve its </w:t>
+      </w:r>
+      <w:r>
+        <w:rPr>
+          <w:b/>
+        </w:rPr>
+        <w:t>evidence</w:t>
+      </w:r>
+      <w:r>
+        <w:rPr>
+          <w:b w:val="0"/>
+        </w:rPr>
+        <w:t xml:space="preserve"> boundary before moving on.</w:t>
+      </w:r>
+    </w:p>
+    <w:p>
+      <w:pPr>
+        <w:spacing w:line="336" w:lineRule="auto" w:after="180"/>
+      </w:pPr>
+      <w:r>
+        <w:rPr>
+          <w:b w:val="0"/>
+        </w:rPr>
+        <w:t>Retain the project ledger and assess a changed case after support. Check the relevant prerequisite before carrying this component forward.</w:t>
+      </w:r>
+    </w:p>
+    <w:p>
+      <w:pPr>
+        <w:spacing w:line="336" w:lineRule="auto" w:after="180"/>
+      </w:pPr>
+      <w:r>
+        <w:rPr>
+          <w:b w:val="0"/>
+        </w:rPr>
+        <w:t>For the Reproducible AI Research Study, retain an annotated worked trace and the changed-case reasoning. Connect the claim to its records, units and assumptions so another investigator can challenge or reproduce it.</w:t>
+      </w:r>
+    </w:p>
+    <w:p>
+      <w:pPr>
+        <w:pStyle w:val="Heading2"/>
+      </w:pPr>
+      <w:r>
+        <w:t>Delayed return and support record</w:t>
       </w:r>
     </w:p>
     <w:p>
@@ -4266,48 +5508,60 @@
     </w:p>
     <w:p>
       <w:pPr>
-        <w:pStyle w:val="Heading3"/>
-      </w:pPr>
-      <w:r>
-        <w:t>Project evidence from this case</w:t>
+        <w:pStyle w:val="Heading2"/>
+      </w:pPr>
+      <w:r>
+        <w:t>Earlier wording, alternatives and picture transcripts · reference / check after trying</w:t>
       </w:r>
     </w:p>
     <w:p>
       <w:pPr>
-        <w:spacing w:line="336" w:lineRule="auto" w:after="180"/>
-      </w:pPr>
-      <w:r>
-        <w:rPr>
-          <w:b w:val="0"/>
-        </w:rPr>
-        <w:t>For the Reproducible AI Research Study, retain an annotated worked trace and the changed-case reasoning. Connect the claim to its records, units and assumptions so another investigator can challenge or reproduce it.</w:t>
+        <w:pStyle w:val="Heading3"/>
+      </w:pPr>
+      <w:r>
+        <w:t>Plan the delayed return</w:t>
       </w:r>
     </w:p>
     <w:p>
       <w:pPr>
-        <w:pStyle w:val="Heading1"/>
-      </w:pPr>
-      <w:r>
-        <w:t>07. Prepare, teach and assess</w:t>
+        <w:pStyle w:val="Heading3"/>
+      </w:pPr>
+      <w:r>
+        <w:t>Project evidence from this case</w:t>
       </w:r>
     </w:p>
     <w:p>
-      <w:r>
-        <w:t>Use this preparation summary alongside the detailed Confounders and controls lesson; it is a checklist rather than a replacement for the full sequence.</w:t>
+      <w:pPr>
+        <w:pStyle w:val="Heading1"/>
+      </w:pPr>
+      <w:r>
+        <w:t>Reference bank and extra practice</w:t>
       </w:r>
     </w:p>
     <w:p>
       <w:pPr>
-        <w:pStyle w:val="Heading3"/>
-      </w:pPr>
-      <w:r>
-        <w:t>Teaching target</w:t>
+        <w:pStyle w:val="Heading1"/>
+      </w:pPr>
+      <w:r>
+        <w:t>07. Reference · Alternative planning checklist</w:t>
       </w:r>
     </w:p>
     <w:p>
+      <w:r>
+        <w:t>Use alongside the main route when helpful.</w:t>
+      </w:r>
+    </w:p>
+    <w:p>
+      <w:pPr>
+        <w:pStyle w:val="Heading2"/>
+      </w:pPr>
+      <w:r>
+        <w:t>Planning,assessment and project reminders</w:t>
+      </w:r>
+    </w:p>
+    <w:p>
       <w:pPr>
         <w:spacing w:line="336" w:lineRule="auto" w:after="180"/>
-        <w:shd w:fill="EDF7F3"/>
       </w:pPr>
       <w:r>
         <w:rPr>
@@ -4531,34 +5785,60 @@
     </w:p>
     <w:p>
       <w:pPr>
-        <w:pStyle w:val="Heading3"/>
-      </w:pPr>
-      <w:r>
-        <w:t>Supported practice answer</w:t>
+        <w:spacing w:line="336" w:lineRule="auto" w:after="180"/>
+      </w:pPr>
+      <w:r>
+        <w:rPr>
+          <w:b w:val="0"/>
+        </w:rPr>
+        <w:t xml:space="preserve">Reasoned practice answer: Teacher explanation: Corpus and case differences confound the method effect. Rerun matched </w:t>
+      </w:r>
+      <w:r>
+        <w:rPr>
+          <w:b/>
+        </w:rPr>
+        <w:t>input</w:t>
+      </w:r>
+      <w:r>
+        <w:rPr>
+          <w:b w:val="0"/>
+        </w:rPr>
+        <w:t>s or report a whole-system comparison without isolation.</w:t>
       </w:r>
     </w:p>
     <w:p>
       <w:pPr>
         <w:spacing w:line="336" w:lineRule="auto" w:after="180"/>
-        <w:shd w:fill="F1F6FC"/>
       </w:pPr>
       <w:r>
         <w:rPr>
           <w:b w:val="0"/>
         </w:rPr>
-        <w:t xml:space="preserve">Reasoned practice answer: Teacher explanation: Corpus and case differences confound the method effect. Rerun matched </w:t>
+        <w:t xml:space="preserve">Check every learner before discussion: Use the worked case for </w:t>
       </w:r>
       <w:r>
         <w:rPr>
           <w:b/>
         </w:rPr>
-        <w:t>input</w:t>
+        <w:t>Confounder</w:t>
       </w:r>
       <w:r>
         <w:rPr>
           <w:b w:val="0"/>
         </w:rPr>
-        <w:t>s or report a whole-system comparison without isolation.</w:t>
+        <w:t xml:space="preserve">s and </w:t>
+      </w:r>
+      <w:r>
+        <w:rPr>
+          <w:b/>
+        </w:rPr>
+        <w:t>control</w:t>
+      </w:r>
+      <w:r>
+        <w:rPr>
+          <w:b w:val="0"/>
+        </w:rPr>
+        <w:t>s. Proposed explanation: “The worked result establishes every future case”. Decide whether this explanation is supported.</w:t>
       </w:r>
     </w:p>
     <w:p>
@@ -4569,31 +5849,7 @@
         <w:rPr>
           <w:b w:val="0"/>
         </w:rPr>
-        <w:t xml:space="preserve">Check every learner before discussion: Use the worked case for </w:t>
-      </w:r>
-      <w:r>
-        <w:rPr>
-          <w:b/>
-        </w:rPr>
-        <w:t>Confounder</w:t>
-      </w:r>
-      <w:r>
-        <w:rPr>
-          <w:b w:val="0"/>
-        </w:rPr>
-        <w:t xml:space="preserve">s and </w:t>
-      </w:r>
-      <w:r>
-        <w:rPr>
-          <w:b/>
-        </w:rPr>
-        <w:t>control</w:t>
-      </w:r>
-      <w:r>
-        <w:rPr>
-          <w:b w:val="0"/>
-        </w:rPr>
-        <w:t>s. Proposed explanation: “The worked result establishes every future case”. Decide whether this explanation is supported.</w:t>
+        <w:t>Point to the step or supplied fact that decides; explain your repair if needed.</w:t>
       </w:r>
     </w:p>
     <w:p>
@@ -4604,141 +5860,93 @@
         <w:rPr>
           <w:b w:val="0"/>
         </w:rPr>
-        <w:t>Point to the step or supplied fact that decides; explain your repair if needed.</w:t>
+        <w:t xml:space="preserve">Misconception repair: </w:t>
+      </w:r>
+      <w:r>
+        <w:rPr>
+          <w:b/>
+        </w:rPr>
+        <w:t>Control</w:t>
+      </w:r>
+      <w:r>
+        <w:rPr>
+          <w:b w:val="0"/>
+        </w:rPr>
+        <w:t xml:space="preserve">s address specified alternatives, not every possible unknown </w:t>
+      </w:r>
+      <w:r>
+        <w:rPr>
+          <w:b/>
+        </w:rPr>
+        <w:t>confounder</w:t>
+      </w:r>
+      <w:r>
+        <w:rPr>
+          <w:b w:val="0"/>
+        </w:rPr>
+        <w:t>.</w:t>
       </w:r>
     </w:p>
     <w:p>
       <w:pPr>
-        <w:pStyle w:val="Heading3"/>
-      </w:pPr>
-      <w:r>
-        <w:t>Repair the misconception</w:t>
+        <w:spacing w:line="336" w:lineRule="auto" w:after="180"/>
+      </w:pPr>
+      <w:r>
+        <w:rPr>
+          <w:b w:val="0"/>
+        </w:rPr>
+        <w:t xml:space="preserve">Support: read the exact case aloud, enlarge the labelled picture, supply </w:t>
+      </w:r>
+      <w:r>
+        <w:rPr>
+          <w:b/>
+        </w:rPr>
+        <w:t>input</w:t>
+      </w:r>
+      <w:r>
+        <w:rPr>
+          <w:b w:val="0"/>
+        </w:rPr>
+        <w:t xml:space="preserve"> cards and model only the first deciding step. Accept a spoken explanation or drawing; retain the reasoning goal.</w:t>
       </w:r>
     </w:p>
     <w:p>
       <w:pPr>
         <w:spacing w:line="336" w:lineRule="auto" w:after="180"/>
-        <w:shd w:fill="FFF5E6"/>
       </w:pPr>
       <w:r>
         <w:rPr>
           <w:b w:val="0"/>
         </w:rPr>
-        <w:t xml:space="preserve">Misconception repair: </w:t>
+        <w:t xml:space="preserve">Extension: New cases still use only healthy-white and spotted-blue. Require a </w:t>
       </w:r>
       <w:r>
         <w:rPr>
           <w:b/>
         </w:rPr>
-        <w:t>Control</w:t>
+        <w:t>prediction</w:t>
       </w:r>
       <w:r>
         <w:rPr>
           <w:b w:val="0"/>
         </w:rPr>
-        <w:t xml:space="preserve">s address specified alternatives, not every possible unknown </w:t>
-      </w:r>
-      <w:r>
-        <w:rPr>
-          <w:b/>
-        </w:rPr>
-        <w:t>confounder</w:t>
-      </w:r>
-      <w:r>
-        <w:rPr>
-          <w:b w:val="0"/>
-        </w:rPr>
-        <w:t>.</w:t>
+        <w:t xml:space="preserve"> and a reason before comparing. Expected result: The collection does not resolve the background confounding.</w:t>
       </w:r>
     </w:p>
     <w:p>
       <w:pPr>
-        <w:pStyle w:val="Heading3"/>
-      </w:pPr>
-      <w:r>
-        <w:t>Support without giving away the answer</w:t>
+        <w:spacing w:line="336" w:lineRule="auto" w:after="180"/>
+      </w:pPr>
+      <w:r>
+        <w:rPr>
+          <w:b w:val="0"/>
+        </w:rPr>
+        <w:t>Reason: The same two variables remain coupled instead of being varied separately.</w:t>
       </w:r>
     </w:p>
     <w:p>
       <w:pPr>
         <w:spacing w:line="336" w:lineRule="auto" w:after="180"/>
-        <w:shd w:fill="F1F6F8"/>
-      </w:pPr>
-      <w:r>
-        <w:rPr>
-          <w:b w:val="0"/>
-        </w:rPr>
-        <w:t xml:space="preserve">Support: read the exact case aloud, enlarge the labelled picture, supply </w:t>
-      </w:r>
-      <w:r>
-        <w:rPr>
-          <w:b/>
-        </w:rPr>
-        <w:t>input</w:t>
-      </w:r>
-      <w:r>
-        <w:rPr>
-          <w:b w:val="0"/>
-        </w:rPr>
-        <w:t xml:space="preserve"> cards and model only the first deciding step. Accept a spoken explanation or drawing; retain the reasoning goal.</w:t>
-      </w:r>
-    </w:p>
-    <w:p>
-      <w:pPr>
-        <w:pStyle w:val="Heading3"/>
-      </w:pPr>
-      <w:r>
-        <w:t>Extend the reasoning</w:t>
-      </w:r>
-    </w:p>
-    <w:p>
-      <w:pPr>
-        <w:spacing w:line="336" w:lineRule="auto" w:after="180"/>
-        <w:shd w:fill="F5F1FB"/>
-      </w:pPr>
-      <w:r>
-        <w:rPr>
-          <w:b w:val="0"/>
-        </w:rPr>
-        <w:t xml:space="preserve">Extension: New cases still use only healthy-white and spotted-blue. Require a </w:t>
-      </w:r>
-      <w:r>
-        <w:rPr>
-          <w:b/>
-        </w:rPr>
-        <w:t>prediction</w:t>
-      </w:r>
-      <w:r>
-        <w:rPr>
-          <w:b w:val="0"/>
-        </w:rPr>
-        <w:t xml:space="preserve"> and a reason before comparing. Expected result: The collection does not resolve the background confounding.</w:t>
-      </w:r>
-    </w:p>
-    <w:p>
-      <w:pPr>
-        <w:spacing w:line="336" w:lineRule="auto" w:after="180"/>
-        <w:shd w:fill="F5F1FB"/>
-      </w:pPr>
-      <w:r>
-        <w:rPr>
-          <w:b w:val="0"/>
-        </w:rPr>
-        <w:t>Reason: The same two variables remain coupled instead of being varied separately.</w:t>
-      </w:r>
-    </w:p>
-    <w:p>
-      <w:pPr>
-        <w:pStyle w:val="Heading3"/>
-      </w:pPr>
-      <w:r>
-        <w:t>Protect the independent attempt</w:t>
-      </w:r>
-    </w:p>
-    <w:p>
-      <w:pPr>
-        <w:spacing w:line="336" w:lineRule="auto" w:after="180"/>
-        <w:shd w:fill="FFF5E6"/>
       </w:pPr>
       <w:r>
         <w:rPr>
@@ -4933,82 +6141,81 @@
     </w:tbl>
     <w:p>
       <w:pPr>
-        <w:pStyle w:val="Heading3"/>
-      </w:pPr>
-      <w:r>
-        <w:t>Project checkpoint</w:t>
+        <w:spacing w:line="336" w:lineRule="auto" w:after="180"/>
+      </w:pPr>
+      <w:r>
+        <w:rPr>
+          <w:b w:val="0"/>
+        </w:rPr>
+        <w:t xml:space="preserve">Project checkpoint: Make a transparent first version. Keep a trace of how one </w:t>
+      </w:r>
+      <w:r>
+        <w:rPr>
+          <w:b/>
+        </w:rPr>
+        <w:t>input</w:t>
+      </w:r>
+      <w:r>
+        <w:rPr>
+          <w:b w:val="0"/>
+        </w:rPr>
+        <w:t xml:space="preserve"> becomes an </w:t>
+      </w:r>
+      <w:r>
+        <w:rPr>
+          <w:b/>
+        </w:rPr>
+        <w:t>output</w:t>
+      </w:r>
+      <w:r>
+        <w:rPr>
+          <w:b w:val="0"/>
+        </w:rPr>
+        <w:t>; explain the rule or learned component.</w:t>
       </w:r>
     </w:p>
     <w:p>
       <w:pPr>
         <w:spacing w:line="336" w:lineRule="auto" w:after="180"/>
-        <w:shd w:fill="EDF7F3"/>
       </w:pPr>
       <w:r>
         <w:rPr>
           <w:b w:val="0"/>
         </w:rPr>
-        <w:t xml:space="preserve">Project checkpoint: Make a transparent first version. Keep a trace of how one </w:t>
+        <w:t xml:space="preserve">Use the weekly teacher answer for topic-specific reasoning. A saved progress tick is an activity record; judge mastery from the learner’s explanation and </w:t>
       </w:r>
       <w:r>
         <w:rPr>
           <w:b/>
         </w:rPr>
-        <w:t>input</w:t>
+        <w:t>evidence</w:t>
       </w:r>
       <w:r>
         <w:rPr>
           <w:b w:val="0"/>
         </w:rPr>
-        <w:t xml:space="preserve"> becomes an </w:t>
-      </w:r>
-      <w:r>
-        <w:rPr>
-          <w:b/>
-        </w:rPr>
-        <w:t>output</w:t>
-      </w:r>
-      <w:r>
-        <w:rPr>
-          <w:b w:val="0"/>
-        </w:rPr>
-        <w:t>; explain the rule or learned component.</w:t>
+        <w:t>.</w:t>
       </w:r>
     </w:p>
     <w:p>
       <w:pPr>
-        <w:spacing w:line="336" w:lineRule="auto" w:after="180"/>
-      </w:pPr>
-      <w:r>
-        <w:rPr>
-          <w:b w:val="0"/>
-        </w:rPr>
-        <w:t xml:space="preserve">Use the weekly teacher answer for topic-specific reasoning. A saved progress tick is an activity record; judge mastery from the learner’s explanation and </w:t>
-      </w:r>
-      <w:r>
-        <w:rPr>
-          <w:b/>
-        </w:rPr>
-        <w:t>evidence</w:t>
-      </w:r>
-      <w:r>
-        <w:rPr>
-          <w:b w:val="0"/>
-        </w:rPr>
-        <w:t>.</w:t>
+        <w:pStyle w:val="Heading1"/>
+      </w:pPr>
+      <w:r>
+        <w:t>08. Reference · Feedback,labs and repair paths</w:t>
       </w:r>
     </w:p>
     <w:p>
-      <w:pPr>
-        <w:pStyle w:val="Heading1"/>
-      </w:pPr>
-      <w:r>
-        <w:t>08. Use feedback, labs and repair paths</w:t>
+      <w:r>
+        <w:t>Retain the first attempt and the evidence used for a repair.</w:t>
       </w:r>
     </w:p>
     <w:p>
-      <w:r>
-        <w:t>Use feedback, earlier review and portfolios purposefully. Apply the coding routine only when this lesson has an executable lab.</w:t>
+      <w:pPr>
+        <w:pStyle w:val="Heading2"/>
+      </w:pPr>
+      <w:r>
+        <w:t>Feedback and record guidance</w:t>
       </w:r>
     </w:p>
     <w:p>
@@ -5046,40 +6253,42 @@
       </w:r>
     </w:p>
     <w:p>
-      <w:pPr>
-        <w:pStyle w:val="Heading3"/>
-      </w:pPr>
-      <w:r>
-        <w:t>For later coding lessons</w:t>
+      <w:r>
+        <w:t>This week has no code block. Use this routine when a later lesson includes an executable lab.</w:t>
       </w:r>
     </w:p>
     <w:p>
-      <w:r>
-        <w:t>This week has no code block. Use this routine when a later lesson includes an executable lab.</w:t>
+      <w:pPr>
+        <w:spacing w:line="336" w:lineRule="auto" w:after="180"/>
+      </w:pPr>
+      <w:r>
+        <w:rPr>
+          <w:b w:val="0"/>
+        </w:rPr>
+        <w:t xml:space="preserve">Ask students to predict before running code. Preserve errors and actual </w:t>
+      </w:r>
+      <w:r>
+        <w:rPr>
+          <w:b/>
+        </w:rPr>
+        <w:t>output</w:t>
+      </w:r>
+      <w:r>
+        <w:rPr>
+          <w:b w:val="0"/>
+        </w:rPr>
+        <w:t>s; collect a changed test and an explanation. The branch-boundary and indexing lessons deliberately include failure cases.</w:t>
       </w:r>
     </w:p>
     <w:p>
       <w:pPr>
         <w:spacing w:line="336" w:lineRule="auto" w:after="180"/>
-        <w:shd w:fill="F1F6F8"/>
       </w:pPr>
       <w:r>
         <w:rPr>
           <w:b w:val="0"/>
         </w:rPr>
-        <w:t xml:space="preserve">Ask students to predict before running code. Preserve errors and actual </w:t>
-      </w:r>
-      <w:r>
-        <w:rPr>
-          <w:b/>
-        </w:rPr>
-        <w:t>output</w:t>
-      </w:r>
-      <w:r>
-        <w:rPr>
-          <w:b w:val="0"/>
-        </w:rPr>
-        <w:t>s; collect a changed test and an explanation. The branch-boundary and indexing lessons deliberately include failure cases.</w:t>
+        <w:t>Use the earlier worked-explanation links to address a specific missing building block, then return to the current question. Adapt this suggestion after observing the learner; it is not an automatic diagnosis.</w:t>
       </w:r>
     </w:p>
     <w:p>
@@ -5090,71 +6299,37 @@
         <w:rPr>
           <w:b w:val="0"/>
         </w:rPr>
-        <w:t>Use the earlier worked-explanation links to address a specific missing building block, then return to the current question. Adapt this suggestion after observing the learner; it is not an automatic diagnosis.</w:t>
+        <w:t xml:space="preserve">Collect the completed-work portfolio as </w:t>
+      </w:r>
+      <w:r>
+        <w:rPr>
+          <w:b/>
+        </w:rPr>
+        <w:t>evidence</w:t>
+      </w:r>
+      <w:r>
+        <w:rPr>
+          <w:b w:val="0"/>
+        </w:rPr>
+        <w:t>. Record support separately from correctness, and assess explanation, trace/test and limitations. Progress ticks and quiz selections alone do not establish mastery.</w:t>
       </w:r>
     </w:p>
     <w:p>
       <w:pPr>
-        <w:spacing w:line="336" w:lineRule="auto" w:after="180"/>
-      </w:pPr>
-      <w:r>
-        <w:rPr>
-          <w:b w:val="0"/>
-        </w:rPr>
-        <w:t xml:space="preserve">Collect the completed-work portfolio as </w:t>
-      </w:r>
-      <w:r>
-        <w:rPr>
-          <w:b/>
-        </w:rPr>
-        <w:t>evidence</w:t>
-      </w:r>
-      <w:r>
-        <w:rPr>
-          <w:b w:val="0"/>
-        </w:rPr>
-        <w:t>. Record support separately from correctness, and assess explanation, trace/test and limitations. Progress ticks and quiz selections alone do not establish mastery.</w:t>
+        <w:pStyle w:val="Heading1"/>
+      </w:pPr>
+      <w:r>
+        <w:t>09. Reference · Teach with the six pictures</w:t>
       </w:r>
     </w:p>
     <w:p>
-      <w:pPr>
-        <w:pStyle w:val="Heading1"/>
-      </w:pPr>
-      <w:r>
-        <w:t>09. Visual concept journey</w:t>
+      <w:r>
+        <w:t>Choose one picture for a particular reasoning move.</w:t>
       </w:r>
     </w:p>
     <w:p>
-      <w:r>
-        <w:t>Show one Confounders and controls graphic at a time, request a prediction and discuss its trace before the independent assessment.</w:t>
-      </w:r>
-    </w:p>
-    <w:p>
-      <w:pPr>
-        <w:spacing w:line="336" w:lineRule="auto" w:after="180"/>
-      </w:pPr>
-      <w:r>
-        <w:rPr>
-          <w:b w:val="0"/>
-        </w:rPr>
-        <w:t xml:space="preserve">Use one picture at a time. Hide a worked result before asking for a </w:t>
-      </w:r>
-      <w:r>
-        <w:rPr>
-          <w:b/>
-        </w:rPr>
-        <w:t>prediction</w:t>
-      </w:r>
-      <w:r>
-        <w:rPr>
-          <w:b w:val="0"/>
-        </w:rPr>
-        <w:t>, then reveal it for feedback. These are supported teaching cases; retain the separate independent assessment for a fresh first attempt.</w:t>
-      </w:r>
-    </w:p>
-    <w:p>
-      <w:pPr>
-        <w:pStyle w:val="Heading3"/>
+      <w:pPr>
+        <w:pStyle w:val="Heading2"/>
       </w:pPr>
       <w:r>
         <w:t>01. Confounders and controls: the case</w:t>
@@ -5165,7 +6340,7 @@
         <w:drawing>
           <wp:inline xmlns:a="http://schemas.openxmlformats.org/drawingml/2006/main" xmlns:pic="http://schemas.openxmlformats.org/drawingml/2006/picture">
             <wp:extent cx="5486400" cy="2834640"/>
-            <wp:docPr id="3" name="Picture 3" descr="Separate background from class. Training data show every healthy leaf on white paper and every spotted leaf on blue paper. Supplied facts: Goal is leaf condition, not paper colour. A proposed check uses both paper colours for each condition."/>
+            <wp:docPr id="5" name="Picture 5" descr="Separate background from class. Training data show every healthy leaf on white paper and every spotted leaf on blue paper. Supplied facts: Goal is leaf condition, not paper colour. A proposed check uses both paper colours for each condition."/>
             <wp:cNvGraphicFramePr>
               <a:graphicFrameLocks noChangeAspect="1"/>
             </wp:cNvGraphicFramePr>
@@ -5177,7 +6352,7 @@
                     <pic:cNvPicPr/>
                   </pic:nvPicPr>
                   <pic:blipFill>
-                    <a:blip r:embed="rId11"/>
+                    <a:blip r:embed="rId13"/>
                     <a:stretch>
                       <a:fillRect/>
                     </a:stretch>
@@ -5233,7 +6408,6 @@
     <w:p>
       <w:pPr>
         <w:spacing w:line="336" w:lineRule="auto" w:after="180"/>
-        <w:shd w:fill="F5F1FB"/>
       </w:pPr>
       <w:r>
         <w:rPr>
@@ -5244,27 +6418,18 @@
     </w:p>
     <w:p>
       <w:pPr>
-        <w:pStyle w:val="Heading3"/>
-      </w:pPr>
-      <w:r>
-        <w:t>Discuss while showing the picture</w:t>
+        <w:spacing w:line="336" w:lineRule="auto" w:after="180"/>
+      </w:pPr>
+      <w:r>
+        <w:rPr>
+          <w:b w:val="0"/>
+        </w:rPr>
+        <w:t>Teacher prompt: Point to the given fact that matters most. Explain why it matters. Ask learners to describe one label or arrow in ordinary words. Use the adjacent transcript if the image is difficult to see.</w:t>
       </w:r>
     </w:p>
     <w:p>
       <w:pPr>
-        <w:spacing w:line="336" w:lineRule="auto" w:after="180"/>
-        <w:shd w:fill="F1F6F8"/>
-      </w:pPr>
-      <w:r>
-        <w:rPr>
-          <w:b w:val="0"/>
-        </w:rPr>
-        <w:t>Teacher prompt: Point to the given fact that matters most. Explain why it matters. Ask learners to describe one label or arrow in ordinary words. Use the adjacent transcript if the image is difficult to see.</w:t>
-      </w:r>
-    </w:p>
-    <w:p>
-      <w:pPr>
-        <w:pStyle w:val="Heading3"/>
+        <w:pStyle w:val="Heading2"/>
       </w:pPr>
       <w:r>
         <w:t>02. Follow the deciding steps</w:t>
@@ -5275,7 +6440,7 @@
         <w:drawing>
           <wp:inline xmlns:a="http://schemas.openxmlformats.org/drawingml/2006/main" xmlns:pic="http://schemas.openxmlformats.org/drawingml/2006/picture">
             <wp:extent cx="5486400" cy="3337560"/>
-            <wp:docPr id="4" name="Picture 4" descr="Identify coupled variables: Condition and background change together in the original collection. → Cross the conditions: Collect healthy-white, healthy-blue, spotted-white and spotted-blue cases. → Inspect the shortcut: Compare predictions when the same leaf’s background changes under a controlled test."/>
+            <wp:docPr id="6" name="Picture 6" descr="Identify coupled variables: Condition and background change together in the original collection. → Cross the conditions: Collect healthy-white, healthy-blue, spotted-white and spotted-blue cases. → Inspect the shortcut: Compare predictions when the same leaf’s background changes under a controlled test."/>
             <wp:cNvGraphicFramePr>
               <a:graphicFrameLocks noChangeAspect="1"/>
             </wp:cNvGraphicFramePr>
@@ -5287,7 +6452,7 @@
                     <pic:cNvPicPr/>
                   </pic:nvPicPr>
                   <pic:blipFill>
-                    <a:blip r:embed="rId12"/>
+                    <a:blip r:embed="rId10"/>
                     <a:stretch>
                       <a:fillRect/>
                     </a:stretch>
@@ -5344,7 +6509,6 @@
     <w:p>
       <w:pPr>
         <w:spacing w:line="336" w:lineRule="auto" w:after="180"/>
-        <w:shd w:fill="F5F1FB"/>
       </w:pPr>
       <w:r>
         <w:rPr>
@@ -5367,39 +6531,30 @@
     </w:p>
     <w:p>
       <w:pPr>
-        <w:pStyle w:val="Heading3"/>
-      </w:pPr>
-      <w:r>
-        <w:t>Discuss while showing the picture</w:t>
+        <w:spacing w:line="336" w:lineRule="auto" w:after="180"/>
+      </w:pPr>
+      <w:r>
+        <w:rPr>
+          <w:b w:val="0"/>
+        </w:rPr>
+        <w:t xml:space="preserve">Teacher prompt: Point to each numbered stage and explain which recorded </w:t>
+      </w:r>
+      <w:r>
+        <w:rPr>
+          <w:b/>
+        </w:rPr>
+        <w:t>input</w:t>
+      </w:r>
+      <w:r>
+        <w:rPr>
+          <w:b w:val="0"/>
+        </w:rPr>
+        <w:t xml:space="preserve"> it uses. Ask learners to describe one label or arrow in ordinary words. Use the adjacent transcript if the image is difficult to see.</w:t>
       </w:r>
     </w:p>
     <w:p>
       <w:pPr>
-        <w:spacing w:line="336" w:lineRule="auto" w:after="180"/>
-        <w:shd w:fill="F1F6F8"/>
-      </w:pPr>
-      <w:r>
-        <w:rPr>
-          <w:b w:val="0"/>
-        </w:rPr>
-        <w:t xml:space="preserve">Teacher prompt: Point to each numbered stage and explain which recorded </w:t>
-      </w:r>
-      <w:r>
-        <w:rPr>
-          <w:b/>
-        </w:rPr>
-        <w:t>input</w:t>
-      </w:r>
-      <w:r>
-        <w:rPr>
-          <w:b w:val="0"/>
-        </w:rPr>
-        <w:t xml:space="preserve"> it uses. Ask learners to describe one label or arrow in ordinary words. Use the adjacent transcript if the image is difficult to see.</w:t>
-      </w:r>
-    </w:p>
-    <w:p>
-      <w:pPr>
-        <w:pStyle w:val="Heading3"/>
+        <w:pStyle w:val="Heading2"/>
       </w:pPr>
       <w:r>
         <w:t>03. Cross class with paper background</w:t>
@@ -5410,7 +6565,7 @@
         <w:drawing>
           <wp:inline xmlns:a="http://schemas.openxmlformats.org/drawingml/2006/main" xmlns:pic="http://schemas.openxmlformats.org/drawingml/2006/picture">
             <wp:extent cx="5486400" cy="3096768"/>
-            <wp:docPr id="5" name="Picture 5" descr="Cross class with paper background. Healthy: White paper = Collect, Blue paper = Collect. Spotted: White paper = Collect, Blue paper = Collect."/>
+            <wp:docPr id="7" name="Picture 7" descr="Cross class with paper background. Healthy: White paper = Collect, Blue paper = Collect. Spotted: White paper = Collect, Blue paper = Collect."/>
             <wp:cNvGraphicFramePr>
               <a:graphicFrameLocks noChangeAspect="1"/>
             </wp:cNvGraphicFramePr>
@@ -5422,7 +6577,7 @@
                     <pic:cNvPicPr/>
                   </pic:nvPicPr>
                   <pic:blipFill>
-                    <a:blip r:embed="rId13"/>
+                    <a:blip r:embed="rId14"/>
                     <a:stretch>
                       <a:fillRect/>
                     </a:stretch>
@@ -5455,7 +6610,6 @@
     <w:p>
       <w:pPr>
         <w:spacing w:line="336" w:lineRule="auto" w:after="180"/>
-        <w:shd w:fill="F5F1FB"/>
       </w:pPr>
       <w:r>
         <w:rPr>
@@ -5466,39 +6620,29 @@
     </w:p>
     <w:p>
       <w:pPr>
-        <w:pStyle w:val="Heading3"/>
-      </w:pPr>
-      <w:r>
-        <w:t>Discuss while showing the picture</w:t>
+        <w:spacing w:line="336" w:lineRule="auto" w:after="180"/>
+      </w:pPr>
+      <w:r>
+        <w:rPr>
+          <w:b w:val="0"/>
+        </w:rPr>
+        <w:t>Teacher prompt: Read the labels and values. Explain the relationship the model shows. Ask learners to describe one label or arrow in ordinary words. Use the adjacent transcript if the image is difficult to see.</w:t>
       </w:r>
     </w:p>
     <w:p>
       <w:pPr>
         <w:spacing w:line="336" w:lineRule="auto" w:after="180"/>
-        <w:shd w:fill="F1F6F8"/>
       </w:pPr>
       <w:r>
         <w:rPr>
           <w:b w:val="0"/>
         </w:rPr>
-        <w:t>Teacher prompt: Read the labels and values. Explain the relationship the model shows. Ask learners to describe one label or arrow in ordinary words. Use the adjacent transcript if the image is difficult to see.</w:t>
+        <w:t>Check row/column meanings, units and denominators before discussing a difference. Supplied toy values are not real class or model results.</w:t>
       </w:r>
     </w:p>
     <w:p>
       <w:pPr>
-        <w:spacing w:line="336" w:lineRule="auto" w:after="180"/>
-        <w:shd w:fill="F1F6F8"/>
-      </w:pPr>
-      <w:r>
-        <w:rPr>
-          <w:b w:val="0"/>
-        </w:rPr>
-        <w:t>Check row/column meanings, units and denominators before discussing a difference. Supplied toy values are not real class or model results.</w:t>
-      </w:r>
-    </w:p>
-    <w:p>
-      <w:pPr>
-        <w:pStyle w:val="Heading3"/>
+        <w:pStyle w:val="Heading2"/>
       </w:pPr>
       <w:r>
         <w:t>04. Change one thing. Trace what follows.</w:t>
@@ -5509,7 +6653,7 @@
         <w:drawing>
           <wp:inline xmlns:a="http://schemas.openxmlformats.org/drawingml/2006/main" xmlns:pic="http://schemas.openxmlformats.org/drawingml/2006/picture">
             <wp:extent cx="5486400" cy="3041904"/>
-            <wp:docPr id="6" name="Picture 6" descr="Original case: Compare predictions when the same leaf’s background changes under a controlled test. Changed condition: New cases still use only healthy-white and spotted-blue. Expected result: The collection does not resolve the background confounding. Reason: The same two variables remain coupled instead of being varied separately."/>
+            <wp:docPr id="8" name="Picture 8" descr="Original case: Compare predictions when the same leaf’s background changes under a controlled test. Changed condition: New cases still use only healthy-white and spotted-blue. Expected result: The collection does not resolve the background confounding. Reason: The same two variables remain coupled instead of being varied separately."/>
             <wp:cNvGraphicFramePr>
               <a:graphicFrameLocks noChangeAspect="1"/>
             </wp:cNvGraphicFramePr>
@@ -5521,7 +6665,7 @@
                     <pic:cNvPicPr/>
                   </pic:nvPicPr>
                   <pic:blipFill>
-                    <a:blip r:embed="rId14"/>
+                    <a:blip r:embed="rId15"/>
                     <a:stretch>
                       <a:fillRect/>
                     </a:stretch>
@@ -5589,7 +6733,6 @@
     <w:p>
       <w:pPr>
         <w:spacing w:line="336" w:lineRule="auto" w:after="180"/>
-        <w:shd w:fill="F5F1FB"/>
       </w:pPr>
       <w:r>
         <w:rPr>
@@ -5600,39 +6743,29 @@
     </w:p>
     <w:p>
       <w:pPr>
-        <w:pStyle w:val="Heading3"/>
-      </w:pPr>
-      <w:r>
-        <w:t>Discuss while showing the picture</w:t>
+        <w:spacing w:line="336" w:lineRule="auto" w:after="180"/>
+      </w:pPr>
+      <w:r>
+        <w:rPr>
+          <w:b w:val="0"/>
+        </w:rPr>
+        <w:t>Teacher prompt: Predict before checking the worked changed-case result. Name what changed and what the supplied facts allow you to conclude. Ask learners to describe one label or arrow in ordinary words.</w:t>
       </w:r>
     </w:p>
     <w:p>
       <w:pPr>
         <w:spacing w:line="336" w:lineRule="auto" w:after="180"/>
-        <w:shd w:fill="F1F6F8"/>
       </w:pPr>
       <w:r>
         <w:rPr>
           <w:b w:val="0"/>
         </w:rPr>
-        <w:t>Teacher prompt: Predict before checking the worked changed-case result. Name what changed and what the supplied facts allow you to conclude. Ask learners to describe one label or arrow in ordinary words.</w:t>
+        <w:t>Use the adjacent transcript if the image is difficult to see. Changed-case reasoning: The same two variables remain coupled instead of being varied separately.</w:t>
       </w:r>
     </w:p>
     <w:p>
       <w:pPr>
-        <w:spacing w:line="336" w:lineRule="auto" w:after="180"/>
-        <w:shd w:fill="F1F6F8"/>
-      </w:pPr>
-      <w:r>
-        <w:rPr>
-          <w:b w:val="0"/>
-        </w:rPr>
-        <w:t>Use the adjacent transcript if the image is difficult to see. Changed-case reasoning: The same two variables remain coupled instead of being varied separately.</w:t>
-      </w:r>
-    </w:p>
-    <w:p>
-      <w:pPr>
-        <w:pStyle w:val="Heading3"/>
+        <w:pStyle w:val="Heading2"/>
       </w:pPr>
       <w:r>
         <w:t>05. Connect the explanation to its limit</w:t>
@@ -5643,7 +6776,7 @@
         <w:drawing>
           <wp:inline xmlns:a="http://schemas.openxmlformats.org/drawingml/2006/main" xmlns:pic="http://schemas.openxmlformats.org/drawingml/2006/picture">
             <wp:extent cx="5486400" cy="2834640"/>
-            <wp:docPr id="7" name="Picture 7" descr="A confounder can provide an alternative explanation for a result. Crossing conditions makes the intended feature and the nuisance feature less entangled. Limit: A changed-background test can diagnose sensitivity; it does not prove the model’s complete internal reasoning."/>
+            <wp:docPr id="9" name="Picture 9" descr="A confounder can provide an alternative explanation for a result. Crossing conditions makes the intended feature and the nuisance feature less entangled. Limit: A changed-background test can diagnose sensitivity; it does not prove the model’s complete internal reasoning."/>
             <wp:cNvGraphicFramePr>
               <a:graphicFrameLocks noChangeAspect="1"/>
             </wp:cNvGraphicFramePr>
@@ -5655,7 +6788,7 @@
                     <pic:cNvPicPr/>
                   </pic:nvPicPr>
                   <pic:blipFill>
-                    <a:blip r:embed="rId15"/>
+                    <a:blip r:embed="rId16"/>
                     <a:stretch>
                       <a:fillRect/>
                     </a:stretch>
@@ -5711,7 +6844,6 @@
     <w:p>
       <w:pPr>
         <w:spacing w:line="336" w:lineRule="auto" w:after="180"/>
-        <w:shd w:fill="F5F1FB"/>
       </w:pPr>
       <w:r>
         <w:rPr>
@@ -5722,39 +6854,29 @@
     </w:p>
     <w:p>
       <w:pPr>
-        <w:pStyle w:val="Heading3"/>
-      </w:pPr>
-      <w:r>
-        <w:t>Discuss while showing the picture</w:t>
+        <w:spacing w:line="336" w:lineRule="auto" w:after="180"/>
+      </w:pPr>
+      <w:r>
+        <w:rPr>
+          <w:b w:val="0"/>
+        </w:rPr>
+        <w:t>Teacher prompt: Explain the case, then point to a limit on the claim. Ask learners to describe one label or arrow in ordinary words. Use the adjacent transcript if the image is difficult to see.</w:t>
       </w:r>
     </w:p>
     <w:p>
       <w:pPr>
         <w:spacing w:line="336" w:lineRule="auto" w:after="180"/>
-        <w:shd w:fill="F1F6F8"/>
       </w:pPr>
       <w:r>
         <w:rPr>
           <w:b w:val="0"/>
         </w:rPr>
-        <w:t>Teacher prompt: Explain the case, then point to a limit on the claim. Ask learners to describe one label or arrow in ordinary words. Use the adjacent transcript if the image is difficult to see.</w:t>
+        <w:t>Keep the stated scope: A changed-background test can diagnose sensitivity; it does not prove the model’s complete internal reasoning.</w:t>
       </w:r>
     </w:p>
     <w:p>
       <w:pPr>
-        <w:spacing w:line="336" w:lineRule="auto" w:after="180"/>
-        <w:shd w:fill="F1F6F8"/>
-      </w:pPr>
-      <w:r>
-        <w:rPr>
-          <w:b w:val="0"/>
-        </w:rPr>
-        <w:t>Keep the stated scope: A changed-background test can diagnose sensitivity; it does not prove the model’s complete internal reasoning.</w:t>
-      </w:r>
-    </w:p>
-    <w:p>
-      <w:pPr>
-        <w:pStyle w:val="Heading3"/>
+        <w:pStyle w:val="Heading2"/>
       </w:pPr>
       <w:r>
         <w:t>06. Make the idea visible in your project</w:t>
@@ -5765,7 +6887,7 @@
         <w:drawing>
           <wp:inline xmlns:a="http://schemas.openxmlformats.org/drawingml/2006/main" xmlns:pic="http://schemas.openxmlformats.org/drawingml/2006/picture">
             <wp:extent cx="5486400" cy="3681984"/>
-            <wp:docPr id="8" name="Picture 8" descr="For the Reproducible AI Research Study, retain an annotated worked trace and the changed-case reasoning. Connect the claim to its records, units and assumptions so another investigator can challenge or reproduce it. Draw your input, deciding step, result and limit. Supported question: Draw the four condition/background combinations. Which variables were coupled before, and why would collecting only healthy-white and spotted-blue again leave the confounding unresolved?"/>
+            <wp:docPr id="10" name="Picture 10" descr="For the Reproducible AI Research Study, retain an annotated worked trace and the changed-case reasoning. Connect the claim to its records, units and assumptions so another investigator can challenge or reproduce it. Draw your input, deciding step, result and limit. Supported question: Draw the four condition/background combinations. Which variables were coupled before, and why would collecting only healthy-white and spotted-blue again leave the confounding unresolved?"/>
             <wp:cNvGraphicFramePr>
               <a:graphicFrameLocks noChangeAspect="1"/>
             </wp:cNvGraphicFramePr>
@@ -5777,7 +6899,7 @@
                     <pic:cNvPicPr/>
                   </pic:nvPicPr>
                   <pic:blipFill>
-                    <a:blip r:embed="rId16"/>
+                    <a:blip r:embed="rId17"/>
                     <a:stretch>
                       <a:fillRect/>
                     </a:stretch>
@@ -5844,7 +6966,6 @@
     <w:p>
       <w:pPr>
         <w:spacing w:line="336" w:lineRule="auto" w:after="180"/>
-        <w:shd w:fill="F5F1FB"/>
       </w:pPr>
       <w:r>
         <w:rPr>
@@ -5867,94 +6988,161 @@
     </w:p>
     <w:p>
       <w:pPr>
-        <w:pStyle w:val="Heading3"/>
-      </w:pPr>
-      <w:r>
-        <w:t>Discuss while showing the picture</w:t>
+        <w:spacing w:line="336" w:lineRule="auto" w:after="180"/>
+      </w:pPr>
+      <w:r>
+        <w:rPr>
+          <w:b w:val="0"/>
+        </w:rPr>
+        <w:t xml:space="preserve">Teacher prompt: Draw your project trace and justify the deciding step using </w:t>
+      </w:r>
+      <w:r>
+        <w:rPr>
+          <w:b/>
+        </w:rPr>
+        <w:t>evidence</w:t>
+      </w:r>
+      <w:r>
+        <w:rPr>
+          <w:b w:val="0"/>
+        </w:rPr>
+        <w:t>. Ask learners to describe one label or arrow in ordinary words. Use the adjacent transcript if the image is difficult to see.</w:t>
       </w:r>
     </w:p>
     <w:p>
       <w:pPr>
         <w:spacing w:line="336" w:lineRule="auto" w:after="180"/>
-        <w:shd w:fill="F1F6F8"/>
       </w:pPr>
       <w:r>
         <w:rPr>
           <w:b w:val="0"/>
         </w:rPr>
-        <w:t xml:space="preserve">Teacher prompt: Draw your project trace and justify the deciding step using </w:t>
-      </w:r>
-      <w:r>
-        <w:rPr>
-          <w:b/>
-        </w:rPr>
-        <w:t>evidence</w:t>
-      </w:r>
-      <w:r>
-        <w:rPr>
-          <w:b w:val="0"/>
-        </w:rPr>
-        <w:t>. Ask learners to describe one label or arrow in ordinary words. Use the adjacent transcript if the image is difficult to see.</w:t>
+        <w:t>Supported practice key: Condition and background change together in the original collection. Collect healthy-white, healthy-blue, spotted-white and spotted-blue cases.</w:t>
       </w:r>
     </w:p>
     <w:p>
       <w:pPr>
         <w:spacing w:line="336" w:lineRule="auto" w:after="180"/>
-        <w:shd w:fill="F1F6F8"/>
       </w:pPr>
       <w:r>
         <w:rPr>
           <w:b w:val="0"/>
         </w:rPr>
-        <w:t>Supported practice key: Condition and background change together in the original collection. Collect healthy-white, healthy-blue, spotted-white and spotted-blue cases.</w:t>
+        <w:t xml:space="preserve">Compare </w:t>
+      </w:r>
+      <w:r>
+        <w:rPr>
+          <w:b/>
+        </w:rPr>
+        <w:t>prediction</w:t>
+      </w:r>
+      <w:r>
+        <w:rPr>
+          <w:b w:val="0"/>
+        </w:rPr>
+        <w:t xml:space="preserve">s when the same leaf’s background changes under a </w:t>
+      </w:r>
+      <w:r>
+        <w:rPr>
+          <w:b/>
+        </w:rPr>
+        <w:t>control</w:t>
+      </w:r>
+      <w:r>
+        <w:rPr>
+          <w:b w:val="0"/>
+        </w:rPr>
+        <w:t>led test. Changed case: The collection does not resolve the background confounding.</w:t>
       </w:r>
     </w:p>
     <w:p>
       <w:pPr>
         <w:spacing w:line="336" w:lineRule="auto" w:after="180"/>
-        <w:shd w:fill="F1F6F8"/>
       </w:pPr>
       <w:r>
         <w:rPr>
           <w:b w:val="0"/>
         </w:rPr>
-        <w:t xml:space="preserve">Compare </w:t>
-      </w:r>
-      <w:r>
-        <w:rPr>
-          <w:b/>
-        </w:rPr>
-        <w:t>prediction</w:t>
-      </w:r>
-      <w:r>
-        <w:rPr>
-          <w:b w:val="0"/>
-        </w:rPr>
-        <w:t xml:space="preserve">s when the same leaf’s background changes under a </w:t>
-      </w:r>
-      <w:r>
-        <w:rPr>
-          <w:b/>
-        </w:rPr>
-        <w:t>control</w:t>
-      </w:r>
-      <w:r>
-        <w:rPr>
-          <w:b w:val="0"/>
-        </w:rPr>
-        <w:t>led test. Changed case: The collection does not resolve the background confounding.</w:t>
+        <w:t>The same two variables remain coupled instead of being varied separately.</w:t>
       </w:r>
     </w:p>
     <w:p>
       <w:pPr>
+        <w:pStyle w:val="Heading2"/>
+      </w:pPr>
+      <w:r>
+        <w:t>Earlier wording, alternatives and picture transcripts · reference / check after trying</w:t>
+      </w:r>
+    </w:p>
+    <w:p>
+      <w:pPr>
         <w:spacing w:line="336" w:lineRule="auto" w:after="180"/>
-        <w:shd w:fill="F1F6F8"/>
       </w:pPr>
       <w:r>
         <w:rPr>
           <w:b w:val="0"/>
         </w:rPr>
-        <w:t>The same two variables remain coupled instead of being varied separately.</w:t>
+        <w:t xml:space="preserve">Use one picture at a time. Hide a worked result before asking for a </w:t>
+      </w:r>
+      <w:r>
+        <w:rPr>
+          <w:b/>
+        </w:rPr>
+        <w:t>prediction</w:t>
+      </w:r>
+      <w:r>
+        <w:rPr>
+          <w:b w:val="0"/>
+        </w:rPr>
+        <w:t>, then reveal it for feedback. These are supported teaching cases; retain the separate independent assessment for a fresh first attempt.</w:t>
+      </w:r>
+    </w:p>
+    <w:p>
+      <w:pPr>
+        <w:pStyle w:val="Heading3"/>
+      </w:pPr>
+      <w:r>
+        <w:t>01. Confounders and controls: the case</w:t>
+      </w:r>
+    </w:p>
+    <w:p>
+      <w:pPr>
+        <w:pStyle w:val="Heading3"/>
+      </w:pPr>
+      <w:r>
+        <w:t>02. Follow the deciding steps</w:t>
+      </w:r>
+    </w:p>
+    <w:p>
+      <w:pPr>
+        <w:pStyle w:val="Heading3"/>
+      </w:pPr>
+      <w:r>
+        <w:t>03. Cross class with paper background</w:t>
+      </w:r>
+    </w:p>
+    <w:p>
+      <w:pPr>
+        <w:pStyle w:val="Heading3"/>
+      </w:pPr>
+      <w:r>
+        <w:t>04. Change one thing. Trace what follows.</w:t>
+      </w:r>
+    </w:p>
+    <w:p>
+      <w:pPr>
+        <w:pStyle w:val="Heading3"/>
+      </w:pPr>
+      <w:r>
+        <w:t>05. Connect the explanation to its limit</w:t>
+      </w:r>
+    </w:p>
+    <w:p>
+      <w:pPr>
+        <w:pStyle w:val="Heading3"/>
+      </w:pPr>
+      <w:r>
+        <w:t>06. Make the idea visible in your project</w:t>
       </w:r>
     </w:p>
     <w:sectPr>
